--- a/report/Диссертация.docx
+++ b/report/Диссертация.docx
@@ -132,7 +132,6 @@
         </w:rPr>
         <w:t>“</w:t>
       </w:r>
-      <w:proofErr w:type="gramStart"/>
       <w:r>
         <w:rPr>
           <w:b/>
@@ -147,16 +146,7 @@
           <w:bCs/>
           <w:lang w:val="en-US"/>
         </w:rPr>
-        <w:t>-British</w:t>
-      </w:r>
-      <w:proofErr w:type="gramEnd"/>
-      <w:r>
-        <w:rPr>
-          <w:b/>
-          <w:bCs/>
-          <w:lang w:val="en-US"/>
-        </w:rPr>
-        <w:t xml:space="preserve"> </w:t>
+        <w:t xml:space="preserve">-British </w:t>
       </w:r>
       <w:r>
         <w:rPr>
@@ -407,32 +397,15 @@
           <w:b/>
           <w:bCs/>
         </w:rPr>
-        <w:t xml:space="preserve"> </w:t>
-      </w:r>
-      <w:proofErr w:type="spellStart"/>
-      <w:r>
-        <w:rPr>
-          <w:b/>
-          <w:bCs/>
-        </w:rPr>
-        <w:t>A.Zh</w:t>
-      </w:r>
-      <w:proofErr w:type="spellEnd"/>
-      <w:r>
-        <w:rPr>
-          <w:b/>
-          <w:bCs/>
-        </w:rPr>
-        <w:t>.</w:t>
-      </w:r>
-      <w:r>
-        <w:rPr>
-          <w:b/>
-          <w:bCs/>
-        </w:rPr>
-        <w:t xml:space="preserve"> </w:t>
-      </w:r>
-      <w:proofErr w:type="spellStart"/>
+        <w:t xml:space="preserve"> A.Zh.</w:t>
+      </w:r>
+      <w:r>
+        <w:rPr>
+          <w:b/>
+          <w:bCs/>
+        </w:rPr>
+        <w:t xml:space="preserve"> </w:t>
+      </w:r>
       <w:r>
         <w:rPr>
           <w:b/>
@@ -440,7 +413,6 @@
         </w:rPr>
         <w:t>Imanbayev</w:t>
       </w:r>
-      <w:proofErr w:type="spellEnd"/>
     </w:p>
     <w:p>
       <w:pPr>
@@ -742,19 +714,15 @@
       <w:r>
         <w:t xml:space="preserve"> </w:t>
       </w:r>
-      <w:proofErr w:type="spellStart"/>
       <w:r>
         <w:t>Zh</w:t>
       </w:r>
-      <w:proofErr w:type="spellEnd"/>
       <w:r>
         <w:t xml:space="preserve">. </w:t>
       </w:r>
-      <w:proofErr w:type="spellStart"/>
       <w:r>
         <w:t>Alimseitova</w:t>
       </w:r>
-      <w:proofErr w:type="spellEnd"/>
     </w:p>
     <w:p>
       <w:pPr>
@@ -986,18 +954,11 @@
         <w:t xml:space="preserve">                               </w:t>
       </w:r>
       <w:r>
-        <w:t xml:space="preserve"> </w:t>
-      </w:r>
-      <w:proofErr w:type="spellStart"/>
-      <w:proofErr w:type="gramStart"/>
-      <w:r>
-        <w:t>A.</w:t>
+        <w:t xml:space="preserve"> A.</w:t>
       </w:r>
       <w:r>
         <w:t>Ziro</w:t>
       </w:r>
-      <w:proofErr w:type="spellEnd"/>
-      <w:proofErr w:type="gramEnd"/>
       <w:r>
         <w:rPr>
           <w:u w:val="single"/>
@@ -1099,6 +1060,16 @@
           <w:lang w:val="en-US"/>
         </w:rPr>
       </w:pPr>
+    </w:p>
+    <w:p>
+      <w:pPr>
+        <w:ind w:left="20" w:right="1057"/>
+        <w:jc w:val="center"/>
+        <w:rPr>
+          <w:b/>
+          <w:lang w:val="en-US"/>
+        </w:rPr>
+      </w:pPr>
       <w:r>
         <w:rPr>
           <w:b/>
@@ -1131,12 +1102,2235 @@
     </w:p>
     <w:p>
       <w:pPr>
+        <w:ind w:left="20" w:right="1057"/>
+        <w:jc w:val="center"/>
+        <w:rPr>
+          <w:b/>
+          <w:lang w:val="en-US"/>
+        </w:rPr>
+      </w:pPr>
+      <w:r>
+        <w:rPr>
+          <w:b/>
+          <w:bCs/>
+          <w:lang w:val="en-US"/>
+        </w:rPr>
+        <w:lastRenderedPageBreak/>
+        <w:t>FORECASTING CORRUPTION CRIME TRENDS IN KAZAKHSTAN USING REGRESSION MODELS AND TIME SERIES ANALYSIS WITH NEWS DATA</w:t>
+      </w:r>
+    </w:p>
+    <w:p>
+      <w:pPr>
         <w:ind w:firstLine="709"/>
         <w:rPr>
-          <w:b/>
-          <w:bCs/>
-          <w:lang w:val="en-US"/>
-        </w:rPr>
+          <w:lang w:val="en-US"/>
+        </w:rPr>
+      </w:pPr>
+    </w:p>
+    <w:p>
+      <w:pPr>
+        <w:ind w:firstLine="709"/>
+        <w:rPr>
+          <w:lang w:val="en-US"/>
+        </w:rPr>
+      </w:pPr>
+      <w:r>
+        <w:rPr>
+          <w:lang w:val="en-US"/>
+        </w:rPr>
+        <w:t>Abstract</w:t>
+      </w:r>
+      <w:r>
+        <w:rPr>
+          <w:lang w:val="en-US"/>
+        </w:rPr>
+        <w:t xml:space="preserve"> </w:t>
+      </w:r>
+      <w:r>
+        <w:rPr>
+          <w:lang w:val="en-US"/>
+        </w:rPr>
+        <w:t>–</w:t>
+      </w:r>
+      <w:r>
+        <w:rPr>
+          <w:lang w:val="en-US"/>
+        </w:rPr>
+        <w:t xml:space="preserve"> </w:t>
+      </w:r>
+      <w:r>
+        <w:rPr>
+          <w:lang w:val="en-US"/>
+        </w:rPr>
+        <w:t>Corruption remains a critical challenge for economic development, political stability, and social justice in Kazakhstan. Despite widespread media coverage on corruption issues, the reported crime statistics often appear disconnected from the intensity of media discourse. This discrepancy raises questions about the reliability of official statistics and the possibility of external influences on crime reporting.</w:t>
+      </w:r>
+    </w:p>
+    <w:p>
+      <w:pPr>
+        <w:ind w:firstLine="709"/>
+        <w:rPr>
+          <w:lang w:val="en-US"/>
+        </w:rPr>
+      </w:pPr>
+      <w:r>
+        <w:rPr>
+          <w:lang w:val="en-US"/>
+        </w:rPr>
+        <w:t>The primary objective of this study is to forecast monthly corruption crime numbers in Kazakhstan using advanced time series modeling techniques. A hybrid forecasting model integrating SARIMA, Prophet, and Linear Regression is developed to provide robust predictions.</w:t>
+      </w:r>
+    </w:p>
+    <w:p>
+      <w:pPr>
+        <w:ind w:firstLine="709"/>
+        <w:rPr>
+          <w:lang w:val="en-US"/>
+        </w:rPr>
+      </w:pPr>
+      <w:r>
+        <w:rPr>
+          <w:lang w:val="en-US"/>
+        </w:rPr>
+        <w:t>The research focuses on the dynamics of corruption crimes in Kazakhstan, as captured through official crime statistics and news media data.</w:t>
+      </w:r>
+    </w:p>
+    <w:p>
+      <w:pPr>
+        <w:ind w:firstLine="709"/>
+        <w:jc w:val="left"/>
+        <w:rPr>
+          <w:lang w:val="en-US"/>
+        </w:rPr>
+      </w:pPr>
+      <w:r>
+        <w:rPr>
+          <w:b/>
+          <w:bCs/>
+          <w:lang w:val="en-US"/>
+        </w:rPr>
+        <w:t>Research</w:t>
+      </w:r>
+      <w:r>
+        <w:rPr>
+          <w:b/>
+          <w:bCs/>
+          <w:lang w:val="en-US"/>
+        </w:rPr>
+        <w:t xml:space="preserve"> </w:t>
+      </w:r>
+      <w:r>
+        <w:rPr>
+          <w:b/>
+          <w:bCs/>
+          <w:lang w:val="en-US"/>
+        </w:rPr>
+        <w:t>Methods:</w:t>
+      </w:r>
+      <w:r>
+        <w:rPr>
+          <w:lang w:val="en-US"/>
+        </w:rPr>
+        <w:br/>
+        <w:t>Data is collected from two main sources:</w:t>
+      </w:r>
+    </w:p>
+    <w:p>
+      <w:pPr>
+        <w:numPr>
+          <w:ilvl w:val="0"/>
+          <w:numId w:val="4"/>
+        </w:numPr>
+        <w:rPr>
+          <w:lang w:val="en-US"/>
+        </w:rPr>
+      </w:pPr>
+      <w:r>
+        <w:rPr>
+          <w:lang w:val="en-US"/>
+        </w:rPr>
+        <w:t>Official monthly crime reports on corruption, starting from 2016.</w:t>
+      </w:r>
+    </w:p>
+    <w:p>
+      <w:pPr>
+        <w:numPr>
+          <w:ilvl w:val="0"/>
+          <w:numId w:val="4"/>
+        </w:numPr>
+        <w:rPr>
+          <w:lang w:val="en-US"/>
+        </w:rPr>
+      </w:pPr>
+      <w:r>
+        <w:rPr>
+          <w:lang w:val="en-US"/>
+        </w:rPr>
+        <w:t xml:space="preserve">News articles related to corruption, from which key corruption-related keywords are extracted and aggregated </w:t>
+      </w:r>
+      <w:r>
+        <w:rPr>
+          <w:lang w:val="en-US"/>
+        </w:rPr>
+        <w:t>monthly</w:t>
+      </w:r>
+      <w:r>
+        <w:rPr>
+          <w:lang w:val="en-US"/>
+        </w:rPr>
+        <w:t>.</w:t>
+      </w:r>
+    </w:p>
+    <w:p>
+      <w:pPr>
+        <w:ind w:firstLine="709"/>
+        <w:rPr>
+          <w:lang w:val="en-US"/>
+        </w:rPr>
+      </w:pPr>
+      <w:r>
+        <w:rPr>
+          <w:lang w:val="en-US"/>
+        </w:rPr>
+        <w:t>The two datasets are merged by date to create a unified time series. Time series models, including SARIMA and Prophet, are employed, and their performance is evaluated using cross-validation methods (rolling and expanding window CV). Statistical tests, such as Pearson correlation and Granger causality, are also applied to assess the relationship between media coverage and crime statistics.</w:t>
+      </w:r>
+    </w:p>
+    <w:p>
+      <w:pPr>
+        <w:ind w:firstLine="709"/>
+        <w:rPr>
+          <w:lang w:val="en-US"/>
+        </w:rPr>
+      </w:pPr>
+      <w:r>
+        <w:rPr>
+          <w:lang w:val="en-US"/>
+        </w:rPr>
+        <w:t>The hybrid forecasting model achieved high performance (R² &gt; 0.91, with the best model reaching an R² of 0.99), providing accurate forecasts for 2025 and 2026. Notably, the analysis revealed a weak correlation between media keyword counts and reported corruption crimes, suggesting that crime statistics might be influenced by external control or manipulation. This novel insight contributes to both scientific understanding and practical policy discussions regarding transparency in crime reporting.</w:t>
+      </w:r>
+    </w:p>
+    <w:p>
+      <w:pPr>
+        <w:ind w:firstLine="709"/>
+        <w:jc w:val="left"/>
+        <w:rPr>
+          <w:lang w:val="en-US"/>
+        </w:rPr>
+      </w:pPr>
+      <w:r>
+        <w:rPr>
+          <w:b/>
+          <w:bCs/>
+          <w:lang w:val="en-US"/>
+        </w:rPr>
+        <w:t>Volume and Structure of the Dissertation:</w:t>
+      </w:r>
+      <w:r>
+        <w:rPr>
+          <w:lang w:val="en-US"/>
+        </w:rPr>
+        <w:br/>
+      </w:r>
+      <w:r>
+        <w:rPr>
+          <w:lang w:val="en-US"/>
+        </w:rPr>
+        <w:t>None.</w:t>
+      </w:r>
+    </w:p>
+    <w:p>
+      <w:pPr>
+        <w:ind w:firstLine="709"/>
+        <w:jc w:val="left"/>
+        <w:rPr>
+          <w:lang w:val="en-US"/>
+        </w:rPr>
+      </w:pPr>
+      <w:r>
+        <w:rPr>
+          <w:b/>
+          <w:bCs/>
+          <w:lang w:val="en-US"/>
+        </w:rPr>
+        <w:t>Number of Illustrations, Tables, and References:</w:t>
+      </w:r>
+      <w:r>
+        <w:rPr>
+          <w:lang w:val="en-US"/>
+        </w:rPr>
+        <w:br/>
+      </w:r>
+      <w:r>
+        <w:rPr>
+          <w:lang w:val="en-US"/>
+        </w:rPr>
+        <w:t>None.</w:t>
+      </w:r>
+    </w:p>
+    <w:p>
+      <w:pPr>
+        <w:ind w:firstLine="709"/>
+        <w:jc w:val="left"/>
+        <w:rPr>
+          <w:lang w:val="en-US"/>
+        </w:rPr>
+      </w:pPr>
+      <w:r>
+        <w:rPr>
+          <w:b/>
+          <w:bCs/>
+          <w:lang w:val="en-US"/>
+        </w:rPr>
+        <w:t>List of Keywords:</w:t>
+      </w:r>
+      <w:r>
+        <w:rPr>
+          <w:lang w:val="en-US"/>
+        </w:rPr>
+        <w:br/>
+        <w:t>corruption, forecasting, time series, hybrid model, SARIMA, Prophet, Kazakhstan</w:t>
+      </w:r>
+    </w:p>
+    <w:p>
+      <w:pPr>
+        <w:ind w:firstLine="709"/>
+        <w:jc w:val="left"/>
+        <w:rPr>
+          <w:lang w:val="en-US"/>
+        </w:rPr>
+      </w:pPr>
+      <w:r>
+        <w:rPr>
+          <w:b/>
+          <w:bCs/>
+          <w:lang w:val="en-US"/>
+        </w:rPr>
+        <w:t>Information on Publications:</w:t>
+      </w:r>
+      <w:r>
+        <w:rPr>
+          <w:lang w:val="en-US"/>
+        </w:rPr>
+        <w:br/>
+      </w:r>
+      <w:r>
+        <w:rPr>
+          <w:lang w:val="en-US"/>
+        </w:rPr>
+        <w:t>None.</w:t>
+      </w:r>
+    </w:p>
+    <w:p>
+      <w:pPr>
+        <w:ind w:firstLine="709"/>
+        <w:rPr>
+          <w:lang w:val="en-US"/>
+        </w:rPr>
+      </w:pPr>
+    </w:p>
+    <w:p>
+      <w:pPr>
+        <w:ind w:firstLine="709"/>
+        <w:rPr>
+          <w:lang w:val="en-US"/>
+        </w:rPr>
+      </w:pPr>
+    </w:p>
+    <w:p>
+      <w:pPr>
+        <w:rPr>
+          <w:lang w:val="en-US"/>
+        </w:rPr>
+        <w:sectPr>
+          <w:footerReference w:type="default" r:id="rId9"/>
+          <w:pgSz w:w="11906" w:h="16838"/>
+          <w:pgMar w:top="1134" w:right="567" w:bottom="1134" w:left="1701" w:header="709" w:footer="709" w:gutter="0"/>
+          <w:cols w:space="708"/>
+          <w:titlePg/>
+          <w:docGrid w:linePitch="381"/>
+        </w:sectPr>
+      </w:pPr>
+      <w:r>
+        <w:rPr>
+          <w:lang w:val="en-US"/>
+        </w:rPr>
+        <w:br w:type="page"/>
+      </w:r>
+    </w:p>
+    <w:p>
+      <w:pPr>
+        <w:jc w:val="center"/>
+        <w:rPr>
+          <w:rFonts w:eastAsia="Times New Roman" w:cs="Times New Roman"/>
+          <w:b/>
+          <w:bCs/>
+          <w:color w:val="000000"/>
+          <w:szCs w:val="28"/>
+          <w:lang w:val="en-US" w:eastAsia="ru-RU"/>
+        </w:rPr>
+      </w:pPr>
+      <w:r>
+        <w:rPr>
+          <w:rFonts w:eastAsia="Times New Roman" w:cs="Times New Roman"/>
+          <w:b/>
+          <w:bCs/>
+          <w:color w:val="000000"/>
+          <w:szCs w:val="28"/>
+          <w:lang w:eastAsia="ru-RU"/>
+        </w:rPr>
+        <w:lastRenderedPageBreak/>
+        <w:t>ҚАЗАҚСТАНДАҒЫ</w:t>
+      </w:r>
+      <w:r>
+        <w:rPr>
+          <w:rFonts w:eastAsia="Times New Roman" w:cs="Times New Roman"/>
+          <w:b/>
+          <w:bCs/>
+          <w:color w:val="000000"/>
+          <w:szCs w:val="28"/>
+          <w:lang w:val="en-US" w:eastAsia="ru-RU"/>
+        </w:rPr>
+        <w:t xml:space="preserve"> </w:t>
+      </w:r>
+      <w:r>
+        <w:rPr>
+          <w:rFonts w:eastAsia="Times New Roman" w:cs="Times New Roman"/>
+          <w:b/>
+          <w:bCs/>
+          <w:color w:val="000000"/>
+          <w:szCs w:val="28"/>
+          <w:lang w:eastAsia="ru-RU"/>
+        </w:rPr>
+        <w:t>СЫБАЙЛАС</w:t>
+      </w:r>
+      <w:r>
+        <w:rPr>
+          <w:rFonts w:eastAsia="Times New Roman" w:cs="Times New Roman"/>
+          <w:b/>
+          <w:bCs/>
+          <w:color w:val="000000"/>
+          <w:szCs w:val="28"/>
+          <w:lang w:val="en-US" w:eastAsia="ru-RU"/>
+        </w:rPr>
+        <w:t xml:space="preserve"> </w:t>
+      </w:r>
+      <w:r>
+        <w:rPr>
+          <w:rFonts w:eastAsia="Times New Roman" w:cs="Times New Roman"/>
+          <w:b/>
+          <w:bCs/>
+          <w:color w:val="000000"/>
+          <w:szCs w:val="28"/>
+          <w:lang w:eastAsia="ru-RU"/>
+        </w:rPr>
+        <w:t>ЖЕМҚОРЛЫҚ</w:t>
+      </w:r>
+      <w:r>
+        <w:rPr>
+          <w:rFonts w:eastAsia="Times New Roman" w:cs="Times New Roman"/>
+          <w:b/>
+          <w:bCs/>
+          <w:color w:val="000000"/>
+          <w:szCs w:val="28"/>
+          <w:lang w:val="en-US" w:eastAsia="ru-RU"/>
+        </w:rPr>
+        <w:t xml:space="preserve"> </w:t>
+      </w:r>
+      <w:r>
+        <w:rPr>
+          <w:rFonts w:eastAsia="Times New Roman" w:cs="Times New Roman"/>
+          <w:b/>
+          <w:bCs/>
+          <w:color w:val="000000"/>
+          <w:szCs w:val="28"/>
+          <w:lang w:eastAsia="ru-RU"/>
+        </w:rPr>
+        <w:t>ҚЫЛМЫСТАРЫНЫҢ</w:t>
+      </w:r>
+      <w:r>
+        <w:rPr>
+          <w:rFonts w:eastAsia="Times New Roman" w:cs="Times New Roman"/>
+          <w:b/>
+          <w:bCs/>
+          <w:color w:val="000000"/>
+          <w:szCs w:val="28"/>
+          <w:lang w:val="en-US" w:eastAsia="ru-RU"/>
+        </w:rPr>
+        <w:t xml:space="preserve"> </w:t>
+      </w:r>
+      <w:r>
+        <w:rPr>
+          <w:rFonts w:eastAsia="Times New Roman" w:cs="Times New Roman"/>
+          <w:b/>
+          <w:bCs/>
+          <w:color w:val="000000"/>
+          <w:szCs w:val="28"/>
+          <w:lang w:eastAsia="ru-RU"/>
+        </w:rPr>
+        <w:t>ТЕНДЕНЦИЯЛАРЫН</w:t>
+      </w:r>
+      <w:r>
+        <w:rPr>
+          <w:rFonts w:eastAsia="Times New Roman" w:cs="Times New Roman"/>
+          <w:b/>
+          <w:bCs/>
+          <w:color w:val="000000"/>
+          <w:szCs w:val="28"/>
+          <w:lang w:val="en-US" w:eastAsia="ru-RU"/>
+        </w:rPr>
+        <w:t xml:space="preserve"> </w:t>
+      </w:r>
+      <w:r>
+        <w:rPr>
+          <w:rFonts w:eastAsia="Times New Roman" w:cs="Times New Roman"/>
+          <w:b/>
+          <w:bCs/>
+          <w:color w:val="000000"/>
+          <w:szCs w:val="28"/>
+          <w:lang w:eastAsia="ru-RU"/>
+        </w:rPr>
+        <w:t>РЕГРЕССИЯЛЫҚ</w:t>
+      </w:r>
+      <w:r>
+        <w:rPr>
+          <w:rFonts w:eastAsia="Times New Roman" w:cs="Times New Roman"/>
+          <w:b/>
+          <w:bCs/>
+          <w:color w:val="000000"/>
+          <w:szCs w:val="28"/>
+          <w:lang w:val="en-US" w:eastAsia="ru-RU"/>
+        </w:rPr>
+        <w:t xml:space="preserve"> </w:t>
+      </w:r>
+      <w:r>
+        <w:rPr>
+          <w:rFonts w:eastAsia="Times New Roman" w:cs="Times New Roman"/>
+          <w:b/>
+          <w:bCs/>
+          <w:color w:val="000000"/>
+          <w:szCs w:val="28"/>
+          <w:lang w:eastAsia="ru-RU"/>
+        </w:rPr>
+        <w:t>МОДЕЛЬДЕР</w:t>
+      </w:r>
+      <w:r>
+        <w:rPr>
+          <w:rFonts w:eastAsia="Times New Roman" w:cs="Times New Roman"/>
+          <w:b/>
+          <w:bCs/>
+          <w:color w:val="000000"/>
+          <w:szCs w:val="28"/>
+          <w:lang w:val="en-US" w:eastAsia="ru-RU"/>
+        </w:rPr>
+        <w:t xml:space="preserve">, </w:t>
+      </w:r>
+      <w:r>
+        <w:rPr>
+          <w:rFonts w:eastAsia="Times New Roman" w:cs="Times New Roman"/>
+          <w:b/>
+          <w:bCs/>
+          <w:color w:val="000000"/>
+          <w:szCs w:val="28"/>
+          <w:lang w:eastAsia="ru-RU"/>
+        </w:rPr>
+        <w:t>УАҚЫТТЫҚ</w:t>
+      </w:r>
+      <w:r>
+        <w:rPr>
+          <w:rFonts w:eastAsia="Times New Roman" w:cs="Times New Roman"/>
+          <w:b/>
+          <w:bCs/>
+          <w:color w:val="000000"/>
+          <w:szCs w:val="28"/>
+          <w:lang w:val="en-US" w:eastAsia="ru-RU"/>
+        </w:rPr>
+        <w:t xml:space="preserve"> </w:t>
+      </w:r>
+      <w:r>
+        <w:rPr>
+          <w:rFonts w:eastAsia="Times New Roman" w:cs="Times New Roman"/>
+          <w:b/>
+          <w:bCs/>
+          <w:color w:val="000000"/>
+          <w:szCs w:val="28"/>
+          <w:lang w:eastAsia="ru-RU"/>
+        </w:rPr>
+        <w:t>ҚАТАРЛАР</w:t>
+      </w:r>
+      <w:r>
+        <w:rPr>
+          <w:rFonts w:eastAsia="Times New Roman" w:cs="Times New Roman"/>
+          <w:b/>
+          <w:bCs/>
+          <w:color w:val="000000"/>
+          <w:szCs w:val="28"/>
+          <w:lang w:val="en-US" w:eastAsia="ru-RU"/>
+        </w:rPr>
+        <w:t xml:space="preserve"> </w:t>
+      </w:r>
+      <w:r>
+        <w:rPr>
+          <w:rFonts w:eastAsia="Times New Roman" w:cs="Times New Roman"/>
+          <w:b/>
+          <w:bCs/>
+          <w:color w:val="000000"/>
+          <w:szCs w:val="28"/>
+          <w:lang w:eastAsia="ru-RU"/>
+        </w:rPr>
+        <w:t>АНАЛИЗІ</w:t>
+      </w:r>
+      <w:r>
+        <w:rPr>
+          <w:rFonts w:eastAsia="Times New Roman" w:cs="Times New Roman"/>
+          <w:b/>
+          <w:bCs/>
+          <w:color w:val="000000"/>
+          <w:szCs w:val="28"/>
+          <w:lang w:val="en-US" w:eastAsia="ru-RU"/>
+        </w:rPr>
+        <w:t xml:space="preserve"> </w:t>
+      </w:r>
+      <w:r>
+        <w:rPr>
+          <w:rFonts w:eastAsia="Times New Roman" w:cs="Times New Roman"/>
+          <w:b/>
+          <w:bCs/>
+          <w:color w:val="000000"/>
+          <w:szCs w:val="28"/>
+          <w:lang w:eastAsia="ru-RU"/>
+        </w:rPr>
+        <w:t>ЖӘНЕ</w:t>
+      </w:r>
+      <w:r>
+        <w:rPr>
+          <w:rFonts w:eastAsia="Times New Roman" w:cs="Times New Roman"/>
+          <w:b/>
+          <w:bCs/>
+          <w:color w:val="000000"/>
+          <w:szCs w:val="28"/>
+          <w:lang w:val="en-US" w:eastAsia="ru-RU"/>
+        </w:rPr>
+        <w:t xml:space="preserve"> </w:t>
+      </w:r>
+      <w:r>
+        <w:rPr>
+          <w:rFonts w:eastAsia="Times New Roman" w:cs="Times New Roman"/>
+          <w:b/>
+          <w:bCs/>
+          <w:color w:val="000000"/>
+          <w:szCs w:val="28"/>
+          <w:lang w:eastAsia="ru-RU"/>
+        </w:rPr>
+        <w:t>ЖАҢАЛЫҚТАР</w:t>
+      </w:r>
+      <w:r>
+        <w:rPr>
+          <w:rFonts w:eastAsia="Times New Roman" w:cs="Times New Roman"/>
+          <w:b/>
+          <w:bCs/>
+          <w:color w:val="000000"/>
+          <w:szCs w:val="28"/>
+          <w:lang w:val="en-US" w:eastAsia="ru-RU"/>
+        </w:rPr>
+        <w:t xml:space="preserve"> </w:t>
+      </w:r>
+      <w:r>
+        <w:rPr>
+          <w:rFonts w:eastAsia="Times New Roman" w:cs="Times New Roman"/>
+          <w:b/>
+          <w:bCs/>
+          <w:color w:val="000000"/>
+          <w:szCs w:val="28"/>
+          <w:lang w:eastAsia="ru-RU"/>
+        </w:rPr>
+        <w:t>ДЕРЕКТЕРІ</w:t>
+      </w:r>
+      <w:r>
+        <w:rPr>
+          <w:rFonts w:eastAsia="Times New Roman" w:cs="Times New Roman"/>
+          <w:b/>
+          <w:bCs/>
+          <w:color w:val="000000"/>
+          <w:szCs w:val="28"/>
+          <w:lang w:val="en-US" w:eastAsia="ru-RU"/>
+        </w:rPr>
+        <w:t xml:space="preserve"> </w:t>
+      </w:r>
+      <w:r>
+        <w:rPr>
+          <w:rFonts w:eastAsia="Times New Roman" w:cs="Times New Roman"/>
+          <w:b/>
+          <w:bCs/>
+          <w:color w:val="000000"/>
+          <w:szCs w:val="28"/>
+          <w:lang w:eastAsia="ru-RU"/>
+        </w:rPr>
+        <w:t>АРҚЫЛЫ</w:t>
+      </w:r>
+      <w:r>
+        <w:rPr>
+          <w:rFonts w:eastAsia="Times New Roman" w:cs="Times New Roman"/>
+          <w:b/>
+          <w:bCs/>
+          <w:color w:val="000000"/>
+          <w:szCs w:val="28"/>
+          <w:lang w:val="en-US" w:eastAsia="ru-RU"/>
+        </w:rPr>
+        <w:t xml:space="preserve">  </w:t>
+      </w:r>
+      <w:r>
+        <w:rPr>
+          <w:rFonts w:eastAsia="Times New Roman" w:cs="Times New Roman"/>
+          <w:b/>
+          <w:bCs/>
+          <w:color w:val="000000"/>
+          <w:szCs w:val="28"/>
+          <w:lang w:eastAsia="ru-RU"/>
+        </w:rPr>
+        <w:t>БОЛЖАУ</w:t>
+      </w:r>
+    </w:p>
+    <w:p>
+      <w:pPr>
+        <w:rPr>
+          <w:lang w:val="en-US"/>
+        </w:rPr>
+      </w:pPr>
+    </w:p>
+    <w:p>
+      <w:pPr>
+        <w:ind w:firstLine="708"/>
+        <w:rPr>
+          <w:lang w:val="en-US"/>
+        </w:rPr>
+      </w:pPr>
+      <w:r>
+        <w:rPr>
+          <w:szCs w:val="28"/>
+        </w:rPr>
+        <w:t>Аңдатпа</w:t>
+      </w:r>
+      <w:r>
+        <w:rPr>
+          <w:szCs w:val="28"/>
+          <w:lang w:val="en-US"/>
+        </w:rPr>
+        <w:t xml:space="preserve"> </w:t>
+      </w:r>
+      <w:r>
+        <w:rPr>
+          <w:lang w:val="en-US"/>
+        </w:rPr>
+        <w:t xml:space="preserve">– </w:t>
+      </w:r>
+      <w:r>
+        <w:t>Қазақстанда</w:t>
+      </w:r>
+      <w:r>
+        <w:rPr>
+          <w:lang w:val="en-US"/>
+        </w:rPr>
+        <w:t xml:space="preserve"> </w:t>
+      </w:r>
+      <w:r>
+        <w:t>жемқорлық</w:t>
+      </w:r>
+      <w:r>
+        <w:rPr>
+          <w:lang w:val="en-US"/>
+        </w:rPr>
+        <w:t xml:space="preserve"> </w:t>
+      </w:r>
+      <w:r>
+        <w:t>экономикалық</w:t>
+      </w:r>
+      <w:r>
+        <w:rPr>
+          <w:lang w:val="en-US"/>
+        </w:rPr>
+        <w:t xml:space="preserve"> </w:t>
+      </w:r>
+      <w:r>
+        <w:t>даму</w:t>
+      </w:r>
+      <w:r>
+        <w:rPr>
+          <w:lang w:val="en-US"/>
+        </w:rPr>
+        <w:t xml:space="preserve">, </w:t>
+      </w:r>
+      <w:r>
+        <w:t>саяси</w:t>
+      </w:r>
+      <w:r>
+        <w:rPr>
+          <w:lang w:val="en-US"/>
+        </w:rPr>
+        <w:t xml:space="preserve"> </w:t>
+      </w:r>
+      <w:r>
+        <w:t>тұрақтылық</w:t>
+      </w:r>
+      <w:r>
+        <w:rPr>
+          <w:lang w:val="en-US"/>
+        </w:rPr>
+        <w:t xml:space="preserve"> </w:t>
+      </w:r>
+      <w:r>
+        <w:t>және</w:t>
+      </w:r>
+      <w:r>
+        <w:rPr>
+          <w:lang w:val="en-US"/>
+        </w:rPr>
+        <w:t xml:space="preserve"> </w:t>
+      </w:r>
+      <w:r>
+        <w:t>әлеуметтік</w:t>
+      </w:r>
+      <w:r>
+        <w:rPr>
+          <w:lang w:val="en-US"/>
+        </w:rPr>
+        <w:t xml:space="preserve"> </w:t>
+      </w:r>
+      <w:r>
+        <w:t>әділеттілік</w:t>
+      </w:r>
+      <w:r>
+        <w:rPr>
+          <w:lang w:val="en-US"/>
+        </w:rPr>
+        <w:t xml:space="preserve"> </w:t>
+      </w:r>
+      <w:r>
+        <w:t>үшін</w:t>
+      </w:r>
+      <w:r>
+        <w:rPr>
+          <w:lang w:val="en-US"/>
+        </w:rPr>
+        <w:t xml:space="preserve"> </w:t>
+      </w:r>
+      <w:r>
+        <w:t>аса</w:t>
+      </w:r>
+      <w:r>
+        <w:rPr>
+          <w:lang w:val="en-US"/>
+        </w:rPr>
+        <w:t xml:space="preserve"> </w:t>
+      </w:r>
+      <w:r>
+        <w:t>маңызды</w:t>
+      </w:r>
+      <w:r>
+        <w:rPr>
+          <w:lang w:val="en-US"/>
+        </w:rPr>
+        <w:t xml:space="preserve"> </w:t>
+      </w:r>
+      <w:r>
+        <w:t>қиындық</w:t>
+      </w:r>
+      <w:r>
+        <w:rPr>
+          <w:lang w:val="en-US"/>
+        </w:rPr>
+        <w:t xml:space="preserve"> </w:t>
+      </w:r>
+      <w:r>
+        <w:t>болып</w:t>
+      </w:r>
+      <w:r>
+        <w:rPr>
+          <w:lang w:val="en-US"/>
+        </w:rPr>
+        <w:t xml:space="preserve"> </w:t>
+      </w:r>
+      <w:r>
+        <w:t>қала</w:t>
+      </w:r>
+      <w:r>
+        <w:rPr>
+          <w:lang w:val="en-US"/>
+        </w:rPr>
+        <w:t xml:space="preserve"> </w:t>
+      </w:r>
+      <w:r>
+        <w:t>береді</w:t>
+      </w:r>
+      <w:r>
+        <w:rPr>
+          <w:lang w:val="en-US"/>
+        </w:rPr>
+        <w:t xml:space="preserve">. </w:t>
+      </w:r>
+      <w:r>
+        <w:t>Жемқорлық</w:t>
+      </w:r>
+      <w:r>
+        <w:rPr>
+          <w:lang w:val="en-US"/>
+        </w:rPr>
+        <w:t xml:space="preserve"> </w:t>
+      </w:r>
+      <w:r>
+        <w:t>мәселелеріне</w:t>
+      </w:r>
+      <w:r>
+        <w:rPr>
+          <w:lang w:val="en-US"/>
+        </w:rPr>
+        <w:t xml:space="preserve"> </w:t>
+      </w:r>
+      <w:r>
+        <w:t>қатысты</w:t>
+      </w:r>
+      <w:r>
+        <w:rPr>
+          <w:lang w:val="en-US"/>
+        </w:rPr>
+        <w:t xml:space="preserve"> </w:t>
+      </w:r>
+      <w:r>
+        <w:t>медиа</w:t>
+      </w:r>
+      <w:r>
+        <w:rPr>
+          <w:lang w:val="en-US"/>
+        </w:rPr>
+        <w:t xml:space="preserve"> </w:t>
+      </w:r>
+      <w:r>
+        <w:t>кеңістігіндегі</w:t>
+      </w:r>
+      <w:r>
+        <w:rPr>
+          <w:lang w:val="en-US"/>
+        </w:rPr>
+        <w:t xml:space="preserve"> </w:t>
+      </w:r>
+      <w:r>
+        <w:t>кең</w:t>
+      </w:r>
+      <w:r>
+        <w:rPr>
+          <w:lang w:val="en-US"/>
+        </w:rPr>
+        <w:t xml:space="preserve"> </w:t>
+      </w:r>
+      <w:r>
+        <w:t>ауқымды</w:t>
+      </w:r>
+      <w:r>
+        <w:rPr>
+          <w:lang w:val="en-US"/>
+        </w:rPr>
+        <w:t xml:space="preserve"> </w:t>
+      </w:r>
+      <w:r>
+        <w:t>хабарландыруға</w:t>
+      </w:r>
+      <w:r>
+        <w:rPr>
+          <w:lang w:val="en-US"/>
+        </w:rPr>
+        <w:t xml:space="preserve"> </w:t>
+      </w:r>
+      <w:r>
+        <w:t>қарамастан</w:t>
+      </w:r>
+      <w:r>
+        <w:rPr>
+          <w:lang w:val="en-US"/>
+        </w:rPr>
+        <w:t xml:space="preserve">, </w:t>
+      </w:r>
+      <w:r>
+        <w:t>ресми</w:t>
+      </w:r>
+      <w:r>
+        <w:rPr>
+          <w:lang w:val="en-US"/>
+        </w:rPr>
+        <w:t xml:space="preserve"> </w:t>
+      </w:r>
+      <w:r>
+        <w:t>қылмыс</w:t>
+      </w:r>
+      <w:r>
+        <w:rPr>
+          <w:lang w:val="en-US"/>
+        </w:rPr>
+        <w:t xml:space="preserve"> </w:t>
+      </w:r>
+      <w:r>
+        <w:t>статистикасы</w:t>
+      </w:r>
+      <w:r>
+        <w:rPr>
+          <w:lang w:val="en-US"/>
+        </w:rPr>
+        <w:t xml:space="preserve"> </w:t>
+      </w:r>
+      <w:r>
+        <w:t>көбіне</w:t>
+      </w:r>
+      <w:r>
+        <w:rPr>
+          <w:lang w:val="en-US"/>
+        </w:rPr>
+        <w:t xml:space="preserve"> </w:t>
+      </w:r>
+      <w:r>
+        <w:t>медиа</w:t>
+      </w:r>
+      <w:r>
+        <w:rPr>
+          <w:lang w:val="en-US"/>
+        </w:rPr>
+        <w:t xml:space="preserve"> </w:t>
+      </w:r>
+      <w:r>
+        <w:t>дискурстың</w:t>
+      </w:r>
+      <w:r>
+        <w:rPr>
+          <w:lang w:val="en-US"/>
+        </w:rPr>
+        <w:t xml:space="preserve"> </w:t>
+      </w:r>
+      <w:r>
+        <w:t>қарқындығынан</w:t>
+      </w:r>
+      <w:r>
+        <w:rPr>
+          <w:lang w:val="en-US"/>
+        </w:rPr>
+        <w:t xml:space="preserve"> </w:t>
+      </w:r>
+      <w:r>
+        <w:t>ажыратылып</w:t>
+      </w:r>
+      <w:r>
+        <w:rPr>
+          <w:lang w:val="en-US"/>
+        </w:rPr>
+        <w:t xml:space="preserve"> </w:t>
+      </w:r>
+      <w:r>
+        <w:t>көрінеді</w:t>
+      </w:r>
+      <w:r>
+        <w:rPr>
+          <w:lang w:val="en-US"/>
+        </w:rPr>
+        <w:t xml:space="preserve">. </w:t>
+      </w:r>
+      <w:r>
+        <w:t>Бұл</w:t>
+      </w:r>
+      <w:r>
+        <w:rPr>
+          <w:lang w:val="en-US"/>
+        </w:rPr>
+        <w:t xml:space="preserve"> </w:t>
+      </w:r>
+      <w:r>
+        <w:t>айырмашылық</w:t>
+      </w:r>
+      <w:r>
+        <w:rPr>
+          <w:lang w:val="en-US"/>
+        </w:rPr>
+        <w:t xml:space="preserve"> </w:t>
+      </w:r>
+      <w:r>
+        <w:t>ресми</w:t>
+      </w:r>
+      <w:r>
+        <w:rPr>
+          <w:lang w:val="en-US"/>
+        </w:rPr>
+        <w:t xml:space="preserve"> </w:t>
+      </w:r>
+      <w:r>
+        <w:t>статистиканың</w:t>
+      </w:r>
+      <w:r>
+        <w:rPr>
+          <w:lang w:val="en-US"/>
+        </w:rPr>
+        <w:t xml:space="preserve"> </w:t>
+      </w:r>
+      <w:r>
+        <w:t>сенімділігіне</w:t>
+      </w:r>
+      <w:r>
+        <w:rPr>
+          <w:lang w:val="en-US"/>
+        </w:rPr>
+        <w:t xml:space="preserve"> </w:t>
+      </w:r>
+      <w:r>
+        <w:t>және</w:t>
+      </w:r>
+      <w:r>
+        <w:rPr>
+          <w:lang w:val="en-US"/>
+        </w:rPr>
+        <w:t xml:space="preserve"> </w:t>
+      </w:r>
+      <w:r>
+        <w:t>қылмыс</w:t>
+      </w:r>
+      <w:r>
+        <w:rPr>
+          <w:lang w:val="en-US"/>
+        </w:rPr>
+        <w:t xml:space="preserve"> </w:t>
+      </w:r>
+      <w:r>
+        <w:t>туралы</w:t>
+      </w:r>
+      <w:r>
+        <w:rPr>
+          <w:lang w:val="en-US"/>
+        </w:rPr>
+        <w:t xml:space="preserve"> </w:t>
+      </w:r>
+      <w:r>
+        <w:t>есеп</w:t>
+      </w:r>
+      <w:r>
+        <w:rPr>
+          <w:lang w:val="en-US"/>
+        </w:rPr>
+        <w:t xml:space="preserve"> </w:t>
+      </w:r>
+      <w:r>
+        <w:t>беру</w:t>
+      </w:r>
+      <w:r>
+        <w:rPr>
+          <w:lang w:val="en-US"/>
+        </w:rPr>
+        <w:t xml:space="preserve"> </w:t>
+      </w:r>
+      <w:r>
+        <w:t>кезінде</w:t>
+      </w:r>
+      <w:r>
+        <w:rPr>
+          <w:lang w:val="en-US"/>
+        </w:rPr>
+        <w:t xml:space="preserve"> </w:t>
+      </w:r>
+      <w:r>
+        <w:t>сыртқы</w:t>
+      </w:r>
+      <w:r>
+        <w:rPr>
+          <w:lang w:val="en-US"/>
+        </w:rPr>
+        <w:t xml:space="preserve"> </w:t>
+      </w:r>
+      <w:r>
+        <w:t>әсердің</w:t>
+      </w:r>
+      <w:r>
+        <w:rPr>
+          <w:lang w:val="en-US"/>
+        </w:rPr>
+        <w:t xml:space="preserve"> </w:t>
+      </w:r>
+      <w:r>
+        <w:t>ықтималдығына</w:t>
+      </w:r>
+      <w:r>
+        <w:rPr>
+          <w:lang w:val="en-US"/>
+        </w:rPr>
+        <w:t xml:space="preserve"> </w:t>
+      </w:r>
+      <w:r>
+        <w:t>қатысты</w:t>
+      </w:r>
+      <w:r>
+        <w:rPr>
+          <w:lang w:val="en-US"/>
+        </w:rPr>
+        <w:t xml:space="preserve"> </w:t>
+      </w:r>
+      <w:r>
+        <w:t>сұрақтар</w:t>
+      </w:r>
+      <w:r>
+        <w:rPr>
+          <w:lang w:val="en-US"/>
+        </w:rPr>
+        <w:t xml:space="preserve"> </w:t>
+      </w:r>
+      <w:r>
+        <w:t>туғызады</w:t>
+      </w:r>
+      <w:r>
+        <w:rPr>
+          <w:lang w:val="en-US"/>
+        </w:rPr>
+        <w:t>.</w:t>
+      </w:r>
+    </w:p>
+    <w:p>
+      <w:pPr>
+        <w:ind w:firstLine="708"/>
+        <w:rPr>
+          <w:lang w:val="en-US"/>
+        </w:rPr>
+      </w:pPr>
+      <w:r>
+        <w:t>Осы</w:t>
+      </w:r>
+      <w:r>
+        <w:rPr>
+          <w:lang w:val="en-US"/>
+        </w:rPr>
+        <w:t xml:space="preserve"> </w:t>
+      </w:r>
+      <w:r>
+        <w:t>зерттеудің</w:t>
+      </w:r>
+      <w:r>
+        <w:rPr>
+          <w:lang w:val="en-US"/>
+        </w:rPr>
+        <w:t xml:space="preserve"> </w:t>
+      </w:r>
+      <w:r>
+        <w:t>негізгі</w:t>
+      </w:r>
+      <w:r>
+        <w:rPr>
+          <w:lang w:val="en-US"/>
+        </w:rPr>
+        <w:t xml:space="preserve"> </w:t>
+      </w:r>
+      <w:r>
+        <w:t>мақсаты</w:t>
+      </w:r>
+      <w:r>
+        <w:rPr>
+          <w:lang w:val="en-US"/>
+        </w:rPr>
+        <w:t xml:space="preserve"> – </w:t>
+      </w:r>
+      <w:r>
+        <w:t>Қазақстандағы</w:t>
+      </w:r>
+      <w:r>
+        <w:rPr>
+          <w:lang w:val="en-US"/>
+        </w:rPr>
+        <w:t xml:space="preserve"> </w:t>
+      </w:r>
+      <w:r>
+        <w:t>жемқорлық</w:t>
+      </w:r>
+      <w:r>
+        <w:rPr>
+          <w:lang w:val="en-US"/>
+        </w:rPr>
+        <w:t xml:space="preserve"> </w:t>
+      </w:r>
+      <w:r>
+        <w:t>қылмыстарының</w:t>
+      </w:r>
+      <w:r>
+        <w:rPr>
+          <w:lang w:val="en-US"/>
+        </w:rPr>
+        <w:t xml:space="preserve"> </w:t>
+      </w:r>
+      <w:r>
+        <w:t>ай</w:t>
+      </w:r>
+      <w:r>
+        <w:rPr>
+          <w:lang w:val="en-US"/>
+        </w:rPr>
+        <w:t xml:space="preserve"> </w:t>
+      </w:r>
+      <w:r>
+        <w:t>сайынғы</w:t>
+      </w:r>
+      <w:r>
+        <w:rPr>
+          <w:lang w:val="en-US"/>
+        </w:rPr>
+        <w:t xml:space="preserve"> </w:t>
+      </w:r>
+      <w:r>
+        <w:t>санын</w:t>
+      </w:r>
+      <w:r>
+        <w:rPr>
+          <w:lang w:val="en-US"/>
+        </w:rPr>
+        <w:t xml:space="preserve"> </w:t>
+      </w:r>
+      <w:r>
+        <w:t>заманауи</w:t>
+      </w:r>
+      <w:r>
+        <w:rPr>
+          <w:lang w:val="en-US"/>
+        </w:rPr>
+        <w:t xml:space="preserve"> </w:t>
+      </w:r>
+      <w:r>
+        <w:t>уақыттық</w:t>
+      </w:r>
+      <w:r>
+        <w:rPr>
+          <w:lang w:val="en-US"/>
+        </w:rPr>
+        <w:t xml:space="preserve"> </w:t>
+      </w:r>
+      <w:r>
+        <w:t>қатар</w:t>
+      </w:r>
+      <w:r>
+        <w:rPr>
+          <w:lang w:val="en-US"/>
+        </w:rPr>
+        <w:t xml:space="preserve"> </w:t>
+      </w:r>
+      <w:r>
+        <w:t>моделдеу</w:t>
+      </w:r>
+      <w:r>
+        <w:rPr>
+          <w:lang w:val="en-US"/>
+        </w:rPr>
+        <w:t xml:space="preserve"> </w:t>
+      </w:r>
+      <w:r>
+        <w:t>әдістерін</w:t>
+      </w:r>
+      <w:r>
+        <w:rPr>
+          <w:lang w:val="en-US"/>
+        </w:rPr>
+        <w:t xml:space="preserve"> </w:t>
+      </w:r>
+      <w:r>
+        <w:t>пайдалана</w:t>
+      </w:r>
+      <w:r>
+        <w:rPr>
+          <w:lang w:val="en-US"/>
+        </w:rPr>
+        <w:t xml:space="preserve"> </w:t>
+      </w:r>
+      <w:r>
+        <w:t>отырып</w:t>
+      </w:r>
+      <w:r>
+        <w:rPr>
+          <w:lang w:val="en-US"/>
+        </w:rPr>
+        <w:t xml:space="preserve"> </w:t>
+      </w:r>
+      <w:r>
+        <w:t>болжау</w:t>
+      </w:r>
+      <w:r>
+        <w:rPr>
+          <w:lang w:val="en-US"/>
+        </w:rPr>
+        <w:t xml:space="preserve">. </w:t>
+      </w:r>
+      <w:r>
+        <w:t>Болжау</w:t>
+      </w:r>
+      <w:r>
+        <w:rPr>
+          <w:lang w:val="en-US"/>
+        </w:rPr>
+        <w:t xml:space="preserve"> </w:t>
+      </w:r>
+      <w:r>
+        <w:t>үшін</w:t>
+      </w:r>
+      <w:r>
+        <w:rPr>
+          <w:lang w:val="en-US"/>
+        </w:rPr>
+        <w:t xml:space="preserve"> SARIMA, Prophet </w:t>
+      </w:r>
+      <w:r>
+        <w:t>және</w:t>
+      </w:r>
+      <w:r>
+        <w:rPr>
+          <w:lang w:val="en-US"/>
+        </w:rPr>
+        <w:t xml:space="preserve"> </w:t>
+      </w:r>
+      <w:r>
+        <w:t>сызықтық</w:t>
+      </w:r>
+      <w:r>
+        <w:rPr>
+          <w:lang w:val="en-US"/>
+        </w:rPr>
+        <w:t xml:space="preserve"> </w:t>
+      </w:r>
+      <w:r>
+        <w:t>регрессияны</w:t>
+      </w:r>
+      <w:r>
+        <w:rPr>
+          <w:lang w:val="en-US"/>
+        </w:rPr>
+        <w:t xml:space="preserve"> </w:t>
+      </w:r>
+      <w:r>
+        <w:t>біріктіретін</w:t>
+      </w:r>
+      <w:r>
+        <w:rPr>
+          <w:lang w:val="en-US"/>
+        </w:rPr>
+        <w:t xml:space="preserve"> </w:t>
+      </w:r>
+      <w:r>
+        <w:t>гибридтік</w:t>
+      </w:r>
+      <w:r>
+        <w:rPr>
+          <w:lang w:val="en-US"/>
+        </w:rPr>
+        <w:t xml:space="preserve"> </w:t>
+      </w:r>
+      <w:r>
+        <w:t>модель</w:t>
+      </w:r>
+      <w:r>
+        <w:rPr>
+          <w:lang w:val="en-US"/>
+        </w:rPr>
+        <w:t xml:space="preserve"> </w:t>
+      </w:r>
+      <w:r>
+        <w:t>әзірленді</w:t>
+      </w:r>
+      <w:r>
+        <w:rPr>
+          <w:lang w:val="en-US"/>
+        </w:rPr>
+        <w:t xml:space="preserve">, </w:t>
+      </w:r>
+      <w:r>
+        <w:t>ол</w:t>
+      </w:r>
+      <w:r>
+        <w:rPr>
+          <w:lang w:val="en-US"/>
+        </w:rPr>
+        <w:t xml:space="preserve"> </w:t>
+      </w:r>
+      <w:r>
+        <w:t>сенімді</w:t>
+      </w:r>
+      <w:r>
+        <w:rPr>
+          <w:lang w:val="en-US"/>
+        </w:rPr>
+        <w:t xml:space="preserve"> </w:t>
+      </w:r>
+      <w:r>
+        <w:t>болжамдар</w:t>
+      </w:r>
+      <w:r>
+        <w:rPr>
+          <w:lang w:val="en-US"/>
+        </w:rPr>
+        <w:t xml:space="preserve"> </w:t>
+      </w:r>
+      <w:r>
+        <w:t>береді</w:t>
+      </w:r>
+      <w:r>
+        <w:rPr>
+          <w:lang w:val="en-US"/>
+        </w:rPr>
+        <w:t>.</w:t>
+      </w:r>
+    </w:p>
+    <w:p>
+      <w:pPr>
+        <w:ind w:firstLine="708"/>
+        <w:rPr>
+          <w:lang w:val="en-US"/>
+        </w:rPr>
+      </w:pPr>
+      <w:r>
+        <w:t>Зерттеу</w:t>
+      </w:r>
+      <w:r>
+        <w:rPr>
+          <w:lang w:val="en-US"/>
+        </w:rPr>
+        <w:t xml:space="preserve"> </w:t>
+      </w:r>
+      <w:r>
+        <w:t>Қазақстандағы</w:t>
+      </w:r>
+      <w:r>
+        <w:rPr>
+          <w:lang w:val="en-US"/>
+        </w:rPr>
+        <w:t xml:space="preserve"> </w:t>
+      </w:r>
+      <w:r>
+        <w:t>жемқорлық</w:t>
+      </w:r>
+      <w:r>
+        <w:rPr>
+          <w:lang w:val="en-US"/>
+        </w:rPr>
+        <w:t xml:space="preserve"> </w:t>
+      </w:r>
+      <w:r>
+        <w:t>қылмыстарының</w:t>
+      </w:r>
+      <w:r>
+        <w:rPr>
+          <w:lang w:val="en-US"/>
+        </w:rPr>
+        <w:t xml:space="preserve"> </w:t>
+      </w:r>
+      <w:r>
+        <w:t>динамикасына</w:t>
+      </w:r>
+      <w:r>
+        <w:rPr>
+          <w:lang w:val="en-US"/>
+        </w:rPr>
+        <w:t xml:space="preserve"> </w:t>
+      </w:r>
+      <w:r>
+        <w:t>бағытталған</w:t>
+      </w:r>
+      <w:r>
+        <w:rPr>
+          <w:lang w:val="en-US"/>
+        </w:rPr>
+        <w:t xml:space="preserve">, </w:t>
+      </w:r>
+      <w:r>
+        <w:t>бұл</w:t>
+      </w:r>
+      <w:r>
+        <w:rPr>
+          <w:lang w:val="en-US"/>
+        </w:rPr>
+        <w:t xml:space="preserve"> </w:t>
+      </w:r>
+      <w:r>
+        <w:t>ресми</w:t>
+      </w:r>
+      <w:r>
+        <w:rPr>
+          <w:lang w:val="en-US"/>
+        </w:rPr>
+        <w:t xml:space="preserve"> </w:t>
+      </w:r>
+      <w:r>
+        <w:t>қылмыс</w:t>
+      </w:r>
+      <w:r>
+        <w:rPr>
+          <w:lang w:val="en-US"/>
+        </w:rPr>
+        <w:t xml:space="preserve"> </w:t>
+      </w:r>
+      <w:r>
+        <w:t>статистикасы</w:t>
+      </w:r>
+      <w:r>
+        <w:rPr>
+          <w:lang w:val="en-US"/>
+        </w:rPr>
+        <w:t xml:space="preserve"> </w:t>
+      </w:r>
+      <w:r>
+        <w:t>мен</w:t>
+      </w:r>
+      <w:r>
+        <w:rPr>
+          <w:lang w:val="en-US"/>
+        </w:rPr>
+        <w:t xml:space="preserve"> </w:t>
+      </w:r>
+      <w:r>
+        <w:t>жаңалық</w:t>
+      </w:r>
+      <w:r>
+        <w:rPr>
+          <w:lang w:val="en-US"/>
+        </w:rPr>
+        <w:t xml:space="preserve"> </w:t>
+      </w:r>
+      <w:r>
+        <w:t>медиа</w:t>
+      </w:r>
+      <w:r>
+        <w:rPr>
+          <w:lang w:val="en-US"/>
+        </w:rPr>
+        <w:t xml:space="preserve"> </w:t>
+      </w:r>
+      <w:r>
+        <w:t>деректері</w:t>
+      </w:r>
+      <w:r>
+        <w:rPr>
+          <w:lang w:val="en-US"/>
+        </w:rPr>
+        <w:t xml:space="preserve"> </w:t>
+      </w:r>
+      <w:r>
+        <w:t>арқылы</w:t>
+      </w:r>
+      <w:r>
+        <w:rPr>
+          <w:lang w:val="en-US"/>
+        </w:rPr>
+        <w:t xml:space="preserve"> </w:t>
+      </w:r>
+      <w:r>
+        <w:t>анықталған</w:t>
+      </w:r>
+      <w:r>
+        <w:rPr>
+          <w:lang w:val="en-US"/>
+        </w:rPr>
+        <w:t>.</w:t>
+      </w:r>
+    </w:p>
+    <w:p>
+      <w:pPr>
+        <w:ind w:firstLine="708"/>
+      </w:pPr>
+      <w:r>
+        <w:t xml:space="preserve">Деректер екі негізгі көзден жиналады: </w:t>
+      </w:r>
+    </w:p>
+    <w:p>
+      <w:pPr>
+        <w:ind w:firstLine="708"/>
+      </w:pPr>
+      <w:r>
+        <w:t xml:space="preserve">• 2016 жылдан бастап ресми ай сайынғы жемқорлық қылмыстарының есептері. </w:t>
+      </w:r>
+    </w:p>
+    <w:p>
+      <w:pPr>
+        <w:ind w:firstLine="708"/>
+      </w:pPr>
+      <w:r>
+        <w:t xml:space="preserve">• Жемқорлыққа қатысты жаңалық мақалалары, олардан жемқорлықпен байланысты негізгі кілт сөздер шығарып, ай сайын агрегатталады. </w:t>
+      </w:r>
+    </w:p>
+    <w:p>
+      <w:pPr>
+        <w:ind w:firstLine="708"/>
+      </w:pPr>
+      <w:r>
+        <w:t xml:space="preserve">Екі деректер жиыны даталар бойынша біріктіріліп, бірыңғай уақыттық қатар құрылады. Уақыттық қатар модельдері, оның ішінде </w:t>
+      </w:r>
+      <w:r>
+        <w:rPr>
+          <w:lang w:val="en-US"/>
+        </w:rPr>
+        <w:t>SARIMA</w:t>
+      </w:r>
+      <w:r>
+        <w:t xml:space="preserve"> және </w:t>
+      </w:r>
+      <w:r>
+        <w:rPr>
+          <w:lang w:val="en-US"/>
+        </w:rPr>
+        <w:t>Prophet</w:t>
+      </w:r>
+      <w:r>
+        <w:t xml:space="preserve"> қолданылады, олардың өнімділігі кросс-валидация әдістері (</w:t>
+      </w:r>
+      <w:r>
+        <w:rPr>
+          <w:lang w:val="en-US"/>
+        </w:rPr>
+        <w:t>rolling</w:t>
+      </w:r>
+      <w:r>
+        <w:t xml:space="preserve"> және </w:t>
+      </w:r>
+      <w:r>
+        <w:rPr>
+          <w:lang w:val="en-US"/>
+        </w:rPr>
+        <w:t>expanding</w:t>
+      </w:r>
+      <w:r>
+        <w:t xml:space="preserve"> </w:t>
+      </w:r>
+      <w:r>
+        <w:rPr>
+          <w:lang w:val="en-US"/>
+        </w:rPr>
+        <w:t>window</w:t>
+      </w:r>
+      <w:r>
+        <w:t xml:space="preserve"> </w:t>
+      </w:r>
+      <w:r>
+        <w:rPr>
+          <w:lang w:val="en-US"/>
+        </w:rPr>
+        <w:t>CV</w:t>
+      </w:r>
+      <w:r>
+        <w:t>) арқылы бағаланады. Сондай-ақ, медиа хабарландыру мен қылмыс статистикасы арасындағы байланысты бағалау үшін Пирсон корреляциясы және Гранжер себептілік тесті сияқты статистикалық тесттер қолданылады.</w:t>
+      </w:r>
+    </w:p>
+    <w:p>
+      <w:pPr>
+        <w:ind w:firstLine="708"/>
+      </w:pPr>
+      <w:r>
+        <w:t>Гибридтік болжау моделі жоғары өнімділікті көрсетті (</w:t>
+      </w:r>
+      <w:r>
+        <w:rPr>
+          <w:lang w:val="en-US"/>
+        </w:rPr>
+        <w:t>R</w:t>
+      </w:r>
+      <w:r>
+        <w:t xml:space="preserve">² &gt; 0.91, ең жақсы модель </w:t>
+      </w:r>
+      <w:r>
+        <w:rPr>
+          <w:lang w:val="en-US"/>
+        </w:rPr>
+        <w:t>R</w:t>
+      </w:r>
+      <w:r>
+        <w:t>² = 0.99-ге жетті), ол 2025 және 2026 жылдарға дәл болжамдар береді. Ең бастысы, талдау жаңалықтардағы кілт сөздердің саны мен тіркелген жемқорлық қылмыстары арасындағы әлсіз корреляцияны көрсетті, бұл қылмыс статистикасы сыртқы бақылау немесе манипуляцияға ұшырауы мүмкін екенін көрсетеді. Бұл жаңа тұжырым ғылыми түсінік пен қылмыс туралы есеп берудегі ашықтыққа қатысты практикалық саясат талқылауларына үлес қосады.</w:t>
+      </w:r>
+    </w:p>
+    <w:p>
+      <w:r>
+        <w:t>Диссертацияның көлемі мен құрылымы: Жоқ.</w:t>
+      </w:r>
+    </w:p>
+    <w:p>
+      <w:r>
+        <w:t>Иллюстрациялар, кестелер және қолданылған әдебиеттер саны: Жоқ.</w:t>
+      </w:r>
+    </w:p>
+    <w:p>
+      <w:pPr>
+        <w:rPr>
+          <w:lang w:val="en-US"/>
+        </w:rPr>
+      </w:pPr>
+      <w:r>
+        <w:t>Кілт</w:t>
+      </w:r>
+      <w:r>
+        <w:rPr>
+          <w:lang w:val="en-US"/>
+        </w:rPr>
+        <w:t xml:space="preserve"> </w:t>
+      </w:r>
+      <w:r>
+        <w:t>сөздер</w:t>
+      </w:r>
+      <w:r>
+        <w:rPr>
+          <w:lang w:val="en-US"/>
+        </w:rPr>
+        <w:t xml:space="preserve"> </w:t>
+      </w:r>
+      <w:r>
+        <w:t>тізімі</w:t>
+      </w:r>
+      <w:r>
+        <w:rPr>
+          <w:lang w:val="en-US"/>
+        </w:rPr>
+        <w:t>: corruption, forecasting, time series, hybrid model, SARIMA, Prophet, Kazakhstan</w:t>
+      </w:r>
+    </w:p>
+    <w:p>
+      <w:r>
+        <w:t>Мақалалар туралы мәлімет: Жоқ.</w:t>
+      </w:r>
+    </w:p>
+    <w:p>
+      <w:pPr>
+        <w:sectPr>
+          <w:footerReference w:type="default" r:id="rId10"/>
+          <w:footerReference w:type="first" r:id="rId11"/>
+          <w:pgSz w:w="11906" w:h="16838"/>
+          <w:pgMar w:top="1134" w:right="567" w:bottom="1134" w:left="1701" w:header="709" w:footer="709" w:gutter="0"/>
+          <w:cols w:space="708"/>
+          <w:titlePg/>
+          <w:docGrid w:linePitch="381"/>
+        </w:sectPr>
+      </w:pPr>
+    </w:p>
+    <w:p>
+      <w:pPr>
+        <w:jc w:val="center"/>
+        <w:rPr>
+          <w:rFonts w:eastAsia="Times New Roman" w:cs="Times New Roman"/>
+          <w:b/>
+          <w:bCs/>
+          <w:color w:val="000000"/>
+          <w:szCs w:val="28"/>
+          <w:lang w:eastAsia="ru-RU"/>
+        </w:rPr>
+      </w:pPr>
+      <w:r>
+        <w:rPr>
+          <w:rFonts w:eastAsia="Times New Roman" w:cs="Times New Roman"/>
+          <w:b/>
+          <w:bCs/>
+          <w:color w:val="000000"/>
+          <w:szCs w:val="28"/>
+          <w:lang w:eastAsia="ru-RU"/>
+        </w:rPr>
+        <w:lastRenderedPageBreak/>
+        <w:t>ПРОГНОЗИРОВАНИЕ ТЕНДЕНЦИЙ КОРРУПЦИОННЫХ ПРЕСТУПЛЕНИЙ В КАЗАХСТАНЕ С  ИСПОЛЬЗОВАНИЕМ РЕГРЕССИОННЫХ МОДЕЛЕЙ, АНАЛИЗА ВРЕМЕННЫХ РЯДОВ И НОВОСТНЫХ ДАННЫХ</w:t>
+      </w:r>
+    </w:p>
+    <w:p>
+      <w:pPr>
+        <w:jc w:val="center"/>
+        <w:rPr>
+          <w:rFonts w:eastAsia="Times New Roman" w:cs="Times New Roman"/>
+          <w:b/>
+          <w:bCs/>
+          <w:color w:val="000000"/>
+          <w:szCs w:val="28"/>
+          <w:lang w:eastAsia="ru-RU"/>
+        </w:rPr>
+      </w:pPr>
+    </w:p>
+    <w:p>
+      <w:pPr>
+        <w:ind w:firstLine="708"/>
+        <w:rPr>
+          <w:rFonts w:eastAsia="Times New Roman" w:cs="Times New Roman"/>
+          <w:color w:val="000000"/>
+          <w:szCs w:val="28"/>
+          <w:lang w:eastAsia="ru-RU"/>
+        </w:rPr>
+      </w:pPr>
+      <w:r>
+        <w:rPr>
+          <w:rFonts w:eastAsia="Times New Roman" w:cs="Times New Roman"/>
+          <w:color w:val="000000"/>
+          <w:szCs w:val="28"/>
+          <w:lang w:eastAsia="ru-RU"/>
+        </w:rPr>
+        <w:t>Аннотация – Коррупция остаётся критической проблемой для экономического развития, политической стабильности и социальной справедливости в Казахстане. Несмотря на широкое освещение коррупционных вопросов в СМИ, официальная статистика преступлений часто оказывается несвязанной с интенсивностью медийного дискурса. Это расхождение вызывает вопросы о достоверности официальной статистики и возможности внешнего влияния на регистрацию преступлений.</w:t>
+      </w:r>
+    </w:p>
+    <w:p>
+      <w:pPr>
+        <w:ind w:firstLine="708"/>
+        <w:rPr>
+          <w:rFonts w:eastAsia="Times New Roman" w:cs="Times New Roman"/>
+          <w:color w:val="000000"/>
+          <w:szCs w:val="28"/>
+          <w:lang w:eastAsia="ru-RU"/>
+        </w:rPr>
+      </w:pPr>
+      <w:r>
+        <w:rPr>
+          <w:rFonts w:eastAsia="Times New Roman" w:cs="Times New Roman"/>
+          <w:color w:val="000000"/>
+          <w:szCs w:val="28"/>
+          <w:lang w:eastAsia="ru-RU"/>
+        </w:rPr>
+        <w:t xml:space="preserve">Основная цель данного исследования заключается в прогнозировании ежемесячного количества коррупционных преступлений в Казахстане с использованием современных методов моделирования временных рядов. Для обеспечения надёжных прогнозов разработана гибридная модель, объединяющая методы SARIMA, </w:t>
+      </w:r>
+      <w:proofErr w:type="spellStart"/>
+      <w:r>
+        <w:rPr>
+          <w:rFonts w:eastAsia="Times New Roman" w:cs="Times New Roman"/>
+          <w:color w:val="000000"/>
+          <w:szCs w:val="28"/>
+          <w:lang w:eastAsia="ru-RU"/>
+        </w:rPr>
+        <w:t>Prophet</w:t>
+      </w:r>
+      <w:proofErr w:type="spellEnd"/>
+      <w:r>
+        <w:rPr>
+          <w:rFonts w:eastAsia="Times New Roman" w:cs="Times New Roman"/>
+          <w:color w:val="000000"/>
+          <w:szCs w:val="28"/>
+          <w:lang w:eastAsia="ru-RU"/>
+        </w:rPr>
+        <w:t xml:space="preserve"> и линейной регрессии.</w:t>
+      </w:r>
+    </w:p>
+    <w:p>
+      <w:pPr>
+        <w:ind w:firstLine="708"/>
+        <w:rPr>
+          <w:rFonts w:eastAsia="Times New Roman" w:cs="Times New Roman"/>
+          <w:color w:val="000000"/>
+          <w:szCs w:val="28"/>
+          <w:lang w:eastAsia="ru-RU"/>
+        </w:rPr>
+      </w:pPr>
+      <w:r>
+        <w:rPr>
+          <w:rFonts w:eastAsia="Times New Roman" w:cs="Times New Roman"/>
+          <w:color w:val="000000"/>
+          <w:szCs w:val="28"/>
+          <w:lang w:eastAsia="ru-RU"/>
+        </w:rPr>
+        <w:t>Здесь исследование сосредоточено на динамике коррупционных преступлений в Казахстане, как отражено в официальной статистике преступлений и данных новостных медиа.</w:t>
+      </w:r>
+    </w:p>
+    <w:p>
+      <w:pPr>
+        <w:ind w:firstLine="708"/>
+        <w:rPr>
+          <w:rFonts w:eastAsia="Times New Roman" w:cs="Times New Roman"/>
+          <w:color w:val="000000"/>
+          <w:szCs w:val="28"/>
+          <w:lang w:eastAsia="ru-RU"/>
+        </w:rPr>
+      </w:pPr>
+      <w:r>
+        <w:rPr>
+          <w:rFonts w:eastAsia="Times New Roman" w:cs="Times New Roman"/>
+          <w:color w:val="000000"/>
+          <w:szCs w:val="28"/>
+          <w:lang w:eastAsia="ru-RU"/>
+        </w:rPr>
+        <w:t xml:space="preserve">Данные собираются из двух основных источников: </w:t>
+      </w:r>
+    </w:p>
+    <w:p>
+      <w:pPr>
+        <w:ind w:firstLine="708"/>
+        <w:rPr>
+          <w:rFonts w:eastAsia="Times New Roman" w:cs="Times New Roman"/>
+          <w:color w:val="000000"/>
+          <w:szCs w:val="28"/>
+          <w:lang w:eastAsia="ru-RU"/>
+        </w:rPr>
+      </w:pPr>
+      <w:r>
+        <w:rPr>
+          <w:rFonts w:eastAsia="Times New Roman" w:cs="Times New Roman"/>
+          <w:color w:val="000000"/>
+          <w:szCs w:val="28"/>
+          <w:lang w:eastAsia="ru-RU"/>
+        </w:rPr>
+        <w:t xml:space="preserve">• Официальные ежемесячные отчёты о коррупционных преступлениях, начиная с 2016 года. </w:t>
+      </w:r>
+    </w:p>
+    <w:p>
+      <w:pPr>
+        <w:ind w:firstLine="708"/>
+        <w:rPr>
+          <w:rFonts w:eastAsia="Times New Roman" w:cs="Times New Roman"/>
+          <w:color w:val="000000"/>
+          <w:szCs w:val="28"/>
+          <w:lang w:eastAsia="ru-RU"/>
+        </w:rPr>
+      </w:pPr>
+      <w:r>
+        <w:rPr>
+          <w:rFonts w:eastAsia="Times New Roman" w:cs="Times New Roman"/>
+          <w:color w:val="000000"/>
+          <w:szCs w:val="28"/>
+          <w:lang w:eastAsia="ru-RU"/>
+        </w:rPr>
+        <w:t xml:space="preserve">• Новостные статьи, связанные с коррупцией, из которых извлекаются и агрегируются по месяцам ключевые слова, связанные с коррупцией. Два набора данных объединяются по дате для создания единого временного ряда. Применяются модели временных рядов, включая SARIMA и </w:t>
+      </w:r>
+      <w:proofErr w:type="spellStart"/>
+      <w:r>
+        <w:rPr>
+          <w:rFonts w:eastAsia="Times New Roman" w:cs="Times New Roman"/>
+          <w:color w:val="000000"/>
+          <w:szCs w:val="28"/>
+          <w:lang w:eastAsia="ru-RU"/>
+        </w:rPr>
+        <w:t>Prophet</w:t>
+      </w:r>
+      <w:proofErr w:type="spellEnd"/>
+      <w:r>
+        <w:rPr>
+          <w:rFonts w:eastAsia="Times New Roman" w:cs="Times New Roman"/>
+          <w:color w:val="000000"/>
+          <w:szCs w:val="28"/>
+          <w:lang w:eastAsia="ru-RU"/>
+        </w:rPr>
+        <w:t>, а их эффективность оценивается с использованием методов кросс-валидации (</w:t>
+      </w:r>
+      <w:proofErr w:type="spellStart"/>
+      <w:r>
+        <w:rPr>
+          <w:rFonts w:eastAsia="Times New Roman" w:cs="Times New Roman"/>
+          <w:color w:val="000000"/>
+          <w:szCs w:val="28"/>
+          <w:lang w:eastAsia="ru-RU"/>
+        </w:rPr>
+        <w:t>rolling</w:t>
+      </w:r>
+      <w:proofErr w:type="spellEnd"/>
+      <w:r>
+        <w:rPr>
+          <w:rFonts w:eastAsia="Times New Roman" w:cs="Times New Roman"/>
+          <w:color w:val="000000"/>
+          <w:szCs w:val="28"/>
+          <w:lang w:eastAsia="ru-RU"/>
+        </w:rPr>
+        <w:t xml:space="preserve"> и </w:t>
+      </w:r>
+      <w:proofErr w:type="spellStart"/>
+      <w:r>
+        <w:rPr>
+          <w:rFonts w:eastAsia="Times New Roman" w:cs="Times New Roman"/>
+          <w:color w:val="000000"/>
+          <w:szCs w:val="28"/>
+          <w:lang w:eastAsia="ru-RU"/>
+        </w:rPr>
+        <w:t>expanding</w:t>
+      </w:r>
+      <w:proofErr w:type="spellEnd"/>
+      <w:r>
+        <w:rPr>
+          <w:rFonts w:eastAsia="Times New Roman" w:cs="Times New Roman"/>
+          <w:color w:val="000000"/>
+          <w:szCs w:val="28"/>
+          <w:lang w:eastAsia="ru-RU"/>
+        </w:rPr>
+        <w:t xml:space="preserve"> </w:t>
+      </w:r>
+      <w:proofErr w:type="spellStart"/>
+      <w:r>
+        <w:rPr>
+          <w:rFonts w:eastAsia="Times New Roman" w:cs="Times New Roman"/>
+          <w:color w:val="000000"/>
+          <w:szCs w:val="28"/>
+          <w:lang w:eastAsia="ru-RU"/>
+        </w:rPr>
+        <w:t>window</w:t>
+      </w:r>
+      <w:proofErr w:type="spellEnd"/>
+      <w:r>
+        <w:rPr>
+          <w:rFonts w:eastAsia="Times New Roman" w:cs="Times New Roman"/>
+          <w:color w:val="000000"/>
+          <w:szCs w:val="28"/>
+          <w:lang w:eastAsia="ru-RU"/>
+        </w:rPr>
+        <w:t xml:space="preserve"> CV). Также используются статистические тесты, такие как корреляция Пирсона и тест </w:t>
+      </w:r>
+      <w:proofErr w:type="spellStart"/>
+      <w:r>
+        <w:rPr>
+          <w:rFonts w:eastAsia="Times New Roman" w:cs="Times New Roman"/>
+          <w:color w:val="000000"/>
+          <w:szCs w:val="28"/>
+          <w:lang w:eastAsia="ru-RU"/>
+        </w:rPr>
+        <w:t>Гранджера</w:t>
+      </w:r>
+      <w:proofErr w:type="spellEnd"/>
+      <w:r>
+        <w:rPr>
+          <w:rFonts w:eastAsia="Times New Roman" w:cs="Times New Roman"/>
+          <w:color w:val="000000"/>
+          <w:szCs w:val="28"/>
+          <w:lang w:eastAsia="ru-RU"/>
+        </w:rPr>
+        <w:t>, для оценки взаимосвязи между медийным освещением и статистикой преступлений.</w:t>
+      </w:r>
+    </w:p>
+    <w:p>
+      <w:pPr>
+        <w:ind w:firstLine="708"/>
+        <w:rPr>
+          <w:rFonts w:eastAsia="Times New Roman" w:cs="Times New Roman"/>
+          <w:color w:val="000000"/>
+          <w:szCs w:val="28"/>
+          <w:lang w:eastAsia="ru-RU"/>
+        </w:rPr>
+      </w:pPr>
+      <w:r>
+        <w:rPr>
+          <w:rFonts w:eastAsia="Times New Roman" w:cs="Times New Roman"/>
+          <w:color w:val="000000"/>
+          <w:szCs w:val="28"/>
+          <w:lang w:eastAsia="ru-RU"/>
+        </w:rPr>
+        <w:t>Гибридная модель прогнозирования показала высокую эффективность (R² &gt; 0.91, при этом лучшая модель достигла R² = 0.99), обеспечив точные прогнозы на 2025 и 2026 годы. Примечательно, что анализ выявил слабую корреляцию между количеством ключевых слов в СМИ и зарегистрированными коррупционными преступлениями, что указывает на то, что статистика преступлений может подвергаться внешнему контролю или манипуляции. Это новое наблюдение вносит вклад как в научное понимание, так и в практические дискуссии о прозрачности в регистрации преступлений.</w:t>
+      </w:r>
+    </w:p>
+    <w:p>
+      <w:pPr>
+        <w:rPr>
+          <w:rFonts w:eastAsia="Times New Roman" w:cs="Times New Roman"/>
+          <w:color w:val="000000"/>
+          <w:szCs w:val="28"/>
+          <w:lang w:eastAsia="ru-RU"/>
+        </w:rPr>
+      </w:pPr>
+      <w:r>
+        <w:rPr>
+          <w:rFonts w:eastAsia="Times New Roman" w:cs="Times New Roman"/>
+          <w:color w:val="000000"/>
+          <w:szCs w:val="28"/>
+          <w:lang w:eastAsia="ru-RU"/>
+        </w:rPr>
+        <w:t>Объём и структура диссертации: Нет.</w:t>
+      </w:r>
+    </w:p>
+    <w:p>
+      <w:pPr>
+        <w:rPr>
+          <w:rFonts w:eastAsia="Times New Roman" w:cs="Times New Roman"/>
+          <w:color w:val="000000"/>
+          <w:szCs w:val="28"/>
+          <w:lang w:eastAsia="ru-RU"/>
+        </w:rPr>
+      </w:pPr>
+      <w:r>
+        <w:rPr>
+          <w:rFonts w:eastAsia="Times New Roman" w:cs="Times New Roman"/>
+          <w:color w:val="000000"/>
+          <w:szCs w:val="28"/>
+          <w:lang w:eastAsia="ru-RU"/>
+        </w:rPr>
+        <w:t>Количество иллюстраций, таблиц и использованных источников: Нет.</w:t>
+      </w:r>
+    </w:p>
+    <w:p>
+      <w:pPr>
+        <w:rPr>
+          <w:rFonts w:eastAsia="Times New Roman" w:cs="Times New Roman"/>
+          <w:color w:val="000000"/>
+          <w:szCs w:val="28"/>
+          <w:lang w:val="en-US" w:eastAsia="ru-RU"/>
+        </w:rPr>
+      </w:pPr>
+      <w:r>
+        <w:rPr>
+          <w:rFonts w:eastAsia="Times New Roman" w:cs="Times New Roman"/>
+          <w:color w:val="000000"/>
+          <w:szCs w:val="28"/>
+          <w:lang w:eastAsia="ru-RU"/>
+        </w:rPr>
+        <w:t>Перечень</w:t>
+      </w:r>
+      <w:r>
+        <w:rPr>
+          <w:rFonts w:eastAsia="Times New Roman" w:cs="Times New Roman"/>
+          <w:color w:val="000000"/>
+          <w:szCs w:val="28"/>
+          <w:lang w:val="en-US" w:eastAsia="ru-RU"/>
+        </w:rPr>
+        <w:t xml:space="preserve"> </w:t>
+      </w:r>
+      <w:r>
+        <w:rPr>
+          <w:rFonts w:eastAsia="Times New Roman" w:cs="Times New Roman"/>
+          <w:color w:val="000000"/>
+          <w:szCs w:val="28"/>
+          <w:lang w:eastAsia="ru-RU"/>
+        </w:rPr>
+        <w:t>ключевых</w:t>
+      </w:r>
+      <w:r>
+        <w:rPr>
+          <w:rFonts w:eastAsia="Times New Roman" w:cs="Times New Roman"/>
+          <w:color w:val="000000"/>
+          <w:szCs w:val="28"/>
+          <w:lang w:val="en-US" w:eastAsia="ru-RU"/>
+        </w:rPr>
+        <w:t xml:space="preserve"> </w:t>
+      </w:r>
+      <w:r>
+        <w:rPr>
+          <w:rFonts w:eastAsia="Times New Roman" w:cs="Times New Roman"/>
+          <w:color w:val="000000"/>
+          <w:szCs w:val="28"/>
+          <w:lang w:eastAsia="ru-RU"/>
+        </w:rPr>
+        <w:t>слов</w:t>
+      </w:r>
+      <w:r>
+        <w:rPr>
+          <w:rFonts w:eastAsia="Times New Roman" w:cs="Times New Roman"/>
+          <w:color w:val="000000"/>
+          <w:szCs w:val="28"/>
+          <w:lang w:val="en-US" w:eastAsia="ru-RU"/>
+        </w:rPr>
+        <w:t>: corruption, forecasting, time series, hybrid model, SARIMA, Prophet, Kazakhstan</w:t>
+      </w:r>
+    </w:p>
+    <w:p>
+      <w:pPr>
+        <w:rPr>
+          <w:rFonts w:eastAsia="Times New Roman" w:cs="Times New Roman"/>
+          <w:color w:val="000000"/>
+          <w:szCs w:val="28"/>
+          <w:lang w:eastAsia="ru-RU"/>
+        </w:rPr>
+      </w:pPr>
+      <w:r>
+        <w:rPr>
+          <w:rFonts w:eastAsia="Times New Roman" w:cs="Times New Roman"/>
+          <w:color w:val="000000"/>
+          <w:szCs w:val="28"/>
+          <w:lang w:eastAsia="ru-RU"/>
+        </w:rPr>
+        <w:t>Сведения о публикациях: Нет.</w:t>
+      </w:r>
+    </w:p>
+    <w:p>
+      <w:pPr>
+        <w:rPr>
+          <w:rFonts w:eastAsia="Times New Roman" w:cs="Times New Roman"/>
+          <w:b/>
+          <w:bCs/>
+          <w:color w:val="000000"/>
+          <w:szCs w:val="28"/>
+          <w:lang w:val="en-US" w:eastAsia="ru-RU"/>
+        </w:rPr>
+        <w:sectPr>
+          <w:footerReference w:type="first" r:id="rId12"/>
+          <w:pgSz w:w="11906" w:h="16838"/>
+          <w:pgMar w:top="1134" w:right="567" w:bottom="1134" w:left="1701" w:header="709" w:footer="709" w:gutter="0"/>
+          <w:cols w:space="708"/>
+          <w:titlePg/>
+          <w:docGrid w:linePitch="381"/>
+        </w:sectPr>
       </w:pPr>
     </w:p>
     <w:p>
@@ -1187,7 +3381,7 @@
           <w:pPr>
             <w:pStyle w:val="11"/>
             <w:tabs>
-              <w:tab w:val="right" w:leader="dot" w:pos="9345"/>
+              <w:tab w:val="right" w:leader="dot" w:pos="9628"/>
             </w:tabs>
             <w:rPr>
               <w:rFonts w:asciiTheme="minorHAnsi" w:eastAsiaTheme="minorEastAsia" w:hAnsiTheme="minorHAnsi"/>
@@ -1208,7 +3402,7 @@
           <w:r>
             <w:fldChar w:fldCharType="separate"/>
           </w:r>
-          <w:hyperlink w:anchor="_Toc194061346" w:history="1">
+          <w:hyperlink w:anchor="_Toc194164088" w:history="1">
             <w:r>
               <w:rPr>
                 <w:rStyle w:val="af4"/>
@@ -1236,264 +3430,7 @@
                 <w:noProof/>
                 <w:webHidden/>
               </w:rPr>
-              <w:instrText xml:space="preserve"> PAGEREF _Toc194061346 \h </w:instrText>
-            </w:r>
-            <w:r>
-              <w:rPr>
-                <w:noProof/>
-                <w:webHidden/>
-              </w:rPr>
-            </w:r>
-            <w:r>
-              <w:rPr>
-                <w:noProof/>
-                <w:webHidden/>
-              </w:rPr>
-              <w:fldChar w:fldCharType="separate"/>
-            </w:r>
-            <w:r>
-              <w:rPr>
-                <w:noProof/>
-                <w:webHidden/>
-              </w:rPr>
-              <w:t>3</w:t>
-            </w:r>
-            <w:r>
-              <w:rPr>
-                <w:noProof/>
-                <w:webHidden/>
-              </w:rPr>
-              <w:fldChar w:fldCharType="end"/>
-            </w:r>
-          </w:hyperlink>
-        </w:p>
-        <w:p>
-          <w:pPr>
-            <w:pStyle w:val="11"/>
-            <w:tabs>
-              <w:tab w:val="right" w:leader="dot" w:pos="9345"/>
-            </w:tabs>
-            <w:rPr>
-              <w:rFonts w:asciiTheme="minorHAnsi" w:eastAsiaTheme="minorEastAsia" w:hAnsiTheme="minorHAnsi"/>
-              <w:noProof/>
-              <w:kern w:val="2"/>
-              <w:sz w:val="24"/>
-              <w:szCs w:val="24"/>
-              <w:lang w:eastAsia="ru-RU"/>
-              <w14:ligatures w14:val="standardContextual"/>
-            </w:rPr>
-          </w:pPr>
-          <w:hyperlink w:anchor="_Toc194061347" w:history="1">
-            <w:r>
-              <w:rPr>
-                <w:rStyle w:val="af4"/>
-                <w:noProof/>
-                <w:lang w:val="en-US"/>
-              </w:rPr>
-              <w:t>INTROD</w:t>
-            </w:r>
-            <w:r>
-              <w:rPr>
-                <w:rStyle w:val="af4"/>
-                <w:noProof/>
-                <w:lang w:val="en-US"/>
-              </w:rPr>
-              <w:t>U</w:t>
-            </w:r>
-            <w:r>
-              <w:rPr>
-                <w:rStyle w:val="af4"/>
-                <w:noProof/>
-                <w:lang w:val="en-US"/>
-              </w:rPr>
-              <w:t>CTION</w:t>
-            </w:r>
-            <w:r>
-              <w:rPr>
-                <w:noProof/>
-                <w:webHidden/>
-              </w:rPr>
-              <w:tab/>
-            </w:r>
-            <w:r>
-              <w:rPr>
-                <w:noProof/>
-                <w:webHidden/>
-              </w:rPr>
-              <w:fldChar w:fldCharType="begin"/>
-            </w:r>
-            <w:r>
-              <w:rPr>
-                <w:noProof/>
-                <w:webHidden/>
-              </w:rPr>
-              <w:instrText xml:space="preserve"> PAGEREF _Toc194061347 \h </w:instrText>
-            </w:r>
-            <w:r>
-              <w:rPr>
-                <w:noProof/>
-                <w:webHidden/>
-              </w:rPr>
-            </w:r>
-            <w:r>
-              <w:rPr>
-                <w:noProof/>
-                <w:webHidden/>
-              </w:rPr>
-              <w:fldChar w:fldCharType="separate"/>
-            </w:r>
-            <w:r>
-              <w:rPr>
-                <w:noProof/>
-                <w:webHidden/>
-              </w:rPr>
-              <w:t>4</w:t>
-            </w:r>
-            <w:r>
-              <w:rPr>
-                <w:noProof/>
-                <w:webHidden/>
-              </w:rPr>
-              <w:fldChar w:fldCharType="end"/>
-            </w:r>
-          </w:hyperlink>
-        </w:p>
-        <w:p>
-          <w:pPr>
-            <w:pStyle w:val="11"/>
-            <w:tabs>
-              <w:tab w:val="right" w:leader="dot" w:pos="9345"/>
-            </w:tabs>
-            <w:rPr>
-              <w:rFonts w:asciiTheme="minorHAnsi" w:eastAsiaTheme="minorEastAsia" w:hAnsiTheme="minorHAnsi"/>
-              <w:noProof/>
-              <w:kern w:val="2"/>
-              <w:sz w:val="24"/>
-              <w:szCs w:val="24"/>
-              <w:lang w:eastAsia="ru-RU"/>
-              <w14:ligatures w14:val="standardContextual"/>
-            </w:rPr>
-          </w:pPr>
-          <w:hyperlink w:anchor="_Toc194061348" w:history="1">
-            <w:r>
-              <w:rPr>
-                <w:rStyle w:val="af4"/>
-                <w:noProof/>
-                <w:lang w:val="en-US"/>
-              </w:rPr>
-              <w:t>CONCLUSION</w:t>
-            </w:r>
-            <w:r>
-              <w:rPr>
-                <w:noProof/>
-                <w:webHidden/>
-              </w:rPr>
-              <w:tab/>
-            </w:r>
-            <w:r>
-              <w:rPr>
-                <w:noProof/>
-                <w:webHidden/>
-              </w:rPr>
-              <w:fldChar w:fldCharType="begin"/>
-            </w:r>
-            <w:r>
-              <w:rPr>
-                <w:noProof/>
-                <w:webHidden/>
-              </w:rPr>
-              <w:instrText xml:space="preserve"> PAGEREF _Toc194061348 \h </w:instrText>
-            </w:r>
-            <w:r>
-              <w:rPr>
-                <w:noProof/>
-                <w:webHidden/>
-              </w:rPr>
-            </w:r>
-            <w:r>
-              <w:rPr>
-                <w:noProof/>
-                <w:webHidden/>
-              </w:rPr>
-              <w:fldChar w:fldCharType="separate"/>
-            </w:r>
-            <w:r>
-              <w:rPr>
-                <w:noProof/>
-                <w:webHidden/>
-              </w:rPr>
-              <w:t>5</w:t>
-            </w:r>
-            <w:r>
-              <w:rPr>
-                <w:noProof/>
-                <w:webHidden/>
-              </w:rPr>
-              <w:fldChar w:fldCharType="end"/>
-            </w:r>
-          </w:hyperlink>
-        </w:p>
-        <w:p>
-          <w:pPr>
-            <w:pStyle w:val="11"/>
-            <w:tabs>
-              <w:tab w:val="right" w:leader="dot" w:pos="9345"/>
-            </w:tabs>
-            <w:rPr>
-              <w:rFonts w:asciiTheme="minorHAnsi" w:eastAsiaTheme="minorEastAsia" w:hAnsiTheme="minorHAnsi"/>
-              <w:noProof/>
-              <w:kern w:val="2"/>
-              <w:sz w:val="24"/>
-              <w:szCs w:val="24"/>
-              <w:lang w:eastAsia="ru-RU"/>
-              <w14:ligatures w14:val="standardContextual"/>
-            </w:rPr>
-          </w:pPr>
-          <w:hyperlink w:anchor="_Toc194061349" w:history="1">
-            <w:r>
-              <w:rPr>
-                <w:rStyle w:val="af4"/>
-                <w:noProof/>
-                <w:lang w:val="en-US"/>
-              </w:rPr>
-              <w:t>REF</w:t>
-            </w:r>
-            <w:r>
-              <w:rPr>
-                <w:rStyle w:val="af4"/>
-                <w:noProof/>
-                <w:lang w:val="en-US"/>
-              </w:rPr>
-              <w:t>E</w:t>
-            </w:r>
-            <w:r>
-              <w:rPr>
-                <w:rStyle w:val="af4"/>
-                <w:noProof/>
-                <w:lang w:val="en-US"/>
-              </w:rPr>
-              <w:t>RENCES</w:t>
-            </w:r>
-            <w:r>
-              <w:rPr>
-                <w:noProof/>
-                <w:webHidden/>
-              </w:rPr>
-              <w:tab/>
-            </w:r>
-            <w:r>
-              <w:rPr>
-                <w:noProof/>
-                <w:webHidden/>
-              </w:rPr>
-              <w:fldChar w:fldCharType="begin"/>
-            </w:r>
-            <w:r>
-              <w:rPr>
-                <w:noProof/>
-                <w:webHidden/>
-              </w:rPr>
-              <w:instrText xml:space="preserve"> PAGEREF _Toc194061349 \h </w:instrText>
+              <w:instrText xml:space="preserve"> PAGEREF _Toc194164088 \h </w:instrText>
             </w:r>
             <w:r>
               <w:rPr>
@@ -1528,7 +3465,7 @@
           <w:pPr>
             <w:pStyle w:val="11"/>
             <w:tabs>
-              <w:tab w:val="right" w:leader="dot" w:pos="9345"/>
+              <w:tab w:val="right" w:leader="dot" w:pos="9628"/>
             </w:tabs>
             <w:rPr>
               <w:rFonts w:asciiTheme="minorHAnsi" w:eastAsiaTheme="minorEastAsia" w:hAnsiTheme="minorHAnsi"/>
@@ -1540,13 +3477,14 @@
               <w14:ligatures w14:val="standardContextual"/>
             </w:rPr>
           </w:pPr>
-          <w:hyperlink w:anchor="_Toc194061350" w:history="1">
+          <w:hyperlink w:anchor="_Toc194164089" w:history="1">
             <w:r>
               <w:rPr>
                 <w:rStyle w:val="af4"/>
                 <w:noProof/>
+                <w:lang w:val="en-US"/>
               </w:rPr>
-              <w:t>APPENDIX</w:t>
+              <w:t>INTRODUCTION</w:t>
             </w:r>
             <w:r>
               <w:rPr>
@@ -1567,7 +3505,7 @@
                 <w:noProof/>
                 <w:webHidden/>
               </w:rPr>
-              <w:instrText xml:space="preserve"> PAGEREF _Toc194061350 \h </w:instrText>
+              <w:instrText xml:space="preserve"> PAGEREF _Toc194164089 \h </w:instrText>
             </w:r>
             <w:r>
               <w:rPr>
@@ -1599,6 +3537,230 @@
           </w:hyperlink>
         </w:p>
         <w:p>
+          <w:pPr>
+            <w:pStyle w:val="11"/>
+            <w:tabs>
+              <w:tab w:val="right" w:leader="dot" w:pos="9628"/>
+            </w:tabs>
+            <w:rPr>
+              <w:rFonts w:asciiTheme="minorHAnsi" w:eastAsiaTheme="minorEastAsia" w:hAnsiTheme="minorHAnsi"/>
+              <w:noProof/>
+              <w:kern w:val="2"/>
+              <w:sz w:val="24"/>
+              <w:szCs w:val="24"/>
+              <w:lang w:eastAsia="ru-RU"/>
+              <w14:ligatures w14:val="standardContextual"/>
+            </w:rPr>
+          </w:pPr>
+          <w:hyperlink w:anchor="_Toc194164090" w:history="1">
+            <w:r>
+              <w:rPr>
+                <w:rStyle w:val="af4"/>
+                <w:noProof/>
+                <w:lang w:val="en-US"/>
+              </w:rPr>
+              <w:t>CONCLUSION</w:t>
+            </w:r>
+            <w:r>
+              <w:rPr>
+                <w:noProof/>
+                <w:webHidden/>
+              </w:rPr>
+              <w:tab/>
+            </w:r>
+            <w:r>
+              <w:rPr>
+                <w:noProof/>
+                <w:webHidden/>
+              </w:rPr>
+              <w:fldChar w:fldCharType="begin"/>
+            </w:r>
+            <w:r>
+              <w:rPr>
+                <w:noProof/>
+                <w:webHidden/>
+              </w:rPr>
+              <w:instrText xml:space="preserve"> PAGEREF _Toc194164090 \h </w:instrText>
+            </w:r>
+            <w:r>
+              <w:rPr>
+                <w:noProof/>
+                <w:webHidden/>
+              </w:rPr>
+            </w:r>
+            <w:r>
+              <w:rPr>
+                <w:noProof/>
+                <w:webHidden/>
+              </w:rPr>
+              <w:fldChar w:fldCharType="separate"/>
+            </w:r>
+            <w:r>
+              <w:rPr>
+                <w:noProof/>
+                <w:webHidden/>
+              </w:rPr>
+              <w:t>8</w:t>
+            </w:r>
+            <w:r>
+              <w:rPr>
+                <w:noProof/>
+                <w:webHidden/>
+              </w:rPr>
+              <w:fldChar w:fldCharType="end"/>
+            </w:r>
+          </w:hyperlink>
+        </w:p>
+        <w:p>
+          <w:pPr>
+            <w:pStyle w:val="11"/>
+            <w:tabs>
+              <w:tab w:val="right" w:leader="dot" w:pos="9628"/>
+            </w:tabs>
+            <w:rPr>
+              <w:rFonts w:asciiTheme="minorHAnsi" w:eastAsiaTheme="minorEastAsia" w:hAnsiTheme="minorHAnsi"/>
+              <w:noProof/>
+              <w:kern w:val="2"/>
+              <w:sz w:val="24"/>
+              <w:szCs w:val="24"/>
+              <w:lang w:eastAsia="ru-RU"/>
+              <w14:ligatures w14:val="standardContextual"/>
+            </w:rPr>
+          </w:pPr>
+          <w:hyperlink w:anchor="_Toc194164091" w:history="1">
+            <w:r>
+              <w:rPr>
+                <w:rStyle w:val="af4"/>
+                <w:noProof/>
+                <w:lang w:val="en-US"/>
+              </w:rPr>
+              <w:t>REFERENCES</w:t>
+            </w:r>
+            <w:r>
+              <w:rPr>
+                <w:noProof/>
+                <w:webHidden/>
+              </w:rPr>
+              <w:tab/>
+            </w:r>
+            <w:r>
+              <w:rPr>
+                <w:noProof/>
+                <w:webHidden/>
+              </w:rPr>
+              <w:fldChar w:fldCharType="begin"/>
+            </w:r>
+            <w:r>
+              <w:rPr>
+                <w:noProof/>
+                <w:webHidden/>
+              </w:rPr>
+              <w:instrText xml:space="preserve"> PAGEREF _Toc194164091 \h </w:instrText>
+            </w:r>
+            <w:r>
+              <w:rPr>
+                <w:noProof/>
+                <w:webHidden/>
+              </w:rPr>
+            </w:r>
+            <w:r>
+              <w:rPr>
+                <w:noProof/>
+                <w:webHidden/>
+              </w:rPr>
+              <w:fldChar w:fldCharType="separate"/>
+            </w:r>
+            <w:r>
+              <w:rPr>
+                <w:noProof/>
+                <w:webHidden/>
+              </w:rPr>
+              <w:t>9</w:t>
+            </w:r>
+            <w:r>
+              <w:rPr>
+                <w:noProof/>
+                <w:webHidden/>
+              </w:rPr>
+              <w:fldChar w:fldCharType="end"/>
+            </w:r>
+          </w:hyperlink>
+        </w:p>
+        <w:p>
+          <w:pPr>
+            <w:pStyle w:val="11"/>
+            <w:tabs>
+              <w:tab w:val="right" w:leader="dot" w:pos="9628"/>
+            </w:tabs>
+            <w:rPr>
+              <w:rFonts w:asciiTheme="minorHAnsi" w:eastAsiaTheme="minorEastAsia" w:hAnsiTheme="minorHAnsi"/>
+              <w:noProof/>
+              <w:kern w:val="2"/>
+              <w:sz w:val="24"/>
+              <w:szCs w:val="24"/>
+              <w:lang w:eastAsia="ru-RU"/>
+              <w14:ligatures w14:val="standardContextual"/>
+            </w:rPr>
+          </w:pPr>
+          <w:hyperlink w:anchor="_Toc194164092" w:history="1">
+            <w:r>
+              <w:rPr>
+                <w:rStyle w:val="af4"/>
+                <w:noProof/>
+              </w:rPr>
+              <w:t>APPENDIX</w:t>
+            </w:r>
+            <w:r>
+              <w:rPr>
+                <w:noProof/>
+                <w:webHidden/>
+              </w:rPr>
+              <w:tab/>
+            </w:r>
+            <w:r>
+              <w:rPr>
+                <w:noProof/>
+                <w:webHidden/>
+              </w:rPr>
+              <w:fldChar w:fldCharType="begin"/>
+            </w:r>
+            <w:r>
+              <w:rPr>
+                <w:noProof/>
+                <w:webHidden/>
+              </w:rPr>
+              <w:instrText xml:space="preserve"> PAGEREF _Toc194164092 \h </w:instrText>
+            </w:r>
+            <w:r>
+              <w:rPr>
+                <w:noProof/>
+                <w:webHidden/>
+              </w:rPr>
+            </w:r>
+            <w:r>
+              <w:rPr>
+                <w:noProof/>
+                <w:webHidden/>
+              </w:rPr>
+              <w:fldChar w:fldCharType="separate"/>
+            </w:r>
+            <w:r>
+              <w:rPr>
+                <w:noProof/>
+                <w:webHidden/>
+              </w:rPr>
+              <w:t>11</w:t>
+            </w:r>
+            <w:r>
+              <w:rPr>
+                <w:noProof/>
+                <w:webHidden/>
+              </w:rPr>
+              <w:fldChar w:fldCharType="end"/>
+            </w:r>
+          </w:hyperlink>
+        </w:p>
+        <w:p>
           <w:r>
             <w:rPr>
               <w:b/>
@@ -1636,7 +3798,7 @@
           <w:lang w:val="en-US"/>
         </w:rPr>
       </w:pPr>
-      <w:bookmarkStart w:id="3" w:name="_Toc194061346"/>
+      <w:bookmarkStart w:id="3" w:name="_Toc194164088"/>
       <w:r>
         <w:rPr>
           <w:lang w:val="en-US"/>
@@ -1662,8 +3824,10 @@
     <w:p>
       <w:pPr>
         <w:pStyle w:val="1"/>
-      </w:pPr>
-      <w:bookmarkStart w:id="4" w:name="_Toc194061347"/>
+        <w:ind w:firstLine="708"/>
+        <w:jc w:val="center"/>
+      </w:pPr>
+      <w:bookmarkStart w:id="4" w:name="_Toc194164089"/>
       <w:r>
         <w:rPr>
           <w:lang w:val="en-US"/>
@@ -1696,21 +3860,7 @@
         <w:rPr>
           <w:lang w:val="en-US"/>
         </w:rPr>
-        <w:t xml:space="preserve"> </w:t>
-      </w:r>
-      <w:proofErr w:type="gramStart"/>
-      <w:r>
-        <w:rPr>
-          <w:lang w:val="en-US"/>
-        </w:rPr>
-        <w:t>to</w:t>
-      </w:r>
-      <w:proofErr w:type="gramEnd"/>
-      <w:r>
-        <w:rPr>
-          <w:lang w:val="en-US"/>
-        </w:rPr>
-        <w:t xml:space="preserve"> economic development, political stability, and social equity. </w:t>
+        <w:t xml:space="preserve"> to economic development, political stability, and social equity. </w:t>
       </w:r>
       <w:r>
         <w:rPr>
@@ -1977,33 +4127,7 @@
         <w:rPr>
           <w:lang w:val="en-US"/>
         </w:rPr>
-        <w:t xml:space="preserve"> Text data scraped from </w:t>
-      </w:r>
-      <w:proofErr w:type="gramStart"/>
-      <w:r>
-        <w:rPr>
-          <w:lang w:val="en-US"/>
-        </w:rPr>
-        <w:t>news</w:t>
-      </w:r>
-      <w:proofErr w:type="gramEnd"/>
-      <w:r>
-        <w:rPr>
-          <w:lang w:val="en-US"/>
-        </w:rPr>
-        <w:t xml:space="preserve"> website covering corruption-related topics. These articles were processed to extract key corruption-related terms, and the keyword counts were aggregated </w:t>
-      </w:r>
-      <w:r>
-        <w:rPr>
-          <w:lang w:val="en-US"/>
-        </w:rPr>
-        <w:t>monthly</w:t>
-      </w:r>
-      <w:r>
-        <w:rPr>
-          <w:lang w:val="en-US"/>
-        </w:rPr>
-        <w:t>.</w:t>
+        <w:t xml:space="preserve"> Text data scraped from news website covering corruption-related topics. These articles were processed to extract key corruption-related terms, and the keyword counts were aggregated monthly.</w:t>
       </w:r>
     </w:p>
     <w:p>
@@ -2200,19 +4324,12 @@
     </w:p>
     <w:p>
       <w:pPr>
-        <w:rPr>
-          <w:lang w:val="en-US"/>
-        </w:rPr>
-      </w:pPr>
-    </w:p>
-    <w:p>
-      <w:pPr>
         <w:pStyle w:val="1"/>
         <w:rPr>
           <w:lang w:val="en-US"/>
         </w:rPr>
       </w:pPr>
-      <w:bookmarkStart w:id="5" w:name="_Toc194061348"/>
+      <w:bookmarkStart w:id="5" w:name="_Toc194164090"/>
       <w:r>
         <w:rPr>
           <w:lang w:val="en-US"/>
@@ -2244,8 +4361,11 @@
     <w:p>
       <w:pPr>
         <w:pStyle w:val="1"/>
-      </w:pPr>
-      <w:bookmarkStart w:id="6" w:name="_Toc194061349"/>
+        <w:rPr>
+          <w:lang w:val="en-US"/>
+        </w:rPr>
+      </w:pPr>
+      <w:bookmarkStart w:id="6" w:name="_Toc194164091"/>
       <w:r>
         <w:rPr>
           <w:lang w:val="en-US"/>
@@ -2272,7 +4392,7 @@
           <w:szCs w:val="28"/>
           <w:lang w:val="en-US"/>
         </w:rPr>
-        <w:t>[1] Transparency International, "202</w:t>
+        <w:t>[1] Transparency International, "2024 corruption perceptions index:</w:t>
       </w:r>
       <w:r>
         <w:rPr>
@@ -2281,7 +4401,7 @@
           <w:szCs w:val="28"/>
           <w:lang w:val="en-US"/>
         </w:rPr>
-        <w:t>4</w:t>
+        <w:t xml:space="preserve"> Kazakhstan</w:t>
       </w:r>
       <w:r>
         <w:rPr>
@@ -2290,7 +4410,7 @@
           <w:szCs w:val="28"/>
           <w:lang w:val="en-US"/>
         </w:rPr>
-        <w:t xml:space="preserve"> corruption perceptions index:</w:t>
+        <w:t>" [Online].</w:t>
       </w:r>
       <w:r>
         <w:rPr>
@@ -2299,7 +4419,7 @@
           <w:szCs w:val="28"/>
           <w:lang w:val="en-US"/>
         </w:rPr>
-        <w:t xml:space="preserve"> Kazakhstan</w:t>
+        <w:t xml:space="preserve"> </w:t>
       </w:r>
       <w:r>
         <w:rPr>
@@ -2308,27 +4428,9 @@
           <w:szCs w:val="28"/>
           <w:lang w:val="en-US"/>
         </w:rPr>
-        <w:t>" [Online].</w:t>
-      </w:r>
-      <w:r>
-        <w:rPr>
-          <w:rFonts w:cs="Times New Roman"/>
-          <w:kern w:val="2"/>
-          <w:szCs w:val="28"/>
-          <w:lang w:val="en-US"/>
-        </w:rPr>
-        <w:t xml:space="preserve"> </w:t>
-      </w:r>
-      <w:r>
-        <w:rPr>
-          <w:rFonts w:cs="Times New Roman"/>
-          <w:kern w:val="2"/>
-          <w:szCs w:val="28"/>
-          <w:lang w:val="en-US"/>
-        </w:rPr>
         <w:t xml:space="preserve">Available: </w:t>
       </w:r>
-      <w:hyperlink r:id="rId9" w:history="1">
+      <w:hyperlink r:id="rId13" w:history="1">
         <w:r>
           <w:rPr>
             <w:rStyle w:val="af4"/>
@@ -2445,19 +4547,19 @@
           <w:szCs w:val="28"/>
           <w:lang w:val="en-US"/>
         </w:rPr>
-        <w:t xml:space="preserve">[5] E. Ash, S. Galletta, and T. </w:t>
-      </w:r>
-      <w:proofErr w:type="spellStart"/>
-      <w:r>
+        <w:t xml:space="preserve">[5] E. Ash, S. Galletta, and T. Giommoni, "A machine learning approach to analyze and support anti-corruption policy," [Online]. Available: https://www.RePEc.org. [Accessed: Mar. 11, 2025].  </w:t>
+      </w:r>
+    </w:p>
+    <w:p>
+      <w:pPr>
+        <w:ind w:firstLine="652"/>
         <w:rPr>
           <w:rFonts w:cs="Times New Roman"/>
           <w:kern w:val="2"/>
           <w:szCs w:val="28"/>
           <w:lang w:val="en-US"/>
         </w:rPr>
-        <w:t>Giommoni</w:t>
-      </w:r>
-      <w:proofErr w:type="spellEnd"/>
+      </w:pPr>
       <w:r>
         <w:rPr>
           <w:rFonts w:cs="Times New Roman"/>
@@ -2465,7 +4567,7 @@
           <w:szCs w:val="28"/>
           <w:lang w:val="en-US"/>
         </w:rPr>
-        <w:t xml:space="preserve">, "A machine learning approach to analyze and support anti-corruption policy," [Online]. Available: https://www.RePEc.org. [Accessed: Mar. 11, 2025].  </w:t>
+        <w:t xml:space="preserve">[6] U4 Anti-Corruption Resource Centre, "Artificial intelligence – a promising anti-corruption tool in development settings?" [Online]. Available: https://www.u4.no/publications/artificial-intelligence-a-promising-anti-corruption-tool-in-development-settings. [Accessed: Mar. 11, 2025].  </w:t>
       </w:r>
     </w:p>
     <w:p>
@@ -2485,7 +4587,7 @@
           <w:szCs w:val="28"/>
           <w:lang w:val="en-US"/>
         </w:rPr>
-        <w:t xml:space="preserve">[6] U4 Anti-Corruption Resource Centre, "Artificial intelligence – a promising anti-corruption tool in development settings?" [Online]. Available: https://www.u4.no/publications/artificial-intelligence-a-promising-anti-corruption-tool-in-development-settings. [Accessed: Mar. 11, 2025].  </w:t>
+        <w:t xml:space="preserve">[7] N. Köbis, C. Starke, and I. Rahwan, Int. Journal of Anticorruption Research 5, 89-102 (2021). https://doi.org/10.48550/arXiv.2102.11567.  </w:t>
       </w:r>
     </w:p>
     <w:p>
@@ -2505,19 +4607,19 @@
           <w:szCs w:val="28"/>
           <w:lang w:val="en-US"/>
         </w:rPr>
-        <w:t xml:space="preserve">[7] N. </w:t>
-      </w:r>
-      <w:proofErr w:type="spellStart"/>
-      <w:r>
+        <w:t xml:space="preserve">[8] M. S. M. Lima and D. Delen, Government Information Quarterly 37, 101407 (2020). https://doi.org/10.1016/j.giq.2019.101407.  </w:t>
+      </w:r>
+    </w:p>
+    <w:p>
+      <w:pPr>
+        <w:ind w:firstLine="652"/>
         <w:rPr>
           <w:rFonts w:cs="Times New Roman"/>
           <w:kern w:val="2"/>
           <w:szCs w:val="28"/>
           <w:lang w:val="en-US"/>
         </w:rPr>
-        <w:t>Köbis</w:t>
-      </w:r>
-      <w:proofErr w:type="spellEnd"/>
+      </w:pPr>
       <w:r>
         <w:rPr>
           <w:rFonts w:cs="Times New Roman"/>
@@ -2525,7 +4627,7 @@
           <w:szCs w:val="28"/>
           <w:lang w:val="en-US"/>
         </w:rPr>
-        <w:t xml:space="preserve">, C. Starke, and I. Rahwan, Int. Journal of Anticorruption Research 5, 89-102 (2021). https://doi.org/10.48550/arXiv.2102.11567.  </w:t>
+        <w:t xml:space="preserve">[9] G. de Blasio, A. D’Ignazio, and M. Letta, Technological Forecasting and Social Change 184, 122016 (2022). https://doi.org/10.1016/j.techfore.2022.122016.  </w:t>
       </w:r>
     </w:p>
     <w:p>
@@ -2545,7 +4647,7 @@
           <w:szCs w:val="28"/>
           <w:lang w:val="en-US"/>
         </w:rPr>
-        <w:t xml:space="preserve">[8] M. S. M. Lima and D. Delen, Government Information Quarterly 37, 101407 (2020). https://doi.org/10.1016/j.giq.2019.101407.  </w:t>
+        <w:t xml:space="preserve">[10] A. R. Rashid, Z. L. Ali, and G. H. A. Alshmeel, Proc. 4th Int. Congress on Human-Computer Interaction, Optimization and Robotic Applications (HORA), 2022. https://doi.org/10.1109/HORA55278.2022.9799970.  </w:t>
       </w:r>
     </w:p>
     <w:p>
@@ -2565,19 +4667,19 @@
           <w:szCs w:val="28"/>
           <w:lang w:val="en-US"/>
         </w:rPr>
-        <w:t xml:space="preserve">[9] G. de Blasio, A. </w:t>
-      </w:r>
-      <w:proofErr w:type="spellStart"/>
-      <w:r>
+        <w:t xml:space="preserve">[11] M. Pan and D. Li, International Review of Financial Analysis 84, 102367 (2023). https://doi.org/10.1016/j.irfa.2023.102367.  </w:t>
+      </w:r>
+    </w:p>
+    <w:p>
+      <w:pPr>
+        <w:ind w:firstLine="652"/>
         <w:rPr>
           <w:rFonts w:cs="Times New Roman"/>
           <w:kern w:val="2"/>
           <w:szCs w:val="28"/>
           <w:lang w:val="en-US"/>
         </w:rPr>
-        <w:t>D’Ignazio</w:t>
-      </w:r>
-      <w:proofErr w:type="spellEnd"/>
+      </w:pPr>
       <w:r>
         <w:rPr>
           <w:rFonts w:cs="Times New Roman"/>
@@ -2585,7 +4687,7 @@
           <w:szCs w:val="28"/>
           <w:lang w:val="en-US"/>
         </w:rPr>
-        <w:t xml:space="preserve">, and M. Letta, Technological Forecasting and Social Change 184, 122016 (2022). https://doi.org/10.1016/j.techfore.2022.122016.  </w:t>
+        <w:t xml:space="preserve">[12] C. van Noordt, Government Information Quarterly 39, 101680 (2022). https://doi.org/10.1016/j.giq.2022.101680.  </w:t>
       </w:r>
     </w:p>
     <w:p>
@@ -2605,19 +4707,19 @@
           <w:szCs w:val="28"/>
           <w:lang w:val="en-US"/>
         </w:rPr>
-        <w:t xml:space="preserve">[10] A. R. Rashid, Z. L. Ali, and G. H. A. </w:t>
-      </w:r>
-      <w:proofErr w:type="spellStart"/>
-      <w:r>
+        <w:t xml:space="preserve">[13] T. Yigitcanlar, R. Y. M. Li, and P. B. Bulu, Government Information Quarterly 40, 101733 (2023). https://doi.org/10.1016/j.giq.2022.101733.  </w:t>
+      </w:r>
+    </w:p>
+    <w:p>
+      <w:pPr>
+        <w:ind w:firstLine="652"/>
         <w:rPr>
           <w:rFonts w:cs="Times New Roman"/>
           <w:kern w:val="2"/>
           <w:szCs w:val="28"/>
           <w:lang w:val="en-US"/>
         </w:rPr>
-        <w:t>Alshmeel</w:t>
-      </w:r>
-      <w:proofErr w:type="spellEnd"/>
+      </w:pPr>
       <w:r>
         <w:rPr>
           <w:rFonts w:cs="Times New Roman"/>
@@ -2625,7 +4727,7 @@
           <w:szCs w:val="28"/>
           <w:lang w:val="en-US"/>
         </w:rPr>
-        <w:t xml:space="preserve">, Proc. 4th Int. Congress on Human-Computer Interaction, Optimization and Robotic Applications (HORA), 2022. https://doi.org/10.1109/HORA55278.2022.9799970.  </w:t>
+        <w:t xml:space="preserve">[14] Z. Wang, X. Guan, L. Sun, and D. Zhang, Heliyon 9, e13765 (2023). https://doi.org/10.1016/j.heliyon.2023.e13765.  </w:t>
       </w:r>
     </w:p>
     <w:p>
@@ -2645,7 +4747,7 @@
           <w:szCs w:val="28"/>
           <w:lang w:val="en-US"/>
         </w:rPr>
-        <w:t xml:space="preserve">[11] M. Pan and D. Li, International Review of Financial Analysis 84, 102367 (2023). https://doi.org/10.1016/j.irfa.2023.102367.  </w:t>
+        <w:t xml:space="preserve">[15] D. Valle-Cruz, V. Fernández-Cortez, and J. R. Gil-Garcia, Government Information Quarterly 38, 101600 (2021). https://doi.org/10.1016/j.giq.2021.101600.  </w:t>
       </w:r>
     </w:p>
     <w:p>
@@ -2665,19 +4767,19 @@
           <w:szCs w:val="28"/>
           <w:lang w:val="en-US"/>
         </w:rPr>
-        <w:t xml:space="preserve">[12] C. van </w:t>
-      </w:r>
-      <w:proofErr w:type="spellStart"/>
-      <w:r>
+        <w:t xml:space="preserve">[16] V. J. Straub, D. Morgan, and J. Bertot, Government Information Quarterly 40, 101749 (2023). https://doi.org/10.1016/j.giq.2022.101749.  </w:t>
+      </w:r>
+    </w:p>
+    <w:p>
+      <w:pPr>
+        <w:ind w:firstLine="652"/>
         <w:rPr>
           <w:rFonts w:cs="Times New Roman"/>
           <w:kern w:val="2"/>
           <w:szCs w:val="28"/>
           <w:lang w:val="en-US"/>
         </w:rPr>
-        <w:t>Noordt</w:t>
-      </w:r>
-      <w:proofErr w:type="spellEnd"/>
+      </w:pPr>
       <w:r>
         <w:rPr>
           <w:rFonts w:cs="Times New Roman"/>
@@ -2685,7 +4787,8 @@
           <w:szCs w:val="28"/>
           <w:lang w:val="en-US"/>
         </w:rPr>
-        <w:t xml:space="preserve">, Government Information Quarterly 39, 101680 (2022). https://doi.org/10.1016/j.giq.2022.101680.  </w:t>
+        <w:lastRenderedPageBreak/>
+        <w:t xml:space="preserve">[17] I. Adam and M. Fazekas, Information Economics and Policy 54, 100880 (2021). https://doi.org/10.1016/j.infoecopol.2020.100880.  </w:t>
       </w:r>
     </w:p>
     <w:p>
@@ -2705,19 +4808,19 @@
           <w:szCs w:val="28"/>
           <w:lang w:val="en-US"/>
         </w:rPr>
-        <w:t xml:space="preserve">[13] T. </w:t>
-      </w:r>
-      <w:proofErr w:type="spellStart"/>
-      <w:r>
+        <w:t xml:space="preserve">[18] M. S. M. Lima and D. Delen, Government Information Quarterly 37, 101407 (2020). https://doi.org/10.1016/j.giq.2019.101407.  </w:t>
+      </w:r>
+    </w:p>
+    <w:p>
+      <w:pPr>
+        <w:ind w:firstLine="652"/>
         <w:rPr>
           <w:rFonts w:cs="Times New Roman"/>
           <w:kern w:val="2"/>
           <w:szCs w:val="28"/>
           <w:lang w:val="en-US"/>
         </w:rPr>
-        <w:t>Yigitcanlar</w:t>
-      </w:r>
-      <w:proofErr w:type="spellEnd"/>
+      </w:pPr>
       <w:r>
         <w:rPr>
           <w:rFonts w:cs="Times New Roman"/>
@@ -2725,7 +4828,7 @@
           <w:szCs w:val="28"/>
           <w:lang w:val="en-US"/>
         </w:rPr>
-        <w:t xml:space="preserve">, R. Y. M. Li, and P. B. Bulu, Government Information Quarterly 40, 101733 (2023). https://doi.org/10.1016/j.giq.2022.101733.  </w:t>
+        <w:t xml:space="preserve">[19] R. Nai, R. Meo, and G. P. Pinna, Government Information Quarterly 39, 101679 (2022). https://doi.org/10.1016/j.giq.2022.101679.  </w:t>
       </w:r>
     </w:p>
     <w:p>
@@ -2735,7 +4838,6 @@
           <w:rFonts w:cs="Times New Roman"/>
           <w:kern w:val="2"/>
           <w:szCs w:val="28"/>
-          <w:lang w:val="en-US"/>
         </w:rPr>
       </w:pPr>
       <w:r>
@@ -2745,201 +4847,15 @@
           <w:szCs w:val="28"/>
           <w:lang w:val="en-US"/>
         </w:rPr>
-        <w:t xml:space="preserve">[14] Z. Wang, X. Guan, L. Sun, and D. Zhang, </w:t>
-      </w:r>
-      <w:proofErr w:type="spellStart"/>
+        <w:t xml:space="preserve">[20] "Portal of legal statistics and special accounts," [Online]. </w:t>
+      </w:r>
       <w:r>
         <w:rPr>
           <w:rFonts w:cs="Times New Roman"/>
           <w:kern w:val="2"/>
           <w:szCs w:val="28"/>
-          <w:lang w:val="en-US"/>
-        </w:rPr>
-        <w:t>Heliyon</w:t>
-      </w:r>
-      <w:proofErr w:type="spellEnd"/>
-      <w:r>
-        <w:rPr>
-          <w:rFonts w:cs="Times New Roman"/>
-          <w:kern w:val="2"/>
-          <w:szCs w:val="28"/>
-          <w:lang w:val="en-US"/>
-        </w:rPr>
-        <w:t xml:space="preserve"> 9, e13765 (2023). https://doi.org/10.1016/j.heliyon.2023.e13765.  </w:t>
-      </w:r>
-    </w:p>
-    <w:p>
-      <w:pPr>
-        <w:ind w:firstLine="652"/>
-        <w:rPr>
-          <w:rFonts w:cs="Times New Roman"/>
-          <w:kern w:val="2"/>
-          <w:szCs w:val="28"/>
-          <w:lang w:val="en-US"/>
-        </w:rPr>
-      </w:pPr>
-      <w:r>
-        <w:rPr>
-          <w:rFonts w:cs="Times New Roman"/>
-          <w:kern w:val="2"/>
-          <w:szCs w:val="28"/>
-          <w:lang w:val="en-US"/>
-        </w:rPr>
-        <w:t xml:space="preserve">[15] D. Valle-Cruz, V. Fernández-Cortez, and J. R. Gil-Garcia, Government Information Quarterly 38, 101600 (2021). https://doi.org/10.1016/j.giq.2021.101600.  </w:t>
-      </w:r>
-    </w:p>
-    <w:p>
-      <w:pPr>
-        <w:ind w:firstLine="652"/>
-        <w:rPr>
-          <w:rFonts w:cs="Times New Roman"/>
-          <w:kern w:val="2"/>
-          <w:szCs w:val="28"/>
-          <w:lang w:val="en-US"/>
-        </w:rPr>
-      </w:pPr>
-      <w:r>
-        <w:rPr>
-          <w:rFonts w:cs="Times New Roman"/>
-          <w:kern w:val="2"/>
-          <w:szCs w:val="28"/>
-          <w:lang w:val="en-US"/>
-        </w:rPr>
-        <w:t xml:space="preserve">[16] V. J. Straub, D. Morgan, and J. Bertot, Government Information Quarterly 40, 101749 (2023). https://doi.org/10.1016/j.giq.2022.101749.  </w:t>
-      </w:r>
-    </w:p>
-    <w:p>
-      <w:pPr>
-        <w:ind w:firstLine="652"/>
-        <w:rPr>
-          <w:rFonts w:cs="Times New Roman"/>
-          <w:kern w:val="2"/>
-          <w:szCs w:val="28"/>
-          <w:lang w:val="en-US"/>
-        </w:rPr>
-      </w:pPr>
-      <w:r>
-        <w:rPr>
-          <w:rFonts w:cs="Times New Roman"/>
-          <w:kern w:val="2"/>
-          <w:szCs w:val="28"/>
-          <w:lang w:val="en-US"/>
-        </w:rPr>
-        <w:lastRenderedPageBreak/>
-        <w:t xml:space="preserve">[17] I. Adam and M. Fazekas, Information Economics and Policy 54, 100880 (2021). https://doi.org/10.1016/j.infoecopol.2020.100880.  </w:t>
-      </w:r>
-    </w:p>
-    <w:p>
-      <w:pPr>
-        <w:ind w:firstLine="652"/>
-        <w:rPr>
-          <w:rFonts w:cs="Times New Roman"/>
-          <w:kern w:val="2"/>
-          <w:szCs w:val="28"/>
-          <w:lang w:val="en-US"/>
-        </w:rPr>
-      </w:pPr>
-      <w:r>
-        <w:rPr>
-          <w:rFonts w:cs="Times New Roman"/>
-          <w:kern w:val="2"/>
-          <w:szCs w:val="28"/>
-          <w:lang w:val="en-US"/>
-        </w:rPr>
-        <w:t xml:space="preserve">[18] M. S. M. Lima and D. Delen, Government Information Quarterly 37, 101407 (2020). https://doi.org/10.1016/j.giq.2019.101407.  </w:t>
-      </w:r>
-    </w:p>
-    <w:p>
-      <w:pPr>
-        <w:ind w:firstLine="652"/>
-        <w:rPr>
-          <w:rFonts w:cs="Times New Roman"/>
-          <w:kern w:val="2"/>
-          <w:szCs w:val="28"/>
-          <w:lang w:val="en-US"/>
-        </w:rPr>
-      </w:pPr>
-      <w:r>
-        <w:rPr>
-          <w:rFonts w:cs="Times New Roman"/>
-          <w:kern w:val="2"/>
-          <w:szCs w:val="28"/>
-          <w:lang w:val="en-US"/>
-        </w:rPr>
-        <w:t xml:space="preserve">[19] R. Nai, R. Meo, and G. P. Pinna, Government Information Quarterly 39, 101679 (2022). https://doi.org/10.1016/j.giq.2022.101679.  </w:t>
-      </w:r>
-    </w:p>
-    <w:p>
-      <w:pPr>
-        <w:ind w:firstLine="652"/>
-        <w:rPr>
-          <w:rFonts w:cs="Times New Roman"/>
-          <w:kern w:val="2"/>
-          <w:szCs w:val="28"/>
-        </w:rPr>
-      </w:pPr>
-      <w:r>
-        <w:rPr>
-          <w:rFonts w:cs="Times New Roman"/>
-          <w:kern w:val="2"/>
-          <w:szCs w:val="28"/>
-          <w:lang w:val="en-US"/>
-        </w:rPr>
-        <w:t xml:space="preserve">[20] "Portal of legal statistics and special accounts," [Online]. </w:t>
-      </w:r>
-      <w:proofErr w:type="spellStart"/>
-      <w:r>
-        <w:rPr>
-          <w:rFonts w:cs="Times New Roman"/>
-          <w:kern w:val="2"/>
-          <w:szCs w:val="28"/>
-        </w:rPr>
-        <w:t>Available</w:t>
-      </w:r>
-      <w:proofErr w:type="spellEnd"/>
-      <w:r>
-        <w:rPr>
-          <w:rFonts w:cs="Times New Roman"/>
-          <w:kern w:val="2"/>
-          <w:szCs w:val="28"/>
-        </w:rPr>
-        <w:t>: https://qamqor.gov.kz/. [</w:t>
-      </w:r>
-      <w:proofErr w:type="spellStart"/>
-      <w:r>
-        <w:rPr>
-          <w:rFonts w:cs="Times New Roman"/>
-          <w:kern w:val="2"/>
-          <w:szCs w:val="28"/>
-        </w:rPr>
-        <w:t>Accessed</w:t>
-      </w:r>
-      <w:proofErr w:type="spellEnd"/>
-      <w:r>
-        <w:rPr>
-          <w:rFonts w:cs="Times New Roman"/>
-          <w:kern w:val="2"/>
-          <w:szCs w:val="28"/>
-        </w:rPr>
-        <w:t xml:space="preserve">: </w:t>
-      </w:r>
-      <w:proofErr w:type="spellStart"/>
-      <w:r>
-        <w:rPr>
-          <w:rFonts w:cs="Times New Roman"/>
-          <w:kern w:val="2"/>
-          <w:szCs w:val="28"/>
-        </w:rPr>
-        <w:t>Mar</w:t>
-      </w:r>
-      <w:proofErr w:type="spellEnd"/>
-      <w:r>
-        <w:rPr>
-          <w:rFonts w:cs="Times New Roman"/>
-          <w:kern w:val="2"/>
-          <w:szCs w:val="28"/>
-        </w:rPr>
-        <w:t xml:space="preserve">. 11, 2025].  </w:t>
+        </w:rPr>
+        <w:t xml:space="preserve">Available: https://qamqor.gov.kz/. [Accessed: Mar. 11, 2025].  </w:t>
       </w:r>
     </w:p>
     <w:p/>
@@ -2970,7 +4886,7 @@
           <w:lang w:val="en-US"/>
         </w:rPr>
       </w:pPr>
-      <w:bookmarkStart w:id="7" w:name="_Toc194061350"/>
+      <w:bookmarkStart w:id="7" w:name="_Toc194164092"/>
       <w:r>
         <w:lastRenderedPageBreak/>
         <w:t>APPENDIX</w:t>
@@ -2978,9 +4894,8 @@
       <w:bookmarkEnd w:id="7"/>
     </w:p>
     <w:sectPr>
-      <w:footerReference w:type="default" r:id="rId10"/>
       <w:pgSz w:w="11906" w:h="16838"/>
-      <w:pgMar w:top="1134" w:right="850" w:bottom="1134" w:left="1701" w:header="708" w:footer="708" w:gutter="0"/>
+      <w:pgMar w:top="1134" w:right="567" w:bottom="1134" w:left="1701" w:header="709" w:footer="709" w:gutter="0"/>
       <w:cols w:space="708"/>
       <w:titlePg/>
       <w:docGrid w:linePitch="381"/>
@@ -3010,38 +4925,104 @@
 
 <file path=word/footer1.xml><?xml version="1.0" encoding="utf-8"?>
 <w:ftr xmlns:wpc="http://schemas.microsoft.com/office/word/2010/wordprocessingCanvas" xmlns:cx="http://schemas.microsoft.com/office/drawing/2014/chartex" xmlns:cx1="http://schemas.microsoft.com/office/drawing/2015/9/8/chartex" xmlns:cx2="http://schemas.microsoft.com/office/drawing/2015/10/21/chartex" xmlns:cx3="http://schemas.microsoft.com/office/drawing/2016/5/9/chartex" xmlns:cx4="http://schemas.microsoft.com/office/drawing/2016/5/10/chartex" xmlns:cx5="http://schemas.microsoft.com/office/drawing/2016/5/11/chartex" xmlns:cx6="http://schemas.microsoft.com/office/drawing/2016/5/12/chartex" xmlns:cx7="http://schemas.microsoft.com/office/drawing/2016/5/13/chartex" xmlns:cx8="http://schemas.microsoft.com/office/drawing/2016/5/14/chartex" xmlns:mc="http://schemas.openxmlformats.org/markup-compatibility/2006" xmlns:aink="http://schemas.microsoft.com/office/drawing/2016/ink" xmlns:am3d="http://schemas.microsoft.com/office/drawing/2017/model3d" xmlns:o="urn:schemas-microsoft-com:office:office" xmlns:oel="http://schemas.microsoft.com/office/2019/extlst" xmlns:r="http://schemas.openxmlformats.org/officeDocument/2006/relationships" xmlns:m="http://schemas.openxmlformats.org/officeDocument/2006/math" xmlns:v="urn:schemas-microsoft-com:vml" xmlns:wp14="http://schemas.microsoft.com/office/word/2010/wordprocessingDrawing" xmlns:wp="http://schemas.openxmlformats.org/drawingml/2006/wordprocessingDrawing" xmlns:w10="urn:schemas-microsoft-com:office:word" xmlns:w="http://schemas.openxmlformats.org/wordprocessingml/2006/main" xmlns:w14="http://schemas.microsoft.com/office/word/2010/wordml" xmlns:w15="http://schemas.microsoft.com/office/word/2012/wordml" xmlns:w16cex="http://schemas.microsoft.com/office/word/2018/wordml/cex" xmlns:w16cid="http://schemas.microsoft.com/office/word/2016/wordml/cid" xmlns:w16="http://schemas.microsoft.com/office/word/2018/wordml" xmlns:w16du="http://schemas.microsoft.com/office/word/2023/wordml/word16du" xmlns:w16sdtdh="http://schemas.microsoft.com/office/word/2020/wordml/sdtdatahash" xmlns:w16sdtfl="http://schemas.microsoft.com/office/word/2024/wordml/sdtformatlock" xmlns:w16se="http://schemas.microsoft.com/office/word/2015/wordml/symex" xmlns:wpg="http://schemas.microsoft.com/office/word/2010/wordprocessingGroup" xmlns:wpi="http://schemas.microsoft.com/office/word/2010/wordprocessingInk" xmlns:wne="http://schemas.microsoft.com/office/word/2006/wordml" xmlns:wps="http://schemas.microsoft.com/office/word/2010/wordprocessingShape" mc:Ignorable="w14 w15 w16se w16cid w16 w16cex w16sdtdh w16sdtfl w16du wp14">
+  <w:p>
+    <w:pPr>
+      <w:pStyle w:val="af1"/>
+      <w:jc w:val="center"/>
+    </w:pPr>
+  </w:p>
+  <w:p>
+    <w:pPr>
+      <w:pStyle w:val="af1"/>
+    </w:pPr>
+  </w:p>
+</w:ftr>
+</file>
+
+<file path=word/footer2.xml><?xml version="1.0" encoding="utf-8"?>
+<w:ftr xmlns:wpc="http://schemas.microsoft.com/office/word/2010/wordprocessingCanvas" xmlns:cx="http://schemas.microsoft.com/office/drawing/2014/chartex" xmlns:cx1="http://schemas.microsoft.com/office/drawing/2015/9/8/chartex" xmlns:cx2="http://schemas.microsoft.com/office/drawing/2015/10/21/chartex" xmlns:cx3="http://schemas.microsoft.com/office/drawing/2016/5/9/chartex" xmlns:cx4="http://schemas.microsoft.com/office/drawing/2016/5/10/chartex" xmlns:cx5="http://schemas.microsoft.com/office/drawing/2016/5/11/chartex" xmlns:cx6="http://schemas.microsoft.com/office/drawing/2016/5/12/chartex" xmlns:cx7="http://schemas.microsoft.com/office/drawing/2016/5/13/chartex" xmlns:cx8="http://schemas.microsoft.com/office/drawing/2016/5/14/chartex" xmlns:mc="http://schemas.openxmlformats.org/markup-compatibility/2006" xmlns:aink="http://schemas.microsoft.com/office/drawing/2016/ink" xmlns:am3d="http://schemas.microsoft.com/office/drawing/2017/model3d" xmlns:o="urn:schemas-microsoft-com:office:office" xmlns:oel="http://schemas.microsoft.com/office/2019/extlst" xmlns:r="http://schemas.openxmlformats.org/officeDocument/2006/relationships" xmlns:m="http://schemas.openxmlformats.org/officeDocument/2006/math" xmlns:v="urn:schemas-microsoft-com:vml" xmlns:wp14="http://schemas.microsoft.com/office/word/2010/wordprocessingDrawing" xmlns:wp="http://schemas.openxmlformats.org/drawingml/2006/wordprocessingDrawing" xmlns:w10="urn:schemas-microsoft-com:office:word" xmlns:w="http://schemas.openxmlformats.org/wordprocessingml/2006/main" xmlns:w14="http://schemas.microsoft.com/office/word/2010/wordml" xmlns:w15="http://schemas.microsoft.com/office/word/2012/wordml" xmlns:w16cex="http://schemas.microsoft.com/office/word/2018/wordml/cex" xmlns:w16cid="http://schemas.microsoft.com/office/word/2016/wordml/cid" xmlns:w16="http://schemas.microsoft.com/office/word/2018/wordml" xmlns:w16du="http://schemas.microsoft.com/office/word/2023/wordml/word16du" xmlns:w16sdtdh="http://schemas.microsoft.com/office/word/2020/wordml/sdtdatahash" xmlns:w16sdtfl="http://schemas.microsoft.com/office/word/2024/wordml/sdtformatlock" xmlns:w16se="http://schemas.microsoft.com/office/word/2015/wordml/symex" xmlns:wpg="http://schemas.microsoft.com/office/word/2010/wordprocessingGroup" xmlns:wpi="http://schemas.microsoft.com/office/word/2010/wordprocessingInk" xmlns:wne="http://schemas.microsoft.com/office/word/2006/wordml" xmlns:wps="http://schemas.microsoft.com/office/word/2010/wordprocessingShape" mc:Ignorable="w14 w15 w16se w16cid w16 w16cex w16sdtdh w16sdtfl w16du wp14">
   <w:sdt>
     <w:sdtPr>
-      <w:id w:val="-1697923940"/>
+      <w:id w:val="1660890094"/>
       <w:docPartObj>
         <w:docPartGallery w:val="Page Numbers (Bottom of Page)"/>
         <w:docPartUnique/>
       </w:docPartObj>
     </w:sdtPr>
+    <w:sdtEndPr>
+      <w:rPr>
+        <w:sz w:val="24"/>
+        <w:szCs w:val="24"/>
+      </w:rPr>
+    </w:sdtEndPr>
     <w:sdtContent>
       <w:p>
         <w:pPr>
           <w:pStyle w:val="af1"/>
           <w:jc w:val="center"/>
+          <w:rPr>
+            <w:sz w:val="24"/>
+            <w:szCs w:val="24"/>
+          </w:rPr>
         </w:pPr>
         <w:r>
+          <w:rPr>
+            <w:sz w:val="24"/>
+            <w:szCs w:val="24"/>
+          </w:rPr>
           <w:fldChar w:fldCharType="begin"/>
         </w:r>
         <w:r>
+          <w:rPr>
+            <w:sz w:val="24"/>
+            <w:szCs w:val="24"/>
+          </w:rPr>
           <w:instrText>PAGE   \* MERGEFORMAT</w:instrText>
         </w:r>
         <w:r>
+          <w:rPr>
+            <w:sz w:val="24"/>
+            <w:szCs w:val="24"/>
+          </w:rPr>
           <w:fldChar w:fldCharType="separate"/>
         </w:r>
         <w:r>
+          <w:rPr>
+            <w:sz w:val="24"/>
+            <w:szCs w:val="24"/>
+          </w:rPr>
           <w:t>2</w:t>
         </w:r>
         <w:r>
+          <w:rPr>
+            <w:sz w:val="24"/>
+            <w:szCs w:val="24"/>
+          </w:rPr>
           <w:fldChar w:fldCharType="end"/>
         </w:r>
       </w:p>
     </w:sdtContent>
   </w:sdt>
+  <w:p>
+    <w:pPr>
+      <w:pStyle w:val="af1"/>
+    </w:pPr>
+  </w:p>
+</w:ftr>
+</file>
+
+<file path=word/footer3.xml><?xml version="1.0" encoding="utf-8"?>
+<w:ftr xmlns:wpc="http://schemas.microsoft.com/office/word/2010/wordprocessingCanvas" xmlns:cx="http://schemas.microsoft.com/office/drawing/2014/chartex" xmlns:cx1="http://schemas.microsoft.com/office/drawing/2015/9/8/chartex" xmlns:cx2="http://schemas.microsoft.com/office/drawing/2015/10/21/chartex" xmlns:cx3="http://schemas.microsoft.com/office/drawing/2016/5/9/chartex" xmlns:cx4="http://schemas.microsoft.com/office/drawing/2016/5/10/chartex" xmlns:cx5="http://schemas.microsoft.com/office/drawing/2016/5/11/chartex" xmlns:cx6="http://schemas.microsoft.com/office/drawing/2016/5/12/chartex" xmlns:cx7="http://schemas.microsoft.com/office/drawing/2016/5/13/chartex" xmlns:cx8="http://schemas.microsoft.com/office/drawing/2016/5/14/chartex" xmlns:mc="http://schemas.openxmlformats.org/markup-compatibility/2006" xmlns:aink="http://schemas.microsoft.com/office/drawing/2016/ink" xmlns:am3d="http://schemas.microsoft.com/office/drawing/2017/model3d" xmlns:o="urn:schemas-microsoft-com:office:office" xmlns:oel="http://schemas.microsoft.com/office/2019/extlst" xmlns:r="http://schemas.openxmlformats.org/officeDocument/2006/relationships" xmlns:m="http://schemas.openxmlformats.org/officeDocument/2006/math" xmlns:v="urn:schemas-microsoft-com:vml" xmlns:wp14="http://schemas.microsoft.com/office/word/2010/wordprocessingDrawing" xmlns:wp="http://schemas.openxmlformats.org/drawingml/2006/wordprocessingDrawing" xmlns:w10="urn:schemas-microsoft-com:office:word" xmlns:w="http://schemas.openxmlformats.org/wordprocessingml/2006/main" xmlns:w14="http://schemas.microsoft.com/office/word/2010/wordml" xmlns:w15="http://schemas.microsoft.com/office/word/2012/wordml" xmlns:w16cex="http://schemas.microsoft.com/office/word/2018/wordml/cex" xmlns:w16cid="http://schemas.microsoft.com/office/word/2016/wordml/cid" xmlns:w16="http://schemas.microsoft.com/office/word/2018/wordml" xmlns:w16du="http://schemas.microsoft.com/office/word/2023/wordml/word16du" xmlns:w16sdtdh="http://schemas.microsoft.com/office/word/2020/wordml/sdtdatahash" xmlns:w16sdtfl="http://schemas.microsoft.com/office/word/2024/wordml/sdtformatlock" xmlns:w16se="http://schemas.microsoft.com/office/word/2015/wordml/symex" xmlns:wpg="http://schemas.microsoft.com/office/word/2010/wordprocessingGroup" xmlns:wpi="http://schemas.microsoft.com/office/word/2010/wordprocessingInk" xmlns:wne="http://schemas.microsoft.com/office/word/2006/wordml" xmlns:wps="http://schemas.microsoft.com/office/word/2010/wordprocessingShape" mc:Ignorable="w14 w15 w16se w16cid w16 w16cex w16sdtdh w16sdtfl w16du wp14">
+  <w:p>
+    <w:pPr>
+      <w:pStyle w:val="af1"/>
+    </w:pPr>
+  </w:p>
+</w:ftr>
+</file>
+
+<file path=word/footer4.xml><?xml version="1.0" encoding="utf-8"?>
+<w:ftr xmlns:wpc="http://schemas.microsoft.com/office/word/2010/wordprocessingCanvas" xmlns:cx="http://schemas.microsoft.com/office/drawing/2014/chartex" xmlns:cx1="http://schemas.microsoft.com/office/drawing/2015/9/8/chartex" xmlns:cx2="http://schemas.microsoft.com/office/drawing/2015/10/21/chartex" xmlns:cx3="http://schemas.microsoft.com/office/drawing/2016/5/9/chartex" xmlns:cx4="http://schemas.microsoft.com/office/drawing/2016/5/10/chartex" xmlns:cx5="http://schemas.microsoft.com/office/drawing/2016/5/11/chartex" xmlns:cx6="http://schemas.microsoft.com/office/drawing/2016/5/12/chartex" xmlns:cx7="http://schemas.microsoft.com/office/drawing/2016/5/13/chartex" xmlns:cx8="http://schemas.microsoft.com/office/drawing/2016/5/14/chartex" xmlns:mc="http://schemas.openxmlformats.org/markup-compatibility/2006" xmlns:aink="http://schemas.microsoft.com/office/drawing/2016/ink" xmlns:am3d="http://schemas.microsoft.com/office/drawing/2017/model3d" xmlns:o="urn:schemas-microsoft-com:office:office" xmlns:oel="http://schemas.microsoft.com/office/2019/extlst" xmlns:r="http://schemas.openxmlformats.org/officeDocument/2006/relationships" xmlns:m="http://schemas.openxmlformats.org/officeDocument/2006/math" xmlns:v="urn:schemas-microsoft-com:vml" xmlns:wp14="http://schemas.microsoft.com/office/word/2010/wordprocessingDrawing" xmlns:wp="http://schemas.openxmlformats.org/drawingml/2006/wordprocessingDrawing" xmlns:w10="urn:schemas-microsoft-com:office:word" xmlns:w="http://schemas.openxmlformats.org/wordprocessingml/2006/main" xmlns:w14="http://schemas.microsoft.com/office/word/2010/wordml" xmlns:w15="http://schemas.microsoft.com/office/word/2012/wordml" xmlns:w16cex="http://schemas.microsoft.com/office/word/2018/wordml/cex" xmlns:w16cid="http://schemas.microsoft.com/office/word/2016/wordml/cid" xmlns:w16="http://schemas.microsoft.com/office/word/2018/wordml" xmlns:w16du="http://schemas.microsoft.com/office/word/2023/wordml/word16du" xmlns:w16sdtdh="http://schemas.microsoft.com/office/word/2020/wordml/sdtdatahash" xmlns:w16sdtfl="http://schemas.microsoft.com/office/word/2024/wordml/sdtformatlock" xmlns:w16se="http://schemas.microsoft.com/office/word/2015/wordml/symex" xmlns:wpg="http://schemas.microsoft.com/office/word/2010/wordprocessingGroup" xmlns:wpi="http://schemas.microsoft.com/office/word/2010/wordprocessingInk" xmlns:wne="http://schemas.microsoft.com/office/word/2006/wordml" xmlns:wps="http://schemas.microsoft.com/office/word/2010/wordprocessingShape" mc:Ignorable="w14 w15 w16se w16cid w16 w16cex w16sdtdh w16sdtfl w16du wp14">
   <w:p>
     <w:pPr>
       <w:pStyle w:val="af1"/>
@@ -3221,6 +5202,155 @@
     </w:lvl>
   </w:abstractNum>
   <w:abstractNum w:abstractNumId="1" w15:restartNumberingAfterBreak="0">
+    <w:nsid w:val="12EC0CF2"/>
+    <w:multiLevelType w:val="multilevel"/>
+    <w:tmpl w:val="9F16AE6E"/>
+    <w:lvl w:ilvl="0">
+      <w:start w:val="1"/>
+      <w:numFmt w:val="bullet"/>
+      <w:lvlText w:val=""/>
+      <w:lvlJc w:val="left"/>
+      <w:pPr>
+        <w:tabs>
+          <w:tab w:val="num" w:pos="720"/>
+        </w:tabs>
+        <w:ind w:left="720" w:hanging="360"/>
+      </w:pPr>
+      <w:rPr>
+        <w:rFonts w:ascii="Symbol" w:hAnsi="Symbol" w:hint="default"/>
+        <w:sz w:val="20"/>
+      </w:rPr>
+    </w:lvl>
+    <w:lvl w:ilvl="1" w:tentative="1">
+      <w:start w:val="1"/>
+      <w:numFmt w:val="bullet"/>
+      <w:lvlText w:val="o"/>
+      <w:lvlJc w:val="left"/>
+      <w:pPr>
+        <w:tabs>
+          <w:tab w:val="num" w:pos="1440"/>
+        </w:tabs>
+        <w:ind w:left="1440" w:hanging="360"/>
+      </w:pPr>
+      <w:rPr>
+        <w:rFonts w:ascii="Courier New" w:hAnsi="Courier New" w:hint="default"/>
+        <w:sz w:val="20"/>
+      </w:rPr>
+    </w:lvl>
+    <w:lvl w:ilvl="2" w:tentative="1">
+      <w:start w:val="1"/>
+      <w:numFmt w:val="bullet"/>
+      <w:lvlText w:val=""/>
+      <w:lvlJc w:val="left"/>
+      <w:pPr>
+        <w:tabs>
+          <w:tab w:val="num" w:pos="2160"/>
+        </w:tabs>
+        <w:ind w:left="2160" w:hanging="360"/>
+      </w:pPr>
+      <w:rPr>
+        <w:rFonts w:ascii="Wingdings" w:hAnsi="Wingdings" w:hint="default"/>
+        <w:sz w:val="20"/>
+      </w:rPr>
+    </w:lvl>
+    <w:lvl w:ilvl="3" w:tentative="1">
+      <w:start w:val="1"/>
+      <w:numFmt w:val="bullet"/>
+      <w:lvlText w:val=""/>
+      <w:lvlJc w:val="left"/>
+      <w:pPr>
+        <w:tabs>
+          <w:tab w:val="num" w:pos="2880"/>
+        </w:tabs>
+        <w:ind w:left="2880" w:hanging="360"/>
+      </w:pPr>
+      <w:rPr>
+        <w:rFonts w:ascii="Wingdings" w:hAnsi="Wingdings" w:hint="default"/>
+        <w:sz w:val="20"/>
+      </w:rPr>
+    </w:lvl>
+    <w:lvl w:ilvl="4" w:tentative="1">
+      <w:start w:val="1"/>
+      <w:numFmt w:val="bullet"/>
+      <w:lvlText w:val=""/>
+      <w:lvlJc w:val="left"/>
+      <w:pPr>
+        <w:tabs>
+          <w:tab w:val="num" w:pos="3600"/>
+        </w:tabs>
+        <w:ind w:left="3600" w:hanging="360"/>
+      </w:pPr>
+      <w:rPr>
+        <w:rFonts w:ascii="Wingdings" w:hAnsi="Wingdings" w:hint="default"/>
+        <w:sz w:val="20"/>
+      </w:rPr>
+    </w:lvl>
+    <w:lvl w:ilvl="5" w:tentative="1">
+      <w:start w:val="1"/>
+      <w:numFmt w:val="bullet"/>
+      <w:lvlText w:val=""/>
+      <w:lvlJc w:val="left"/>
+      <w:pPr>
+        <w:tabs>
+          <w:tab w:val="num" w:pos="4320"/>
+        </w:tabs>
+        <w:ind w:left="4320" w:hanging="360"/>
+      </w:pPr>
+      <w:rPr>
+        <w:rFonts w:ascii="Wingdings" w:hAnsi="Wingdings" w:hint="default"/>
+        <w:sz w:val="20"/>
+      </w:rPr>
+    </w:lvl>
+    <w:lvl w:ilvl="6" w:tentative="1">
+      <w:start w:val="1"/>
+      <w:numFmt w:val="bullet"/>
+      <w:lvlText w:val=""/>
+      <w:lvlJc w:val="left"/>
+      <w:pPr>
+        <w:tabs>
+          <w:tab w:val="num" w:pos="5040"/>
+        </w:tabs>
+        <w:ind w:left="5040" w:hanging="360"/>
+      </w:pPr>
+      <w:rPr>
+        <w:rFonts w:ascii="Wingdings" w:hAnsi="Wingdings" w:hint="default"/>
+        <w:sz w:val="20"/>
+      </w:rPr>
+    </w:lvl>
+    <w:lvl w:ilvl="7" w:tentative="1">
+      <w:start w:val="1"/>
+      <w:numFmt w:val="bullet"/>
+      <w:lvlText w:val=""/>
+      <w:lvlJc w:val="left"/>
+      <w:pPr>
+        <w:tabs>
+          <w:tab w:val="num" w:pos="5760"/>
+        </w:tabs>
+        <w:ind w:left="5760" w:hanging="360"/>
+      </w:pPr>
+      <w:rPr>
+        <w:rFonts w:ascii="Wingdings" w:hAnsi="Wingdings" w:hint="default"/>
+        <w:sz w:val="20"/>
+      </w:rPr>
+    </w:lvl>
+    <w:lvl w:ilvl="8" w:tentative="1">
+      <w:start w:val="1"/>
+      <w:numFmt w:val="bullet"/>
+      <w:lvlText w:val=""/>
+      <w:lvlJc w:val="left"/>
+      <w:pPr>
+        <w:tabs>
+          <w:tab w:val="num" w:pos="6480"/>
+        </w:tabs>
+        <w:ind w:left="6480" w:hanging="360"/>
+      </w:pPr>
+      <w:rPr>
+        <w:rFonts w:ascii="Wingdings" w:hAnsi="Wingdings" w:hint="default"/>
+        <w:sz w:val="20"/>
+      </w:rPr>
+    </w:lvl>
+  </w:abstractNum>
+  <w:abstractNum w:abstractNumId="2" w15:restartNumberingAfterBreak="0">
     <w:nsid w:val="513C3F03"/>
     <w:multiLevelType w:val="multilevel"/>
     <w:tmpl w:val="25F207CE"/>
@@ -3333,7 +5463,7 @@
       </w:pPr>
     </w:lvl>
   </w:abstractNum>
-  <w:abstractNum w:abstractNumId="2" w15:restartNumberingAfterBreak="0">
+  <w:abstractNum w:abstractNumId="3" w15:restartNumberingAfterBreak="0">
     <w:nsid w:val="672E1908"/>
     <w:multiLevelType w:val="multilevel"/>
     <w:tmpl w:val="F1D874D0"/>
@@ -3447,13 +5577,16 @@
     </w:lvl>
   </w:abstractNum>
   <w:num w:numId="1" w16cid:durableId="1499152162">
-    <w:abstractNumId w:val="1"/>
+    <w:abstractNumId w:val="2"/>
   </w:num>
   <w:num w:numId="2" w16cid:durableId="1311982485">
     <w:abstractNumId w:val="0"/>
   </w:num>
   <w:num w:numId="3" w16cid:durableId="1422795344">
-    <w:abstractNumId w:val="2"/>
+    <w:abstractNumId w:val="3"/>
+  </w:num>
+  <w:num w:numId="4" w16cid:durableId="651830967">
+    <w:abstractNumId w:val="1"/>
   </w:num>
 </w:numbering>
 </file>
@@ -3872,12 +6005,13 @@
     <w:link w:val="10"/>
     <w:uiPriority w:val="9"/>
     <w:qFormat/>
-    <w:rsid w:val="00366384"/>
+    <w:rsid w:val="00493B54"/>
     <w:pPr>
       <w:keepNext/>
       <w:keepLines/>
-      <w:spacing w:before="360" w:after="80"/>
-      <w:jc w:val="center"/>
+      <w:spacing w:before="240" w:after="240"/>
+      <w:ind w:firstLine="709"/>
+      <w:jc w:val="left"/>
       <w:outlineLvl w:val="0"/>
     </w:pPr>
     <w:rPr>
@@ -4093,7 +6227,7 @@
     <w:basedOn w:val="a0"/>
     <w:link w:val="1"/>
     <w:uiPriority w:val="9"/>
-    <w:rsid w:val="00366384"/>
+    <w:rsid w:val="00493B54"/>
     <w:rPr>
       <w:rFonts w:eastAsiaTheme="majorEastAsia" w:cstheme="majorBidi"/>
       <w:b/>
@@ -4483,8 +6617,7 @@
     <w:qFormat/>
     <w:rsid w:val="009A5BE8"/>
     <w:pPr>
-      <w:spacing w:before="240" w:after="0" w:line="259" w:lineRule="auto"/>
-      <w:jc w:val="left"/>
+      <w:spacing w:after="0" w:line="259" w:lineRule="auto"/>
       <w:outlineLvl w:val="9"/>
     </w:pPr>
     <w:rPr>

--- a/report/Диссертация.docx
+++ b/report/Диссертация.docx
@@ -3402,7 +3402,7 @@
           <w:r>
             <w:fldChar w:fldCharType="separate"/>
           </w:r>
-          <w:hyperlink w:anchor="_Toc194164088" w:history="1">
+          <w:hyperlink w:anchor="_Toc194404560" w:history="1">
             <w:r>
               <w:rPr>
                 <w:rStyle w:val="af4"/>
@@ -3430,7 +3430,7 @@
                 <w:noProof/>
                 <w:webHidden/>
               </w:rPr>
-              <w:instrText xml:space="preserve"> PAGEREF _Toc194164088 \h </w:instrText>
+              <w:instrText xml:space="preserve"> PAGEREF _Toc194404560 \h </w:instrText>
             </w:r>
             <w:r>
               <w:rPr>
@@ -3477,7 +3477,7 @@
               <w14:ligatures w14:val="standardContextual"/>
             </w:rPr>
           </w:pPr>
-          <w:hyperlink w:anchor="_Toc194164089" w:history="1">
+          <w:hyperlink w:anchor="_Toc194404561" w:history="1">
             <w:r>
               <w:rPr>
                 <w:rStyle w:val="af4"/>
@@ -3505,7 +3505,7 @@
                 <w:noProof/>
                 <w:webHidden/>
               </w:rPr>
-              <w:instrText xml:space="preserve"> PAGEREF _Toc194164089 \h </w:instrText>
+              <w:instrText xml:space="preserve"> PAGEREF _Toc194404561 \h </w:instrText>
             </w:r>
             <w:r>
               <w:rPr>
@@ -3526,6 +3526,100 @@
                 <w:webHidden/>
               </w:rPr>
               <w:t>7</w:t>
+            </w:r>
+            <w:r>
+              <w:rPr>
+                <w:noProof/>
+                <w:webHidden/>
+              </w:rPr>
+              <w:fldChar w:fldCharType="end"/>
+            </w:r>
+          </w:hyperlink>
+        </w:p>
+        <w:p>
+          <w:pPr>
+            <w:pStyle w:val="11"/>
+            <w:tabs>
+              <w:tab w:val="left" w:pos="560"/>
+              <w:tab w:val="right" w:leader="dot" w:pos="9628"/>
+            </w:tabs>
+            <w:rPr>
+              <w:rFonts w:asciiTheme="minorHAnsi" w:eastAsiaTheme="minorEastAsia" w:hAnsiTheme="minorHAnsi"/>
+              <w:noProof/>
+              <w:kern w:val="2"/>
+              <w:sz w:val="24"/>
+              <w:szCs w:val="24"/>
+              <w:lang w:eastAsia="ru-RU"/>
+              <w14:ligatures w14:val="standardContextual"/>
+            </w:rPr>
+          </w:pPr>
+          <w:hyperlink w:anchor="_Toc194404562" w:history="1">
+            <w:r>
+              <w:rPr>
+                <w:rStyle w:val="af4"/>
+                <w:noProof/>
+              </w:rPr>
+              <w:t>1</w:t>
+            </w:r>
+            <w:r>
+              <w:rPr>
+                <w:rFonts w:asciiTheme="minorHAnsi" w:eastAsiaTheme="minorEastAsia" w:hAnsiTheme="minorHAnsi"/>
+                <w:noProof/>
+                <w:kern w:val="2"/>
+                <w:sz w:val="24"/>
+                <w:szCs w:val="24"/>
+                <w:lang w:val="en-US" w:eastAsia="ru-RU"/>
+                <w14:ligatures w14:val="standardContextual"/>
+              </w:rPr>
+              <w:t xml:space="preserve"> </w:t>
+            </w:r>
+            <w:r>
+              <w:rPr>
+                <w:rStyle w:val="af4"/>
+                <w:noProof/>
+              </w:rPr>
+              <w:t>LITERATURE REVIEW</w:t>
+            </w:r>
+            <w:r>
+              <w:rPr>
+                <w:noProof/>
+                <w:webHidden/>
+              </w:rPr>
+              <w:tab/>
+            </w:r>
+            <w:r>
+              <w:rPr>
+                <w:noProof/>
+                <w:webHidden/>
+              </w:rPr>
+              <w:fldChar w:fldCharType="begin"/>
+            </w:r>
+            <w:r>
+              <w:rPr>
+                <w:noProof/>
+                <w:webHidden/>
+              </w:rPr>
+              <w:instrText xml:space="preserve"> PAGEREF _Toc194404562 \h </w:instrText>
+            </w:r>
+            <w:r>
+              <w:rPr>
+                <w:noProof/>
+                <w:webHidden/>
+              </w:rPr>
+            </w:r>
+            <w:r>
+              <w:rPr>
+                <w:noProof/>
+                <w:webHidden/>
+              </w:rPr>
+              <w:fldChar w:fldCharType="separate"/>
+            </w:r>
+            <w:r>
+              <w:rPr>
+                <w:noProof/>
+                <w:webHidden/>
+              </w:rPr>
+              <w:t>9</w:t>
             </w:r>
             <w:r>
               <w:rPr>
@@ -3552,14 +3646,14 @@
               <w14:ligatures w14:val="standardContextual"/>
             </w:rPr>
           </w:pPr>
-          <w:hyperlink w:anchor="_Toc194164090" w:history="1">
+          <w:hyperlink w:anchor="_Toc194404563" w:history="1">
             <w:r>
               <w:rPr>
                 <w:rStyle w:val="af4"/>
                 <w:noProof/>
                 <w:lang w:val="en-US"/>
               </w:rPr>
-              <w:t>CONCLUSION</w:t>
+              <w:t>2 DATA AND METHODOLOGY</w:t>
             </w:r>
             <w:r>
               <w:rPr>
@@ -3580,7 +3674,7 @@
                 <w:noProof/>
                 <w:webHidden/>
               </w:rPr>
-              <w:instrText xml:space="preserve"> PAGEREF _Toc194164090 \h </w:instrText>
+              <w:instrText xml:space="preserve"> PAGEREF _Toc194404563 \h </w:instrText>
             </w:r>
             <w:r>
               <w:rPr>
@@ -3600,7 +3694,7 @@
                 <w:noProof/>
                 <w:webHidden/>
               </w:rPr>
-              <w:t>8</w:t>
+              <w:t>12</w:t>
             </w:r>
             <w:r>
               <w:rPr>
@@ -3627,14 +3721,14 @@
               <w14:ligatures w14:val="standardContextual"/>
             </w:rPr>
           </w:pPr>
-          <w:hyperlink w:anchor="_Toc194164091" w:history="1">
+          <w:hyperlink w:anchor="_Toc194404564" w:history="1">
             <w:r>
               <w:rPr>
                 <w:rStyle w:val="af4"/>
                 <w:noProof/>
                 <w:lang w:val="en-US"/>
               </w:rPr>
-              <w:t>REFERENCES</w:t>
+              <w:t>2.1 Data Collection and Extraction</w:t>
             </w:r>
             <w:r>
               <w:rPr>
@@ -3655,7 +3749,7 @@
                 <w:noProof/>
                 <w:webHidden/>
               </w:rPr>
-              <w:instrText xml:space="preserve"> PAGEREF _Toc194164091 \h </w:instrText>
+              <w:instrText xml:space="preserve"> PAGEREF _Toc194404564 \h </w:instrText>
             </w:r>
             <w:r>
               <w:rPr>
@@ -3675,7 +3769,7 @@
                 <w:noProof/>
                 <w:webHidden/>
               </w:rPr>
-              <w:t>9</w:t>
+              <w:t>12</w:t>
             </w:r>
             <w:r>
               <w:rPr>
@@ -3702,13 +3796,14 @@
               <w14:ligatures w14:val="standardContextual"/>
             </w:rPr>
           </w:pPr>
-          <w:hyperlink w:anchor="_Toc194164092" w:history="1">
+          <w:hyperlink w:anchor="_Toc194404565" w:history="1">
             <w:r>
               <w:rPr>
                 <w:rStyle w:val="af4"/>
                 <w:noProof/>
-              </w:rPr>
-              <w:t>APPENDIX</w:t>
+                <w:lang w:val="en-US"/>
+              </w:rPr>
+              <w:t>2.2 Data Preprocessing</w:t>
             </w:r>
             <w:r>
               <w:rPr>
@@ -3729,7 +3824,7 @@
                 <w:noProof/>
                 <w:webHidden/>
               </w:rPr>
-              <w:instrText xml:space="preserve"> PAGEREF _Toc194164092 \h </w:instrText>
+              <w:instrText xml:space="preserve"> PAGEREF _Toc194404565 \h </w:instrText>
             </w:r>
             <w:r>
               <w:rPr>
@@ -3749,7 +3844,531 @@
                 <w:noProof/>
                 <w:webHidden/>
               </w:rPr>
-              <w:t>11</w:t>
+              <w:t>12</w:t>
+            </w:r>
+            <w:r>
+              <w:rPr>
+                <w:noProof/>
+                <w:webHidden/>
+              </w:rPr>
+              <w:fldChar w:fldCharType="end"/>
+            </w:r>
+          </w:hyperlink>
+        </w:p>
+        <w:p>
+          <w:pPr>
+            <w:pStyle w:val="11"/>
+            <w:tabs>
+              <w:tab w:val="right" w:leader="dot" w:pos="9628"/>
+            </w:tabs>
+            <w:rPr>
+              <w:rFonts w:asciiTheme="minorHAnsi" w:eastAsiaTheme="minorEastAsia" w:hAnsiTheme="minorHAnsi"/>
+              <w:noProof/>
+              <w:kern w:val="2"/>
+              <w:sz w:val="24"/>
+              <w:szCs w:val="24"/>
+              <w:lang w:eastAsia="ru-RU"/>
+              <w14:ligatures w14:val="standardContextual"/>
+            </w:rPr>
+          </w:pPr>
+          <w:hyperlink w:anchor="_Toc194404566" w:history="1">
+            <w:r>
+              <w:rPr>
+                <w:rStyle w:val="af4"/>
+                <w:noProof/>
+                <w:lang w:val="en-US"/>
+              </w:rPr>
+              <w:t>2.3 Regression models</w:t>
+            </w:r>
+            <w:r>
+              <w:rPr>
+                <w:noProof/>
+                <w:webHidden/>
+              </w:rPr>
+              <w:tab/>
+            </w:r>
+            <w:r>
+              <w:rPr>
+                <w:noProof/>
+                <w:webHidden/>
+              </w:rPr>
+              <w:fldChar w:fldCharType="begin"/>
+            </w:r>
+            <w:r>
+              <w:rPr>
+                <w:noProof/>
+                <w:webHidden/>
+              </w:rPr>
+              <w:instrText xml:space="preserve"> PAGEREF _Toc194404566 \h </w:instrText>
+            </w:r>
+            <w:r>
+              <w:rPr>
+                <w:noProof/>
+                <w:webHidden/>
+              </w:rPr>
+            </w:r>
+            <w:r>
+              <w:rPr>
+                <w:noProof/>
+                <w:webHidden/>
+              </w:rPr>
+              <w:fldChar w:fldCharType="separate"/>
+            </w:r>
+            <w:r>
+              <w:rPr>
+                <w:noProof/>
+                <w:webHidden/>
+              </w:rPr>
+              <w:t>12</w:t>
+            </w:r>
+            <w:r>
+              <w:rPr>
+                <w:noProof/>
+                <w:webHidden/>
+              </w:rPr>
+              <w:fldChar w:fldCharType="end"/>
+            </w:r>
+          </w:hyperlink>
+        </w:p>
+        <w:p>
+          <w:pPr>
+            <w:pStyle w:val="11"/>
+            <w:tabs>
+              <w:tab w:val="right" w:leader="dot" w:pos="9628"/>
+            </w:tabs>
+            <w:rPr>
+              <w:rFonts w:asciiTheme="minorHAnsi" w:eastAsiaTheme="minorEastAsia" w:hAnsiTheme="minorHAnsi"/>
+              <w:noProof/>
+              <w:kern w:val="2"/>
+              <w:sz w:val="24"/>
+              <w:szCs w:val="24"/>
+              <w:lang w:eastAsia="ru-RU"/>
+              <w14:ligatures w14:val="standardContextual"/>
+            </w:rPr>
+          </w:pPr>
+          <w:hyperlink w:anchor="_Toc194404567" w:history="1">
+            <w:r>
+              <w:rPr>
+                <w:rStyle w:val="af4"/>
+                <w:noProof/>
+                <w:lang w:val="en-US"/>
+              </w:rPr>
+              <w:t>2.4 Time Series Analysis</w:t>
+            </w:r>
+            <w:r>
+              <w:rPr>
+                <w:noProof/>
+                <w:webHidden/>
+              </w:rPr>
+              <w:tab/>
+            </w:r>
+            <w:r>
+              <w:rPr>
+                <w:noProof/>
+                <w:webHidden/>
+              </w:rPr>
+              <w:fldChar w:fldCharType="begin"/>
+            </w:r>
+            <w:r>
+              <w:rPr>
+                <w:noProof/>
+                <w:webHidden/>
+              </w:rPr>
+              <w:instrText xml:space="preserve"> PAGEREF _Toc194404567 \h </w:instrText>
+            </w:r>
+            <w:r>
+              <w:rPr>
+                <w:noProof/>
+                <w:webHidden/>
+              </w:rPr>
+            </w:r>
+            <w:r>
+              <w:rPr>
+                <w:noProof/>
+                <w:webHidden/>
+              </w:rPr>
+              <w:fldChar w:fldCharType="separate"/>
+            </w:r>
+            <w:r>
+              <w:rPr>
+                <w:noProof/>
+                <w:webHidden/>
+              </w:rPr>
+              <w:t>13</w:t>
+            </w:r>
+            <w:r>
+              <w:rPr>
+                <w:noProof/>
+                <w:webHidden/>
+              </w:rPr>
+              <w:fldChar w:fldCharType="end"/>
+            </w:r>
+          </w:hyperlink>
+        </w:p>
+        <w:p>
+          <w:pPr>
+            <w:pStyle w:val="11"/>
+            <w:tabs>
+              <w:tab w:val="right" w:leader="dot" w:pos="9628"/>
+            </w:tabs>
+            <w:rPr>
+              <w:rFonts w:asciiTheme="minorHAnsi" w:eastAsiaTheme="minorEastAsia" w:hAnsiTheme="minorHAnsi"/>
+              <w:noProof/>
+              <w:kern w:val="2"/>
+              <w:sz w:val="24"/>
+              <w:szCs w:val="24"/>
+              <w:lang w:eastAsia="ru-RU"/>
+              <w14:ligatures w14:val="standardContextual"/>
+            </w:rPr>
+          </w:pPr>
+          <w:hyperlink w:anchor="_Toc194404568" w:history="1">
+            <w:r>
+              <w:rPr>
+                <w:rStyle w:val="af4"/>
+                <w:noProof/>
+                <w:lang w:val="en-US"/>
+              </w:rPr>
+              <w:t>3 EXPERIMENTS AND RESULTS</w:t>
+            </w:r>
+            <w:r>
+              <w:rPr>
+                <w:noProof/>
+                <w:webHidden/>
+              </w:rPr>
+              <w:tab/>
+            </w:r>
+            <w:r>
+              <w:rPr>
+                <w:noProof/>
+                <w:webHidden/>
+              </w:rPr>
+              <w:fldChar w:fldCharType="begin"/>
+            </w:r>
+            <w:r>
+              <w:rPr>
+                <w:noProof/>
+                <w:webHidden/>
+              </w:rPr>
+              <w:instrText xml:space="preserve"> PAGEREF _Toc194404568 \h </w:instrText>
+            </w:r>
+            <w:r>
+              <w:rPr>
+                <w:noProof/>
+                <w:webHidden/>
+              </w:rPr>
+            </w:r>
+            <w:r>
+              <w:rPr>
+                <w:noProof/>
+                <w:webHidden/>
+              </w:rPr>
+              <w:fldChar w:fldCharType="separate"/>
+            </w:r>
+            <w:r>
+              <w:rPr>
+                <w:noProof/>
+                <w:webHidden/>
+              </w:rPr>
+              <w:t>14</w:t>
+            </w:r>
+            <w:r>
+              <w:rPr>
+                <w:noProof/>
+                <w:webHidden/>
+              </w:rPr>
+              <w:fldChar w:fldCharType="end"/>
+            </w:r>
+          </w:hyperlink>
+        </w:p>
+        <w:p>
+          <w:pPr>
+            <w:pStyle w:val="11"/>
+            <w:tabs>
+              <w:tab w:val="right" w:leader="dot" w:pos="9628"/>
+            </w:tabs>
+            <w:rPr>
+              <w:rFonts w:asciiTheme="minorHAnsi" w:eastAsiaTheme="minorEastAsia" w:hAnsiTheme="minorHAnsi"/>
+              <w:noProof/>
+              <w:kern w:val="2"/>
+              <w:sz w:val="24"/>
+              <w:szCs w:val="24"/>
+              <w:lang w:eastAsia="ru-RU"/>
+              <w14:ligatures w14:val="standardContextual"/>
+            </w:rPr>
+          </w:pPr>
+          <w:hyperlink w:anchor="_Toc194404569" w:history="1">
+            <w:r>
+              <w:rPr>
+                <w:rStyle w:val="af4"/>
+                <w:noProof/>
+                <w:lang w:val="en-US"/>
+              </w:rPr>
+              <w:t>4 DISCUSSION</w:t>
+            </w:r>
+            <w:r>
+              <w:rPr>
+                <w:noProof/>
+                <w:webHidden/>
+              </w:rPr>
+              <w:tab/>
+            </w:r>
+            <w:r>
+              <w:rPr>
+                <w:noProof/>
+                <w:webHidden/>
+              </w:rPr>
+              <w:fldChar w:fldCharType="begin"/>
+            </w:r>
+            <w:r>
+              <w:rPr>
+                <w:noProof/>
+                <w:webHidden/>
+              </w:rPr>
+              <w:instrText xml:space="preserve"> PAGEREF _Toc194404569 \h </w:instrText>
+            </w:r>
+            <w:r>
+              <w:rPr>
+                <w:noProof/>
+                <w:webHidden/>
+              </w:rPr>
+            </w:r>
+            <w:r>
+              <w:rPr>
+                <w:noProof/>
+                <w:webHidden/>
+              </w:rPr>
+              <w:fldChar w:fldCharType="separate"/>
+            </w:r>
+            <w:r>
+              <w:rPr>
+                <w:noProof/>
+                <w:webHidden/>
+              </w:rPr>
+              <w:t>15</w:t>
+            </w:r>
+            <w:r>
+              <w:rPr>
+                <w:noProof/>
+                <w:webHidden/>
+              </w:rPr>
+              <w:fldChar w:fldCharType="end"/>
+            </w:r>
+          </w:hyperlink>
+        </w:p>
+        <w:p>
+          <w:pPr>
+            <w:pStyle w:val="11"/>
+            <w:tabs>
+              <w:tab w:val="right" w:leader="dot" w:pos="9628"/>
+            </w:tabs>
+            <w:rPr>
+              <w:rFonts w:asciiTheme="minorHAnsi" w:eastAsiaTheme="minorEastAsia" w:hAnsiTheme="minorHAnsi"/>
+              <w:noProof/>
+              <w:kern w:val="2"/>
+              <w:sz w:val="24"/>
+              <w:szCs w:val="24"/>
+              <w:lang w:eastAsia="ru-RU"/>
+              <w14:ligatures w14:val="standardContextual"/>
+            </w:rPr>
+          </w:pPr>
+          <w:hyperlink w:anchor="_Toc194404570" w:history="1">
+            <w:r>
+              <w:rPr>
+                <w:rStyle w:val="af4"/>
+                <w:noProof/>
+                <w:lang w:val="en-US"/>
+              </w:rPr>
+              <w:t>CONCLUSION</w:t>
+            </w:r>
+            <w:r>
+              <w:rPr>
+                <w:noProof/>
+                <w:webHidden/>
+              </w:rPr>
+              <w:tab/>
+            </w:r>
+            <w:r>
+              <w:rPr>
+                <w:noProof/>
+                <w:webHidden/>
+              </w:rPr>
+              <w:fldChar w:fldCharType="begin"/>
+            </w:r>
+            <w:r>
+              <w:rPr>
+                <w:noProof/>
+                <w:webHidden/>
+              </w:rPr>
+              <w:instrText xml:space="preserve"> PAGEREF _Toc194404570 \h </w:instrText>
+            </w:r>
+            <w:r>
+              <w:rPr>
+                <w:noProof/>
+                <w:webHidden/>
+              </w:rPr>
+            </w:r>
+            <w:r>
+              <w:rPr>
+                <w:noProof/>
+                <w:webHidden/>
+              </w:rPr>
+              <w:fldChar w:fldCharType="separate"/>
+            </w:r>
+            <w:r>
+              <w:rPr>
+                <w:noProof/>
+                <w:webHidden/>
+              </w:rPr>
+              <w:t>16</w:t>
+            </w:r>
+            <w:r>
+              <w:rPr>
+                <w:noProof/>
+                <w:webHidden/>
+              </w:rPr>
+              <w:fldChar w:fldCharType="end"/>
+            </w:r>
+          </w:hyperlink>
+        </w:p>
+        <w:p>
+          <w:pPr>
+            <w:pStyle w:val="11"/>
+            <w:tabs>
+              <w:tab w:val="right" w:leader="dot" w:pos="9628"/>
+            </w:tabs>
+            <w:rPr>
+              <w:rFonts w:asciiTheme="minorHAnsi" w:eastAsiaTheme="minorEastAsia" w:hAnsiTheme="minorHAnsi"/>
+              <w:noProof/>
+              <w:kern w:val="2"/>
+              <w:sz w:val="24"/>
+              <w:szCs w:val="24"/>
+              <w:lang w:eastAsia="ru-RU"/>
+              <w14:ligatures w14:val="standardContextual"/>
+            </w:rPr>
+          </w:pPr>
+          <w:hyperlink w:anchor="_Toc194404571" w:history="1">
+            <w:r>
+              <w:rPr>
+                <w:rStyle w:val="af4"/>
+                <w:noProof/>
+                <w:lang w:val="en-US"/>
+              </w:rPr>
+              <w:t>REFERENCES</w:t>
+            </w:r>
+            <w:r>
+              <w:rPr>
+                <w:noProof/>
+                <w:webHidden/>
+              </w:rPr>
+              <w:tab/>
+            </w:r>
+            <w:r>
+              <w:rPr>
+                <w:noProof/>
+                <w:webHidden/>
+              </w:rPr>
+              <w:fldChar w:fldCharType="begin"/>
+            </w:r>
+            <w:r>
+              <w:rPr>
+                <w:noProof/>
+                <w:webHidden/>
+              </w:rPr>
+              <w:instrText xml:space="preserve"> PAGEREF _Toc194404571 \h </w:instrText>
+            </w:r>
+            <w:r>
+              <w:rPr>
+                <w:noProof/>
+                <w:webHidden/>
+              </w:rPr>
+            </w:r>
+            <w:r>
+              <w:rPr>
+                <w:noProof/>
+                <w:webHidden/>
+              </w:rPr>
+              <w:fldChar w:fldCharType="separate"/>
+            </w:r>
+            <w:r>
+              <w:rPr>
+                <w:noProof/>
+                <w:webHidden/>
+              </w:rPr>
+              <w:t>17</w:t>
+            </w:r>
+            <w:r>
+              <w:rPr>
+                <w:noProof/>
+                <w:webHidden/>
+              </w:rPr>
+              <w:fldChar w:fldCharType="end"/>
+            </w:r>
+          </w:hyperlink>
+        </w:p>
+        <w:p>
+          <w:pPr>
+            <w:pStyle w:val="11"/>
+            <w:tabs>
+              <w:tab w:val="right" w:leader="dot" w:pos="9628"/>
+            </w:tabs>
+            <w:rPr>
+              <w:rFonts w:asciiTheme="minorHAnsi" w:eastAsiaTheme="minorEastAsia" w:hAnsiTheme="minorHAnsi"/>
+              <w:noProof/>
+              <w:kern w:val="2"/>
+              <w:sz w:val="24"/>
+              <w:szCs w:val="24"/>
+              <w:lang w:eastAsia="ru-RU"/>
+              <w14:ligatures w14:val="standardContextual"/>
+            </w:rPr>
+          </w:pPr>
+          <w:hyperlink w:anchor="_Toc194404572" w:history="1">
+            <w:r>
+              <w:rPr>
+                <w:rStyle w:val="af4"/>
+                <w:noProof/>
+              </w:rPr>
+              <w:t>APPENDIX</w:t>
+            </w:r>
+            <w:r>
+              <w:rPr>
+                <w:noProof/>
+                <w:webHidden/>
+              </w:rPr>
+              <w:tab/>
+            </w:r>
+            <w:r>
+              <w:rPr>
+                <w:noProof/>
+                <w:webHidden/>
+              </w:rPr>
+              <w:fldChar w:fldCharType="begin"/>
+            </w:r>
+            <w:r>
+              <w:rPr>
+                <w:noProof/>
+                <w:webHidden/>
+              </w:rPr>
+              <w:instrText xml:space="preserve"> PAGEREF _Toc194404572 \h </w:instrText>
+            </w:r>
+            <w:r>
+              <w:rPr>
+                <w:noProof/>
+                <w:webHidden/>
+              </w:rPr>
+            </w:r>
+            <w:r>
+              <w:rPr>
+                <w:noProof/>
+                <w:webHidden/>
+              </w:rPr>
+              <w:fldChar w:fldCharType="separate"/>
+            </w:r>
+            <w:r>
+              <w:rPr>
+                <w:noProof/>
+                <w:webHidden/>
+              </w:rPr>
+              <w:t>19</w:t>
             </w:r>
             <w:r>
               <w:rPr>
@@ -3798,7 +4417,7 @@
           <w:lang w:val="en-US"/>
         </w:rPr>
       </w:pPr>
-      <w:bookmarkStart w:id="3" w:name="_Toc194164088"/>
+      <w:bookmarkStart w:id="3" w:name="_Toc194404560"/>
       <w:r>
         <w:rPr>
           <w:lang w:val="en-US"/>
@@ -3826,8 +4445,11 @@
         <w:pStyle w:val="1"/>
         <w:ind w:firstLine="708"/>
         <w:jc w:val="center"/>
-      </w:pPr>
-      <w:bookmarkStart w:id="4" w:name="_Toc194164089"/>
+        <w:rPr>
+          <w:lang w:val="en-US"/>
+        </w:rPr>
+      </w:pPr>
+      <w:bookmarkStart w:id="4" w:name="_Toc194404561"/>
       <w:r>
         <w:rPr>
           <w:lang w:val="en-US"/>
@@ -4324,19 +4946,5016 @@
     </w:p>
     <w:p>
       <w:pPr>
+        <w:ind w:firstLine="708"/>
+        <w:rPr>
+          <w:lang w:val="en-US"/>
+        </w:rPr>
+      </w:pPr>
+    </w:p>
+    <w:p>
+      <w:pPr>
+        <w:rPr>
+          <w:lang w:val="en-US"/>
+        </w:rPr>
+      </w:pPr>
+      <w:r>
+        <w:rPr>
+          <w:lang w:val="en-US"/>
+        </w:rPr>
+        <w:br w:type="page"/>
+      </w:r>
+    </w:p>
+    <w:p>
+      <w:pPr>
         <w:pStyle w:val="1"/>
-        <w:rPr>
-          <w:lang w:val="en-US"/>
-        </w:rPr>
-      </w:pPr>
-      <w:bookmarkStart w:id="5" w:name="_Toc194164090"/>
-      <w:r>
-        <w:rPr>
-          <w:lang w:val="en-US"/>
-        </w:rPr>
+        <w:numPr>
+          <w:ilvl w:val="0"/>
+          <w:numId w:val="6"/>
+        </w:numPr>
+      </w:pPr>
+      <w:bookmarkStart w:id="5" w:name="_Toc194404562"/>
+      <w:r>
+        <w:lastRenderedPageBreak/>
+        <w:t>LITERATURE REVIEW</w:t>
+      </w:r>
+      <w:bookmarkEnd w:id="5"/>
+    </w:p>
+    <w:p>
+      <w:pPr>
+        <w:ind w:firstLine="708"/>
+        <w:rPr>
+          <w:lang w:val="en-US"/>
+        </w:rPr>
+      </w:pPr>
+      <w:r>
+        <w:rPr>
+          <w:lang w:val="en-US"/>
+        </w:rPr>
+        <w:t xml:space="preserve">A huge frame of empirical and anecdotal proof speaks to the deep and terrible </w:t>
+      </w:r>
+      <w:r>
+        <w:rPr>
+          <w:lang w:val="en-US"/>
+        </w:rPr>
+        <w:t>effects</w:t>
+      </w:r>
+      <w:r>
+        <w:rPr>
+          <w:lang w:val="en-US"/>
+        </w:rPr>
+        <w:t xml:space="preserve"> of corruption. According to current United Nations statistics, for example, global corruption fees the worldwide financial system over 3.6 trillion USD annually. [5] </w:t>
+      </w:r>
+    </w:p>
+    <w:p>
+      <w:pPr>
+        <w:ind w:firstLine="708"/>
+        <w:rPr>
+          <w:lang w:val="en-US"/>
+        </w:rPr>
+      </w:pPr>
+      <w:r>
+        <w:rPr>
+          <w:lang w:val="en-US"/>
+        </w:rPr>
+        <w:t xml:space="preserve">Oxford Insights identifies synthetic intelligence as ”the following frontier in anticorruption” because of its functionality to hit upon styles in datasets which might be too huge for human analysis. By leveraging AI to pinpoint elements of interest, humans can concentrate on examining specifics and investigating potential instances of misuse, fraud, or corruption. [6] </w:t>
+      </w:r>
+    </w:p>
+    <w:p>
+      <w:pPr>
+        <w:ind w:firstLine="708"/>
+        <w:rPr>
+          <w:lang w:val="en-US"/>
+        </w:rPr>
+      </w:pPr>
+      <w:r>
+        <w:rPr>
+          <w:lang w:val="en-US"/>
+        </w:rPr>
+        <w:t xml:space="preserve">Top-down tactics are primarily based totally at the perception that establishments are fashioned with the aid of using legal guidelines created with the aid of using political leaders. As a result, those anti-corruption projects attempt to result in </w:t>
+      </w:r>
+      <w:r>
+        <w:rPr>
+          <w:lang w:val="en-US"/>
+        </w:rPr>
+        <w:t>extrusion</w:t>
+      </w:r>
+      <w:r>
+        <w:rPr>
+          <w:lang w:val="en-US"/>
+        </w:rPr>
+        <w:t xml:space="preserve"> with the aid of </w:t>
+      </w:r>
+      <w:r>
+        <w:rPr>
+          <w:lang w:val="en-US"/>
+        </w:rPr>
+        <w:t>using</w:t>
+      </w:r>
+      <w:r>
+        <w:rPr>
+          <w:lang w:val="en-US"/>
+        </w:rPr>
+        <w:t xml:space="preserve"> new legal guidelines, regulations, and approaches inside public administration. In contrast, bottom-up tactics view establishments as growing certainly via social norms, customs, traditions, beliefs, and values inside society. These </w:t>
+      </w:r>
+      <w:r>
+        <w:rPr>
+          <w:lang w:val="en-US"/>
+        </w:rPr>
+        <w:t>efforts focus</w:t>
+      </w:r>
+      <w:r>
+        <w:rPr>
+          <w:lang w:val="en-US"/>
+        </w:rPr>
+        <w:t xml:space="preserve"> attention on information the cultural and societal context to perceive and help present projects that goal to lessen corrupt practices. This method mainly is based at the involvement of lively civil society groups and reporters who can act as watchdogs. [7] </w:t>
+      </w:r>
+    </w:p>
+    <w:p>
+      <w:pPr>
+        <w:ind w:firstLine="708"/>
+        <w:rPr>
+          <w:lang w:val="en-US"/>
+        </w:rPr>
+      </w:pPr>
+      <w:r>
+        <w:rPr>
+          <w:lang w:val="en-US"/>
+        </w:rPr>
+        <w:t xml:space="preserve">Another </w:t>
+      </w:r>
+      <w:r>
+        <w:rPr>
+          <w:lang w:val="en-US"/>
+        </w:rPr>
+        <w:t>observer</w:t>
+      </w:r>
+      <w:r>
+        <w:rPr>
+          <w:lang w:val="en-US"/>
+        </w:rPr>
+        <w:t xml:space="preserve"> explores the phenomenon from a predictive analytics standpoint, the usage of </w:t>
+      </w:r>
+      <w:r>
+        <w:rPr>
+          <w:lang w:val="en-US"/>
+        </w:rPr>
+        <w:t>present-day</w:t>
+      </w:r>
+      <w:r>
+        <w:rPr>
+          <w:lang w:val="en-US"/>
+        </w:rPr>
+        <w:t xml:space="preserve"> system getting to know strategies to pinpoint the maximum sizable predictors of </w:t>
+      </w:r>
+      <w:r>
+        <w:rPr>
+          <w:lang w:val="en-US"/>
+        </w:rPr>
+        <w:t>corruption</w:t>
+      </w:r>
+      <w:r>
+        <w:rPr>
+          <w:lang w:val="en-US"/>
+        </w:rPr>
+        <w:t xml:space="preserve"> via more suitable nonlinear fashions with excessive predictive accuracy. In this study’s multiclass classification modeling framework, the Random Forest algorithm (an ensemble-type machine learning method) emerged as the most accurate prediction and classification model, followed by Support Vector Machines and Artificial Neural Networks. [8] </w:t>
+      </w:r>
+    </w:p>
+    <w:p>
+      <w:pPr>
+        <w:ind w:firstLine="708"/>
+        <w:rPr>
+          <w:lang w:val="en-US"/>
+        </w:rPr>
+      </w:pPr>
+      <w:r>
+        <w:rPr>
+          <w:lang w:val="en-US"/>
+        </w:rPr>
+        <w:t xml:space="preserve">Another paper focuses on reducing out-of-sample prediction error and ensuring strong generalization to future unseen data. The authors demonstrate that corruption can be predicted with high </w:t>
+      </w:r>
+      <w:r>
+        <w:rPr>
+          <w:lang w:val="en-US"/>
+        </w:rPr>
+        <w:t>accuracy by</w:t>
+      </w:r>
+      <w:r>
+        <w:rPr>
+          <w:lang w:val="en-US"/>
+        </w:rPr>
+        <w:t xml:space="preserve"> using a limited set of variables that are readily accessible to policymakers. Additionally, they provide a straightforward rule for identifying areas likely to experience corruption episodes. [9] </w:t>
+      </w:r>
+    </w:p>
+    <w:p>
+      <w:pPr>
+        <w:ind w:firstLine="708"/>
+        <w:rPr>
+          <w:lang w:val="en-US"/>
+        </w:rPr>
+      </w:pPr>
+      <w:r>
+        <w:rPr>
+          <w:lang w:val="en-US"/>
+        </w:rPr>
+        <w:t>Currently, records mining strategies are taken into consideration powerful techniques for detecting fraud and corruption in diverse sectors, together with credit score card transactions, financial institution accounts, and telecommunications. This paper explores a revolutionary method the use of genetic algorithms to enhance the detection rate. [10]</w:t>
+      </w:r>
+    </w:p>
+    <w:p>
+      <w:pPr>
+        <w:ind w:firstLine="708"/>
+        <w:rPr>
+          <w:lang w:val="en-US"/>
+        </w:rPr>
+      </w:pPr>
+      <w:r>
+        <w:rPr>
+          <w:lang w:val="en-US"/>
+        </w:rPr>
+        <w:t>Another</w:t>
+      </w:r>
+      <w:r>
+        <w:rPr>
+          <w:lang w:val="en-US"/>
+        </w:rPr>
+        <w:t xml:space="preserve"> study examined the impact of governmental AI adoption on financial regulatory intensity in China, revealing significant findings across 30 provinces and municipalities from 2012 to 2022. Governmental AI adoption for financial regulation significantly strengthens financial regulatory intensity. The institutional environment and government transparency have respective promotional and restraining influences </w:t>
+      </w:r>
+      <w:r>
+        <w:rPr>
+          <w:lang w:val="en-US"/>
+        </w:rPr>
+        <w:lastRenderedPageBreak/>
+        <w:t>on this process. Further tests reveal a nonlinear impact of governmental AI adoption for financial regulation on regional financial regulatory intensity. [11]</w:t>
+      </w:r>
+    </w:p>
+    <w:p>
+      <w:pPr>
+        <w:ind w:firstLine="708"/>
+        <w:rPr>
+          <w:lang w:val="en-US"/>
+        </w:rPr>
+      </w:pPr>
+      <w:r>
+        <w:rPr>
+          <w:lang w:val="en-US"/>
+        </w:rPr>
+        <w:t xml:space="preserve">In another article, they explore to which extent the use of AI in the public sector impacts these core governance functions. Findings from the review of a sample of 250 cases across the European Union, show that AI is used mainly to support improving public service delivery, followed by enhancing internal management and only in a limited number assist directly or indirectly policy decision-making. The analysis suggests that different types of AI technologies and applications are used in different governance functions, highlighting the need to further in-depth investigation to better understand the role and impact of use in what is being defined the governance “of, with and by AI”. [12] </w:t>
+      </w:r>
+    </w:p>
+    <w:p>
+      <w:pPr>
+        <w:ind w:firstLine="708"/>
+        <w:rPr>
+          <w:lang w:val="en-US"/>
+        </w:rPr>
+      </w:pPr>
+      <w:r>
+        <w:rPr>
+          <w:lang w:val="en-US"/>
+        </w:rPr>
+        <w:t>Another study aims to provide empirical evidence and insights into public perceptions concerning the use of AI in local government services. Their methodological approach involves collecting data via an online survey from the residents of three major Australian cities—i.e., Sydney, Melbourne, Brisbane—and Hong Kong (n = 850), and performing statistical analyses. They found that: (a) Ease of using AI is significantly and positively influenced by attitude towards AI; (b) Attitude towards AI significantly and positively influences perceived usefulness of AI in local government services; (c) AI is seen useful in resource management and to improve delivery of service, reduction of cost to provide urban-service, improvement of public safety, and monitoring the effectiveness of strategies to manage environmental crisis, and; (d) AI is more positively perceived by Australians in comparison to Hong Kongers, indicating the impact of contextual and cultural differences. [13]</w:t>
+      </w:r>
+    </w:p>
+    <w:p>
+      <w:pPr>
+        <w:ind w:firstLine="708"/>
+        <w:rPr>
+          <w:lang w:val="en-US"/>
+        </w:rPr>
+      </w:pPr>
+      <w:r>
+        <w:rPr>
+          <w:lang w:val="en-US"/>
+        </w:rPr>
+        <w:t xml:space="preserve">To enhance the efficacy of corruption prevention and control in grass-roots government, this study introduces the concept of data platform management and integrates it with the “5W” (Who, What, When, Where, Why) analysis framework. The research is motivated by the observation that existing studies on corruption prevention primarily concentrate on the formulation of laws and regulations, neglecting the potential improvement in actual effectiveness through the utilization of data platforms and analytical frameworks. [14] </w:t>
+      </w:r>
+    </w:p>
+    <w:p>
+      <w:pPr>
+        <w:ind w:firstLine="708"/>
+        <w:rPr>
+          <w:lang w:val="en-US"/>
+        </w:rPr>
+      </w:pPr>
+      <w:r>
+        <w:rPr>
+          <w:lang w:val="en-US"/>
+        </w:rPr>
+        <w:t xml:space="preserve">To what extent can artificial intelligence techniques help distribute public spending to increase GDP, decrease inflation and reduce the Gini index? </w:t>
+      </w:r>
+      <w:r>
+        <w:rPr>
+          <w:lang w:val="en-US"/>
+        </w:rPr>
+        <w:t>To</w:t>
+      </w:r>
+      <w:r>
+        <w:rPr>
+          <w:lang w:val="en-US"/>
+        </w:rPr>
+        <w:t xml:space="preserve"> respond to this question, this article proposes an algorithmic approach on how budget inputs (specific expenditures) are processed to generate certain outputs (economic, political, and social outcomes). The authors use </w:t>
+      </w:r>
+      <w:r>
+        <w:rPr>
+          <w:lang w:val="en-US"/>
+        </w:rPr>
+        <w:t>multilayer</w:t>
+      </w:r>
+      <w:r>
+        <w:rPr>
+          <w:lang w:val="en-US"/>
+        </w:rPr>
+        <w:t xml:space="preserve"> </w:t>
+      </w:r>
+      <w:r>
+        <w:rPr>
+          <w:lang w:val="en-US"/>
+        </w:rPr>
+        <w:t>perception</w:t>
+      </w:r>
+      <w:r>
+        <w:rPr>
+          <w:lang w:val="en-US"/>
+        </w:rPr>
+        <w:t xml:space="preserve"> and a </w:t>
+      </w:r>
+      <w:proofErr w:type="spellStart"/>
+      <w:r>
+        <w:rPr>
+          <w:lang w:val="en-US"/>
+        </w:rPr>
+        <w:t>multiobjective</w:t>
+      </w:r>
+      <w:proofErr w:type="spellEnd"/>
+      <w:r>
+        <w:rPr>
+          <w:lang w:val="en-US"/>
+        </w:rPr>
+        <w:t xml:space="preserve"> genetic algorithm to analyze World Bank Open Data from 1960 to 2019, including 217 countries. The advantages of implementing this type of decision support system in public expenditures allocation arise from the ability to process large amounts of data and to find patterns that are not easy to detect, which include multiple non-linear relationships. </w:t>
+      </w:r>
+    </w:p>
+    <w:p>
+      <w:pPr>
+        <w:ind w:firstLine="708"/>
+        <w:rPr>
+          <w:lang w:val="en-US"/>
+        </w:rPr>
+      </w:pPr>
+      <w:r>
+        <w:rPr>
+          <w:lang w:val="en-US"/>
+        </w:rPr>
+        <w:t xml:space="preserve">[15] Another study unified efforts across social and technical disciplines by first conducting an integrative literature review to identify and cluster 69 key terms that frequently co-occur in the multidisciplinary study of AI. Then they build on the results of this bibliometric analysis to propose three new multifaceted concepts for </w:t>
+      </w:r>
+      <w:r>
+        <w:rPr>
+          <w:lang w:val="en-US"/>
+        </w:rPr>
+        <w:lastRenderedPageBreak/>
+        <w:t xml:space="preserve">understanding and </w:t>
+      </w:r>
+      <w:r>
+        <w:rPr>
+          <w:lang w:val="en-US"/>
+        </w:rPr>
+        <w:t>analyzing</w:t>
+      </w:r>
+      <w:r>
+        <w:rPr>
+          <w:lang w:val="en-US"/>
+        </w:rPr>
+        <w:t xml:space="preserve"> AI</w:t>
+      </w:r>
+      <w:r>
+        <w:rPr>
+          <w:lang w:val="en-US"/>
+        </w:rPr>
+        <w:t xml:space="preserve"> </w:t>
+      </w:r>
+      <w:r>
+        <w:rPr>
+          <w:lang w:val="en-US"/>
+        </w:rPr>
+        <w:t xml:space="preserve">based systems for government (AI-GOV) in a more unified way: (1) operational fitness, (2) epistemic alignment, and (3) normative divergence. Finally, we put these concepts to work by using them as dimensions in a conceptual typology of AI-GOV and connecting each with emerging AI technical measurement standards to encourage operationalization, foster cross-disciplinary dialogue, and stimulate debate among those aiming to rethink government with AI. </w:t>
+      </w:r>
+    </w:p>
+    <w:p>
+      <w:pPr>
+        <w:ind w:firstLine="708"/>
+        <w:rPr>
+          <w:lang w:val="en-US"/>
+        </w:rPr>
+      </w:pPr>
+      <w:r>
+        <w:rPr>
+          <w:lang w:val="en-US"/>
+        </w:rPr>
+        <w:t xml:space="preserve">[16] In another study they reviewed digital public services, crowdsourcing platforms, whistleblowing tools, transparency portals, distributed ledger technology, and artificial intelligence. They reviewed </w:t>
+      </w:r>
+      <w:r>
+        <w:rPr>
+          <w:lang w:val="en-US"/>
+        </w:rPr>
+        <w:t>evidence</w:t>
+      </w:r>
+      <w:r>
+        <w:rPr>
+          <w:lang w:val="en-US"/>
+        </w:rPr>
+        <w:t xml:space="preserve"> on both the anti-corruption effectiveness of ICTs and their misuse for corruption. Research indicates that ICT play a significant role in supporting anticorruption efforts by enhancing public scrutiny. ICT contributes to these efforts by enabling the reporting of corruption, fostering transparency and accountability, and facilitating greater citizen participation and interaction with government entities. Through these mechanisms, ICT has been shown to strengthen oversight and improve the responsiveness of government to public concerns. </w:t>
+      </w:r>
+    </w:p>
+    <w:p>
+      <w:pPr>
+        <w:ind w:firstLine="708"/>
+        <w:rPr>
+          <w:lang w:val="en-US"/>
+        </w:rPr>
+      </w:pPr>
+      <w:r>
+        <w:rPr>
+          <w:lang w:val="en-US"/>
+        </w:rPr>
+        <w:t xml:space="preserve">[17] Another study approaches the phenomenon from the predictive analytics perspective by employing contemporary machine learning techniques to discover the most important corruption perception predictors based on enriched/enhanced nonlinear models with a high level of predictive accuracy. Specifically, within the multiclass classification modeling setting that is employed herein, the Random Forest (an ensemble-type machine learning algorithm) is found to be the most accurate prediction/classification model, followed by Support Vector Machines and Artificial Neural Networks. </w:t>
+      </w:r>
+    </w:p>
+    <w:p>
+      <w:pPr>
+        <w:ind w:firstLine="708"/>
+        <w:rPr>
+          <w:lang w:val="en-US"/>
+        </w:rPr>
+      </w:pPr>
+      <w:r>
+        <w:rPr>
+          <w:lang w:val="en-US"/>
+        </w:rPr>
+        <w:t xml:space="preserve">[18] Another research aims to explore different legal Open Data; in particular, they explored the data set of the National </w:t>
+      </w:r>
+      <w:r>
+        <w:rPr>
+          <w:lang w:val="en-US"/>
+        </w:rPr>
+        <w:t>Anti-Corruption</w:t>
+      </w:r>
+      <w:r>
+        <w:rPr>
+          <w:lang w:val="en-US"/>
+        </w:rPr>
+        <w:t xml:space="preserve"> Authority in Italy on public procurement and the judges’ sentences related to public procurement, published on the website of the Italian Administrative Justice from 2007 to 2022. First goal was to train machine learning models capable of automatically recognizing which procurement has led to disputes and consequently complaints to the Administrative Justice, identifying the relevant features of procurement that correspond to certain anomalies. Second goal was to develop a recommender system on procurement to return similar procurement to a given one and find companies for bidders, depending on the procurement requirements. [19]</w:t>
+      </w:r>
+    </w:p>
+    <w:p>
+      <w:pPr>
+        <w:rPr>
+          <w:lang w:val="en-US"/>
+        </w:rPr>
+      </w:pPr>
+      <w:r>
+        <w:rPr>
+          <w:lang w:val="en-US"/>
+        </w:rPr>
+        <w:br w:type="page"/>
+      </w:r>
+    </w:p>
+    <w:p>
+      <w:pPr>
+        <w:pStyle w:val="1"/>
+        <w:rPr>
+          <w:lang w:val="en-US"/>
+        </w:rPr>
+      </w:pPr>
+      <w:bookmarkStart w:id="6" w:name="_Toc194404563"/>
+      <w:r>
+        <w:rPr>
+          <w:lang w:val="en-US"/>
+        </w:rPr>
+        <w:lastRenderedPageBreak/>
+        <w:t xml:space="preserve">2 </w:t>
+      </w:r>
+      <w:r>
+        <w:rPr>
+          <w:lang w:val="en-US"/>
+        </w:rPr>
+        <w:t>DATA AND METHODOLOGY</w:t>
+      </w:r>
+      <w:bookmarkEnd w:id="6"/>
+    </w:p>
+    <w:p>
+      <w:pPr>
+        <w:ind w:firstLine="708"/>
+        <w:rPr>
+          <w:lang w:val="en-US"/>
+        </w:rPr>
+      </w:pPr>
+      <w:r>
+        <w:rPr>
+          <w:lang w:val="en-US"/>
+        </w:rPr>
+        <w:t>The methodology figure illustrates the systematic approach used in addressing the problem of corruption in Kazakhstan through data-driven analysis and machine learning techniques. The process is divided into several key stages, each contributing to the final insights and actionable outcomes. Figure 1 demonstrates the methodology of this project.</w:t>
+      </w:r>
+    </w:p>
+    <w:p>
+      <w:pPr>
+        <w:ind w:firstLine="708"/>
+        <w:rPr>
+          <w:lang w:val="en-US"/>
+        </w:rPr>
+      </w:pPr>
+    </w:p>
+    <w:p>
+      <w:pPr>
+        <w:ind w:firstLine="708"/>
+        <w:jc w:val="center"/>
+        <w:rPr>
+          <w:lang w:val="en-US"/>
+        </w:rPr>
+      </w:pPr>
+      <w:r>
+        <w:rPr>
+          <w:noProof/>
+          <w:lang w:val="en-US"/>
+          <w14:ligatures w14:val="standardContextual"/>
+        </w:rPr>
+        <w:drawing>
+          <wp:inline distT="0" distB="0" distL="0" distR="0" wp14:anchorId="47FFA2FE" wp14:editId="104E9B79">
+            <wp:extent cx="3538751" cy="4292135"/>
+            <wp:effectExtent l="19050" t="19050" r="24130" b="13335"/>
+            <wp:docPr id="1730218035" name="Рисунок 1" descr="Изображение выглядит как текст, снимок экрана, Шрифт, Печать&#10;&#10;Контент, сгенерированный ИИ, может содержать ошибки."/>
+            <wp:cNvGraphicFramePr>
+              <a:graphicFrameLocks xmlns:a="http://schemas.openxmlformats.org/drawingml/2006/main" noChangeAspect="1"/>
+            </wp:cNvGraphicFramePr>
+            <a:graphic xmlns:a="http://schemas.openxmlformats.org/drawingml/2006/main">
+              <a:graphicData uri="http://schemas.openxmlformats.org/drawingml/2006/picture">
+                <pic:pic xmlns:pic="http://schemas.openxmlformats.org/drawingml/2006/picture">
+                  <pic:nvPicPr>
+                    <pic:cNvPr id="1730218035" name="Рисунок 1" descr="Изображение выглядит как текст, снимок экрана, Шрифт, Печать&#10;&#10;Контент, сгенерированный ИИ, может содержать ошибки."/>
+                    <pic:cNvPicPr/>
+                  </pic:nvPicPr>
+                  <pic:blipFill>
+                    <a:blip r:embed="rId13">
+                      <a:extLst>
+                        <a:ext uri="{28A0092B-C50C-407E-A947-70E740481C1C}">
+                          <a14:useLocalDpi xmlns:a14="http://schemas.microsoft.com/office/drawing/2010/main" val="0"/>
+                        </a:ext>
+                      </a:extLst>
+                    </a:blip>
+                    <a:stretch>
+                      <a:fillRect/>
+                    </a:stretch>
+                  </pic:blipFill>
+                  <pic:spPr>
+                    <a:xfrm>
+                      <a:off x="0" y="0"/>
+                      <a:ext cx="3538751" cy="4292135"/>
+                    </a:xfrm>
+                    <a:prstGeom prst="rect">
+                      <a:avLst/>
+                    </a:prstGeom>
+                    <a:ln>
+                      <a:solidFill>
+                        <a:schemeClr val="tx1"/>
+                      </a:solidFill>
+                    </a:ln>
+                  </pic:spPr>
+                </pic:pic>
+              </a:graphicData>
+            </a:graphic>
+          </wp:inline>
+        </w:drawing>
+      </w:r>
+    </w:p>
+    <w:p>
+      <w:pPr>
+        <w:ind w:firstLine="708"/>
+        <w:jc w:val="center"/>
+        <w:rPr>
+          <w:lang w:val="en-US"/>
+        </w:rPr>
+      </w:pPr>
+    </w:p>
+    <w:p>
+      <w:pPr>
+        <w:ind w:firstLine="708"/>
+        <w:jc w:val="center"/>
+        <w:rPr>
+          <w:lang w:val="en-US"/>
+        </w:rPr>
+      </w:pPr>
+      <w:r>
+        <w:rPr>
+          <w:lang w:val="en-US"/>
+        </w:rPr>
+        <w:t>Figure 1 Methodology Figure</w:t>
+      </w:r>
+    </w:p>
+    <w:p>
+      <w:pPr>
+        <w:ind w:firstLine="708"/>
+        <w:jc w:val="center"/>
+        <w:rPr>
+          <w:lang w:val="en-US"/>
+        </w:rPr>
+      </w:pPr>
+    </w:p>
+    <w:p>
+      <w:pPr>
+        <w:ind w:firstLine="708"/>
+        <w:rPr>
+          <w:lang w:val="en-US"/>
+        </w:rPr>
+      </w:pPr>
+      <w:r>
+        <w:rPr>
+          <w:lang w:val="en-US"/>
+        </w:rPr>
+        <w:t xml:space="preserve">As illustrated in Figure 1, the methodology comprises several key stages, each of which contributes to the final predictive model. First, Data Collection and Data Extraction focus on gathering official crime statistics and news articles from reputable sources. In the Data Preprocessing stage, these raw inputs are cleaned, merged, and transformed into a unified dataset. Next, the modeling process is split into two complementary approaches: Regression Models (encompassing techniques such as Linear Regression, Ridge, Lasso, </w:t>
+      </w:r>
+      <w:proofErr w:type="spellStart"/>
+      <w:r>
+        <w:rPr>
+          <w:lang w:val="en-US"/>
+        </w:rPr>
+        <w:t>ElasticNet</w:t>
+      </w:r>
+      <w:proofErr w:type="spellEnd"/>
+      <w:r>
+        <w:rPr>
+          <w:lang w:val="en-US"/>
+        </w:rPr>
+        <w:t xml:space="preserve">, Random Forest, Gradient Boosting, and </w:t>
+      </w:r>
+      <w:proofErr w:type="spellStart"/>
+      <w:r>
+        <w:rPr>
+          <w:lang w:val="en-US"/>
+        </w:rPr>
+        <w:t>XGBoost</w:t>
+      </w:r>
+      <w:proofErr w:type="spellEnd"/>
+      <w:r>
+        <w:rPr>
+          <w:lang w:val="en-US"/>
+        </w:rPr>
+        <w:t xml:space="preserve">) and Time Series Analysis (including ARIMA, SARIMA, Prophet, and a stacked hybrid model). Finally, Data Visualization and Forecasting encompasses the interpretation of results, such as the identification of seasonal patterns, the generation of forecasts for 2025–2026, and the presentation of insights that inform discussions on </w:t>
+      </w:r>
+      <w:r>
+        <w:rPr>
+          <w:lang w:val="en-US"/>
+        </w:rPr>
+        <w:lastRenderedPageBreak/>
+        <w:t>corruption trends and potential external influences on crime reporting. In the following subsections, each stage of the methodology is described in detail.</w:t>
+      </w:r>
+    </w:p>
+    <w:p>
+      <w:pPr>
+        <w:pStyle w:val="1"/>
+        <w:rPr>
+          <w:lang w:val="en-US"/>
+        </w:rPr>
+      </w:pPr>
+      <w:bookmarkStart w:id="7" w:name="_Toc194404564"/>
+      <w:r>
+        <w:rPr>
+          <w:lang w:val="en-US"/>
+        </w:rPr>
+        <w:t>2.1 Data Collection</w:t>
+      </w:r>
+      <w:r>
+        <w:rPr>
+          <w:lang w:val="en-US"/>
+        </w:rPr>
+        <w:t xml:space="preserve"> and Extraction</w:t>
+      </w:r>
+      <w:bookmarkEnd w:id="7"/>
+    </w:p>
+    <w:p>
+      <w:pPr>
+        <w:ind w:firstLine="708"/>
+        <w:rPr>
+          <w:lang w:val="en-US"/>
+        </w:rPr>
+      </w:pPr>
+      <w:r>
+        <w:rPr>
+          <w:lang w:val="en-US"/>
+        </w:rPr>
+        <w:t>The data collecting step. To collect data, we use open data from the Legal Statistic web page. The Internet portal of legal statistics was created by the Committee on Legal Statistics and Special Accounts of the General Prosecutor’s Office of the Republic of Kazakhstan to inform citizens about the state of crime in the country and in its individual regions, as well as to provide interactive services. [</w:t>
+      </w:r>
+      <w:r>
+        <w:rPr>
+          <w:lang w:val="en-US"/>
+        </w:rPr>
+        <w:t>20</w:t>
+      </w:r>
+      <w:r>
+        <w:rPr>
+          <w:lang w:val="en-US"/>
+        </w:rPr>
+        <w:t xml:space="preserve">] </w:t>
+      </w:r>
+    </w:p>
+    <w:p>
+      <w:pPr>
+        <w:ind w:firstLine="708"/>
+        <w:rPr>
+          <w:szCs w:val="28"/>
+          <w:lang w:val="en-US"/>
+        </w:rPr>
+      </w:pPr>
+      <w:r>
+        <w:rPr>
+          <w:lang w:val="en-US"/>
+        </w:rPr>
+        <w:t>There are many different items in the reports. For our research, we use only the total number of corruption crimes.</w:t>
+      </w:r>
+      <w:r>
+        <w:rPr>
+          <w:lang w:val="en-US"/>
+        </w:rPr>
+        <w:t xml:space="preserve"> </w:t>
+      </w:r>
+      <w:r>
+        <w:rPr>
+          <w:lang w:val="en-US"/>
+        </w:rPr>
+        <w:t>The report we are interested in is called Report Form No. 3-K about corruption crimes.</w:t>
+      </w:r>
+      <w:r>
+        <w:rPr>
+          <w:lang w:val="en-US"/>
+        </w:rPr>
+        <w:t xml:space="preserve"> </w:t>
+      </w:r>
+      <w:r>
+        <w:rPr>
+          <w:szCs w:val="28"/>
+          <w:lang w:val="en-US"/>
+        </w:rPr>
+        <w:t xml:space="preserve">For our research we use only the columns that are presented in Table 1. </w:t>
+      </w:r>
+    </w:p>
+    <w:p>
+      <w:pPr>
+        <w:rPr>
+          <w:szCs w:val="28"/>
+          <w:lang w:val="en-US"/>
+        </w:rPr>
+      </w:pPr>
+    </w:p>
+    <w:p>
+      <w:pPr>
+        <w:rPr>
+          <w:szCs w:val="28"/>
+          <w:lang w:val="en-US"/>
+        </w:rPr>
+      </w:pPr>
+    </w:p>
+    <w:p>
+      <w:pPr>
+        <w:jc w:val="left"/>
+        <w:rPr>
+          <w:szCs w:val="28"/>
+          <w:lang w:val="en-US"/>
+        </w:rPr>
+      </w:pPr>
+      <w:r>
+        <w:rPr>
+          <w:szCs w:val="28"/>
+          <w:lang w:val="en-US"/>
+        </w:rPr>
+        <w:t xml:space="preserve">Table 1 </w:t>
+      </w:r>
+      <w:r>
+        <w:rPr>
+          <w:lang w:val="en-US"/>
+        </w:rPr>
+        <w:t>–</w:t>
+      </w:r>
+      <w:r>
+        <w:rPr>
+          <w:lang w:val="en-US"/>
+        </w:rPr>
+        <w:t xml:space="preserve"> </w:t>
+      </w:r>
+      <w:r>
+        <w:rPr>
+          <w:szCs w:val="28"/>
+          <w:lang w:val="en-US"/>
+        </w:rPr>
+        <w:t>The numbers of corruption crimes in November of 2023</w:t>
+      </w:r>
+      <w:r>
+        <w:rPr>
+          <w:szCs w:val="28"/>
+          <w:lang w:val="en-US"/>
+        </w:rPr>
+        <w:t xml:space="preserve"> according to the report from “Qamqor.gov.kz”</w:t>
+      </w:r>
+    </w:p>
+    <w:tbl>
+      <w:tblPr>
+        <w:tblStyle w:val="af7"/>
+        <w:tblW w:w="5000" w:type="pct"/>
+        <w:tblLook w:val="04A0" w:firstRow="1" w:lastRow="0" w:firstColumn="1" w:lastColumn="0" w:noHBand="0" w:noVBand="1"/>
+      </w:tblPr>
+      <w:tblGrid>
+        <w:gridCol w:w="7908"/>
+        <w:gridCol w:w="1720"/>
+      </w:tblGrid>
+      <w:tr>
+        <w:tc>
+          <w:tcPr>
+            <w:tcW w:w="4107" w:type="pct"/>
+          </w:tcPr>
+          <w:p>
+            <w:pPr>
+              <w:ind w:firstLine="0"/>
+              <w:rPr>
+                <w:sz w:val="28"/>
+                <w:szCs w:val="28"/>
+                <w:lang w:val="en-US"/>
+              </w:rPr>
+            </w:pPr>
+            <w:bookmarkStart w:id="8" w:name="_Hlk194412681"/>
+            <w:r>
+              <w:rPr>
+                <w:sz w:val="28"/>
+                <w:szCs w:val="28"/>
+                <w:lang w:val="en-US"/>
+              </w:rPr>
+              <w:t>Column</w:t>
+            </w:r>
+          </w:p>
+        </w:tc>
+        <w:tc>
+          <w:tcPr>
+            <w:tcW w:w="893" w:type="pct"/>
+          </w:tcPr>
+          <w:p>
+            <w:pPr>
+              <w:ind w:firstLine="0"/>
+              <w:rPr>
+                <w:sz w:val="28"/>
+                <w:szCs w:val="28"/>
+                <w:lang w:val="en-US"/>
+              </w:rPr>
+            </w:pPr>
+            <w:r>
+              <w:rPr>
+                <w:sz w:val="28"/>
+                <w:szCs w:val="28"/>
+                <w:lang w:val="en-US"/>
+              </w:rPr>
+              <w:t>Value</w:t>
+            </w:r>
+          </w:p>
+        </w:tc>
+      </w:tr>
+      <w:tr>
+        <w:tc>
+          <w:tcPr>
+            <w:tcW w:w="4107" w:type="pct"/>
+          </w:tcPr>
+          <w:p>
+            <w:pPr>
+              <w:ind w:firstLine="0"/>
+              <w:rPr>
+                <w:sz w:val="28"/>
+                <w:szCs w:val="28"/>
+              </w:rPr>
+            </w:pPr>
+            <w:proofErr w:type="spellStart"/>
+            <w:r>
+              <w:rPr>
+                <w:sz w:val="28"/>
+                <w:szCs w:val="28"/>
+              </w:rPr>
+              <w:t>Date</w:t>
+            </w:r>
+            <w:proofErr w:type="spellEnd"/>
+          </w:p>
+        </w:tc>
+        <w:tc>
+          <w:tcPr>
+            <w:tcW w:w="893" w:type="pct"/>
+          </w:tcPr>
+          <w:p>
+            <w:pPr>
+              <w:ind w:firstLine="0"/>
+              <w:rPr>
+                <w:sz w:val="28"/>
+                <w:szCs w:val="28"/>
+              </w:rPr>
+            </w:pPr>
+            <w:r>
+              <w:rPr>
+                <w:sz w:val="28"/>
+                <w:szCs w:val="28"/>
+              </w:rPr>
+              <w:t>11-2023</w:t>
+            </w:r>
+          </w:p>
+        </w:tc>
+      </w:tr>
+      <w:tr>
+        <w:tc>
+          <w:tcPr>
+            <w:tcW w:w="4107" w:type="pct"/>
+          </w:tcPr>
+          <w:p>
+            <w:pPr>
+              <w:ind w:firstLine="0"/>
+              <w:rPr>
+                <w:sz w:val="28"/>
+                <w:szCs w:val="28"/>
+              </w:rPr>
+            </w:pPr>
+            <w:r>
+              <w:rPr>
+                <w:sz w:val="28"/>
+                <w:szCs w:val="28"/>
+              </w:rPr>
+              <w:t xml:space="preserve">Total </w:t>
+            </w:r>
+            <w:proofErr w:type="spellStart"/>
+            <w:r>
+              <w:rPr>
+                <w:sz w:val="28"/>
+                <w:szCs w:val="28"/>
+              </w:rPr>
+              <w:t>corruption</w:t>
+            </w:r>
+            <w:proofErr w:type="spellEnd"/>
+            <w:r>
+              <w:rPr>
+                <w:sz w:val="28"/>
+                <w:szCs w:val="28"/>
+              </w:rPr>
+              <w:t xml:space="preserve"> </w:t>
+            </w:r>
+            <w:proofErr w:type="spellStart"/>
+            <w:r>
+              <w:rPr>
+                <w:sz w:val="28"/>
+                <w:szCs w:val="28"/>
+              </w:rPr>
+              <w:t>crimes</w:t>
+            </w:r>
+            <w:proofErr w:type="spellEnd"/>
+          </w:p>
+        </w:tc>
+        <w:tc>
+          <w:tcPr>
+            <w:tcW w:w="893" w:type="pct"/>
+          </w:tcPr>
+          <w:p>
+            <w:pPr>
+              <w:ind w:firstLine="0"/>
+              <w:rPr>
+                <w:sz w:val="28"/>
+                <w:szCs w:val="28"/>
+              </w:rPr>
+            </w:pPr>
+            <w:r>
+              <w:rPr>
+                <w:sz w:val="28"/>
+                <w:szCs w:val="28"/>
+              </w:rPr>
+              <w:t>1397</w:t>
+            </w:r>
+          </w:p>
+        </w:tc>
+      </w:tr>
+      <w:bookmarkEnd w:id="8"/>
+      <w:tr>
+        <w:tc>
+          <w:tcPr>
+            <w:tcW w:w="4107" w:type="pct"/>
+          </w:tcPr>
+          <w:p>
+            <w:pPr>
+              <w:ind w:firstLine="0"/>
+              <w:rPr>
+                <w:sz w:val="28"/>
+                <w:szCs w:val="28"/>
+              </w:rPr>
+            </w:pPr>
+            <w:proofErr w:type="spellStart"/>
+            <w:r>
+              <w:rPr>
+                <w:sz w:val="28"/>
+                <w:szCs w:val="28"/>
+              </w:rPr>
+              <w:t>Minor</w:t>
+            </w:r>
+            <w:proofErr w:type="spellEnd"/>
+            <w:r>
+              <w:rPr>
+                <w:sz w:val="28"/>
+                <w:szCs w:val="28"/>
+              </w:rPr>
+              <w:t xml:space="preserve"> </w:t>
+            </w:r>
+            <w:proofErr w:type="spellStart"/>
+            <w:r>
+              <w:rPr>
+                <w:sz w:val="28"/>
+                <w:szCs w:val="28"/>
+              </w:rPr>
+              <w:t>corruption</w:t>
+            </w:r>
+            <w:proofErr w:type="spellEnd"/>
+            <w:r>
+              <w:rPr>
+                <w:sz w:val="28"/>
+                <w:szCs w:val="28"/>
+              </w:rPr>
+              <w:t xml:space="preserve"> </w:t>
+            </w:r>
+            <w:proofErr w:type="spellStart"/>
+            <w:r>
+              <w:rPr>
+                <w:sz w:val="28"/>
+                <w:szCs w:val="28"/>
+              </w:rPr>
+              <w:t>crimes</w:t>
+            </w:r>
+            <w:proofErr w:type="spellEnd"/>
+          </w:p>
+        </w:tc>
+        <w:tc>
+          <w:tcPr>
+            <w:tcW w:w="893" w:type="pct"/>
+          </w:tcPr>
+          <w:p>
+            <w:pPr>
+              <w:ind w:firstLine="0"/>
+              <w:rPr>
+                <w:sz w:val="28"/>
+                <w:szCs w:val="28"/>
+              </w:rPr>
+            </w:pPr>
+            <w:r>
+              <w:rPr>
+                <w:sz w:val="28"/>
+                <w:szCs w:val="28"/>
+              </w:rPr>
+              <w:t>52</w:t>
+            </w:r>
+          </w:p>
+        </w:tc>
+      </w:tr>
+      <w:tr>
+        <w:tc>
+          <w:tcPr>
+            <w:tcW w:w="4107" w:type="pct"/>
+          </w:tcPr>
+          <w:p>
+            <w:pPr>
+              <w:ind w:firstLine="0"/>
+              <w:rPr>
+                <w:sz w:val="28"/>
+                <w:szCs w:val="28"/>
+              </w:rPr>
+            </w:pPr>
+            <w:proofErr w:type="spellStart"/>
+            <w:r>
+              <w:rPr>
+                <w:sz w:val="28"/>
+                <w:szCs w:val="28"/>
+              </w:rPr>
+              <w:t>Moderate</w:t>
+            </w:r>
+            <w:proofErr w:type="spellEnd"/>
+            <w:r>
+              <w:rPr>
+                <w:sz w:val="28"/>
+                <w:szCs w:val="28"/>
+              </w:rPr>
+              <w:t xml:space="preserve"> </w:t>
+            </w:r>
+            <w:proofErr w:type="spellStart"/>
+            <w:r>
+              <w:rPr>
+                <w:sz w:val="28"/>
+                <w:szCs w:val="28"/>
+              </w:rPr>
+              <w:t>corruption</w:t>
+            </w:r>
+            <w:proofErr w:type="spellEnd"/>
+            <w:r>
+              <w:rPr>
+                <w:sz w:val="28"/>
+                <w:szCs w:val="28"/>
+              </w:rPr>
+              <w:t xml:space="preserve"> </w:t>
+            </w:r>
+            <w:proofErr w:type="spellStart"/>
+            <w:r>
+              <w:rPr>
+                <w:sz w:val="28"/>
+                <w:szCs w:val="28"/>
+              </w:rPr>
+              <w:t>crimes</w:t>
+            </w:r>
+            <w:proofErr w:type="spellEnd"/>
+          </w:p>
+        </w:tc>
+        <w:tc>
+          <w:tcPr>
+            <w:tcW w:w="893" w:type="pct"/>
+          </w:tcPr>
+          <w:p>
+            <w:pPr>
+              <w:ind w:firstLine="0"/>
+              <w:rPr>
+                <w:sz w:val="28"/>
+                <w:szCs w:val="28"/>
+              </w:rPr>
+            </w:pPr>
+            <w:r>
+              <w:rPr>
+                <w:sz w:val="28"/>
+                <w:szCs w:val="28"/>
+              </w:rPr>
+              <w:t>286</w:t>
+            </w:r>
+          </w:p>
+        </w:tc>
+      </w:tr>
+      <w:tr>
+        <w:tc>
+          <w:tcPr>
+            <w:tcW w:w="4107" w:type="pct"/>
+          </w:tcPr>
+          <w:p>
+            <w:pPr>
+              <w:ind w:firstLine="0"/>
+              <w:rPr>
+                <w:sz w:val="28"/>
+                <w:szCs w:val="28"/>
+              </w:rPr>
+            </w:pPr>
+            <w:proofErr w:type="spellStart"/>
+            <w:r>
+              <w:rPr>
+                <w:sz w:val="28"/>
+                <w:szCs w:val="28"/>
+              </w:rPr>
+              <w:t>Grave</w:t>
+            </w:r>
+            <w:proofErr w:type="spellEnd"/>
+            <w:r>
+              <w:rPr>
+                <w:sz w:val="28"/>
+                <w:szCs w:val="28"/>
+              </w:rPr>
+              <w:t xml:space="preserve"> </w:t>
+            </w:r>
+            <w:proofErr w:type="spellStart"/>
+            <w:r>
+              <w:rPr>
+                <w:sz w:val="28"/>
+                <w:szCs w:val="28"/>
+              </w:rPr>
+              <w:t>corruption</w:t>
+            </w:r>
+            <w:proofErr w:type="spellEnd"/>
+            <w:r>
+              <w:rPr>
+                <w:sz w:val="28"/>
+                <w:szCs w:val="28"/>
+              </w:rPr>
+              <w:t xml:space="preserve"> </w:t>
+            </w:r>
+            <w:proofErr w:type="spellStart"/>
+            <w:r>
+              <w:rPr>
+                <w:sz w:val="28"/>
+                <w:szCs w:val="28"/>
+              </w:rPr>
+              <w:t>crimes</w:t>
+            </w:r>
+            <w:proofErr w:type="spellEnd"/>
+          </w:p>
+        </w:tc>
+        <w:tc>
+          <w:tcPr>
+            <w:tcW w:w="893" w:type="pct"/>
+          </w:tcPr>
+          <w:p>
+            <w:pPr>
+              <w:ind w:firstLine="0"/>
+              <w:rPr>
+                <w:sz w:val="28"/>
+                <w:szCs w:val="28"/>
+              </w:rPr>
+            </w:pPr>
+            <w:r>
+              <w:rPr>
+                <w:sz w:val="28"/>
+                <w:szCs w:val="28"/>
+              </w:rPr>
+              <w:t>1000</w:t>
+            </w:r>
+          </w:p>
+        </w:tc>
+      </w:tr>
+      <w:tr>
+        <w:tc>
+          <w:tcPr>
+            <w:tcW w:w="4107" w:type="pct"/>
+          </w:tcPr>
+          <w:p>
+            <w:pPr>
+              <w:ind w:firstLine="0"/>
+              <w:rPr>
+                <w:sz w:val="28"/>
+                <w:szCs w:val="28"/>
+              </w:rPr>
+            </w:pPr>
+            <w:proofErr w:type="spellStart"/>
+            <w:r>
+              <w:rPr>
+                <w:sz w:val="28"/>
+                <w:szCs w:val="28"/>
+              </w:rPr>
+              <w:t>Especially</w:t>
+            </w:r>
+            <w:proofErr w:type="spellEnd"/>
+            <w:r>
+              <w:rPr>
+                <w:sz w:val="28"/>
+                <w:szCs w:val="28"/>
+              </w:rPr>
+              <w:t xml:space="preserve"> </w:t>
+            </w:r>
+            <w:proofErr w:type="spellStart"/>
+            <w:r>
+              <w:rPr>
+                <w:sz w:val="28"/>
+                <w:szCs w:val="28"/>
+              </w:rPr>
+              <w:t>grave</w:t>
+            </w:r>
+            <w:proofErr w:type="spellEnd"/>
+            <w:r>
+              <w:rPr>
+                <w:sz w:val="28"/>
+                <w:szCs w:val="28"/>
+              </w:rPr>
+              <w:t xml:space="preserve"> </w:t>
+            </w:r>
+            <w:proofErr w:type="spellStart"/>
+            <w:r>
+              <w:rPr>
+                <w:sz w:val="28"/>
+                <w:szCs w:val="28"/>
+              </w:rPr>
+              <w:t>corruption</w:t>
+            </w:r>
+            <w:proofErr w:type="spellEnd"/>
+            <w:r>
+              <w:rPr>
+                <w:sz w:val="28"/>
+                <w:szCs w:val="28"/>
+              </w:rPr>
+              <w:t xml:space="preserve"> </w:t>
+            </w:r>
+            <w:proofErr w:type="spellStart"/>
+            <w:r>
+              <w:rPr>
+                <w:sz w:val="28"/>
+                <w:szCs w:val="28"/>
+              </w:rPr>
+              <w:t>crimes</w:t>
+            </w:r>
+            <w:proofErr w:type="spellEnd"/>
+          </w:p>
+        </w:tc>
+        <w:tc>
+          <w:tcPr>
+            <w:tcW w:w="893" w:type="pct"/>
+          </w:tcPr>
+          <w:p>
+            <w:pPr>
+              <w:ind w:firstLine="0"/>
+              <w:rPr>
+                <w:sz w:val="28"/>
+                <w:szCs w:val="28"/>
+              </w:rPr>
+            </w:pPr>
+            <w:r>
+              <w:rPr>
+                <w:sz w:val="28"/>
+                <w:szCs w:val="28"/>
+              </w:rPr>
+              <w:t>59</w:t>
+            </w:r>
+          </w:p>
+        </w:tc>
+      </w:tr>
+      <w:tr>
+        <w:tc>
+          <w:tcPr>
+            <w:tcW w:w="4107" w:type="pct"/>
+          </w:tcPr>
+          <w:p>
+            <w:pPr>
+              <w:ind w:firstLine="0"/>
+              <w:rPr>
+                <w:sz w:val="28"/>
+                <w:szCs w:val="28"/>
+                <w:lang w:val="en-US"/>
+              </w:rPr>
+            </w:pPr>
+            <w:r>
+              <w:rPr>
+                <w:sz w:val="28"/>
+                <w:szCs w:val="28"/>
+                <w:lang w:val="en-US"/>
+              </w:rPr>
+              <w:t>Embezzlement or embezzlement of entrusted property</w:t>
+            </w:r>
+          </w:p>
+        </w:tc>
+        <w:tc>
+          <w:tcPr>
+            <w:tcW w:w="893" w:type="pct"/>
+          </w:tcPr>
+          <w:p>
+            <w:pPr>
+              <w:ind w:firstLine="0"/>
+              <w:rPr>
+                <w:sz w:val="28"/>
+                <w:szCs w:val="28"/>
+              </w:rPr>
+            </w:pPr>
+            <w:r>
+              <w:rPr>
+                <w:sz w:val="28"/>
+                <w:szCs w:val="28"/>
+              </w:rPr>
+              <w:t>95</w:t>
+            </w:r>
+          </w:p>
+        </w:tc>
+      </w:tr>
+      <w:tr>
+        <w:tc>
+          <w:tcPr>
+            <w:tcW w:w="4107" w:type="pct"/>
+          </w:tcPr>
+          <w:p>
+            <w:pPr>
+              <w:ind w:firstLine="0"/>
+              <w:rPr>
+                <w:sz w:val="28"/>
+                <w:szCs w:val="28"/>
+              </w:rPr>
+            </w:pPr>
+            <w:proofErr w:type="spellStart"/>
+            <w:r>
+              <w:rPr>
+                <w:sz w:val="28"/>
+                <w:szCs w:val="28"/>
+              </w:rPr>
+              <w:t>Fraud</w:t>
+            </w:r>
+            <w:proofErr w:type="spellEnd"/>
+          </w:p>
+        </w:tc>
+        <w:tc>
+          <w:tcPr>
+            <w:tcW w:w="893" w:type="pct"/>
+          </w:tcPr>
+          <w:p>
+            <w:pPr>
+              <w:ind w:firstLine="0"/>
+              <w:rPr>
+                <w:sz w:val="28"/>
+                <w:szCs w:val="28"/>
+              </w:rPr>
+            </w:pPr>
+            <w:r>
+              <w:rPr>
+                <w:sz w:val="28"/>
+                <w:szCs w:val="28"/>
+              </w:rPr>
+              <w:t>144</w:t>
+            </w:r>
+          </w:p>
+        </w:tc>
+      </w:tr>
+      <w:tr>
+        <w:tc>
+          <w:tcPr>
+            <w:tcW w:w="4107" w:type="pct"/>
+          </w:tcPr>
+          <w:p>
+            <w:pPr>
+              <w:ind w:firstLine="0"/>
+              <w:rPr>
+                <w:sz w:val="28"/>
+                <w:szCs w:val="28"/>
+              </w:rPr>
+            </w:pPr>
+            <w:proofErr w:type="spellStart"/>
+            <w:r>
+              <w:rPr>
+                <w:sz w:val="28"/>
+                <w:szCs w:val="28"/>
+              </w:rPr>
+              <w:t>Legalization</w:t>
+            </w:r>
+            <w:proofErr w:type="spellEnd"/>
+            <w:r>
+              <w:rPr>
+                <w:sz w:val="28"/>
+                <w:szCs w:val="28"/>
+              </w:rPr>
+              <w:t xml:space="preserve"> (</w:t>
+            </w:r>
+            <w:proofErr w:type="spellStart"/>
+            <w:r>
+              <w:rPr>
+                <w:sz w:val="28"/>
+                <w:szCs w:val="28"/>
+              </w:rPr>
+              <w:t>laundering</w:t>
+            </w:r>
+            <w:proofErr w:type="spellEnd"/>
+            <w:r>
+              <w:rPr>
+                <w:sz w:val="28"/>
+                <w:szCs w:val="28"/>
+              </w:rPr>
+              <w:t xml:space="preserve">) </w:t>
+            </w:r>
+            <w:proofErr w:type="spellStart"/>
+            <w:r>
+              <w:rPr>
+                <w:sz w:val="28"/>
+                <w:szCs w:val="28"/>
+              </w:rPr>
+              <w:t>of</w:t>
+            </w:r>
+            <w:proofErr w:type="spellEnd"/>
+            <w:r>
+              <w:rPr>
+                <w:sz w:val="28"/>
+                <w:szCs w:val="28"/>
+              </w:rPr>
+              <w:t xml:space="preserve"> </w:t>
+            </w:r>
+            <w:proofErr w:type="spellStart"/>
+            <w:r>
+              <w:rPr>
+                <w:sz w:val="28"/>
+                <w:szCs w:val="28"/>
+              </w:rPr>
+              <w:t>money</w:t>
+            </w:r>
+            <w:proofErr w:type="spellEnd"/>
+          </w:p>
+        </w:tc>
+        <w:tc>
+          <w:tcPr>
+            <w:tcW w:w="893" w:type="pct"/>
+          </w:tcPr>
+          <w:p>
+            <w:pPr>
+              <w:ind w:firstLine="0"/>
+              <w:rPr>
+                <w:sz w:val="28"/>
+                <w:szCs w:val="28"/>
+              </w:rPr>
+            </w:pPr>
+            <w:r>
+              <w:rPr>
+                <w:sz w:val="28"/>
+                <w:szCs w:val="28"/>
+              </w:rPr>
+              <w:t>1</w:t>
+            </w:r>
+          </w:p>
+        </w:tc>
+      </w:tr>
+      <w:tr>
+        <w:tc>
+          <w:tcPr>
+            <w:tcW w:w="4107" w:type="pct"/>
+          </w:tcPr>
+          <w:p>
+            <w:pPr>
+              <w:ind w:firstLine="0"/>
+              <w:rPr>
+                <w:sz w:val="28"/>
+                <w:szCs w:val="28"/>
+              </w:rPr>
+            </w:pPr>
+            <w:r>
+              <w:rPr>
+                <w:sz w:val="28"/>
+                <w:szCs w:val="28"/>
+              </w:rPr>
+              <w:t xml:space="preserve">Economic </w:t>
+            </w:r>
+            <w:proofErr w:type="spellStart"/>
+            <w:r>
+              <w:rPr>
+                <w:sz w:val="28"/>
+                <w:szCs w:val="28"/>
+              </w:rPr>
+              <w:t>smuggling</w:t>
+            </w:r>
+            <w:proofErr w:type="spellEnd"/>
+          </w:p>
+        </w:tc>
+        <w:tc>
+          <w:tcPr>
+            <w:tcW w:w="893" w:type="pct"/>
+          </w:tcPr>
+          <w:p>
+            <w:pPr>
+              <w:ind w:firstLine="0"/>
+              <w:rPr>
+                <w:sz w:val="28"/>
+                <w:szCs w:val="28"/>
+              </w:rPr>
+            </w:pPr>
+            <w:r>
+              <w:rPr>
+                <w:sz w:val="28"/>
+                <w:szCs w:val="28"/>
+              </w:rPr>
+              <w:t>0</w:t>
+            </w:r>
+          </w:p>
+        </w:tc>
+      </w:tr>
+      <w:tr>
+        <w:tc>
+          <w:tcPr>
+            <w:tcW w:w="4107" w:type="pct"/>
+          </w:tcPr>
+          <w:p>
+            <w:pPr>
+              <w:ind w:firstLine="0"/>
+              <w:rPr>
+                <w:sz w:val="28"/>
+                <w:szCs w:val="28"/>
+              </w:rPr>
+            </w:pPr>
+            <w:proofErr w:type="spellStart"/>
+            <w:r>
+              <w:rPr>
+                <w:sz w:val="28"/>
+                <w:szCs w:val="28"/>
+              </w:rPr>
+              <w:t>Raiding</w:t>
+            </w:r>
+            <w:proofErr w:type="spellEnd"/>
+          </w:p>
+        </w:tc>
+        <w:tc>
+          <w:tcPr>
+            <w:tcW w:w="893" w:type="pct"/>
+          </w:tcPr>
+          <w:p>
+            <w:pPr>
+              <w:ind w:firstLine="0"/>
+              <w:rPr>
+                <w:sz w:val="28"/>
+                <w:szCs w:val="28"/>
+              </w:rPr>
+            </w:pPr>
+            <w:r>
+              <w:rPr>
+                <w:sz w:val="28"/>
+                <w:szCs w:val="28"/>
+              </w:rPr>
+              <w:t>0</w:t>
+            </w:r>
+          </w:p>
+        </w:tc>
+      </w:tr>
+      <w:tr>
+        <w:tc>
+          <w:tcPr>
+            <w:tcW w:w="4107" w:type="pct"/>
+          </w:tcPr>
+          <w:p>
+            <w:pPr>
+              <w:ind w:firstLine="0"/>
+              <w:rPr>
+                <w:sz w:val="28"/>
+                <w:szCs w:val="28"/>
+              </w:rPr>
+            </w:pPr>
+            <w:proofErr w:type="spellStart"/>
+            <w:r>
+              <w:rPr>
+                <w:sz w:val="28"/>
+                <w:szCs w:val="28"/>
+              </w:rPr>
+              <w:t>Abuse</w:t>
+            </w:r>
+            <w:proofErr w:type="spellEnd"/>
+            <w:r>
+              <w:rPr>
+                <w:sz w:val="28"/>
+                <w:szCs w:val="28"/>
+              </w:rPr>
+              <w:t xml:space="preserve"> </w:t>
+            </w:r>
+            <w:proofErr w:type="spellStart"/>
+            <w:r>
+              <w:rPr>
+                <w:sz w:val="28"/>
+                <w:szCs w:val="28"/>
+              </w:rPr>
+              <w:t>of</w:t>
+            </w:r>
+            <w:proofErr w:type="spellEnd"/>
+            <w:r>
+              <w:rPr>
+                <w:sz w:val="28"/>
+                <w:szCs w:val="28"/>
+              </w:rPr>
+              <w:t xml:space="preserve"> </w:t>
+            </w:r>
+            <w:proofErr w:type="spellStart"/>
+            <w:r>
+              <w:rPr>
+                <w:sz w:val="28"/>
+                <w:szCs w:val="28"/>
+              </w:rPr>
+              <w:t>official</w:t>
+            </w:r>
+            <w:proofErr w:type="spellEnd"/>
+            <w:r>
+              <w:rPr>
+                <w:sz w:val="28"/>
+                <w:szCs w:val="28"/>
+              </w:rPr>
+              <w:t xml:space="preserve"> </w:t>
+            </w:r>
+            <w:proofErr w:type="spellStart"/>
+            <w:r>
+              <w:rPr>
+                <w:sz w:val="28"/>
+                <w:szCs w:val="28"/>
+              </w:rPr>
+              <w:t>authority</w:t>
+            </w:r>
+            <w:proofErr w:type="spellEnd"/>
+          </w:p>
+        </w:tc>
+        <w:tc>
+          <w:tcPr>
+            <w:tcW w:w="893" w:type="pct"/>
+          </w:tcPr>
+          <w:p>
+            <w:pPr>
+              <w:ind w:firstLine="0"/>
+              <w:rPr>
+                <w:sz w:val="28"/>
+                <w:szCs w:val="28"/>
+              </w:rPr>
+            </w:pPr>
+            <w:r>
+              <w:rPr>
+                <w:sz w:val="28"/>
+                <w:szCs w:val="28"/>
+              </w:rPr>
+              <w:t>115</w:t>
+            </w:r>
+          </w:p>
+        </w:tc>
+      </w:tr>
+      <w:tr>
+        <w:tc>
+          <w:tcPr>
+            <w:tcW w:w="4107" w:type="pct"/>
+          </w:tcPr>
+          <w:p>
+            <w:pPr>
+              <w:ind w:firstLine="0"/>
+              <w:rPr>
+                <w:sz w:val="28"/>
+                <w:szCs w:val="28"/>
+                <w:lang w:val="en-US"/>
+              </w:rPr>
+            </w:pPr>
+            <w:r>
+              <w:rPr>
+                <w:sz w:val="28"/>
+                <w:szCs w:val="28"/>
+                <w:lang w:val="en-US"/>
+              </w:rPr>
+              <w:t>Abuse of power or official authority</w:t>
+            </w:r>
+          </w:p>
+        </w:tc>
+        <w:tc>
+          <w:tcPr>
+            <w:tcW w:w="893" w:type="pct"/>
+          </w:tcPr>
+          <w:p>
+            <w:pPr>
+              <w:ind w:firstLine="0"/>
+              <w:rPr>
+                <w:sz w:val="28"/>
+                <w:szCs w:val="28"/>
+              </w:rPr>
+            </w:pPr>
+            <w:r>
+              <w:rPr>
+                <w:sz w:val="28"/>
+                <w:szCs w:val="28"/>
+              </w:rPr>
+              <w:t>16</w:t>
+            </w:r>
+          </w:p>
+        </w:tc>
+      </w:tr>
+      <w:tr>
+        <w:tc>
+          <w:tcPr>
+            <w:tcW w:w="4107" w:type="pct"/>
+          </w:tcPr>
+          <w:p>
+            <w:pPr>
+              <w:ind w:firstLine="0"/>
+              <w:rPr>
+                <w:sz w:val="28"/>
+                <w:szCs w:val="28"/>
+                <w:lang w:val="en-US"/>
+              </w:rPr>
+            </w:pPr>
+            <w:r>
+              <w:rPr>
+                <w:sz w:val="28"/>
+                <w:szCs w:val="28"/>
+                <w:lang w:val="en-US"/>
+              </w:rPr>
+              <w:t>Illegal participation in business activities</w:t>
+            </w:r>
+          </w:p>
+        </w:tc>
+        <w:tc>
+          <w:tcPr>
+            <w:tcW w:w="893" w:type="pct"/>
+          </w:tcPr>
+          <w:p>
+            <w:pPr>
+              <w:ind w:firstLine="0"/>
+              <w:rPr>
+                <w:sz w:val="28"/>
+                <w:szCs w:val="28"/>
+              </w:rPr>
+            </w:pPr>
+            <w:r>
+              <w:rPr>
+                <w:sz w:val="28"/>
+                <w:szCs w:val="28"/>
+              </w:rPr>
+              <w:t>5</w:t>
+            </w:r>
+          </w:p>
+        </w:tc>
+      </w:tr>
+      <w:tr>
+        <w:tc>
+          <w:tcPr>
+            <w:tcW w:w="4107" w:type="pct"/>
+          </w:tcPr>
+          <w:p>
+            <w:pPr>
+              <w:ind w:firstLine="0"/>
+              <w:rPr>
+                <w:sz w:val="28"/>
+                <w:szCs w:val="28"/>
+                <w:lang w:val="en-US"/>
+              </w:rPr>
+            </w:pPr>
+            <w:r>
+              <w:rPr>
+                <w:sz w:val="28"/>
+                <w:szCs w:val="28"/>
+                <w:lang w:val="en-US"/>
+              </w:rPr>
+              <w:t>Obstruction of legitimate business activities</w:t>
+            </w:r>
+          </w:p>
+        </w:tc>
+        <w:tc>
+          <w:tcPr>
+            <w:tcW w:w="893" w:type="pct"/>
+          </w:tcPr>
+          <w:p>
+            <w:pPr>
+              <w:ind w:firstLine="0"/>
+              <w:rPr>
+                <w:sz w:val="28"/>
+                <w:szCs w:val="28"/>
+              </w:rPr>
+            </w:pPr>
+            <w:r>
+              <w:rPr>
+                <w:sz w:val="28"/>
+                <w:szCs w:val="28"/>
+              </w:rPr>
+              <w:t>4</w:t>
+            </w:r>
+          </w:p>
+        </w:tc>
+      </w:tr>
+      <w:tr>
+        <w:tc>
+          <w:tcPr>
+            <w:tcW w:w="4107" w:type="pct"/>
+          </w:tcPr>
+          <w:p>
+            <w:pPr>
+              <w:ind w:firstLine="0"/>
+              <w:rPr>
+                <w:sz w:val="28"/>
+                <w:szCs w:val="28"/>
+              </w:rPr>
+            </w:pPr>
+            <w:proofErr w:type="spellStart"/>
+            <w:r>
+              <w:rPr>
+                <w:sz w:val="28"/>
+                <w:szCs w:val="28"/>
+              </w:rPr>
+              <w:t>Taking</w:t>
+            </w:r>
+            <w:proofErr w:type="spellEnd"/>
+            <w:r>
+              <w:rPr>
+                <w:sz w:val="28"/>
+                <w:szCs w:val="28"/>
+              </w:rPr>
+              <w:t xml:space="preserve"> </w:t>
+            </w:r>
+            <w:proofErr w:type="spellStart"/>
+            <w:r>
+              <w:rPr>
+                <w:sz w:val="28"/>
+                <w:szCs w:val="28"/>
+              </w:rPr>
+              <w:t>bribes</w:t>
+            </w:r>
+            <w:proofErr w:type="spellEnd"/>
+          </w:p>
+        </w:tc>
+        <w:tc>
+          <w:tcPr>
+            <w:tcW w:w="893" w:type="pct"/>
+          </w:tcPr>
+          <w:p>
+            <w:pPr>
+              <w:ind w:firstLine="0"/>
+              <w:rPr>
+                <w:sz w:val="28"/>
+                <w:szCs w:val="28"/>
+              </w:rPr>
+            </w:pPr>
+            <w:r>
+              <w:rPr>
+                <w:sz w:val="28"/>
+                <w:szCs w:val="28"/>
+              </w:rPr>
+              <w:t>367</w:t>
+            </w:r>
+          </w:p>
+        </w:tc>
+      </w:tr>
+      <w:tr>
+        <w:tc>
+          <w:tcPr>
+            <w:tcW w:w="4107" w:type="pct"/>
+          </w:tcPr>
+          <w:p>
+            <w:pPr>
+              <w:ind w:firstLine="0"/>
+              <w:rPr>
+                <w:sz w:val="28"/>
+                <w:szCs w:val="28"/>
+              </w:rPr>
+            </w:pPr>
+            <w:proofErr w:type="spellStart"/>
+            <w:r>
+              <w:rPr>
+                <w:sz w:val="28"/>
+                <w:szCs w:val="28"/>
+              </w:rPr>
+              <w:t>Giving</w:t>
+            </w:r>
+            <w:proofErr w:type="spellEnd"/>
+            <w:r>
+              <w:rPr>
+                <w:sz w:val="28"/>
+                <w:szCs w:val="28"/>
+              </w:rPr>
+              <w:t xml:space="preserve"> </w:t>
+            </w:r>
+            <w:proofErr w:type="spellStart"/>
+            <w:r>
+              <w:rPr>
+                <w:sz w:val="28"/>
+                <w:szCs w:val="28"/>
+              </w:rPr>
+              <w:t>bribes</w:t>
+            </w:r>
+            <w:proofErr w:type="spellEnd"/>
+          </w:p>
+        </w:tc>
+        <w:tc>
+          <w:tcPr>
+            <w:tcW w:w="893" w:type="pct"/>
+          </w:tcPr>
+          <w:p>
+            <w:pPr>
+              <w:ind w:firstLine="0"/>
+              <w:rPr>
+                <w:sz w:val="28"/>
+                <w:szCs w:val="28"/>
+              </w:rPr>
+            </w:pPr>
+            <w:r>
+              <w:rPr>
+                <w:sz w:val="28"/>
+                <w:szCs w:val="28"/>
+              </w:rPr>
+              <w:t>550</w:t>
+            </w:r>
+          </w:p>
+        </w:tc>
+      </w:tr>
+      <w:tr>
+        <w:tc>
+          <w:tcPr>
+            <w:tcW w:w="4107" w:type="pct"/>
+          </w:tcPr>
+          <w:p>
+            <w:pPr>
+              <w:ind w:firstLine="0"/>
+              <w:rPr>
+                <w:sz w:val="28"/>
+                <w:szCs w:val="28"/>
+              </w:rPr>
+            </w:pPr>
+            <w:proofErr w:type="spellStart"/>
+            <w:r>
+              <w:rPr>
+                <w:sz w:val="28"/>
+                <w:szCs w:val="28"/>
+              </w:rPr>
+              <w:t>Mediation</w:t>
+            </w:r>
+            <w:proofErr w:type="spellEnd"/>
+            <w:r>
+              <w:rPr>
+                <w:sz w:val="28"/>
+                <w:szCs w:val="28"/>
+              </w:rPr>
+              <w:t xml:space="preserve"> </w:t>
+            </w:r>
+            <w:proofErr w:type="spellStart"/>
+            <w:r>
+              <w:rPr>
+                <w:sz w:val="28"/>
+                <w:szCs w:val="28"/>
+              </w:rPr>
+              <w:t>in</w:t>
+            </w:r>
+            <w:proofErr w:type="spellEnd"/>
+            <w:r>
+              <w:rPr>
+                <w:sz w:val="28"/>
+                <w:szCs w:val="28"/>
+              </w:rPr>
+              <w:t xml:space="preserve"> </w:t>
+            </w:r>
+            <w:proofErr w:type="spellStart"/>
+            <w:r>
+              <w:rPr>
+                <w:sz w:val="28"/>
+                <w:szCs w:val="28"/>
+              </w:rPr>
+              <w:t>bribery</w:t>
+            </w:r>
+            <w:proofErr w:type="spellEnd"/>
+          </w:p>
+        </w:tc>
+        <w:tc>
+          <w:tcPr>
+            <w:tcW w:w="893" w:type="pct"/>
+          </w:tcPr>
+          <w:p>
+            <w:pPr>
+              <w:ind w:firstLine="0"/>
+              <w:rPr>
+                <w:sz w:val="28"/>
+                <w:szCs w:val="28"/>
+              </w:rPr>
+            </w:pPr>
+            <w:r>
+              <w:rPr>
+                <w:sz w:val="28"/>
+                <w:szCs w:val="28"/>
+              </w:rPr>
+              <w:t>62</w:t>
+            </w:r>
+          </w:p>
+        </w:tc>
+      </w:tr>
+      <w:tr>
+        <w:tc>
+          <w:tcPr>
+            <w:tcW w:w="4107" w:type="pct"/>
+          </w:tcPr>
+          <w:p>
+            <w:pPr>
+              <w:ind w:firstLine="0"/>
+              <w:rPr>
+                <w:sz w:val="28"/>
+                <w:szCs w:val="28"/>
+              </w:rPr>
+            </w:pPr>
+            <w:proofErr w:type="spellStart"/>
+            <w:r>
+              <w:rPr>
+                <w:sz w:val="28"/>
+                <w:szCs w:val="28"/>
+              </w:rPr>
+              <w:t>Official</w:t>
+            </w:r>
+            <w:proofErr w:type="spellEnd"/>
+            <w:r>
+              <w:rPr>
+                <w:sz w:val="28"/>
+                <w:szCs w:val="28"/>
+              </w:rPr>
+              <w:t xml:space="preserve"> </w:t>
+            </w:r>
+            <w:proofErr w:type="spellStart"/>
+            <w:r>
+              <w:rPr>
+                <w:sz w:val="28"/>
+                <w:szCs w:val="28"/>
+              </w:rPr>
+              <w:t>forgery</w:t>
+            </w:r>
+            <w:proofErr w:type="spellEnd"/>
+          </w:p>
+        </w:tc>
+        <w:tc>
+          <w:tcPr>
+            <w:tcW w:w="893" w:type="pct"/>
+          </w:tcPr>
+          <w:p>
+            <w:pPr>
+              <w:ind w:firstLine="0"/>
+              <w:rPr>
+                <w:sz w:val="28"/>
+                <w:szCs w:val="28"/>
+              </w:rPr>
+            </w:pPr>
+            <w:r>
+              <w:rPr>
+                <w:sz w:val="28"/>
+                <w:szCs w:val="28"/>
+              </w:rPr>
+              <w:t>26</w:t>
+            </w:r>
+          </w:p>
+        </w:tc>
+      </w:tr>
+      <w:tr>
+        <w:tc>
+          <w:tcPr>
+            <w:tcW w:w="4107" w:type="pct"/>
+          </w:tcPr>
+          <w:p>
+            <w:pPr>
+              <w:ind w:firstLine="0"/>
+              <w:rPr>
+                <w:sz w:val="28"/>
+                <w:szCs w:val="28"/>
+              </w:rPr>
+            </w:pPr>
+            <w:proofErr w:type="spellStart"/>
+            <w:r>
+              <w:rPr>
+                <w:sz w:val="28"/>
+                <w:szCs w:val="28"/>
+              </w:rPr>
+              <w:t>Inaction</w:t>
+            </w:r>
+            <w:proofErr w:type="spellEnd"/>
+            <w:r>
+              <w:rPr>
+                <w:sz w:val="28"/>
+                <w:szCs w:val="28"/>
+              </w:rPr>
+              <w:t xml:space="preserve"> </w:t>
+            </w:r>
+            <w:proofErr w:type="spellStart"/>
+            <w:r>
+              <w:rPr>
+                <w:sz w:val="28"/>
+                <w:szCs w:val="28"/>
+              </w:rPr>
+              <w:t>in</w:t>
+            </w:r>
+            <w:proofErr w:type="spellEnd"/>
+            <w:r>
+              <w:rPr>
+                <w:sz w:val="28"/>
+                <w:szCs w:val="28"/>
+              </w:rPr>
+              <w:t xml:space="preserve"> </w:t>
+            </w:r>
+            <w:proofErr w:type="spellStart"/>
+            <w:r>
+              <w:rPr>
+                <w:sz w:val="28"/>
+                <w:szCs w:val="28"/>
+              </w:rPr>
+              <w:t>the</w:t>
+            </w:r>
+            <w:proofErr w:type="spellEnd"/>
+            <w:r>
+              <w:rPr>
+                <w:sz w:val="28"/>
+                <w:szCs w:val="28"/>
+              </w:rPr>
+              <w:t xml:space="preserve"> </w:t>
+            </w:r>
+            <w:proofErr w:type="spellStart"/>
+            <w:r>
+              <w:rPr>
+                <w:sz w:val="28"/>
+                <w:szCs w:val="28"/>
+              </w:rPr>
+              <w:t>service</w:t>
+            </w:r>
+            <w:proofErr w:type="spellEnd"/>
+          </w:p>
+        </w:tc>
+        <w:tc>
+          <w:tcPr>
+            <w:tcW w:w="893" w:type="pct"/>
+          </w:tcPr>
+          <w:p>
+            <w:pPr>
+              <w:ind w:firstLine="0"/>
+              <w:rPr>
+                <w:sz w:val="28"/>
+                <w:szCs w:val="28"/>
+              </w:rPr>
+            </w:pPr>
+            <w:r>
+              <w:rPr>
+                <w:sz w:val="28"/>
+                <w:szCs w:val="28"/>
+              </w:rPr>
+              <w:t>6</w:t>
+            </w:r>
+          </w:p>
+        </w:tc>
+      </w:tr>
+      <w:tr>
+        <w:tc>
+          <w:tcPr>
+            <w:tcW w:w="4107" w:type="pct"/>
+          </w:tcPr>
+          <w:p>
+            <w:pPr>
+              <w:ind w:firstLine="0"/>
+              <w:rPr>
+                <w:sz w:val="28"/>
+                <w:szCs w:val="28"/>
+              </w:rPr>
+            </w:pPr>
+            <w:proofErr w:type="spellStart"/>
+            <w:r>
+              <w:rPr>
+                <w:sz w:val="28"/>
+                <w:szCs w:val="28"/>
+              </w:rPr>
+              <w:t>Abuse</w:t>
+            </w:r>
+            <w:proofErr w:type="spellEnd"/>
+            <w:r>
+              <w:rPr>
+                <w:sz w:val="28"/>
+                <w:szCs w:val="28"/>
+              </w:rPr>
+              <w:t xml:space="preserve"> </w:t>
+            </w:r>
+            <w:proofErr w:type="spellStart"/>
+            <w:r>
+              <w:rPr>
+                <w:sz w:val="28"/>
+                <w:szCs w:val="28"/>
+              </w:rPr>
+              <w:t>of</w:t>
+            </w:r>
+            <w:proofErr w:type="spellEnd"/>
+            <w:r>
+              <w:rPr>
+                <w:sz w:val="28"/>
+                <w:szCs w:val="28"/>
+              </w:rPr>
+              <w:t xml:space="preserve"> </w:t>
+            </w:r>
+            <w:proofErr w:type="spellStart"/>
+            <w:r>
+              <w:rPr>
+                <w:sz w:val="28"/>
+                <w:szCs w:val="28"/>
+              </w:rPr>
+              <w:t>power</w:t>
+            </w:r>
+            <w:proofErr w:type="spellEnd"/>
+          </w:p>
+        </w:tc>
+        <w:tc>
+          <w:tcPr>
+            <w:tcW w:w="893" w:type="pct"/>
+          </w:tcPr>
+          <w:p>
+            <w:pPr>
+              <w:ind w:firstLine="0"/>
+              <w:rPr>
+                <w:sz w:val="28"/>
+                <w:szCs w:val="28"/>
+              </w:rPr>
+            </w:pPr>
+            <w:r>
+              <w:rPr>
+                <w:sz w:val="28"/>
+                <w:szCs w:val="28"/>
+              </w:rPr>
+              <w:t>3</w:t>
+            </w:r>
+          </w:p>
+        </w:tc>
+      </w:tr>
+      <w:tr>
+        <w:tc>
+          <w:tcPr>
+            <w:tcW w:w="4107" w:type="pct"/>
+          </w:tcPr>
+          <w:p>
+            <w:pPr>
+              <w:ind w:firstLine="0"/>
+              <w:rPr>
+                <w:sz w:val="28"/>
+                <w:szCs w:val="28"/>
+              </w:rPr>
+            </w:pPr>
+            <w:proofErr w:type="spellStart"/>
+            <w:r>
+              <w:rPr>
+                <w:sz w:val="28"/>
+                <w:szCs w:val="28"/>
+              </w:rPr>
+              <w:t>Abuse</w:t>
+            </w:r>
+            <w:proofErr w:type="spellEnd"/>
+            <w:r>
+              <w:rPr>
+                <w:sz w:val="28"/>
+                <w:szCs w:val="28"/>
+              </w:rPr>
+              <w:t xml:space="preserve"> </w:t>
+            </w:r>
+            <w:proofErr w:type="spellStart"/>
+            <w:r>
+              <w:rPr>
+                <w:sz w:val="28"/>
+                <w:szCs w:val="28"/>
+              </w:rPr>
+              <w:t>of</w:t>
+            </w:r>
+            <w:proofErr w:type="spellEnd"/>
+            <w:r>
+              <w:rPr>
+                <w:sz w:val="28"/>
+                <w:szCs w:val="28"/>
+              </w:rPr>
+              <w:t xml:space="preserve"> </w:t>
+            </w:r>
+            <w:proofErr w:type="spellStart"/>
+            <w:r>
+              <w:rPr>
+                <w:sz w:val="28"/>
+                <w:szCs w:val="28"/>
+              </w:rPr>
+              <w:t>power</w:t>
+            </w:r>
+            <w:proofErr w:type="spellEnd"/>
+            <w:r>
+              <w:rPr>
+                <w:sz w:val="28"/>
+                <w:szCs w:val="28"/>
+              </w:rPr>
+              <w:t xml:space="preserve"> (</w:t>
+            </w:r>
+            <w:proofErr w:type="spellStart"/>
+            <w:r>
+              <w:rPr>
+                <w:sz w:val="28"/>
+                <w:szCs w:val="28"/>
+              </w:rPr>
+              <w:t>duplicate</w:t>
+            </w:r>
+            <w:proofErr w:type="spellEnd"/>
+            <w:r>
+              <w:rPr>
+                <w:sz w:val="28"/>
+                <w:szCs w:val="28"/>
+              </w:rPr>
+              <w:t>)</w:t>
+            </w:r>
+          </w:p>
+        </w:tc>
+        <w:tc>
+          <w:tcPr>
+            <w:tcW w:w="893" w:type="pct"/>
+          </w:tcPr>
+          <w:p>
+            <w:pPr>
+              <w:ind w:firstLine="0"/>
+              <w:rPr>
+                <w:sz w:val="28"/>
+                <w:szCs w:val="28"/>
+              </w:rPr>
+            </w:pPr>
+            <w:r>
+              <w:rPr>
+                <w:sz w:val="28"/>
+                <w:szCs w:val="28"/>
+              </w:rPr>
+              <w:t>3</w:t>
+            </w:r>
+          </w:p>
+        </w:tc>
+      </w:tr>
+      <w:tr>
+        <w:tc>
+          <w:tcPr>
+            <w:tcW w:w="4107" w:type="pct"/>
+          </w:tcPr>
+          <w:p>
+            <w:pPr>
+              <w:ind w:firstLine="0"/>
+              <w:rPr>
+                <w:sz w:val="28"/>
+                <w:szCs w:val="28"/>
+              </w:rPr>
+            </w:pPr>
+            <w:proofErr w:type="spellStart"/>
+            <w:r>
+              <w:rPr>
+                <w:sz w:val="28"/>
+                <w:szCs w:val="28"/>
+              </w:rPr>
+              <w:t>Inaction</w:t>
+            </w:r>
+            <w:proofErr w:type="spellEnd"/>
+            <w:r>
+              <w:rPr>
+                <w:sz w:val="28"/>
+                <w:szCs w:val="28"/>
+              </w:rPr>
+              <w:t xml:space="preserve"> </w:t>
+            </w:r>
+            <w:proofErr w:type="spellStart"/>
+            <w:r>
+              <w:rPr>
+                <w:sz w:val="28"/>
+                <w:szCs w:val="28"/>
+              </w:rPr>
+              <w:t>of</w:t>
+            </w:r>
+            <w:proofErr w:type="spellEnd"/>
+            <w:r>
+              <w:rPr>
+                <w:sz w:val="28"/>
+                <w:szCs w:val="28"/>
+              </w:rPr>
+              <w:t xml:space="preserve"> </w:t>
+            </w:r>
+            <w:proofErr w:type="spellStart"/>
+            <w:r>
+              <w:rPr>
+                <w:sz w:val="28"/>
+                <w:szCs w:val="28"/>
+              </w:rPr>
+              <w:t>power</w:t>
+            </w:r>
+            <w:proofErr w:type="spellEnd"/>
+          </w:p>
+        </w:tc>
+        <w:tc>
+          <w:tcPr>
+            <w:tcW w:w="893" w:type="pct"/>
+          </w:tcPr>
+          <w:p>
+            <w:pPr>
+              <w:ind w:firstLine="0"/>
+              <w:rPr>
+                <w:sz w:val="28"/>
+                <w:szCs w:val="28"/>
+              </w:rPr>
+            </w:pPr>
+            <w:r>
+              <w:rPr>
+                <w:sz w:val="28"/>
+                <w:szCs w:val="28"/>
+              </w:rPr>
+              <w:t>0</w:t>
+            </w:r>
+          </w:p>
+        </w:tc>
+      </w:tr>
+    </w:tbl>
+    <w:p>
+      <w:pPr>
+        <w:ind w:firstLine="708"/>
+        <w:rPr>
+          <w:lang w:val="en-US"/>
+        </w:rPr>
+      </w:pPr>
+    </w:p>
+    <w:p>
+      <w:pPr>
+        <w:ind w:firstLine="708"/>
+        <w:rPr>
+          <w:lang w:val="en-US"/>
+        </w:rPr>
+      </w:pPr>
+    </w:p>
+    <w:p>
+      <w:pPr>
+        <w:ind w:firstLine="708"/>
+        <w:rPr>
+          <w:lang w:val="en-US"/>
+        </w:rPr>
+      </w:pPr>
+      <w:r>
+        <w:rPr>
+          <w:lang w:val="en-US"/>
+        </w:rPr>
+        <w:lastRenderedPageBreak/>
+        <w:t>We extract only “Date” and “</w:t>
+      </w:r>
+      <w:r>
+        <w:rPr>
+          <w:szCs w:val="28"/>
+          <w:lang w:val="en-US"/>
+        </w:rPr>
+        <w:t>Total corruption crimes</w:t>
+      </w:r>
+      <w:r>
+        <w:rPr>
+          <w:lang w:val="en-US"/>
+        </w:rPr>
+        <w:t xml:space="preserve">” columns as they will be used as feature and target variables </w:t>
+      </w:r>
+      <w:r>
+        <w:rPr>
+          <w:lang w:val="en-US"/>
+        </w:rPr>
+        <w:t>respectively</w:t>
+      </w:r>
+      <w:r>
+        <w:rPr>
+          <w:lang w:val="en-US"/>
+        </w:rPr>
+        <w:t>.</w:t>
+      </w:r>
+    </w:p>
+    <w:p>
+      <w:pPr>
+        <w:ind w:firstLine="708"/>
+        <w:rPr>
+          <w:lang w:val="en-US"/>
+        </w:rPr>
+      </w:pPr>
+      <w:r>
+        <w:rPr>
+          <w:lang w:val="en-US"/>
+        </w:rPr>
+        <w:t>To collect this data, we code a parsing script in Python</w:t>
+      </w:r>
+      <w:r>
+        <w:rPr>
+          <w:lang w:val="en-US"/>
+        </w:rPr>
+        <w:t xml:space="preserve"> —</w:t>
+      </w:r>
+      <w:r>
+        <w:rPr>
+          <w:lang w:val="en-US"/>
+        </w:rPr>
+        <w:t xml:space="preserve"> </w:t>
+      </w:r>
+      <w:r>
+        <w:rPr>
+          <w:i/>
+          <w:iCs/>
+          <w:color w:val="000000" w:themeColor="text1"/>
+          <w:lang w:val="en-US"/>
+        </w:rPr>
+        <w:t>crimes</w:t>
+      </w:r>
+      <w:r>
+        <w:rPr>
+          <w:i/>
+          <w:iCs/>
+          <w:color w:val="000000" w:themeColor="text1"/>
+          <w:u w:val="single"/>
+          <w:lang w:val="en-US"/>
+        </w:rPr>
+        <w:t>_</w:t>
+      </w:r>
+      <w:r>
+        <w:rPr>
+          <w:i/>
+          <w:iCs/>
+          <w:color w:val="000000" w:themeColor="text1"/>
+          <w:lang w:val="en-US"/>
+        </w:rPr>
+        <w:t>report</w:t>
+      </w:r>
+      <w:r>
+        <w:rPr>
+          <w:i/>
+          <w:iCs/>
+          <w:color w:val="000000" w:themeColor="text1"/>
+          <w:u w:val="single"/>
+          <w:lang w:val="en-US"/>
+        </w:rPr>
+        <w:t>_</w:t>
+      </w:r>
+      <w:r>
+        <w:rPr>
+          <w:i/>
+          <w:iCs/>
+          <w:lang w:val="en-US"/>
+        </w:rPr>
+        <w:t>downloader.py</w:t>
+      </w:r>
+      <w:r>
+        <w:rPr>
+          <w:lang w:val="en-US"/>
+        </w:rPr>
+        <w:t xml:space="preserve"> </w:t>
+      </w:r>
+      <w:r>
+        <w:rPr>
+          <w:lang w:val="en-US"/>
+        </w:rPr>
+        <w:t>which automates the process of downloading XLSX reports from the website. The script uses Selenium to navigate the portal, select the appropriate year and month, and click on the report links to initiate file downloads. For example, the script first prompts the user for a start and end date (in YYYY-MM format) and then iterates over the corresponding months. Figure</w:t>
+      </w:r>
+      <w:r>
+        <w:rPr>
+          <w:lang w:val="en-US"/>
+        </w:rPr>
+        <w:t xml:space="preserve"> 2</w:t>
+      </w:r>
+      <w:r>
+        <w:rPr>
+          <w:lang w:val="en-US"/>
+        </w:rPr>
+        <w:t xml:space="preserve"> shows the basic setup of the downloader</w:t>
+      </w:r>
+      <w:r>
+        <w:rPr>
+          <w:lang w:val="en-US"/>
+        </w:rPr>
+        <w:t>.</w:t>
+      </w:r>
+    </w:p>
+    <w:p>
+      <w:pPr>
+        <w:ind w:firstLine="708"/>
+        <w:jc w:val="center"/>
+        <w:rPr>
+          <w:lang w:val="en-US"/>
+        </w:rPr>
+      </w:pPr>
+    </w:p>
+    <w:p>
+      <w:pPr>
+        <w:ind w:firstLine="708"/>
+        <w:jc w:val="center"/>
+        <w:rPr>
+          <w:lang w:val="en-US"/>
+        </w:rPr>
+      </w:pPr>
+      <w:r>
+        <w:rPr>
+          <w:noProof/>
+          <w:lang w:val="en-US"/>
+          <w14:ligatures w14:val="standardContextual"/>
+        </w:rPr>
+        <w:drawing>
+          <wp:inline distT="0" distB="0" distL="0" distR="0" wp14:anchorId="5DFDC6B4" wp14:editId="1C6D004C">
+            <wp:extent cx="4974918" cy="1162311"/>
+            <wp:effectExtent l="19050" t="19050" r="16510" b="19050"/>
+            <wp:docPr id="134211647" name="Рисунок 2"/>
+            <wp:cNvGraphicFramePr>
+              <a:graphicFrameLocks xmlns:a="http://schemas.openxmlformats.org/drawingml/2006/main" noChangeAspect="1"/>
+            </wp:cNvGraphicFramePr>
+            <a:graphic xmlns:a="http://schemas.openxmlformats.org/drawingml/2006/main">
+              <a:graphicData uri="http://schemas.openxmlformats.org/drawingml/2006/picture">
+                <pic:pic xmlns:pic="http://schemas.openxmlformats.org/drawingml/2006/picture">
+                  <pic:nvPicPr>
+                    <pic:cNvPr id="134211647" name="Рисунок 2"/>
+                    <pic:cNvPicPr/>
+                  </pic:nvPicPr>
+                  <pic:blipFill>
+                    <a:blip r:embed="rId14">
+                      <a:extLst>
+                        <a:ext uri="{28A0092B-C50C-407E-A947-70E740481C1C}">
+                          <a14:useLocalDpi xmlns:a14="http://schemas.microsoft.com/office/drawing/2010/main" val="0"/>
+                        </a:ext>
+                      </a:extLst>
+                    </a:blip>
+                    <a:stretch>
+                      <a:fillRect/>
+                    </a:stretch>
+                  </pic:blipFill>
+                  <pic:spPr>
+                    <a:xfrm>
+                      <a:off x="0" y="0"/>
+                      <a:ext cx="4974918" cy="1162311"/>
+                    </a:xfrm>
+                    <a:prstGeom prst="rect">
+                      <a:avLst/>
+                    </a:prstGeom>
+                    <a:ln>
+                      <a:solidFill>
+                        <a:schemeClr val="tx1"/>
+                      </a:solidFill>
+                    </a:ln>
+                  </pic:spPr>
+                </pic:pic>
+              </a:graphicData>
+            </a:graphic>
+          </wp:inline>
+        </w:drawing>
+      </w:r>
+    </w:p>
+    <w:p>
+      <w:pPr>
+        <w:ind w:firstLine="708"/>
+        <w:rPr>
+          <w:lang w:val="en-US"/>
+        </w:rPr>
+      </w:pPr>
+    </w:p>
+    <w:p>
+      <w:pPr>
+        <w:ind w:firstLine="708"/>
+        <w:jc w:val="center"/>
+        <w:rPr>
+          <w:lang w:val="en-US"/>
+        </w:rPr>
+      </w:pPr>
+      <w:r>
+        <w:rPr>
+          <w:lang w:val="en-US"/>
+        </w:rPr>
+        <w:t>Figure 2 The Report downloader setup</w:t>
+      </w:r>
+    </w:p>
+    <w:p>
+      <w:pPr>
+        <w:ind w:firstLine="708"/>
+        <w:rPr>
+          <w:lang w:val="en-US"/>
+        </w:rPr>
+      </w:pPr>
+    </w:p>
+    <w:p>
+      <w:pPr>
+        <w:ind w:firstLine="708"/>
+        <w:rPr>
+          <w:lang w:val="en-US"/>
+        </w:rPr>
+      </w:pPr>
+      <w:r>
+        <w:rPr>
+          <w:lang w:val="en-US"/>
+        </w:rPr>
+        <w:t>The portal has many different crime reports. This script might be used in future research as it can download any report from the portal by its name, section, and period.</w:t>
+      </w:r>
+    </w:p>
+    <w:p>
+      <w:pPr>
+        <w:ind w:firstLine="708"/>
+        <w:rPr>
+          <w:lang w:val="en-US"/>
+        </w:rPr>
+      </w:pPr>
+      <w:r>
+        <w:rPr>
+          <w:lang w:val="en-US"/>
+        </w:rPr>
+        <w:t>The extraction process involves two separate scripts. The downloader script retrieves the XLSX reports, while the crimes_report_parser.py script processes these downloaded files. The parser reads each XLSX file, extracts the number of corruption crimes from a designated cell, and aggregates the crime numbers by month. This extraction allows us to construct a time series of official crime data.</w:t>
+      </w:r>
+      <w:r>
+        <w:rPr>
+          <w:lang w:val="en-US"/>
+        </w:rPr>
+        <w:t xml:space="preserve"> Table 2 shows the extracted data after this step.</w:t>
+      </w:r>
+    </w:p>
+    <w:p>
+      <w:pPr>
+        <w:ind w:firstLine="708"/>
+        <w:rPr>
+          <w:lang w:val="en-US"/>
+        </w:rPr>
+      </w:pPr>
+    </w:p>
+    <w:p>
+      <w:pPr>
+        <w:ind w:firstLine="708"/>
+        <w:rPr>
+          <w:lang w:val="en-US"/>
+        </w:rPr>
+      </w:pPr>
+    </w:p>
+    <w:p>
+      <w:pPr>
+        <w:jc w:val="left"/>
+        <w:rPr>
+          <w:lang w:val="en-US"/>
+        </w:rPr>
+      </w:pPr>
+      <w:r>
+        <w:rPr>
+          <w:szCs w:val="28"/>
+          <w:lang w:val="en-US"/>
+        </w:rPr>
+        <w:t xml:space="preserve">Table </w:t>
+      </w:r>
+      <w:r>
+        <w:rPr>
+          <w:szCs w:val="28"/>
+          <w:lang w:val="en-US"/>
+        </w:rPr>
+        <w:t>2</w:t>
+      </w:r>
+      <w:r>
+        <w:rPr>
+          <w:szCs w:val="28"/>
+          <w:lang w:val="en-US"/>
+        </w:rPr>
+        <w:t xml:space="preserve"> </w:t>
+      </w:r>
+      <w:r>
+        <w:rPr>
+          <w:lang w:val="en-US"/>
+        </w:rPr>
+        <w:t>–</w:t>
+      </w:r>
+      <w:r>
+        <w:rPr>
+          <w:lang w:val="en-US"/>
+        </w:rPr>
+        <w:t xml:space="preserve"> </w:t>
+      </w:r>
+      <w:r>
+        <w:rPr>
+          <w:szCs w:val="28"/>
+          <w:lang w:val="en-US"/>
+        </w:rPr>
+        <w:t xml:space="preserve">The </w:t>
+      </w:r>
+      <w:r>
+        <w:rPr>
+          <w:szCs w:val="28"/>
+          <w:lang w:val="en-US"/>
+        </w:rPr>
+        <w:t xml:space="preserve">extracted </w:t>
+      </w:r>
+      <w:r>
+        <w:rPr>
+          <w:szCs w:val="28"/>
+          <w:lang w:val="en-US"/>
+        </w:rPr>
+        <w:t xml:space="preserve">numbers of corruption crimes </w:t>
+      </w:r>
+      <w:r>
+        <w:rPr>
+          <w:szCs w:val="28"/>
+          <w:lang w:val="en-US"/>
+        </w:rPr>
+        <w:t>from the reports</w:t>
+      </w:r>
+    </w:p>
+    <w:tbl>
+      <w:tblPr>
+        <w:tblStyle w:val="af7"/>
+        <w:tblW w:w="0" w:type="auto"/>
+        <w:jc w:val="center"/>
+        <w:tblLook w:val="04A0" w:firstRow="1" w:lastRow="0" w:firstColumn="1" w:lastColumn="0" w:noHBand="0" w:noVBand="1"/>
+      </w:tblPr>
+      <w:tblGrid>
+        <w:gridCol w:w="1196"/>
+        <w:gridCol w:w="2860"/>
+      </w:tblGrid>
+      <w:tr>
+        <w:trPr>
+          <w:jc w:val="center"/>
+        </w:trPr>
+        <w:tc>
+          <w:tcPr>
+            <w:tcW w:w="0" w:type="auto"/>
+          </w:tcPr>
+          <w:p>
+            <w:pPr>
+              <w:ind w:firstLine="0"/>
+              <w:jc w:val="center"/>
+              <w:rPr>
+                <w:sz w:val="28"/>
+                <w:szCs w:val="28"/>
+                <w:lang w:val="en-US"/>
+              </w:rPr>
+            </w:pPr>
+            <w:proofErr w:type="spellStart"/>
+            <w:r>
+              <w:rPr>
+                <w:sz w:val="28"/>
+                <w:szCs w:val="28"/>
+              </w:rPr>
+              <w:t>Date</w:t>
+            </w:r>
+            <w:proofErr w:type="spellEnd"/>
+          </w:p>
+        </w:tc>
+        <w:tc>
+          <w:tcPr>
+            <w:tcW w:w="0" w:type="auto"/>
+          </w:tcPr>
+          <w:p>
+            <w:pPr>
+              <w:ind w:firstLine="0"/>
+              <w:jc w:val="center"/>
+              <w:rPr>
+                <w:sz w:val="28"/>
+                <w:szCs w:val="28"/>
+                <w:lang w:val="en-US"/>
+              </w:rPr>
+            </w:pPr>
+            <w:r>
+              <w:rPr>
+                <w:sz w:val="28"/>
+                <w:szCs w:val="28"/>
+              </w:rPr>
+              <w:t xml:space="preserve">Total </w:t>
+            </w:r>
+            <w:proofErr w:type="spellStart"/>
+            <w:r>
+              <w:rPr>
+                <w:sz w:val="28"/>
+                <w:szCs w:val="28"/>
+              </w:rPr>
+              <w:t>corruption</w:t>
+            </w:r>
+            <w:proofErr w:type="spellEnd"/>
+            <w:r>
+              <w:rPr>
+                <w:sz w:val="28"/>
+                <w:szCs w:val="28"/>
+              </w:rPr>
+              <w:t xml:space="preserve"> </w:t>
+            </w:r>
+            <w:proofErr w:type="spellStart"/>
+            <w:r>
+              <w:rPr>
+                <w:sz w:val="28"/>
+                <w:szCs w:val="28"/>
+              </w:rPr>
+              <w:t>crimes</w:t>
+            </w:r>
+            <w:proofErr w:type="spellEnd"/>
+          </w:p>
+        </w:tc>
+      </w:tr>
+      <w:tr>
+        <w:trPr>
+          <w:jc w:val="center"/>
+        </w:trPr>
+        <w:tc>
+          <w:tcPr>
+            <w:tcW w:w="0" w:type="auto"/>
+          </w:tcPr>
+          <w:p>
+            <w:pPr>
+              <w:ind w:firstLine="0"/>
+              <w:jc w:val="center"/>
+              <w:rPr>
+                <w:color w:val="000000" w:themeColor="text1"/>
+                <w:sz w:val="28"/>
+                <w:szCs w:val="28"/>
+              </w:rPr>
+            </w:pPr>
+            <w:r>
+              <w:rPr>
+                <w:color w:val="000000" w:themeColor="text1"/>
+                <w:sz w:val="28"/>
+                <w:szCs w:val="28"/>
+              </w:rPr>
+              <w:t>2016</w:t>
+            </w:r>
+            <w:r>
+              <w:rPr>
+                <w:color w:val="000000" w:themeColor="text1"/>
+                <w:sz w:val="28"/>
+                <w:szCs w:val="28"/>
+              </w:rPr>
+              <w:t>–</w:t>
+            </w:r>
+            <w:r>
+              <w:rPr>
+                <w:color w:val="000000" w:themeColor="text1"/>
+                <w:sz w:val="28"/>
+                <w:szCs w:val="28"/>
+              </w:rPr>
+              <w:t>11</w:t>
+            </w:r>
+          </w:p>
+        </w:tc>
+        <w:tc>
+          <w:tcPr>
+            <w:tcW w:w="0" w:type="auto"/>
+          </w:tcPr>
+          <w:p>
+            <w:pPr>
+              <w:ind w:firstLine="0"/>
+              <w:jc w:val="center"/>
+              <w:rPr>
+                <w:color w:val="000000" w:themeColor="text1"/>
+                <w:sz w:val="28"/>
+                <w:szCs w:val="28"/>
+              </w:rPr>
+            </w:pPr>
+            <w:r>
+              <w:rPr>
+                <w:color w:val="000000" w:themeColor="text1"/>
+                <w:sz w:val="28"/>
+                <w:szCs w:val="28"/>
+              </w:rPr>
+              <w:t>3463.0</w:t>
+            </w:r>
+          </w:p>
+        </w:tc>
+      </w:tr>
+      <w:tr>
+        <w:trPr>
+          <w:jc w:val="center"/>
+        </w:trPr>
+        <w:tc>
+          <w:tcPr>
+            <w:tcW w:w="0" w:type="auto"/>
+          </w:tcPr>
+          <w:p>
+            <w:pPr>
+              <w:ind w:firstLine="0"/>
+              <w:jc w:val="center"/>
+              <w:rPr>
+                <w:color w:val="000000" w:themeColor="text1"/>
+                <w:sz w:val="28"/>
+                <w:szCs w:val="28"/>
+              </w:rPr>
+            </w:pPr>
+            <w:r>
+              <w:rPr>
+                <w:color w:val="000000" w:themeColor="text1"/>
+                <w:sz w:val="28"/>
+                <w:szCs w:val="28"/>
+              </w:rPr>
+              <w:t>2016</w:t>
+            </w:r>
+            <w:r>
+              <w:rPr>
+                <w:color w:val="000000" w:themeColor="text1"/>
+                <w:sz w:val="28"/>
+                <w:szCs w:val="28"/>
+              </w:rPr>
+              <w:t>–</w:t>
+            </w:r>
+            <w:r>
+              <w:rPr>
+                <w:color w:val="000000" w:themeColor="text1"/>
+                <w:sz w:val="28"/>
+                <w:szCs w:val="28"/>
+              </w:rPr>
+              <w:t>12</w:t>
+            </w:r>
+          </w:p>
+        </w:tc>
+        <w:tc>
+          <w:tcPr>
+            <w:tcW w:w="0" w:type="auto"/>
+          </w:tcPr>
+          <w:p>
+            <w:pPr>
+              <w:ind w:firstLine="0"/>
+              <w:jc w:val="center"/>
+              <w:rPr>
+                <w:color w:val="000000" w:themeColor="text1"/>
+                <w:sz w:val="28"/>
+                <w:szCs w:val="28"/>
+              </w:rPr>
+            </w:pPr>
+            <w:r>
+              <w:rPr>
+                <w:color w:val="000000" w:themeColor="text1"/>
+                <w:sz w:val="28"/>
+                <w:szCs w:val="28"/>
+              </w:rPr>
+              <w:t>3214.0</w:t>
+            </w:r>
+          </w:p>
+        </w:tc>
+      </w:tr>
+      <w:tr>
+        <w:trPr>
+          <w:jc w:val="center"/>
+        </w:trPr>
+        <w:tc>
+          <w:tcPr>
+            <w:tcW w:w="0" w:type="auto"/>
+          </w:tcPr>
+          <w:p>
+            <w:pPr>
+              <w:jc w:val="center"/>
+              <w:rPr>
+                <w:color w:val="000000" w:themeColor="text1"/>
+                <w:sz w:val="28"/>
+                <w:szCs w:val="28"/>
+                <w:lang w:val="en-US"/>
+              </w:rPr>
+            </w:pPr>
+            <w:r>
+              <w:rPr>
+                <w:color w:val="000000" w:themeColor="text1"/>
+                <w:sz w:val="28"/>
+                <w:szCs w:val="28"/>
+                <w:lang w:val="en-US"/>
+              </w:rPr>
+              <w:t>…</w:t>
+            </w:r>
+          </w:p>
+        </w:tc>
+        <w:tc>
+          <w:tcPr>
+            <w:tcW w:w="0" w:type="auto"/>
+          </w:tcPr>
+          <w:p>
+            <w:pPr>
+              <w:jc w:val="center"/>
+              <w:rPr>
+                <w:color w:val="000000" w:themeColor="text1"/>
+                <w:sz w:val="28"/>
+                <w:szCs w:val="28"/>
+                <w:lang w:val="en-US"/>
+              </w:rPr>
+            </w:pPr>
+            <w:r>
+              <w:rPr>
+                <w:color w:val="000000" w:themeColor="text1"/>
+                <w:sz w:val="28"/>
+                <w:szCs w:val="28"/>
+                <w:lang w:val="en-US"/>
+              </w:rPr>
+              <w:t>…</w:t>
+            </w:r>
+          </w:p>
+        </w:tc>
+      </w:tr>
+      <w:tr>
+        <w:trPr>
+          <w:jc w:val="center"/>
+        </w:trPr>
+        <w:tc>
+          <w:tcPr>
+            <w:tcW w:w="0" w:type="auto"/>
+          </w:tcPr>
+          <w:p>
+            <w:pPr>
+              <w:ind w:firstLine="0"/>
+              <w:jc w:val="center"/>
+              <w:rPr>
+                <w:color w:val="000000" w:themeColor="text1"/>
+                <w:sz w:val="28"/>
+                <w:szCs w:val="28"/>
+              </w:rPr>
+            </w:pPr>
+            <w:r>
+              <w:rPr>
+                <w:color w:val="000000" w:themeColor="text1"/>
+                <w:sz w:val="28"/>
+                <w:szCs w:val="28"/>
+              </w:rPr>
+              <w:t>2024</w:t>
+            </w:r>
+            <w:r>
+              <w:rPr>
+                <w:color w:val="000000" w:themeColor="text1"/>
+                <w:sz w:val="28"/>
+                <w:szCs w:val="28"/>
+              </w:rPr>
+              <w:t>–</w:t>
+            </w:r>
+            <w:r>
+              <w:rPr>
+                <w:color w:val="000000" w:themeColor="text1"/>
+                <w:sz w:val="28"/>
+                <w:szCs w:val="28"/>
+              </w:rPr>
+              <w:t>12</w:t>
+            </w:r>
+          </w:p>
+        </w:tc>
+        <w:tc>
+          <w:tcPr>
+            <w:tcW w:w="0" w:type="auto"/>
+          </w:tcPr>
+          <w:p>
+            <w:pPr>
+              <w:ind w:firstLine="0"/>
+              <w:jc w:val="center"/>
+              <w:rPr>
+                <w:color w:val="000000" w:themeColor="text1"/>
+                <w:sz w:val="28"/>
+                <w:szCs w:val="28"/>
+              </w:rPr>
+            </w:pPr>
+            <w:r>
+              <w:rPr>
+                <w:color w:val="000000" w:themeColor="text1"/>
+                <w:sz w:val="28"/>
+                <w:szCs w:val="28"/>
+              </w:rPr>
+              <w:t>2098.0</w:t>
+            </w:r>
+          </w:p>
+          <w:p>
+            <w:pPr>
+              <w:jc w:val="center"/>
+              <w:rPr>
+                <w:color w:val="000000" w:themeColor="text1"/>
+                <w:sz w:val="28"/>
+                <w:szCs w:val="28"/>
+              </w:rPr>
+            </w:pPr>
+          </w:p>
+        </w:tc>
+      </w:tr>
+      <w:tr>
+        <w:trPr>
+          <w:jc w:val="center"/>
+        </w:trPr>
+        <w:tc>
+          <w:tcPr>
+            <w:tcW w:w="0" w:type="auto"/>
+          </w:tcPr>
+          <w:p>
+            <w:pPr>
+              <w:ind w:firstLine="0"/>
+              <w:jc w:val="center"/>
+              <w:rPr>
+                <w:color w:val="000000" w:themeColor="text1"/>
+                <w:sz w:val="28"/>
+                <w:szCs w:val="28"/>
+                <w:lang w:val="en-US"/>
+              </w:rPr>
+            </w:pPr>
+            <w:r>
+              <w:rPr>
+                <w:color w:val="000000" w:themeColor="text1"/>
+                <w:sz w:val="28"/>
+                <w:szCs w:val="28"/>
+              </w:rPr>
+              <w:t>2025–01</w:t>
+            </w:r>
+          </w:p>
+          <w:p>
+            <w:pPr>
+              <w:jc w:val="center"/>
+              <w:rPr>
+                <w:color w:val="000000" w:themeColor="text1"/>
+                <w:sz w:val="28"/>
+                <w:szCs w:val="28"/>
+              </w:rPr>
+            </w:pPr>
+          </w:p>
+        </w:tc>
+        <w:tc>
+          <w:tcPr>
+            <w:tcW w:w="0" w:type="auto"/>
+          </w:tcPr>
+          <w:p>
+            <w:pPr>
+              <w:ind w:firstLine="0"/>
+              <w:jc w:val="center"/>
+              <w:rPr>
+                <w:color w:val="000000" w:themeColor="text1"/>
+                <w:sz w:val="28"/>
+                <w:szCs w:val="28"/>
+              </w:rPr>
+            </w:pPr>
+            <w:r>
+              <w:rPr>
+                <w:color w:val="000000" w:themeColor="text1"/>
+                <w:sz w:val="28"/>
+                <w:szCs w:val="28"/>
+              </w:rPr>
+              <w:t>730.0</w:t>
+            </w:r>
+          </w:p>
+        </w:tc>
+      </w:tr>
+    </w:tbl>
+    <w:p>
+      <w:pPr>
+        <w:ind w:firstLine="708"/>
+        <w:rPr>
+          <w:lang w:val="en-US"/>
+        </w:rPr>
+      </w:pPr>
+    </w:p>
+    <w:p>
+      <w:pPr>
+        <w:ind w:firstLine="708"/>
+        <w:rPr>
+          <w:lang w:val="en-US"/>
+        </w:rPr>
+      </w:pPr>
+    </w:p>
+    <w:p>
+      <w:pPr>
+        <w:ind w:firstLine="708"/>
+        <w:rPr>
+          <w:rStyle w:val="ezkurwreuab5ozgtqnkl"/>
+          <w:lang w:val="en-US"/>
+        </w:rPr>
+      </w:pPr>
+      <w:r>
+        <w:rPr>
+          <w:lang w:val="en-US"/>
+        </w:rPr>
+        <w:t xml:space="preserve">Next step, news data collection. </w:t>
+      </w:r>
+      <w:r>
+        <w:rPr>
+          <w:lang w:val="en-US"/>
+        </w:rPr>
+        <w:t>We selected Tengrinews.kz as the primary source of news data due to its high publication frequency, wide coverage of social and political issues, and its reliability as one of Kazakhstan’s leading media outlets</w:t>
+      </w:r>
+      <w:r>
+        <w:rPr>
+          <w:lang w:val="en-US"/>
+        </w:rPr>
+        <w:t xml:space="preserve"> [21]</w:t>
+      </w:r>
+      <w:r>
+        <w:rPr>
+          <w:lang w:val="en-US"/>
+        </w:rPr>
+        <w:t xml:space="preserve">. Compared to other local news websites, Tengrinews.kz maintains a well-structured and </w:t>
+      </w:r>
+      <w:r>
+        <w:rPr>
+          <w:lang w:val="en-US"/>
+        </w:rPr>
+        <w:lastRenderedPageBreak/>
+        <w:t>consistently updated archive, which made the process of scraping and organizing news articles significantly more efficient. Additionally, its use of thematic tags</w:t>
+      </w:r>
+      <w:r>
+        <w:rPr>
+          <w:lang w:val="en-US"/>
+        </w:rPr>
+        <w:t xml:space="preserve"> </w:t>
+      </w:r>
+      <w:r>
+        <w:rPr>
+          <w:lang w:val="en-US"/>
+        </w:rPr>
+        <w:t xml:space="preserve">such as </w:t>
+      </w:r>
+      <w:r>
+        <w:rPr>
+          <w:i/>
+          <w:iCs/>
+          <w:lang w:val="en-US"/>
+        </w:rPr>
+        <w:t>corruption</w:t>
+      </w:r>
+      <w:r>
+        <w:rPr>
+          <w:lang w:val="en-US"/>
+        </w:rPr>
+        <w:t xml:space="preserve"> </w:t>
+      </w:r>
+      <w:r>
+        <w:rPr>
+          <w:lang w:val="en-US"/>
+        </w:rPr>
+        <w:t xml:space="preserve">allowed us to collect articles specifically relevant to our study with higher precision. </w:t>
+      </w:r>
+      <w:r>
+        <w:rPr>
+          <w:rStyle w:val="ezkurwreuab5ozgtqnkl"/>
+          <w:lang w:val="en-US"/>
+        </w:rPr>
+        <w:t xml:space="preserve">This page is shown in Figure </w:t>
+      </w:r>
+      <w:r>
+        <w:rPr>
+          <w:rStyle w:val="ezkurwreuab5ozgtqnkl"/>
+          <w:lang w:val="en-US"/>
+        </w:rPr>
+        <w:t>3</w:t>
+      </w:r>
+      <w:r>
+        <w:rPr>
+          <w:rStyle w:val="ezkurwreuab5ozgtqnkl"/>
+          <w:lang w:val="en-US"/>
+        </w:rPr>
+        <w:t>.</w:t>
+      </w:r>
+    </w:p>
+    <w:p>
+      <w:pPr>
+        <w:rPr>
+          <w:rStyle w:val="ezkurwreuab5ozgtqnkl"/>
+          <w:lang w:val="en-US"/>
+        </w:rPr>
+      </w:pPr>
+    </w:p>
+    <w:p>
+      <w:pPr>
+        <w:jc w:val="center"/>
+        <w:rPr>
+          <w:lang w:val="en-US"/>
+        </w:rPr>
+      </w:pPr>
+      <w:r>
+        <w:rPr>
+          <w:noProof/>
+        </w:rPr>
+        <w:drawing>
+          <wp:inline distT="0" distB="0" distL="0" distR="0" wp14:anchorId="3A5DF74D" wp14:editId="41E50B8E">
+            <wp:extent cx="3240000" cy="2409725"/>
+            <wp:effectExtent l="12700" t="12700" r="11430" b="16510"/>
+            <wp:docPr id="73631853" name="Picture 1"/>
+            <wp:cNvGraphicFramePr>
+              <a:graphicFrameLocks xmlns:a="http://schemas.openxmlformats.org/drawingml/2006/main" noChangeAspect="1"/>
+            </wp:cNvGraphicFramePr>
+            <a:graphic xmlns:a="http://schemas.openxmlformats.org/drawingml/2006/main">
+              <a:graphicData uri="http://schemas.openxmlformats.org/drawingml/2006/picture">
+                <pic:pic xmlns:pic="http://schemas.openxmlformats.org/drawingml/2006/picture">
+                  <pic:nvPicPr>
+                    <pic:cNvPr id="73631853" name="Picture 1"/>
+                    <pic:cNvPicPr/>
+                  </pic:nvPicPr>
+                  <pic:blipFill>
+                    <a:blip r:embed="rId15" cstate="print">
+                      <a:extLst>
+                        <a:ext uri="{28A0092B-C50C-407E-A947-70E740481C1C}">
+                          <a14:useLocalDpi xmlns:a14="http://schemas.microsoft.com/office/drawing/2010/main" val="0"/>
+                        </a:ext>
+                      </a:extLst>
+                    </a:blip>
+                    <a:stretch>
+                      <a:fillRect/>
+                    </a:stretch>
+                  </pic:blipFill>
+                  <pic:spPr>
+                    <a:xfrm>
+                      <a:off x="0" y="0"/>
+                      <a:ext cx="3240000" cy="2409725"/>
+                    </a:xfrm>
+                    <a:prstGeom prst="rect">
+                      <a:avLst/>
+                    </a:prstGeom>
+                    <a:ln>
+                      <a:solidFill>
+                        <a:schemeClr val="tx1"/>
+                      </a:solidFill>
+                    </a:ln>
+                  </pic:spPr>
+                </pic:pic>
+              </a:graphicData>
+            </a:graphic>
+          </wp:inline>
+        </w:drawing>
+      </w:r>
+    </w:p>
+    <w:p>
+      <w:pPr>
+        <w:rPr>
+          <w:lang w:val="en-US"/>
+        </w:rPr>
+      </w:pPr>
+    </w:p>
+    <w:p>
+      <w:pPr>
+        <w:jc w:val="center"/>
+        <w:rPr>
+          <w:lang w:val="en-US"/>
+        </w:rPr>
+      </w:pPr>
+      <w:r>
+        <w:rPr>
+          <w:lang w:val="en-US"/>
+        </w:rPr>
+        <w:t xml:space="preserve">Figure </w:t>
+      </w:r>
+      <w:r>
+        <w:rPr>
+          <w:lang w:val="en-US"/>
+        </w:rPr>
+        <w:t>3</w:t>
+      </w:r>
+      <w:r>
+        <w:rPr>
+          <w:lang w:val="en-US"/>
+        </w:rPr>
+        <w:t xml:space="preserve"> The news from </w:t>
+      </w:r>
+      <w:proofErr w:type="spellStart"/>
+      <w:r>
+        <w:rPr>
+          <w:lang w:val="en-US"/>
+        </w:rPr>
+        <w:t>Tengrinews</w:t>
+      </w:r>
+      <w:proofErr w:type="spellEnd"/>
+      <w:r>
+        <w:rPr>
+          <w:lang w:val="en-US"/>
+        </w:rPr>
+        <w:t xml:space="preserve"> with the </w:t>
+      </w:r>
+      <w:r>
+        <w:rPr>
+          <w:i/>
+          <w:iCs/>
+          <w:lang w:val="en-US"/>
+        </w:rPr>
+        <w:t>corruption</w:t>
+      </w:r>
+      <w:r>
+        <w:rPr>
+          <w:lang w:val="en-US"/>
+        </w:rPr>
+        <w:t xml:space="preserve"> tag</w:t>
+      </w:r>
+    </w:p>
+    <w:p>
+      <w:pPr>
+        <w:jc w:val="center"/>
+        <w:rPr>
+          <w:lang w:val="en-US"/>
+        </w:rPr>
+      </w:pPr>
+    </w:p>
+    <w:p>
+      <w:pPr>
+        <w:pStyle w:val="af5"/>
+        <w:rPr>
+          <w:lang w:val="en-US"/>
+        </w:rPr>
+      </w:pPr>
+      <w:r>
+        <w:rPr>
+          <w:lang w:val="en-US"/>
+        </w:rPr>
+        <w:t>To collect relevant news data on corruption, we developed a custom web scraper in Python</w:t>
+      </w:r>
+      <w:r>
+        <w:rPr>
+          <w:lang w:val="en-US"/>
+        </w:rPr>
+        <w:t xml:space="preserve"> </w:t>
+      </w:r>
+      <w:r>
+        <w:rPr>
+          <w:lang w:val="en-US"/>
+        </w:rPr>
+        <w:t>—</w:t>
+      </w:r>
+      <w:r>
+        <w:rPr>
+          <w:lang w:val="en-US"/>
+        </w:rPr>
+        <w:t xml:space="preserve"> </w:t>
+      </w:r>
+      <w:r>
+        <w:rPr>
+          <w:i/>
+          <w:iCs/>
+          <w:lang w:val="en-US"/>
+        </w:rPr>
+        <w:t>news</w:t>
+      </w:r>
+      <w:r>
+        <w:rPr>
+          <w:i/>
+          <w:iCs/>
+          <w:u w:val="single"/>
+          <w:lang w:val="en-US"/>
+        </w:rPr>
+        <w:t xml:space="preserve">  </w:t>
+      </w:r>
+      <w:r>
+        <w:rPr>
+          <w:i/>
+          <w:iCs/>
+          <w:lang w:val="en-US"/>
+        </w:rPr>
+        <w:t>links</w:t>
+      </w:r>
+      <w:r>
+        <w:rPr>
+          <w:i/>
+          <w:iCs/>
+          <w:u w:val="single"/>
+          <w:lang w:val="en-US"/>
+        </w:rPr>
+        <w:t xml:space="preserve">  </w:t>
+      </w:r>
+      <w:r>
+        <w:rPr>
+          <w:i/>
+          <w:iCs/>
+          <w:lang w:val="en-US"/>
+        </w:rPr>
+        <w:t>parser.py</w:t>
+      </w:r>
+      <w:r>
+        <w:rPr>
+          <w:i/>
+          <w:iCs/>
+          <w:lang w:val="en-US"/>
+        </w:rPr>
+        <w:t>.</w:t>
+      </w:r>
+      <w:r>
+        <w:rPr>
+          <w:lang w:val="en-US"/>
+        </w:rPr>
+        <w:t xml:space="preserve"> </w:t>
+      </w:r>
+      <w:r>
+        <w:rPr>
+          <w:lang w:val="en-US"/>
+        </w:rPr>
+        <w:t xml:space="preserve">The scraper was specifically designed to collect article links tagged with </w:t>
+      </w:r>
+      <w:r>
+        <w:rPr>
+          <w:i/>
+          <w:iCs/>
+          <w:lang w:val="en-US"/>
+        </w:rPr>
+        <w:t>corruption</w:t>
+      </w:r>
+      <w:r>
+        <w:rPr>
+          <w:lang w:val="en-US"/>
+        </w:rPr>
+        <w:t>, along with their publication dates, within a user-defined date range.</w:t>
+      </w:r>
+      <w:r>
+        <w:rPr>
+          <w:lang w:val="en-US"/>
+        </w:rPr>
+        <w:t xml:space="preserve"> This date input is shown in Figure 4.</w:t>
+      </w:r>
+    </w:p>
+    <w:p>
+      <w:pPr>
+        <w:pStyle w:val="af5"/>
+        <w:rPr>
+          <w:lang w:val="en-US"/>
+        </w:rPr>
+      </w:pPr>
+    </w:p>
+    <w:p>
+      <w:pPr>
+        <w:jc w:val="center"/>
+        <w:rPr>
+          <w:lang w:val="en-US"/>
+        </w:rPr>
+      </w:pPr>
+      <w:r>
+        <w:rPr>
+          <w:noProof/>
+        </w:rPr>
+        <w:drawing>
+          <wp:inline distT="0" distB="0" distL="0" distR="0" wp14:anchorId="3550E848" wp14:editId="6332B55E">
+            <wp:extent cx="3240000" cy="1084252"/>
+            <wp:effectExtent l="19050" t="19050" r="17780" b="20955"/>
+            <wp:docPr id="889603128" name="Picture 1"/>
+            <wp:cNvGraphicFramePr>
+              <a:graphicFrameLocks xmlns:a="http://schemas.openxmlformats.org/drawingml/2006/main" noChangeAspect="1"/>
+            </wp:cNvGraphicFramePr>
+            <a:graphic xmlns:a="http://schemas.openxmlformats.org/drawingml/2006/main">
+              <a:graphicData uri="http://schemas.openxmlformats.org/drawingml/2006/picture">
+                <pic:pic xmlns:pic="http://schemas.openxmlformats.org/drawingml/2006/picture">
+                  <pic:nvPicPr>
+                    <pic:cNvPr id="889603128" name="Picture 1"/>
+                    <pic:cNvPicPr/>
+                  </pic:nvPicPr>
+                  <pic:blipFill>
+                    <a:blip r:embed="rId16">
+                      <a:extLst>
+                        <a:ext uri="{28A0092B-C50C-407E-A947-70E740481C1C}">
+                          <a14:useLocalDpi xmlns:a14="http://schemas.microsoft.com/office/drawing/2010/main" val="0"/>
+                        </a:ext>
+                      </a:extLst>
+                    </a:blip>
+                    <a:stretch>
+                      <a:fillRect/>
+                    </a:stretch>
+                  </pic:blipFill>
+                  <pic:spPr>
+                    <a:xfrm>
+                      <a:off x="0" y="0"/>
+                      <a:ext cx="3240000" cy="1084252"/>
+                    </a:xfrm>
+                    <a:prstGeom prst="rect">
+                      <a:avLst/>
+                    </a:prstGeom>
+                    <a:ln>
+                      <a:solidFill>
+                        <a:schemeClr val="tx1"/>
+                      </a:solidFill>
+                    </a:ln>
+                  </pic:spPr>
+                </pic:pic>
+              </a:graphicData>
+            </a:graphic>
+          </wp:inline>
+        </w:drawing>
+      </w:r>
+    </w:p>
+    <w:p>
+      <w:pPr>
+        <w:rPr>
+          <w:lang w:val="en-US"/>
+        </w:rPr>
+      </w:pPr>
+    </w:p>
+    <w:p>
+      <w:pPr>
+        <w:jc w:val="center"/>
+        <w:rPr>
+          <w:lang w:val="en-US"/>
+        </w:rPr>
+      </w:pPr>
+      <w:r>
+        <w:rPr>
+          <w:lang w:val="en-US"/>
+        </w:rPr>
+        <w:t xml:space="preserve">Figure </w:t>
+      </w:r>
+      <w:r>
+        <w:rPr>
+          <w:lang w:val="en-US"/>
+        </w:rPr>
+        <w:t>4</w:t>
+      </w:r>
+      <w:r>
+        <w:rPr>
+          <w:lang w:val="en-US"/>
+        </w:rPr>
+        <w:t xml:space="preserve"> </w:t>
+      </w:r>
+      <w:r>
+        <w:rPr>
+          <w:lang w:val="en-US"/>
+        </w:rPr>
+        <w:t xml:space="preserve">The news links parser downloads articles from </w:t>
+      </w:r>
+      <w:proofErr w:type="spellStart"/>
+      <w:r>
+        <w:rPr>
+          <w:lang w:val="en-US"/>
+        </w:rPr>
+        <w:t>Tengrinews</w:t>
+      </w:r>
+      <w:proofErr w:type="spellEnd"/>
+      <w:r>
+        <w:rPr>
+          <w:lang w:val="en-US"/>
+        </w:rPr>
+        <w:t xml:space="preserve"> by choosing the date</w:t>
+      </w:r>
+      <w:r>
+        <w:rPr>
+          <w:lang w:val="en-US"/>
+        </w:rPr>
+        <w:t>. In our case we downloaded articles from November of 2016 to January of 2025</w:t>
+      </w:r>
+    </w:p>
+    <w:p>
+      <w:pPr>
+        <w:jc w:val="center"/>
+        <w:rPr>
+          <w:lang w:val="en-US"/>
+        </w:rPr>
+      </w:pPr>
+    </w:p>
+    <w:p>
+      <w:pPr>
+        <w:ind w:firstLine="360"/>
+        <w:rPr>
+          <w:lang w:val="en-US"/>
+        </w:rPr>
+      </w:pPr>
+      <w:r>
+        <w:rPr>
+          <w:lang w:val="en-US"/>
+        </w:rPr>
+        <w:t xml:space="preserve">The script uses the requests library to load each page and </w:t>
+      </w:r>
+      <w:proofErr w:type="spellStart"/>
+      <w:r>
+        <w:rPr>
+          <w:lang w:val="en-US"/>
+        </w:rPr>
+        <w:t>BeautifulSoup</w:t>
+      </w:r>
+      <w:proofErr w:type="spellEnd"/>
+      <w:r>
+        <w:rPr>
+          <w:lang w:val="en-US"/>
+        </w:rPr>
+        <w:t xml:space="preserve"> for parsing the HTML content. It begins by accessing the base URL for the </w:t>
+      </w:r>
+      <w:r>
+        <w:rPr>
+          <w:i/>
+          <w:iCs/>
+          <w:lang w:val="en-US"/>
+        </w:rPr>
+        <w:t>corruption</w:t>
+      </w:r>
+      <w:r>
+        <w:rPr>
+          <w:lang w:val="en-US"/>
+        </w:rPr>
+        <w:t xml:space="preserve"> tag and iteratively moves through paginated results. On each page, it scans the news cards and extracts</w:t>
+      </w:r>
+      <w:r>
+        <w:rPr>
+          <w:lang w:val="en-US"/>
+        </w:rPr>
+        <w:t xml:space="preserve"> t</w:t>
+      </w:r>
+      <w:r>
+        <w:rPr>
+          <w:lang w:val="en-US"/>
+        </w:rPr>
+        <w:t>he hyperlink to the article</w:t>
+      </w:r>
+      <w:r>
+        <w:rPr>
+          <w:lang w:val="en-US"/>
+        </w:rPr>
+        <w:t xml:space="preserve"> and t</w:t>
+      </w:r>
+      <w:r>
+        <w:rPr>
+          <w:lang w:val="en-US"/>
+        </w:rPr>
+        <w:t>he publication date from the metadata</w:t>
+      </w:r>
+      <w:r>
+        <w:rPr>
+          <w:lang w:val="en-US"/>
+        </w:rPr>
+        <w:t xml:space="preserve">. Thus, we can perform text analysis of every news article and keep its date. </w:t>
+      </w:r>
+      <w:r>
+        <w:rPr>
+          <w:lang w:val="en-US"/>
+        </w:rPr>
+        <w:t>To ensure proper filtering, the script converts the Russian-language month names into English (e.g., "</w:t>
+      </w:r>
+      <w:r>
+        <w:t>Ф</w:t>
+      </w:r>
+      <w:r>
+        <w:t>евраля</w:t>
+      </w:r>
+      <w:r>
+        <w:rPr>
+          <w:lang w:val="en-US"/>
+        </w:rPr>
+        <w:t>" to "February") and transforms the resulting date into datetime format for comparison with the specified range. If an article is older than the start date, the parser stops processing further pages, assuming the news feed is sorted from newest to oldest.</w:t>
+      </w:r>
+    </w:p>
+    <w:p>
+      <w:pPr>
+        <w:ind w:firstLine="360"/>
+        <w:rPr>
+          <w:lang w:val="en-US"/>
+        </w:rPr>
+      </w:pPr>
+      <w:r>
+        <w:rPr>
+          <w:lang w:val="en-US"/>
+        </w:rPr>
+        <w:lastRenderedPageBreak/>
+        <w:t xml:space="preserve">Duplicate entries are removed, and the final set of links is saved in a CSV file </w:t>
+      </w:r>
+      <w:r>
+        <w:rPr>
+          <w:lang w:val="en-US"/>
+        </w:rPr>
+        <w:t>that is shown in Table 3.</w:t>
+      </w:r>
+    </w:p>
+    <w:p>
+      <w:pPr>
+        <w:ind w:firstLine="360"/>
+        <w:rPr>
+          <w:lang w:val="en-US"/>
+        </w:rPr>
+      </w:pPr>
+    </w:p>
+    <w:p>
+      <w:pPr>
+        <w:ind w:firstLine="360"/>
+        <w:rPr>
+          <w:lang w:val="en-US"/>
+        </w:rPr>
+      </w:pPr>
+      <w:r>
+        <w:rPr>
+          <w:lang w:val="en-US"/>
+        </w:rPr>
+        <w:t xml:space="preserve">Table 3 </w:t>
+      </w:r>
+      <w:r>
+        <w:rPr>
+          <w:lang w:val="en-US"/>
+        </w:rPr>
+        <w:t>Data</w:t>
+      </w:r>
+      <w:r>
+        <w:rPr>
+          <w:lang w:val="en-US"/>
+        </w:rPr>
+        <w:t xml:space="preserve"> with news articles links</w:t>
+      </w:r>
+    </w:p>
+    <w:tbl>
+      <w:tblPr>
+        <w:tblStyle w:val="af7"/>
+        <w:tblW w:w="9628" w:type="dxa"/>
+        <w:tblLook w:val="04A0" w:firstRow="1" w:lastRow="0" w:firstColumn="1" w:lastColumn="0" w:noHBand="0" w:noVBand="1"/>
+      </w:tblPr>
+      <w:tblGrid>
+        <w:gridCol w:w="1555"/>
+        <w:gridCol w:w="8073"/>
+      </w:tblGrid>
+      <w:tr>
+        <w:tc>
+          <w:tcPr>
+            <w:tcW w:w="1555" w:type="dxa"/>
+          </w:tcPr>
+          <w:p>
+            <w:pPr>
+              <w:ind w:firstLine="0"/>
+            </w:pPr>
+            <w:proofErr w:type="spellStart"/>
+            <w:r>
+              <w:t>Date</w:t>
+            </w:r>
+            <w:proofErr w:type="spellEnd"/>
+          </w:p>
+        </w:tc>
+        <w:tc>
+          <w:tcPr>
+            <w:tcW w:w="8073" w:type="dxa"/>
+          </w:tcPr>
+          <w:p>
+            <w:pPr>
+              <w:ind w:firstLine="0"/>
+              <w:rPr>
+                <w:lang w:val="en-US"/>
+              </w:rPr>
+            </w:pPr>
+            <w:r>
+              <w:t>News Link</w:t>
+            </w:r>
+          </w:p>
+        </w:tc>
+      </w:tr>
+      <w:tr>
+        <w:tc>
+          <w:tcPr>
+            <w:tcW w:w="1555" w:type="dxa"/>
+          </w:tcPr>
+          <w:p>
+            <w:pPr>
+              <w:ind w:firstLine="0"/>
+            </w:pPr>
+            <w:r>
+              <w:t>2021-08-27</w:t>
+            </w:r>
+          </w:p>
+          <w:p>
+            <w:pPr>
+              <w:rPr>
+                <w:lang w:val="en-US"/>
+              </w:rPr>
+            </w:pPr>
+          </w:p>
+        </w:tc>
+        <w:tc>
+          <w:tcPr>
+            <w:tcW w:w="8073" w:type="dxa"/>
+          </w:tcPr>
+          <w:p>
+            <w:pPr>
+              <w:ind w:firstLine="0"/>
+              <w:rPr>
+                <w:lang w:val="en-US"/>
+              </w:rPr>
+            </w:pPr>
+            <w:r>
+              <w:rPr>
+                <w:lang w:val="en-US"/>
+              </w:rPr>
+              <w:t>/other/eks-premer-mali-arestovan-po-obvineniyu-v-korruptsii-446920/</w:t>
+            </w:r>
+          </w:p>
+        </w:tc>
+      </w:tr>
+      <w:tr>
+        <w:tc>
+          <w:tcPr>
+            <w:tcW w:w="1555" w:type="dxa"/>
+          </w:tcPr>
+          <w:p>
+            <w:pPr>
+              <w:ind w:firstLine="0"/>
+            </w:pPr>
+            <w:r>
+              <w:t>2020-01-17</w:t>
+            </w:r>
+          </w:p>
+          <w:p>
+            <w:pPr>
+              <w:rPr>
+                <w:lang w:val="en-US"/>
+              </w:rPr>
+            </w:pPr>
+          </w:p>
+        </w:tc>
+        <w:tc>
+          <w:tcPr>
+            <w:tcW w:w="8073" w:type="dxa"/>
+          </w:tcPr>
+          <w:p>
+            <w:pPr>
+              <w:ind w:firstLine="0"/>
+              <w:rPr>
+                <w:lang w:val="en-US"/>
+              </w:rPr>
+            </w:pPr>
+            <w:r>
+              <w:rPr>
+                <w:lang w:val="en-US"/>
+              </w:rPr>
+              <w:t>/</w:t>
+            </w:r>
+            <w:proofErr w:type="gramStart"/>
+            <w:r>
+              <w:rPr>
+                <w:lang w:val="en-US"/>
+              </w:rPr>
+              <w:t>kazakhstan</w:t>
+            </w:r>
+            <w:proofErr w:type="gramEnd"/>
+            <w:r>
+              <w:rPr>
+                <w:lang w:val="en-US"/>
+              </w:rPr>
+              <w:t>_news/chinovnitsa-iz-mangistau-zaplatit-pyatimillionnyiy-shtraf-388958/</w:t>
+            </w:r>
+          </w:p>
+        </w:tc>
+      </w:tr>
+      <w:tr>
+        <w:tc>
+          <w:tcPr>
+            <w:tcW w:w="1555" w:type="dxa"/>
+          </w:tcPr>
+          <w:p>
+            <w:pPr>
+              <w:ind w:firstLine="0"/>
+            </w:pPr>
+            <w:r>
+              <w:t>2017-10-29</w:t>
+            </w:r>
+          </w:p>
+          <w:p>
+            <w:pPr>
+              <w:rPr>
+                <w:lang w:val="en-US"/>
+              </w:rPr>
+            </w:pPr>
+          </w:p>
+        </w:tc>
+        <w:tc>
+          <w:tcPr>
+            <w:tcW w:w="8073" w:type="dxa"/>
+          </w:tcPr>
+          <w:p>
+            <w:pPr>
+              <w:ind w:firstLine="0"/>
+              <w:rPr>
+                <w:lang w:val="en-US"/>
+              </w:rPr>
+            </w:pPr>
+            <w:r>
+              <w:rPr>
+                <w:lang w:val="en-US"/>
+              </w:rPr>
+              <w:t>/sng/gulnara-karimova-v-blijayshie-dni-predstanet-pered-sudom-smi-329753/</w:t>
+            </w:r>
+          </w:p>
+          <w:p>
+            <w:pPr>
+              <w:ind w:firstLine="0"/>
+              <w:rPr>
+                <w:lang w:val="en-US"/>
+              </w:rPr>
+            </w:pPr>
+          </w:p>
+        </w:tc>
+      </w:tr>
+      <w:tr>
+        <w:tc>
+          <w:tcPr>
+            <w:tcW w:w="1555" w:type="dxa"/>
+          </w:tcPr>
+          <w:p>
+            <w:pPr>
+              <w:ind w:firstLine="0"/>
+            </w:pPr>
+            <w:r>
+              <w:t>2017-12-05</w:t>
+            </w:r>
+          </w:p>
+          <w:p>
+            <w:pPr>
+              <w:rPr>
+                <w:lang w:val="en-US"/>
+              </w:rPr>
+            </w:pPr>
+          </w:p>
+        </w:tc>
+        <w:tc>
+          <w:tcPr>
+            <w:tcW w:w="8073" w:type="dxa"/>
+          </w:tcPr>
+          <w:p>
+            <w:pPr>
+              <w:ind w:firstLine="0"/>
+              <w:rPr>
+                <w:lang w:val="en-US"/>
+              </w:rPr>
+            </w:pPr>
+            <w:r>
+              <w:rPr>
+                <w:lang w:val="en-US"/>
+              </w:rPr>
+              <w:t>/</w:t>
+            </w:r>
+            <w:proofErr w:type="gramStart"/>
+            <w:r>
+              <w:rPr>
+                <w:lang w:val="en-US"/>
+              </w:rPr>
+              <w:t>kazakhstan</w:t>
+            </w:r>
+            <w:proofErr w:type="gramEnd"/>
+            <w:r>
+              <w:rPr>
+                <w:lang w:val="en-US"/>
+              </w:rPr>
+              <w:t>_news/narusheniya-34-milliarda-tenge-vyiyavili-organyi-gosaudita-332579/</w:t>
+            </w:r>
+          </w:p>
+        </w:tc>
+      </w:tr>
+    </w:tbl>
+    <w:p>
+      <w:pPr>
+        <w:ind w:firstLine="360"/>
+        <w:rPr>
+          <w:lang w:val="en-US"/>
+        </w:rPr>
+      </w:pPr>
+    </w:p>
+    <w:p>
+      <w:pPr>
+        <w:ind w:firstLine="360"/>
+        <w:rPr>
+          <w:lang w:val="en-US"/>
+        </w:rPr>
+      </w:pPr>
+    </w:p>
+    <w:p>
+      <w:pPr>
+        <w:ind w:firstLine="360"/>
+        <w:rPr>
+          <w:lang w:val="en-US"/>
+        </w:rPr>
+      </w:pPr>
+      <w:r>
+        <w:rPr>
+          <w:lang w:val="en-US"/>
+        </w:rPr>
+        <w:t xml:space="preserve">This approach allowed us to collect over 2,000 news links </w:t>
+      </w:r>
+      <w:r>
+        <w:rPr>
+          <w:lang w:val="en-US"/>
+        </w:rPr>
+        <w:t xml:space="preserve">spanning from </w:t>
+      </w:r>
+      <w:r>
+        <w:rPr>
+          <w:lang w:val="en-US"/>
+        </w:rPr>
+        <w:t>November of 2016 to January of 2025</w:t>
+      </w:r>
+      <w:r>
+        <w:rPr>
+          <w:lang w:val="en-US"/>
+        </w:rPr>
+        <w:t>, providing a rich textual dataset for further analysis.</w:t>
+      </w:r>
+    </w:p>
+    <w:p>
+      <w:pPr>
+        <w:ind w:firstLine="360"/>
+        <w:rPr>
+          <w:lang w:val="en-US"/>
+        </w:rPr>
+      </w:pPr>
+      <w:r>
+        <w:rPr>
+          <w:lang w:val="en-US"/>
+        </w:rPr>
+        <w:t xml:space="preserve">After collecting the links to news articles tagged with </w:t>
+      </w:r>
+      <w:r>
+        <w:rPr>
+          <w:i/>
+          <w:iCs/>
+          <w:lang w:val="en-US"/>
+        </w:rPr>
+        <w:t>corruption</w:t>
+      </w:r>
+      <w:r>
+        <w:rPr>
+          <w:lang w:val="en-US"/>
+        </w:rPr>
+        <w:t xml:space="preserve"> on </w:t>
+      </w:r>
+      <w:r>
+        <w:rPr>
+          <w:i/>
+          <w:iCs/>
+          <w:lang w:val="en-US"/>
+        </w:rPr>
+        <w:t>Tengrinews.kz</w:t>
+      </w:r>
+      <w:r>
+        <w:rPr>
+          <w:lang w:val="en-US"/>
+        </w:rPr>
+        <w:t>, the next step was to extract the full text of these articles. To accomplish this, a second custom script was developed using Python, designed to process the links and retrieve the publication date and main article content.</w:t>
+      </w:r>
+    </w:p>
+    <w:p>
+      <w:pPr>
+        <w:ind w:firstLine="360"/>
+        <w:rPr>
+          <w:lang w:val="en-US"/>
+        </w:rPr>
+      </w:pPr>
+      <w:r>
+        <w:rPr>
+          <w:lang w:val="en-US"/>
+        </w:rPr>
+        <w:t xml:space="preserve">The script uses the requests and </w:t>
+      </w:r>
+      <w:proofErr w:type="spellStart"/>
+      <w:r>
+        <w:rPr>
+          <w:lang w:val="en-US"/>
+        </w:rPr>
+        <w:t>BeautifulSoup</w:t>
+      </w:r>
+      <w:proofErr w:type="spellEnd"/>
+      <w:r>
+        <w:rPr>
+          <w:lang w:val="en-US"/>
+        </w:rPr>
+        <w:t xml:space="preserve"> libraries to:</w:t>
+      </w:r>
+    </w:p>
+    <w:p>
+      <w:pPr>
+        <w:numPr>
+          <w:ilvl w:val="0"/>
+          <w:numId w:val="8"/>
+        </w:numPr>
+      </w:pPr>
+      <w:proofErr w:type="spellStart"/>
+      <w:r>
+        <w:t>Load</w:t>
+      </w:r>
+      <w:proofErr w:type="spellEnd"/>
+      <w:r>
+        <w:t xml:space="preserve"> </w:t>
+      </w:r>
+      <w:proofErr w:type="spellStart"/>
+      <w:r>
+        <w:t>each</w:t>
+      </w:r>
+      <w:proofErr w:type="spellEnd"/>
+      <w:r>
+        <w:t xml:space="preserve"> </w:t>
+      </w:r>
+      <w:proofErr w:type="spellStart"/>
+      <w:r>
+        <w:t>article's</w:t>
+      </w:r>
+      <w:proofErr w:type="spellEnd"/>
+      <w:r>
+        <w:t xml:space="preserve"> </w:t>
+      </w:r>
+      <w:proofErr w:type="spellStart"/>
+      <w:r>
+        <w:t>page</w:t>
+      </w:r>
+      <w:proofErr w:type="spellEnd"/>
+    </w:p>
+    <w:p>
+      <w:pPr>
+        <w:numPr>
+          <w:ilvl w:val="0"/>
+          <w:numId w:val="8"/>
+        </w:numPr>
+        <w:rPr>
+          <w:lang w:val="en-US"/>
+        </w:rPr>
+      </w:pPr>
+      <w:r>
+        <w:rPr>
+          <w:lang w:val="en-US"/>
+        </w:rPr>
+        <w:t>Extract the publication date from the pre-existing CSV</w:t>
+      </w:r>
+    </w:p>
+    <w:p>
+      <w:pPr>
+        <w:numPr>
+          <w:ilvl w:val="0"/>
+          <w:numId w:val="8"/>
+        </w:numPr>
+        <w:rPr>
+          <w:lang w:val="en-US"/>
+        </w:rPr>
+      </w:pPr>
+      <w:r>
+        <w:rPr>
+          <w:lang w:val="en-US"/>
+        </w:rPr>
+        <w:t xml:space="preserve">Locate the main text container on the page </w:t>
+      </w:r>
+    </w:p>
+    <w:p>
+      <w:pPr>
+        <w:numPr>
+          <w:ilvl w:val="0"/>
+          <w:numId w:val="8"/>
+        </w:numPr>
+        <w:rPr>
+          <w:lang w:val="en-US"/>
+        </w:rPr>
+      </w:pPr>
+      <w:r>
+        <w:rPr>
+          <w:lang w:val="en-US"/>
+        </w:rPr>
+        <w:t>Retrieve and clean the article's full body text</w:t>
+      </w:r>
+    </w:p>
+    <w:p>
+      <w:pPr>
+        <w:ind w:firstLine="360"/>
+        <w:rPr>
+          <w:lang w:val="en-US"/>
+        </w:rPr>
+      </w:pPr>
+      <w:r>
+        <w:rPr>
+          <w:lang w:val="en-US"/>
+        </w:rPr>
+        <w:t>To handle the large number of news links (over 2,000), the script divides the dataset into five equal parts. This modular approach ensures flexibility, reduces memory usage, and allows for interruption and continuation of the scraping process. During each run, the user specifies which segment of data to process.</w:t>
+      </w:r>
+      <w:r>
+        <w:rPr>
+          <w:lang w:val="en-US"/>
+        </w:rPr>
+        <w:t xml:space="preserve"> </w:t>
+      </w:r>
+      <w:r>
+        <w:rPr>
+          <w:lang w:val="en-US"/>
+        </w:rPr>
+        <w:t xml:space="preserve">The retrieved text is then stored along with the corresponding date in a structured CSV </w:t>
+      </w:r>
+      <w:r>
+        <w:rPr>
+          <w:lang w:val="en-US"/>
+        </w:rPr>
+        <w:t>which is shown in Table 4.</w:t>
+      </w:r>
+    </w:p>
+    <w:p>
+      <w:pPr>
+        <w:ind w:firstLine="360"/>
+        <w:rPr>
+          <w:lang w:val="en-US"/>
+        </w:rPr>
+      </w:pPr>
+    </w:p>
+    <w:p>
+      <w:pPr>
+        <w:ind w:firstLine="360"/>
+        <w:rPr>
+          <w:lang w:val="en-US"/>
+        </w:rPr>
+      </w:pPr>
+    </w:p>
+    <w:p>
+      <w:pPr>
+        <w:ind w:firstLine="360"/>
+        <w:rPr>
+          <w:lang w:val="en-US"/>
+        </w:rPr>
+      </w:pPr>
+      <w:r>
+        <w:rPr>
+          <w:lang w:val="en-US"/>
+        </w:rPr>
+        <w:t>Table 4 Data with news articles text</w:t>
+      </w:r>
+    </w:p>
+    <w:tbl>
+      <w:tblPr>
+        <w:tblStyle w:val="af7"/>
+        <w:tblW w:w="9628" w:type="dxa"/>
+        <w:tblLook w:val="04A0" w:firstRow="1" w:lastRow="0" w:firstColumn="1" w:lastColumn="0" w:noHBand="0" w:noVBand="1"/>
+      </w:tblPr>
+      <w:tblGrid>
+        <w:gridCol w:w="1555"/>
+        <w:gridCol w:w="8073"/>
+      </w:tblGrid>
+      <w:tr>
+        <w:tc>
+          <w:tcPr>
+            <w:tcW w:w="1555" w:type="dxa"/>
+          </w:tcPr>
+          <w:p>
+            <w:pPr>
+              <w:ind w:firstLine="0"/>
+            </w:pPr>
+            <w:proofErr w:type="spellStart"/>
+            <w:r>
+              <w:t>Date</w:t>
+            </w:r>
+            <w:proofErr w:type="spellEnd"/>
+          </w:p>
+        </w:tc>
+        <w:tc>
+          <w:tcPr>
+            <w:tcW w:w="8073" w:type="dxa"/>
+          </w:tcPr>
+          <w:p>
+            <w:pPr>
+              <w:ind w:firstLine="0"/>
+              <w:rPr>
+                <w:lang w:val="en-US"/>
+              </w:rPr>
+            </w:pPr>
+            <w:r>
+              <w:rPr>
+                <w:lang w:val="en-US"/>
+              </w:rPr>
+              <w:t>Text</w:t>
+            </w:r>
+          </w:p>
+        </w:tc>
+      </w:tr>
+      <w:tr>
+        <w:tc>
+          <w:tcPr>
+            <w:tcW w:w="1555" w:type="dxa"/>
+          </w:tcPr>
+          <w:p>
+            <w:pPr>
+              <w:ind w:firstLine="0"/>
+              <w:rPr>
+                <w:lang w:val="en-US"/>
+              </w:rPr>
+            </w:pPr>
+            <w:r>
+              <w:t>2019-10-03</w:t>
+            </w:r>
+          </w:p>
+        </w:tc>
+        <w:tc>
+          <w:tcPr>
+            <w:tcW w:w="8073" w:type="dxa"/>
+          </w:tcPr>
+          <w:p>
+            <w:pPr>
+              <w:ind w:firstLine="0"/>
+            </w:pPr>
+            <w:r>
+              <w:t>"В Атырау начался судебный процесс по делу бывшего заместителя акима области</w:t>
+            </w:r>
+            <w:r>
+              <w:t xml:space="preserve"> …</w:t>
+            </w:r>
+            <w:r>
+              <w:t>"</w:t>
+            </w:r>
+          </w:p>
+        </w:tc>
+      </w:tr>
+      <w:tr>
+        <w:tc>
+          <w:tcPr>
+            <w:tcW w:w="1555" w:type="dxa"/>
+          </w:tcPr>
+          <w:p>
+            <w:pPr>
+              <w:ind w:firstLine="0"/>
+              <w:rPr>
+                <w:lang w:val="en-US"/>
+              </w:rPr>
+            </w:pPr>
+            <w:r>
+              <w:t>2019-10-0</w:t>
+            </w:r>
+            <w:r>
+              <w:rPr>
+                <w:lang w:val="en-US"/>
+              </w:rPr>
+              <w:t>5</w:t>
+            </w:r>
+          </w:p>
+          <w:p>
+            <w:pPr>
+              <w:rPr>
+                <w:lang w:val="en-US"/>
+              </w:rPr>
+            </w:pPr>
+          </w:p>
+        </w:tc>
+        <w:tc>
+          <w:tcPr>
+            <w:tcW w:w="8073" w:type="dxa"/>
+          </w:tcPr>
+          <w:p>
+            <w:pPr>
+              <w:ind w:firstLine="0"/>
+            </w:pPr>
+            <w:r>
+              <w:t>"Главу Управления здравоохранения Атырауской области не будут снимать с должности</w:t>
+            </w:r>
+            <w:r>
+              <w:t xml:space="preserve">, </w:t>
+            </w:r>
+            <w:r>
+              <w:t>…"</w:t>
+            </w:r>
+          </w:p>
+        </w:tc>
+      </w:tr>
+      <w:tr>
+        <w:tc>
+          <w:tcPr>
+            <w:tcW w:w="1555" w:type="dxa"/>
+          </w:tcPr>
+          <w:p>
+            <w:pPr>
+              <w:ind w:firstLine="0"/>
+              <w:rPr>
+                <w:lang w:val="en-US"/>
+              </w:rPr>
+            </w:pPr>
+            <w:r>
+              <w:t>20</w:t>
+            </w:r>
+            <w:r>
+              <w:rPr>
+                <w:lang w:val="en-US"/>
+              </w:rPr>
+              <w:t>20</w:t>
+            </w:r>
+            <w:r>
+              <w:t>-</w:t>
+            </w:r>
+            <w:r>
+              <w:rPr>
+                <w:lang w:val="en-US"/>
+              </w:rPr>
+              <w:t>07</w:t>
+            </w:r>
+            <w:r>
+              <w:t>-</w:t>
+            </w:r>
+            <w:r>
+              <w:rPr>
+                <w:lang w:val="en-US"/>
+              </w:rPr>
+              <w:t>10</w:t>
+            </w:r>
+          </w:p>
+          <w:p>
+            <w:pPr>
+              <w:rPr>
+                <w:lang w:val="en-US"/>
+              </w:rPr>
+            </w:pPr>
+          </w:p>
+        </w:tc>
+        <w:tc>
+          <w:tcPr>
+            <w:tcW w:w="8073" w:type="dxa"/>
+          </w:tcPr>
+          <w:p>
+            <w:pPr>
+              <w:ind w:firstLine="0"/>
+              <w:rPr>
+                <w:lang w:val="en-US"/>
+              </w:rPr>
+            </w:pPr>
+            <w:r>
+              <w:rPr>
+                <w:lang w:val="en-US"/>
+              </w:rPr>
+              <w:t>"</w:t>
+            </w:r>
+            <w:r>
+              <w:t>Режиссер</w:t>
+            </w:r>
+            <w:r>
+              <w:rPr>
+                <w:lang w:val="en-US"/>
+              </w:rPr>
+              <w:t xml:space="preserve">, </w:t>
+            </w:r>
+            <w:r>
+              <w:t>продюсер</w:t>
+            </w:r>
+            <w:r>
+              <w:rPr>
+                <w:lang w:val="en-US"/>
+              </w:rPr>
+              <w:t xml:space="preserve">, </w:t>
+            </w:r>
+            <w:r>
+              <w:t>актер</w:t>
+            </w:r>
+            <w:r>
+              <w:rPr>
+                <w:lang w:val="en-US"/>
+              </w:rPr>
+              <w:t xml:space="preserve"> </w:t>
+            </w:r>
+            <w:proofErr w:type="spellStart"/>
+            <w:r>
+              <w:t>Нұртас</w:t>
+            </w:r>
+            <w:proofErr w:type="spellEnd"/>
+            <w:r>
+              <w:rPr>
+                <w:lang w:val="en-US"/>
+              </w:rPr>
+              <w:t xml:space="preserve"> </w:t>
+            </w:r>
+            <w:proofErr w:type="spellStart"/>
+            <w:r>
+              <w:t>Адамбай</w:t>
+            </w:r>
+            <w:proofErr w:type="spellEnd"/>
+            <w:r>
+              <w:rPr>
+                <w:lang w:val="en-US"/>
+              </w:rPr>
+              <w:t xml:space="preserve"> </w:t>
+            </w:r>
+            <w:proofErr w:type="spellStart"/>
+            <w:r>
+              <w:t>еліміздегі</w:t>
+            </w:r>
+            <w:proofErr w:type="spellEnd"/>
+            <w:r>
+              <w:rPr>
+                <w:lang w:val="en-US"/>
+              </w:rPr>
+              <w:t xml:space="preserve"> </w:t>
+            </w:r>
+            <w:proofErr w:type="spellStart"/>
+            <w:r>
+              <w:t>жемқорлық</w:t>
+            </w:r>
+            <w:proofErr w:type="spellEnd"/>
+            <w:r>
+              <w:rPr>
+                <w:lang w:val="en-US"/>
+              </w:rPr>
+              <w:t xml:space="preserve"> </w:t>
+            </w:r>
+            <w:proofErr w:type="spellStart"/>
+            <w:r>
+              <w:t>мәселесіне</w:t>
+            </w:r>
+            <w:proofErr w:type="spellEnd"/>
+            <w:r>
+              <w:rPr>
+                <w:lang w:val="en-US"/>
+              </w:rPr>
+              <w:t xml:space="preserve"> </w:t>
+            </w:r>
+            <w:proofErr w:type="spellStart"/>
+            <w:r>
+              <w:t>қатысты</w:t>
+            </w:r>
+            <w:proofErr w:type="spellEnd"/>
+            <w:r>
+              <w:rPr>
+                <w:lang w:val="en-US"/>
+              </w:rPr>
+              <w:t xml:space="preserve"> </w:t>
+            </w:r>
+            <w:proofErr w:type="spellStart"/>
+            <w:r>
+              <w:t>пікір</w:t>
+            </w:r>
+            <w:proofErr w:type="spellEnd"/>
+            <w:r>
+              <w:rPr>
+                <w:lang w:val="en-US"/>
+              </w:rPr>
+              <w:t xml:space="preserve"> </w:t>
+            </w:r>
+            <w:proofErr w:type="spellStart"/>
+            <w:r>
+              <w:t>білдірді</w:t>
+            </w:r>
+            <w:proofErr w:type="spellEnd"/>
+            <w:r>
+              <w:rPr>
+                <w:lang w:val="en-US"/>
+              </w:rPr>
+              <w:t>,</w:t>
+            </w:r>
+            <w:r>
+              <w:rPr>
+                <w:lang w:val="en-US"/>
+              </w:rPr>
+              <w:t xml:space="preserve"> …</w:t>
+            </w:r>
+            <w:r>
+              <w:rPr>
+                <w:lang w:val="en-US"/>
+              </w:rPr>
+              <w:t>"</w:t>
+            </w:r>
+          </w:p>
+        </w:tc>
+      </w:tr>
+      <w:tr>
+        <w:tc>
+          <w:tcPr>
+            <w:tcW w:w="1555" w:type="dxa"/>
+          </w:tcPr>
+          <w:p>
+            <w:pPr>
+              <w:ind w:firstLine="0"/>
+              <w:rPr>
+                <w:lang w:val="en-US"/>
+              </w:rPr>
+            </w:pPr>
+            <w:r>
+              <w:t>20</w:t>
+            </w:r>
+            <w:r>
+              <w:t>19</w:t>
+            </w:r>
+            <w:r>
+              <w:t>-</w:t>
+            </w:r>
+            <w:r>
+              <w:t>02</w:t>
+            </w:r>
+            <w:r>
+              <w:t>-</w:t>
+            </w:r>
+            <w:r>
+              <w:rPr>
+                <w:lang w:val="en-US"/>
+              </w:rPr>
+              <w:t>19</w:t>
+            </w:r>
+          </w:p>
+          <w:p>
+            <w:pPr>
+              <w:rPr>
+                <w:lang w:val="en-US"/>
+              </w:rPr>
+            </w:pPr>
+          </w:p>
+        </w:tc>
+        <w:tc>
+          <w:tcPr>
+            <w:tcW w:w="8073" w:type="dxa"/>
+          </w:tcPr>
+          <w:p>
+            <w:pPr>
+              <w:ind w:firstLine="0"/>
+            </w:pPr>
+            <w:r>
+              <w:t>"В Шымкенте за взятку задержан заместитель руководителя городского управления образования</w:t>
+            </w:r>
+            <w:r>
+              <w:t xml:space="preserve"> </w:t>
+            </w:r>
+            <w:r>
+              <w:t>…</w:t>
+            </w:r>
+            <w:r>
+              <w:t>"</w:t>
+            </w:r>
+          </w:p>
+        </w:tc>
+      </w:tr>
+    </w:tbl>
+    <w:p>
+      <w:pPr>
+        <w:ind w:firstLine="360"/>
+      </w:pPr>
+    </w:p>
+    <w:p/>
+    <w:p>
+      <w:pPr>
+        <w:ind w:firstLine="708"/>
+        <w:rPr>
+          <w:lang w:val="en-US"/>
+        </w:rPr>
+      </w:pPr>
+      <w:r>
+        <w:rPr>
+          <w:lang w:val="en-US"/>
+        </w:rPr>
+        <w:lastRenderedPageBreak/>
+        <w:t>This extraction step resulted in a clean, structured dataset of news content, which was later used for keyword analysis and time series modeling.</w:t>
+      </w:r>
+    </w:p>
+    <w:p>
+      <w:pPr>
+        <w:pStyle w:val="1"/>
+        <w:rPr>
+          <w:lang w:val="en-US"/>
+        </w:rPr>
+      </w:pPr>
+      <w:bookmarkStart w:id="9" w:name="_Toc194404565"/>
+      <w:r>
+        <w:rPr>
+          <w:lang w:val="en-US"/>
+        </w:rPr>
+        <w:t>2.2 Data Preprocessing</w:t>
+      </w:r>
+      <w:bookmarkEnd w:id="9"/>
+    </w:p>
+    <w:p>
+      <w:pPr>
+        <w:ind w:firstLine="708"/>
+        <w:rPr>
+          <w:lang w:val="en-US"/>
+        </w:rPr>
+      </w:pPr>
+    </w:p>
+    <w:p>
+      <w:pPr>
+        <w:pStyle w:val="1"/>
+        <w:rPr>
+          <w:lang w:val="en-US"/>
+        </w:rPr>
+      </w:pPr>
+      <w:bookmarkStart w:id="10" w:name="_Toc194404566"/>
+      <w:r>
+        <w:rPr>
+          <w:lang w:val="en-US"/>
+        </w:rPr>
+        <w:t>2.3 Regression models</w:t>
+      </w:r>
+      <w:bookmarkEnd w:id="10"/>
+    </w:p>
+    <w:p>
+      <w:pPr>
+        <w:ind w:firstLine="708"/>
+        <w:rPr>
+          <w:lang w:val="en-US"/>
+        </w:rPr>
+      </w:pPr>
+    </w:p>
+    <w:p>
+      <w:pPr>
+        <w:pStyle w:val="1"/>
+        <w:rPr>
+          <w:lang w:val="en-US"/>
+        </w:rPr>
+      </w:pPr>
+      <w:bookmarkStart w:id="11" w:name="_Toc194404567"/>
+      <w:r>
+        <w:rPr>
+          <w:lang w:val="en-US"/>
+        </w:rPr>
+        <w:t>2.</w:t>
+      </w:r>
+      <w:r>
+        <w:rPr>
+          <w:lang w:val="en-US"/>
+        </w:rPr>
+        <w:t>4</w:t>
+      </w:r>
+      <w:r>
+        <w:rPr>
+          <w:lang w:val="en-US"/>
+        </w:rPr>
+        <w:t xml:space="preserve"> Time Series </w:t>
+      </w:r>
+      <w:r>
+        <w:rPr>
+          <w:lang w:val="en-US"/>
+        </w:rPr>
+        <w:t>Analysis</w:t>
+      </w:r>
+      <w:bookmarkEnd w:id="11"/>
+    </w:p>
+    <w:p>
+      <w:pPr>
+        <w:rPr>
+          <w:lang w:val="en-US"/>
+        </w:rPr>
+      </w:pPr>
+      <w:r>
+        <w:rPr>
+          <w:lang w:val="en-US"/>
+        </w:rPr>
+        <w:br w:type="page"/>
+      </w:r>
+    </w:p>
+    <w:p>
+      <w:pPr>
+        <w:pStyle w:val="1"/>
+        <w:rPr>
+          <w:lang w:val="en-US"/>
+        </w:rPr>
+      </w:pPr>
+      <w:bookmarkStart w:id="12" w:name="_Toc194404568"/>
+      <w:r>
+        <w:rPr>
+          <w:lang w:val="en-US"/>
+        </w:rPr>
+        <w:lastRenderedPageBreak/>
+        <w:t xml:space="preserve">3 </w:t>
+      </w:r>
+      <w:r>
+        <w:rPr>
+          <w:lang w:val="en-US"/>
+        </w:rPr>
+        <w:t>EXPERIMENTS AND RESULTS</w:t>
+      </w:r>
+      <w:bookmarkEnd w:id="12"/>
+    </w:p>
+    <w:p>
+      <w:pPr>
+        <w:ind w:firstLine="708"/>
+        <w:rPr>
+          <w:lang w:val="en-US"/>
+        </w:rPr>
+      </w:pPr>
+    </w:p>
+    <w:p>
+      <w:pPr>
+        <w:rPr>
+          <w:lang w:val="en-US"/>
+        </w:rPr>
+      </w:pPr>
+      <w:r>
+        <w:rPr>
+          <w:lang w:val="en-US"/>
+        </w:rPr>
+        <w:br w:type="page"/>
+      </w:r>
+    </w:p>
+    <w:p>
+      <w:pPr>
+        <w:pStyle w:val="1"/>
+        <w:rPr>
+          <w:lang w:val="en-US"/>
+        </w:rPr>
+      </w:pPr>
+      <w:bookmarkStart w:id="13" w:name="_Toc194404569"/>
+      <w:r>
+        <w:rPr>
+          <w:lang w:val="en-US"/>
+        </w:rPr>
+        <w:lastRenderedPageBreak/>
+        <w:t xml:space="preserve">4 </w:t>
+      </w:r>
+      <w:r>
+        <w:rPr>
+          <w:lang w:val="en-US"/>
+        </w:rPr>
+        <w:t>DISCUSSION</w:t>
+      </w:r>
+      <w:bookmarkEnd w:id="13"/>
+    </w:p>
+    <w:p>
+      <w:pPr>
+        <w:rPr>
+          <w:lang w:val="en-US"/>
+        </w:rPr>
+      </w:pPr>
+    </w:p>
+    <w:p>
+      <w:pPr>
+        <w:rPr>
+          <w:lang w:val="en-US"/>
+        </w:rPr>
+      </w:pPr>
+      <w:r>
+        <w:rPr>
+          <w:lang w:val="en-US"/>
+        </w:rPr>
+        <w:br w:type="page"/>
+      </w:r>
+    </w:p>
+    <w:p>
+      <w:pPr>
+        <w:pStyle w:val="1"/>
+        <w:rPr>
+          <w:lang w:val="en-US"/>
+        </w:rPr>
+      </w:pPr>
+      <w:bookmarkStart w:id="14" w:name="_Toc194404570"/>
+      <w:r>
+        <w:rPr>
+          <w:lang w:val="en-US"/>
+        </w:rPr>
+        <w:lastRenderedPageBreak/>
         <w:t>CONCLUSION</w:t>
       </w:r>
-      <w:bookmarkEnd w:id="5"/>
+      <w:bookmarkEnd w:id="14"/>
     </w:p>
     <w:p>
       <w:pPr>
@@ -4365,7 +9984,7 @@
           <w:lang w:val="en-US"/>
         </w:rPr>
       </w:pPr>
-      <w:bookmarkStart w:id="6" w:name="_Toc194164091"/>
+      <w:bookmarkStart w:id="15" w:name="_Toc194404571"/>
       <w:r>
         <w:rPr>
           <w:lang w:val="en-US"/>
@@ -4373,7 +9992,7 @@
         <w:lastRenderedPageBreak/>
         <w:t>REFERENCES</w:t>
       </w:r>
-      <w:bookmarkEnd w:id="6"/>
+      <w:bookmarkEnd w:id="15"/>
     </w:p>
     <w:p>
       <w:pPr>
@@ -4430,7 +10049,7 @@
         </w:rPr>
         <w:t xml:space="preserve">Available: </w:t>
       </w:r>
-      <w:hyperlink r:id="rId13" w:history="1">
+      <w:hyperlink r:id="rId17" w:history="1">
         <w:r>
           <w:rPr>
             <w:rStyle w:val="af4"/>
@@ -4858,7 +10477,71 @@
         <w:t xml:space="preserve">Available: https://qamqor.gov.kz/. [Accessed: Mar. 11, 2025].  </w:t>
       </w:r>
     </w:p>
-    <w:p/>
+    <w:p>
+      <w:pPr>
+        <w:ind w:firstLine="652"/>
+        <w:rPr>
+          <w:rFonts w:cs="Times New Roman"/>
+          <w:kern w:val="2"/>
+          <w:szCs w:val="28"/>
+          <w:lang w:val="en-US"/>
+        </w:rPr>
+      </w:pPr>
+      <w:r>
+        <w:rPr>
+          <w:rFonts w:cs="Times New Roman"/>
+          <w:kern w:val="2"/>
+          <w:szCs w:val="28"/>
+          <w:lang w:val="en-US"/>
+        </w:rPr>
+        <w:t xml:space="preserve">[21] </w:t>
+      </w:r>
+      <w:r>
+        <w:rPr>
+          <w:rFonts w:cs="Times New Roman"/>
+          <w:kern w:val="2"/>
+          <w:szCs w:val="28"/>
+          <w:lang w:val="en-US"/>
+        </w:rPr>
+        <w:t>Rating of Kazakhstan’s media, [</w:t>
+      </w:r>
+      <w:proofErr w:type="gramStart"/>
+      <w:r>
+        <w:rPr>
+          <w:rFonts w:cs="Times New Roman"/>
+          <w:kern w:val="2"/>
+          <w:szCs w:val="28"/>
+          <w:lang w:val="en-US"/>
+        </w:rPr>
+        <w:t>Online</w:t>
+      </w:r>
+      <w:proofErr w:type="gramEnd"/>
+      <w:r>
+        <w:rPr>
+          <w:rFonts w:cs="Times New Roman"/>
+          <w:kern w:val="2"/>
+          <w:szCs w:val="28"/>
+          <w:lang w:val="en-US"/>
+        </w:rPr>
+        <w:t xml:space="preserve">]. Available: </w:t>
+      </w:r>
+      <w:r>
+        <w:rPr>
+          <w:rFonts w:cs="Times New Roman"/>
+          <w:kern w:val="2"/>
+          <w:szCs w:val="28"/>
+          <w:lang w:val="en-US"/>
+        </w:rPr>
+        <w:t xml:space="preserve"> https://jagajam.com/app/rating/none/kazakhstan/online-printed-media</w:t>
+      </w:r>
+    </w:p>
+    <w:p>
+      <w:pPr>
+        <w:rPr>
+          <w:lang w:val="en-US"/>
+        </w:rPr>
+      </w:pPr>
+    </w:p>
     <w:p>
       <w:pPr>
         <w:rPr>
@@ -4882,16 +10565,13 @@
     <w:p>
       <w:pPr>
         <w:pStyle w:val="1"/>
-        <w:rPr>
-          <w:lang w:val="en-US"/>
-        </w:rPr>
-      </w:pPr>
-      <w:bookmarkStart w:id="7" w:name="_Toc194164092"/>
+      </w:pPr>
+      <w:bookmarkStart w:id="16" w:name="_Toc194404572"/>
       <w:r>
         <w:lastRenderedPageBreak/>
         <w:t>APPENDIX</w:t>
       </w:r>
-      <w:bookmarkEnd w:id="7"/>
+      <w:bookmarkEnd w:id="16"/>
     </w:p>
     <w:sectPr>
       <w:pgSz w:w="11906" w:h="16838"/>
@@ -5351,6 +11031,184 @@
     </w:lvl>
   </w:abstractNum>
   <w:abstractNum w:abstractNumId="2" w15:restartNumberingAfterBreak="0">
+    <w:nsid w:val="3FF9024F"/>
+    <w:multiLevelType w:val="hybridMultilevel"/>
+    <w:tmpl w:val="2454FF32"/>
+    <w:lvl w:ilvl="0" w:tplc="AD72803C">
+      <w:start w:val="1"/>
+      <w:numFmt w:val="decimal"/>
+      <w:lvlText w:val="%1."/>
+      <w:lvlJc w:val="left"/>
+      <w:pPr>
+        <w:ind w:left="1069" w:hanging="360"/>
+      </w:pPr>
+      <w:rPr>
+        <w:rFonts w:hint="default"/>
+      </w:rPr>
+    </w:lvl>
+    <w:lvl w:ilvl="1" w:tplc="04190019" w:tentative="1">
+      <w:start w:val="1"/>
+      <w:numFmt w:val="lowerLetter"/>
+      <w:lvlText w:val="%2."/>
+      <w:lvlJc w:val="left"/>
+      <w:pPr>
+        <w:ind w:left="1789" w:hanging="360"/>
+      </w:pPr>
+    </w:lvl>
+    <w:lvl w:ilvl="2" w:tplc="0419001B" w:tentative="1">
+      <w:start w:val="1"/>
+      <w:numFmt w:val="lowerRoman"/>
+      <w:lvlText w:val="%3."/>
+      <w:lvlJc w:val="right"/>
+      <w:pPr>
+        <w:ind w:left="2509" w:hanging="180"/>
+      </w:pPr>
+    </w:lvl>
+    <w:lvl w:ilvl="3" w:tplc="0419000F" w:tentative="1">
+      <w:start w:val="1"/>
+      <w:numFmt w:val="decimal"/>
+      <w:lvlText w:val="%4."/>
+      <w:lvlJc w:val="left"/>
+      <w:pPr>
+        <w:ind w:left="3229" w:hanging="360"/>
+      </w:pPr>
+    </w:lvl>
+    <w:lvl w:ilvl="4" w:tplc="04190019" w:tentative="1">
+      <w:start w:val="1"/>
+      <w:numFmt w:val="lowerLetter"/>
+      <w:lvlText w:val="%5."/>
+      <w:lvlJc w:val="left"/>
+      <w:pPr>
+        <w:ind w:left="3949" w:hanging="360"/>
+      </w:pPr>
+    </w:lvl>
+    <w:lvl w:ilvl="5" w:tplc="0419001B" w:tentative="1">
+      <w:start w:val="1"/>
+      <w:numFmt w:val="lowerRoman"/>
+      <w:lvlText w:val="%6."/>
+      <w:lvlJc w:val="right"/>
+      <w:pPr>
+        <w:ind w:left="4669" w:hanging="180"/>
+      </w:pPr>
+    </w:lvl>
+    <w:lvl w:ilvl="6" w:tplc="0419000F" w:tentative="1">
+      <w:start w:val="1"/>
+      <w:numFmt w:val="decimal"/>
+      <w:lvlText w:val="%7."/>
+      <w:lvlJc w:val="left"/>
+      <w:pPr>
+        <w:ind w:left="5389" w:hanging="360"/>
+      </w:pPr>
+    </w:lvl>
+    <w:lvl w:ilvl="7" w:tplc="04190019" w:tentative="1">
+      <w:start w:val="1"/>
+      <w:numFmt w:val="lowerLetter"/>
+      <w:lvlText w:val="%8."/>
+      <w:lvlJc w:val="left"/>
+      <w:pPr>
+        <w:ind w:left="6109" w:hanging="360"/>
+      </w:pPr>
+    </w:lvl>
+    <w:lvl w:ilvl="8" w:tplc="0419001B" w:tentative="1">
+      <w:start w:val="1"/>
+      <w:numFmt w:val="lowerRoman"/>
+      <w:lvlText w:val="%9."/>
+      <w:lvlJc w:val="right"/>
+      <w:pPr>
+        <w:ind w:left="6829" w:hanging="180"/>
+      </w:pPr>
+    </w:lvl>
+  </w:abstractNum>
+  <w:abstractNum w:abstractNumId="3" w15:restartNumberingAfterBreak="0">
+    <w:nsid w:val="4B7D4A4E"/>
+    <w:multiLevelType w:val="hybridMultilevel"/>
+    <w:tmpl w:val="067E943A"/>
+    <w:lvl w:ilvl="0" w:tplc="71543808">
+      <w:start w:val="1"/>
+      <w:numFmt w:val="decimal"/>
+      <w:lvlText w:val="%1"/>
+      <w:lvlJc w:val="left"/>
+      <w:pPr>
+        <w:ind w:left="1069" w:hanging="360"/>
+      </w:pPr>
+      <w:rPr>
+        <w:rFonts w:hint="default"/>
+      </w:rPr>
+    </w:lvl>
+    <w:lvl w:ilvl="1" w:tplc="04190019" w:tentative="1">
+      <w:start w:val="1"/>
+      <w:numFmt w:val="lowerLetter"/>
+      <w:lvlText w:val="%2."/>
+      <w:lvlJc w:val="left"/>
+      <w:pPr>
+        <w:ind w:left="1789" w:hanging="360"/>
+      </w:pPr>
+    </w:lvl>
+    <w:lvl w:ilvl="2" w:tplc="0419001B" w:tentative="1">
+      <w:start w:val="1"/>
+      <w:numFmt w:val="lowerRoman"/>
+      <w:lvlText w:val="%3."/>
+      <w:lvlJc w:val="right"/>
+      <w:pPr>
+        <w:ind w:left="2509" w:hanging="180"/>
+      </w:pPr>
+    </w:lvl>
+    <w:lvl w:ilvl="3" w:tplc="0419000F" w:tentative="1">
+      <w:start w:val="1"/>
+      <w:numFmt w:val="decimal"/>
+      <w:lvlText w:val="%4."/>
+      <w:lvlJc w:val="left"/>
+      <w:pPr>
+        <w:ind w:left="3229" w:hanging="360"/>
+      </w:pPr>
+    </w:lvl>
+    <w:lvl w:ilvl="4" w:tplc="04190019" w:tentative="1">
+      <w:start w:val="1"/>
+      <w:numFmt w:val="lowerLetter"/>
+      <w:lvlText w:val="%5."/>
+      <w:lvlJc w:val="left"/>
+      <w:pPr>
+        <w:ind w:left="3949" w:hanging="360"/>
+      </w:pPr>
+    </w:lvl>
+    <w:lvl w:ilvl="5" w:tplc="0419001B" w:tentative="1">
+      <w:start w:val="1"/>
+      <w:numFmt w:val="lowerRoman"/>
+      <w:lvlText w:val="%6."/>
+      <w:lvlJc w:val="right"/>
+      <w:pPr>
+        <w:ind w:left="4669" w:hanging="180"/>
+      </w:pPr>
+    </w:lvl>
+    <w:lvl w:ilvl="6" w:tplc="0419000F" w:tentative="1">
+      <w:start w:val="1"/>
+      <w:numFmt w:val="decimal"/>
+      <w:lvlText w:val="%7."/>
+      <w:lvlJc w:val="left"/>
+      <w:pPr>
+        <w:ind w:left="5389" w:hanging="360"/>
+      </w:pPr>
+    </w:lvl>
+    <w:lvl w:ilvl="7" w:tplc="04190019" w:tentative="1">
+      <w:start w:val="1"/>
+      <w:numFmt w:val="lowerLetter"/>
+      <w:lvlText w:val="%8."/>
+      <w:lvlJc w:val="left"/>
+      <w:pPr>
+        <w:ind w:left="6109" w:hanging="360"/>
+      </w:pPr>
+    </w:lvl>
+    <w:lvl w:ilvl="8" w:tplc="0419001B" w:tentative="1">
+      <w:start w:val="1"/>
+      <w:numFmt w:val="lowerRoman"/>
+      <w:lvlText w:val="%9."/>
+      <w:lvlJc w:val="right"/>
+      <w:pPr>
+        <w:ind w:left="6829" w:hanging="180"/>
+      </w:pPr>
+    </w:lvl>
+  </w:abstractNum>
+  <w:abstractNum w:abstractNumId="4" w15:restartNumberingAfterBreak="0">
     <w:nsid w:val="513C3F03"/>
     <w:multiLevelType w:val="multilevel"/>
     <w:tmpl w:val="25F207CE"/>
@@ -5463,7 +11321,305 @@
       </w:pPr>
     </w:lvl>
   </w:abstractNum>
-  <w:abstractNum w:abstractNumId="3" w15:restartNumberingAfterBreak="0">
+  <w:abstractNum w:abstractNumId="5" w15:restartNumberingAfterBreak="0">
+    <w:nsid w:val="5FB277AE"/>
+    <w:multiLevelType w:val="multilevel"/>
+    <w:tmpl w:val="436E6094"/>
+    <w:lvl w:ilvl="0">
+      <w:start w:val="1"/>
+      <w:numFmt w:val="bullet"/>
+      <w:lvlText w:val=""/>
+      <w:lvlJc w:val="left"/>
+      <w:pPr>
+        <w:tabs>
+          <w:tab w:val="num" w:pos="720"/>
+        </w:tabs>
+        <w:ind w:left="720" w:hanging="360"/>
+      </w:pPr>
+      <w:rPr>
+        <w:rFonts w:ascii="Symbol" w:hAnsi="Symbol" w:hint="default"/>
+        <w:sz w:val="20"/>
+      </w:rPr>
+    </w:lvl>
+    <w:lvl w:ilvl="1" w:tentative="1">
+      <w:start w:val="1"/>
+      <w:numFmt w:val="bullet"/>
+      <w:lvlText w:val="o"/>
+      <w:lvlJc w:val="left"/>
+      <w:pPr>
+        <w:tabs>
+          <w:tab w:val="num" w:pos="1440"/>
+        </w:tabs>
+        <w:ind w:left="1440" w:hanging="360"/>
+      </w:pPr>
+      <w:rPr>
+        <w:rFonts w:ascii="Courier New" w:hAnsi="Courier New" w:hint="default"/>
+        <w:sz w:val="20"/>
+      </w:rPr>
+    </w:lvl>
+    <w:lvl w:ilvl="2" w:tentative="1">
+      <w:start w:val="1"/>
+      <w:numFmt w:val="bullet"/>
+      <w:lvlText w:val=""/>
+      <w:lvlJc w:val="left"/>
+      <w:pPr>
+        <w:tabs>
+          <w:tab w:val="num" w:pos="2160"/>
+        </w:tabs>
+        <w:ind w:left="2160" w:hanging="360"/>
+      </w:pPr>
+      <w:rPr>
+        <w:rFonts w:ascii="Wingdings" w:hAnsi="Wingdings" w:hint="default"/>
+        <w:sz w:val="20"/>
+      </w:rPr>
+    </w:lvl>
+    <w:lvl w:ilvl="3" w:tentative="1">
+      <w:start w:val="1"/>
+      <w:numFmt w:val="bullet"/>
+      <w:lvlText w:val=""/>
+      <w:lvlJc w:val="left"/>
+      <w:pPr>
+        <w:tabs>
+          <w:tab w:val="num" w:pos="2880"/>
+        </w:tabs>
+        <w:ind w:left="2880" w:hanging="360"/>
+      </w:pPr>
+      <w:rPr>
+        <w:rFonts w:ascii="Wingdings" w:hAnsi="Wingdings" w:hint="default"/>
+        <w:sz w:val="20"/>
+      </w:rPr>
+    </w:lvl>
+    <w:lvl w:ilvl="4" w:tentative="1">
+      <w:start w:val="1"/>
+      <w:numFmt w:val="bullet"/>
+      <w:lvlText w:val=""/>
+      <w:lvlJc w:val="left"/>
+      <w:pPr>
+        <w:tabs>
+          <w:tab w:val="num" w:pos="3600"/>
+        </w:tabs>
+        <w:ind w:left="3600" w:hanging="360"/>
+      </w:pPr>
+      <w:rPr>
+        <w:rFonts w:ascii="Wingdings" w:hAnsi="Wingdings" w:hint="default"/>
+        <w:sz w:val="20"/>
+      </w:rPr>
+    </w:lvl>
+    <w:lvl w:ilvl="5" w:tentative="1">
+      <w:start w:val="1"/>
+      <w:numFmt w:val="bullet"/>
+      <w:lvlText w:val=""/>
+      <w:lvlJc w:val="left"/>
+      <w:pPr>
+        <w:tabs>
+          <w:tab w:val="num" w:pos="4320"/>
+        </w:tabs>
+        <w:ind w:left="4320" w:hanging="360"/>
+      </w:pPr>
+      <w:rPr>
+        <w:rFonts w:ascii="Wingdings" w:hAnsi="Wingdings" w:hint="default"/>
+        <w:sz w:val="20"/>
+      </w:rPr>
+    </w:lvl>
+    <w:lvl w:ilvl="6" w:tentative="1">
+      <w:start w:val="1"/>
+      <w:numFmt w:val="bullet"/>
+      <w:lvlText w:val=""/>
+      <w:lvlJc w:val="left"/>
+      <w:pPr>
+        <w:tabs>
+          <w:tab w:val="num" w:pos="5040"/>
+        </w:tabs>
+        <w:ind w:left="5040" w:hanging="360"/>
+      </w:pPr>
+      <w:rPr>
+        <w:rFonts w:ascii="Wingdings" w:hAnsi="Wingdings" w:hint="default"/>
+        <w:sz w:val="20"/>
+      </w:rPr>
+    </w:lvl>
+    <w:lvl w:ilvl="7" w:tentative="1">
+      <w:start w:val="1"/>
+      <w:numFmt w:val="bullet"/>
+      <w:lvlText w:val=""/>
+      <w:lvlJc w:val="left"/>
+      <w:pPr>
+        <w:tabs>
+          <w:tab w:val="num" w:pos="5760"/>
+        </w:tabs>
+        <w:ind w:left="5760" w:hanging="360"/>
+      </w:pPr>
+      <w:rPr>
+        <w:rFonts w:ascii="Wingdings" w:hAnsi="Wingdings" w:hint="default"/>
+        <w:sz w:val="20"/>
+      </w:rPr>
+    </w:lvl>
+    <w:lvl w:ilvl="8" w:tentative="1">
+      <w:start w:val="1"/>
+      <w:numFmt w:val="bullet"/>
+      <w:lvlText w:val=""/>
+      <w:lvlJc w:val="left"/>
+      <w:pPr>
+        <w:tabs>
+          <w:tab w:val="num" w:pos="6480"/>
+        </w:tabs>
+        <w:ind w:left="6480" w:hanging="360"/>
+      </w:pPr>
+      <w:rPr>
+        <w:rFonts w:ascii="Wingdings" w:hAnsi="Wingdings" w:hint="default"/>
+        <w:sz w:val="20"/>
+      </w:rPr>
+    </w:lvl>
+  </w:abstractNum>
+  <w:abstractNum w:abstractNumId="6" w15:restartNumberingAfterBreak="0">
+    <w:nsid w:val="65E70F43"/>
+    <w:multiLevelType w:val="multilevel"/>
+    <w:tmpl w:val="77125016"/>
+    <w:lvl w:ilvl="0">
+      <w:start w:val="1"/>
+      <w:numFmt w:val="bullet"/>
+      <w:lvlText w:val=""/>
+      <w:lvlJc w:val="left"/>
+      <w:pPr>
+        <w:tabs>
+          <w:tab w:val="num" w:pos="720"/>
+        </w:tabs>
+        <w:ind w:left="720" w:hanging="360"/>
+      </w:pPr>
+      <w:rPr>
+        <w:rFonts w:ascii="Symbol" w:hAnsi="Symbol" w:hint="default"/>
+        <w:sz w:val="20"/>
+      </w:rPr>
+    </w:lvl>
+    <w:lvl w:ilvl="1" w:tentative="1">
+      <w:start w:val="1"/>
+      <w:numFmt w:val="bullet"/>
+      <w:lvlText w:val="o"/>
+      <w:lvlJc w:val="left"/>
+      <w:pPr>
+        <w:tabs>
+          <w:tab w:val="num" w:pos="1440"/>
+        </w:tabs>
+        <w:ind w:left="1440" w:hanging="360"/>
+      </w:pPr>
+      <w:rPr>
+        <w:rFonts w:ascii="Courier New" w:hAnsi="Courier New" w:hint="default"/>
+        <w:sz w:val="20"/>
+      </w:rPr>
+    </w:lvl>
+    <w:lvl w:ilvl="2" w:tentative="1">
+      <w:start w:val="1"/>
+      <w:numFmt w:val="bullet"/>
+      <w:lvlText w:val=""/>
+      <w:lvlJc w:val="left"/>
+      <w:pPr>
+        <w:tabs>
+          <w:tab w:val="num" w:pos="2160"/>
+        </w:tabs>
+        <w:ind w:left="2160" w:hanging="360"/>
+      </w:pPr>
+      <w:rPr>
+        <w:rFonts w:ascii="Wingdings" w:hAnsi="Wingdings" w:hint="default"/>
+        <w:sz w:val="20"/>
+      </w:rPr>
+    </w:lvl>
+    <w:lvl w:ilvl="3" w:tentative="1">
+      <w:start w:val="1"/>
+      <w:numFmt w:val="bullet"/>
+      <w:lvlText w:val=""/>
+      <w:lvlJc w:val="left"/>
+      <w:pPr>
+        <w:tabs>
+          <w:tab w:val="num" w:pos="2880"/>
+        </w:tabs>
+        <w:ind w:left="2880" w:hanging="360"/>
+      </w:pPr>
+      <w:rPr>
+        <w:rFonts w:ascii="Wingdings" w:hAnsi="Wingdings" w:hint="default"/>
+        <w:sz w:val="20"/>
+      </w:rPr>
+    </w:lvl>
+    <w:lvl w:ilvl="4" w:tentative="1">
+      <w:start w:val="1"/>
+      <w:numFmt w:val="bullet"/>
+      <w:lvlText w:val=""/>
+      <w:lvlJc w:val="left"/>
+      <w:pPr>
+        <w:tabs>
+          <w:tab w:val="num" w:pos="3600"/>
+        </w:tabs>
+        <w:ind w:left="3600" w:hanging="360"/>
+      </w:pPr>
+      <w:rPr>
+        <w:rFonts w:ascii="Wingdings" w:hAnsi="Wingdings" w:hint="default"/>
+        <w:sz w:val="20"/>
+      </w:rPr>
+    </w:lvl>
+    <w:lvl w:ilvl="5" w:tentative="1">
+      <w:start w:val="1"/>
+      <w:numFmt w:val="bullet"/>
+      <w:lvlText w:val=""/>
+      <w:lvlJc w:val="left"/>
+      <w:pPr>
+        <w:tabs>
+          <w:tab w:val="num" w:pos="4320"/>
+        </w:tabs>
+        <w:ind w:left="4320" w:hanging="360"/>
+      </w:pPr>
+      <w:rPr>
+        <w:rFonts w:ascii="Wingdings" w:hAnsi="Wingdings" w:hint="default"/>
+        <w:sz w:val="20"/>
+      </w:rPr>
+    </w:lvl>
+    <w:lvl w:ilvl="6" w:tentative="1">
+      <w:start w:val="1"/>
+      <w:numFmt w:val="bullet"/>
+      <w:lvlText w:val=""/>
+      <w:lvlJc w:val="left"/>
+      <w:pPr>
+        <w:tabs>
+          <w:tab w:val="num" w:pos="5040"/>
+        </w:tabs>
+        <w:ind w:left="5040" w:hanging="360"/>
+      </w:pPr>
+      <w:rPr>
+        <w:rFonts w:ascii="Wingdings" w:hAnsi="Wingdings" w:hint="default"/>
+        <w:sz w:val="20"/>
+      </w:rPr>
+    </w:lvl>
+    <w:lvl w:ilvl="7" w:tentative="1">
+      <w:start w:val="1"/>
+      <w:numFmt w:val="bullet"/>
+      <w:lvlText w:val=""/>
+      <w:lvlJc w:val="left"/>
+      <w:pPr>
+        <w:tabs>
+          <w:tab w:val="num" w:pos="5760"/>
+        </w:tabs>
+        <w:ind w:left="5760" w:hanging="360"/>
+      </w:pPr>
+      <w:rPr>
+        <w:rFonts w:ascii="Wingdings" w:hAnsi="Wingdings" w:hint="default"/>
+        <w:sz w:val="20"/>
+      </w:rPr>
+    </w:lvl>
+    <w:lvl w:ilvl="8" w:tentative="1">
+      <w:start w:val="1"/>
+      <w:numFmt w:val="bullet"/>
+      <w:lvlText w:val=""/>
+      <w:lvlJc w:val="left"/>
+      <w:pPr>
+        <w:tabs>
+          <w:tab w:val="num" w:pos="6480"/>
+        </w:tabs>
+        <w:ind w:left="6480" w:hanging="360"/>
+      </w:pPr>
+      <w:rPr>
+        <w:rFonts w:ascii="Wingdings" w:hAnsi="Wingdings" w:hint="default"/>
+        <w:sz w:val="20"/>
+      </w:rPr>
+    </w:lvl>
+  </w:abstractNum>
+  <w:abstractNum w:abstractNumId="7" w15:restartNumberingAfterBreak="0">
     <w:nsid w:val="672E1908"/>
     <w:multiLevelType w:val="multilevel"/>
     <w:tmpl w:val="F1D874D0"/>
@@ -5577,16 +11733,28 @@
     </w:lvl>
   </w:abstractNum>
   <w:num w:numId="1" w16cid:durableId="1499152162">
-    <w:abstractNumId w:val="2"/>
+    <w:abstractNumId w:val="4"/>
   </w:num>
   <w:num w:numId="2" w16cid:durableId="1311982485">
     <w:abstractNumId w:val="0"/>
   </w:num>
   <w:num w:numId="3" w16cid:durableId="1422795344">
-    <w:abstractNumId w:val="3"/>
+    <w:abstractNumId w:val="7"/>
   </w:num>
   <w:num w:numId="4" w16cid:durableId="651830967">
     <w:abstractNumId w:val="1"/>
+  </w:num>
+  <w:num w:numId="5" w16cid:durableId="569997695">
+    <w:abstractNumId w:val="2"/>
+  </w:num>
+  <w:num w:numId="6" w16cid:durableId="629215183">
+    <w:abstractNumId w:val="3"/>
+  </w:num>
+  <w:num w:numId="7" w16cid:durableId="1332105063">
+    <w:abstractNumId w:val="5"/>
+  </w:num>
+  <w:num w:numId="8" w16cid:durableId="1600790277">
+    <w:abstractNumId w:val="6"/>
   </w:num>
 </w:numbering>
 </file>
@@ -6685,6 +12853,35 @@
       <w:shd w:val="clear" w:color="auto" w:fill="E1DFDD"/>
     </w:rPr>
   </w:style>
+  <w:style w:type="table" w:styleId="af7">
+    <w:name w:val="Table Grid"/>
+    <w:basedOn w:val="a1"/>
+    <w:uiPriority w:val="39"/>
+    <w:rsid w:val="008A4640"/>
+    <w:pPr>
+      <w:ind w:firstLine="652"/>
+    </w:pPr>
+    <w:rPr>
+      <w:rFonts w:cs="Times New Roman"/>
+      <w:sz w:val="24"/>
+      <w14:ligatures w14:val="none"/>
+    </w:rPr>
+    <w:tblPr>
+      <w:tblBorders>
+        <w:top w:val="single" w:sz="4" w:space="0" w:color="auto"/>
+        <w:left w:val="single" w:sz="4" w:space="0" w:color="auto"/>
+        <w:bottom w:val="single" w:sz="4" w:space="0" w:color="auto"/>
+        <w:right w:val="single" w:sz="4" w:space="0" w:color="auto"/>
+        <w:insideH w:val="single" w:sz="4" w:space="0" w:color="auto"/>
+        <w:insideV w:val="single" w:sz="4" w:space="0" w:color="auto"/>
+      </w:tblBorders>
+    </w:tblPr>
+  </w:style>
+  <w:style w:type="character" w:customStyle="1" w:styleId="ezkurwreuab5ozgtqnkl">
+    <w:name w:val="ezkurwreuab5ozgtqnkl"/>
+    <w:basedOn w:val="a0"/>
+    <w:rsid w:val="00406D51"/>
+  </w:style>
 </w:styles>
 </file>
 

--- a/report/Диссертация.docx
+++ b/report/Диссертация.docx
@@ -397,22 +397,40 @@
           <w:b/>
           <w:bCs/>
         </w:rPr>
-        <w:t xml:space="preserve"> A.Zh.</w:t>
-      </w:r>
+        <w:t xml:space="preserve"> </w:t>
+      </w:r>
+      <w:proofErr w:type="spellStart"/>
       <w:r>
         <w:rPr>
           <w:b/>
           <w:bCs/>
         </w:rPr>
-        <w:t xml:space="preserve"> </w:t>
-      </w:r>
+        <w:t>A.Zh</w:t>
+      </w:r>
+      <w:proofErr w:type="spellEnd"/>
       <w:r>
         <w:rPr>
           <w:b/>
           <w:bCs/>
         </w:rPr>
+        <w:t>.</w:t>
+      </w:r>
+      <w:r>
+        <w:rPr>
+          <w:b/>
+          <w:bCs/>
+        </w:rPr>
+        <w:t xml:space="preserve"> </w:t>
+      </w:r>
+      <w:proofErr w:type="spellStart"/>
+      <w:r>
+        <w:rPr>
+          <w:b/>
+          <w:bCs/>
+        </w:rPr>
         <w:t>Imanbayev</w:t>
       </w:r>
+      <w:proofErr w:type="spellEnd"/>
     </w:p>
     <w:p>
       <w:pPr>
@@ -714,15 +732,19 @@
       <w:r>
         <w:t xml:space="preserve"> </w:t>
       </w:r>
+      <w:proofErr w:type="spellStart"/>
       <w:r>
         <w:t>Zh</w:t>
       </w:r>
+      <w:proofErr w:type="spellEnd"/>
       <w:r>
         <w:t xml:space="preserve">. </w:t>
       </w:r>
+      <w:proofErr w:type="spellStart"/>
       <w:r>
         <w:t>Alimseitova</w:t>
       </w:r>
+      <w:proofErr w:type="spellEnd"/>
     </w:p>
     <w:p>
       <w:pPr>
@@ -954,11 +976,16 @@
         <w:t xml:space="preserve">                               </w:t>
       </w:r>
       <w:r>
-        <w:t xml:space="preserve"> A.</w:t>
+        <w:t xml:space="preserve"> </w:t>
+      </w:r>
+      <w:proofErr w:type="spellStart"/>
+      <w:r>
+        <w:t>A.</w:t>
       </w:r>
       <w:r>
         <w:t>Ziro</w:t>
       </w:r>
+      <w:proofErr w:type="spellEnd"/>
       <w:r>
         <w:rPr>
           <w:u w:val="single"/>
@@ -1102,104 +1129,21 @@
     </w:p>
     <w:p>
       <w:pPr>
-        <w:ind w:left="20" w:right="1057"/>
+        <w:ind w:firstLine="709"/>
+        <w:rPr>
+          <w:lang w:val="en-US"/>
+        </w:rPr>
+      </w:pPr>
+    </w:p>
+    <w:p>
+      <w:pPr>
+        <w:ind w:firstLine="709"/>
         <w:jc w:val="center"/>
-        <w:rPr>
-          <w:b/>
-          <w:lang w:val="en-US"/>
-        </w:rPr>
-      </w:pPr>
-      <w:r>
         <w:rPr>
           <w:b/>
           <w:bCs/>
           <w:lang w:val="en-US"/>
         </w:rPr>
-        <w:lastRenderedPageBreak/>
-        <w:t>FORECASTING CORRUPTION CRIME TRENDS IN KAZAKHSTAN USING REGRESSION MODELS AND TIME SERIES ANALYSIS WITH NEWS DATA</w:t>
-      </w:r>
-    </w:p>
-    <w:p>
-      <w:pPr>
-        <w:ind w:firstLine="709"/>
-        <w:rPr>
-          <w:lang w:val="en-US"/>
-        </w:rPr>
-      </w:pPr>
-    </w:p>
-    <w:p>
-      <w:pPr>
-        <w:ind w:firstLine="709"/>
-        <w:rPr>
-          <w:lang w:val="en-US"/>
-        </w:rPr>
-      </w:pPr>
-      <w:r>
-        <w:rPr>
-          <w:lang w:val="en-US"/>
-        </w:rPr>
-        <w:t>Abstract</w:t>
-      </w:r>
-      <w:r>
-        <w:rPr>
-          <w:lang w:val="en-US"/>
-        </w:rPr>
-        <w:t xml:space="preserve"> </w:t>
-      </w:r>
-      <w:r>
-        <w:rPr>
-          <w:lang w:val="en-US"/>
-        </w:rPr>
-        <w:t>–</w:t>
-      </w:r>
-      <w:r>
-        <w:rPr>
-          <w:lang w:val="en-US"/>
-        </w:rPr>
-        <w:t xml:space="preserve"> </w:t>
-      </w:r>
-      <w:r>
-        <w:rPr>
-          <w:lang w:val="en-US"/>
-        </w:rPr>
-        <w:t>Corruption remains a critical challenge for economic development, political stability, and social justice in Kazakhstan. Despite widespread media coverage on corruption issues, the reported crime statistics often appear disconnected from the intensity of media discourse. This discrepancy raises questions about the reliability of official statistics and the possibility of external influences on crime reporting.</w:t>
-      </w:r>
-    </w:p>
-    <w:p>
-      <w:pPr>
-        <w:ind w:firstLine="709"/>
-        <w:rPr>
-          <w:lang w:val="en-US"/>
-        </w:rPr>
-      </w:pPr>
-      <w:r>
-        <w:rPr>
-          <w:lang w:val="en-US"/>
-        </w:rPr>
-        <w:t>The primary objective of this study is to forecast monthly corruption crime numbers in Kazakhstan using advanced time series modeling techniques. A hybrid forecasting model integrating SARIMA, Prophet, and Linear Regression is developed to provide robust predictions.</w:t>
-      </w:r>
-    </w:p>
-    <w:p>
-      <w:pPr>
-        <w:ind w:firstLine="709"/>
-        <w:rPr>
-          <w:lang w:val="en-US"/>
-        </w:rPr>
-      </w:pPr>
-      <w:r>
-        <w:rPr>
-          <w:lang w:val="en-US"/>
-        </w:rPr>
-        <w:t>The research focuses on the dynamics of corruption crimes in Kazakhstan, as captured through official crime statistics and news media data.</w:t>
-      </w:r>
-    </w:p>
-    <w:p>
-      <w:pPr>
-        <w:ind w:firstLine="709"/>
-        <w:jc w:val="left"/>
-        <w:rPr>
-          <w:lang w:val="en-US"/>
-        </w:rPr>
       </w:pPr>
       <w:r>
         <w:rPr>
@@ -1207,142 +1151,38 @@
           <w:bCs/>
           <w:lang w:val="en-US"/>
         </w:rPr>
-        <w:t>Research</w:t>
-      </w:r>
-      <w:r>
+        <w:lastRenderedPageBreak/>
+        <w:t xml:space="preserve">FORECASTING CORRUPTION CRIME TRENDS IN </w:t>
+      </w:r>
+    </w:p>
+    <w:p>
+      <w:pPr>
+        <w:ind w:firstLine="709"/>
+        <w:jc w:val="center"/>
         <w:rPr>
           <w:b/>
           <w:bCs/>
           <w:lang w:val="en-US"/>
         </w:rPr>
-        <w:t xml:space="preserve"> </w:t>
-      </w:r>
+      </w:pPr>
       <w:r>
         <w:rPr>
           <w:b/>
           <w:bCs/>
           <w:lang w:val="en-US"/>
         </w:rPr>
-        <w:t>Methods:</w:t>
-      </w:r>
-      <w:r>
-        <w:rPr>
-          <w:lang w:val="en-US"/>
-        </w:rPr>
-        <w:br/>
-        <w:t>Data is collected from two main sources:</w:t>
-      </w:r>
-    </w:p>
-    <w:p>
-      <w:pPr>
-        <w:numPr>
-          <w:ilvl w:val="0"/>
-          <w:numId w:val="4"/>
-        </w:numPr>
-        <w:rPr>
-          <w:lang w:val="en-US"/>
-        </w:rPr>
-      </w:pPr>
-      <w:r>
-        <w:rPr>
-          <w:lang w:val="en-US"/>
-        </w:rPr>
-        <w:t>Official monthly crime reports on corruption, starting from 2016.</w:t>
-      </w:r>
-    </w:p>
-    <w:p>
-      <w:pPr>
-        <w:numPr>
-          <w:ilvl w:val="0"/>
-          <w:numId w:val="4"/>
-        </w:numPr>
-        <w:rPr>
-          <w:lang w:val="en-US"/>
-        </w:rPr>
-      </w:pPr>
-      <w:r>
-        <w:rPr>
-          <w:lang w:val="en-US"/>
-        </w:rPr>
-        <w:t xml:space="preserve">News articles related to corruption, from which key corruption-related keywords are extracted and aggregated </w:t>
-      </w:r>
-      <w:r>
-        <w:rPr>
-          <w:lang w:val="en-US"/>
-        </w:rPr>
-        <w:t>monthly</w:t>
-      </w:r>
-      <w:r>
-        <w:rPr>
-          <w:lang w:val="en-US"/>
-        </w:rPr>
-        <w:t>.</w:t>
+        <w:t xml:space="preserve">KAZAKHSTAN USING REGRESSION MODELS AND </w:t>
       </w:r>
     </w:p>
     <w:p>
       <w:pPr>
         <w:ind w:firstLine="709"/>
-        <w:rPr>
-          <w:lang w:val="en-US"/>
-        </w:rPr>
-      </w:pPr>
-      <w:r>
-        <w:rPr>
-          <w:lang w:val="en-US"/>
-        </w:rPr>
-        <w:t>The two datasets are merged by date to create a unified time series. Time series models, including SARIMA and Prophet, are employed, and their performance is evaluated using cross-validation methods (rolling and expanding window CV). Statistical tests, such as Pearson correlation and Granger causality, are also applied to assess the relationship between media coverage and crime statistics.</w:t>
-      </w:r>
-    </w:p>
-    <w:p>
-      <w:pPr>
-        <w:ind w:firstLine="709"/>
-        <w:rPr>
-          <w:lang w:val="en-US"/>
-        </w:rPr>
-      </w:pPr>
-      <w:r>
-        <w:rPr>
-          <w:lang w:val="en-US"/>
-        </w:rPr>
-        <w:t>The hybrid forecasting model achieved high performance (R² &gt; 0.91, with the best model reaching an R² of 0.99), providing accurate forecasts for 2025 and 2026. Notably, the analysis revealed a weak correlation between media keyword counts and reported corruption crimes, suggesting that crime statistics might be influenced by external control or manipulation. This novel insight contributes to both scientific understanding and practical policy discussions regarding transparency in crime reporting.</w:t>
-      </w:r>
-    </w:p>
-    <w:p>
-      <w:pPr>
-        <w:ind w:firstLine="709"/>
-        <w:jc w:val="left"/>
-        <w:rPr>
-          <w:lang w:val="en-US"/>
-        </w:rPr>
-      </w:pPr>
-      <w:r>
+        <w:jc w:val="center"/>
         <w:rPr>
           <w:b/>
           <w:bCs/>
           <w:lang w:val="en-US"/>
         </w:rPr>
-        <w:t>Volume and Structure of the Dissertation:</w:t>
-      </w:r>
-      <w:r>
-        <w:rPr>
-          <w:lang w:val="en-US"/>
-        </w:rPr>
-        <w:br/>
-      </w:r>
-      <w:r>
-        <w:rPr>
-          <w:lang w:val="en-US"/>
-        </w:rPr>
-        <w:t>None.</w:t>
-      </w:r>
-    </w:p>
-    <w:p>
-      <w:pPr>
-        <w:ind w:firstLine="709"/>
-        <w:jc w:val="left"/>
-        <w:rPr>
-          <w:lang w:val="en-US"/>
-        </w:rPr>
       </w:pPr>
       <w:r>
         <w:rPr>
@@ -1350,92 +1190,227 @@
           <w:bCs/>
           <w:lang w:val="en-US"/>
         </w:rPr>
-        <w:t>Number of Illustrations, Tables, and References:</w:t>
-      </w:r>
-      <w:r>
-        <w:rPr>
-          <w:lang w:val="en-US"/>
-        </w:rPr>
-        <w:br/>
-      </w:r>
-      <w:r>
-        <w:rPr>
-          <w:lang w:val="en-US"/>
-        </w:rPr>
-        <w:t>None.</w:t>
+        <w:t>TIME SERIES ANALYSIS WITH NEWS DATA</w:t>
       </w:r>
     </w:p>
     <w:p>
       <w:pPr>
         <w:ind w:firstLine="709"/>
-        <w:jc w:val="left"/>
-        <w:rPr>
-          <w:lang w:val="en-US"/>
-        </w:rPr>
-      </w:pPr>
-      <w:r>
-        <w:rPr>
-          <w:b/>
-          <w:bCs/>
-          <w:lang w:val="en-US"/>
-        </w:rPr>
-        <w:t>List of Keywords:</w:t>
-      </w:r>
-      <w:r>
-        <w:rPr>
-          <w:lang w:val="en-US"/>
-        </w:rPr>
-        <w:br/>
-        <w:t>corruption, forecasting, time series, hybrid model, SARIMA, Prophet, Kazakhstan</w:t>
-      </w:r>
-    </w:p>
-    <w:p>
-      <w:pPr>
-        <w:ind w:firstLine="709"/>
-        <w:jc w:val="left"/>
-        <w:rPr>
-          <w:lang w:val="en-US"/>
-        </w:rPr>
-      </w:pPr>
-      <w:r>
-        <w:rPr>
-          <w:b/>
-          <w:bCs/>
-          <w:lang w:val="en-US"/>
-        </w:rPr>
-        <w:t>Information on Publications:</w:t>
-      </w:r>
-      <w:r>
-        <w:rPr>
-          <w:lang w:val="en-US"/>
-        </w:rPr>
-        <w:br/>
-      </w:r>
-      <w:r>
-        <w:rPr>
-          <w:lang w:val="en-US"/>
-        </w:rPr>
-        <w:t>None.</w:t>
-      </w:r>
-    </w:p>
-    <w:p>
-      <w:pPr>
-        <w:ind w:firstLine="709"/>
-        <w:rPr>
-          <w:lang w:val="en-US"/>
-        </w:rPr>
-      </w:pPr>
-    </w:p>
-    <w:p>
-      <w:pPr>
-        <w:ind w:firstLine="709"/>
-        <w:rPr>
-          <w:lang w:val="en-US"/>
-        </w:rPr>
-      </w:pPr>
-    </w:p>
-    <w:p>
-      <w:pPr>
+        <w:jc w:val="center"/>
+        <w:rPr>
+          <w:lang w:val="en-US"/>
+        </w:rPr>
+      </w:pPr>
+    </w:p>
+    <w:p>
+      <w:pPr>
+        <w:ind w:firstLine="708"/>
+        <w:rPr>
+          <w:lang w:val="en-US"/>
+        </w:rPr>
+      </w:pPr>
+      <w:r>
+        <w:rPr>
+          <w:lang w:val="en-US"/>
+        </w:rPr>
+        <w:t xml:space="preserve">Abstract – Corruption remains a critical challenge for economic development, political stability, and social justice in Kazakhstan. Despite widespread media coverage on corruption issues, the reported crime statistics often appear disconnected from the intensity of media discourse. This discrepancy raises questions about the reliability of official statistics and the possibility of external influences on crime reporting. </w:t>
+      </w:r>
+    </w:p>
+    <w:p>
+      <w:pPr>
+        <w:ind w:firstLine="708"/>
+        <w:rPr>
+          <w:lang w:val="en-US"/>
+        </w:rPr>
+      </w:pPr>
+      <w:r>
+        <w:rPr>
+          <w:lang w:val="en-US"/>
+        </w:rPr>
+        <w:t xml:space="preserve">The primary objective of this study is to forecast monthly corruption crime numbers in Kazakhstan using advanced time series modeling techniques. A hybrid forecasting model integrating SARIMA, Prophet, and Linear Regression is developed to provide robust predictions. </w:t>
+      </w:r>
+    </w:p>
+    <w:p>
+      <w:pPr>
+        <w:ind w:firstLine="708"/>
+        <w:rPr>
+          <w:lang w:val="en-US"/>
+        </w:rPr>
+      </w:pPr>
+      <w:r>
+        <w:rPr>
+          <w:lang w:val="en-US"/>
+        </w:rPr>
+        <w:t xml:space="preserve">The research focuses on the dynamics of corruption crimes in Kazakhstan, as captured through official crime statistics and news media data. </w:t>
+      </w:r>
+    </w:p>
+    <w:p>
+      <w:pPr>
+        <w:ind w:firstLine="708"/>
+        <w:rPr>
+          <w:lang w:val="en-US"/>
+        </w:rPr>
+      </w:pPr>
+      <w:r>
+        <w:rPr>
+          <w:lang w:val="en-US"/>
+        </w:rPr>
+        <w:t xml:space="preserve">Research Methods: </w:t>
+      </w:r>
+    </w:p>
+    <w:p>
+      <w:pPr>
+        <w:ind w:firstLine="708"/>
+        <w:rPr>
+          <w:lang w:val="en-US"/>
+        </w:rPr>
+      </w:pPr>
+      <w:r>
+        <w:rPr>
+          <w:lang w:val="en-US"/>
+        </w:rPr>
+        <w:t xml:space="preserve">Data is collected from two main sources: </w:t>
+      </w:r>
+    </w:p>
+    <w:p>
+      <w:pPr>
+        <w:ind w:firstLine="708"/>
+        <w:rPr>
+          <w:lang w:val="en-US"/>
+        </w:rPr>
+      </w:pPr>
+      <w:r>
+        <w:rPr>
+          <w:lang w:val="en-US"/>
+        </w:rPr>
+        <w:t>•</w:t>
+      </w:r>
+      <w:r>
+        <w:rPr>
+          <w:lang w:val="en-US"/>
+        </w:rPr>
+        <w:t xml:space="preserve">  </w:t>
+      </w:r>
+      <w:r>
+        <w:rPr>
+          <w:lang w:val="en-US"/>
+        </w:rPr>
+        <w:t xml:space="preserve">Official monthly crime reports on corruption, starting from 2016. </w:t>
+      </w:r>
+    </w:p>
+    <w:p>
+      <w:pPr>
+        <w:ind w:firstLine="708"/>
+        <w:rPr>
+          <w:lang w:val="en-US"/>
+        </w:rPr>
+      </w:pPr>
+      <w:r>
+        <w:rPr>
+          <w:lang w:val="en-US"/>
+        </w:rPr>
+        <w:t>•</w:t>
+      </w:r>
+      <w:r>
+        <w:rPr>
+          <w:lang w:val="en-US"/>
+        </w:rPr>
+        <w:t xml:space="preserve"> </w:t>
+      </w:r>
+      <w:r>
+        <w:rPr>
+          <w:lang w:val="en-US"/>
+        </w:rPr>
+        <w:t xml:space="preserve">News articles related to corruption, from which key corruption-related keywords are extracted and aggregated monthly. </w:t>
+      </w:r>
+    </w:p>
+    <w:p>
+      <w:pPr>
+        <w:ind w:firstLine="708"/>
+        <w:rPr>
+          <w:lang w:val="en-US"/>
+        </w:rPr>
+      </w:pPr>
+      <w:r>
+        <w:rPr>
+          <w:lang w:val="en-US"/>
+        </w:rPr>
+        <w:t xml:space="preserve">The two datasets are merged by date to create a unified time series. Time series models, including SARIMA and Prophet, are employed, and their performance is evaluated using cross-validation methods (rolling and expanding window CV). Statistical tests, such as Pearson correlation and Granger causality, are also applied to assess the relationship between media coverage and crime statistics. </w:t>
+      </w:r>
+    </w:p>
+    <w:p>
+      <w:pPr>
+        <w:ind w:firstLine="708"/>
+        <w:rPr>
+          <w:lang w:val="en-US"/>
+        </w:rPr>
+      </w:pPr>
+      <w:r>
+        <w:rPr>
+          <w:lang w:val="en-US"/>
+        </w:rPr>
+        <w:t xml:space="preserve">The hybrid forecasting model achieved high performance (model reaching an R² of 0.99), providing accurate forecasts for 2025 and 2026. Notably, the analysis revealed a weak correlation between media keyword counts and reported corruption crimes, suggesting that crime statistics might be influenced by external control or manipulation. This novel insight contributes to both scientific understanding and practical policy discussions regarding transparency in crime reporting. </w:t>
+      </w:r>
+    </w:p>
+    <w:p>
+      <w:pPr>
+        <w:ind w:firstLine="708"/>
+        <w:rPr>
+          <w:lang w:val="en-US"/>
+        </w:rPr>
+      </w:pPr>
+      <w:r>
+        <w:rPr>
+          <w:lang w:val="en-US"/>
+        </w:rPr>
+        <w:t xml:space="preserve">Volume and Structure of the Dissertation: </w:t>
+      </w:r>
+    </w:p>
+    <w:p>
+      <w:pPr>
+        <w:ind w:firstLine="708"/>
+        <w:rPr>
+          <w:lang w:val="en-US"/>
+        </w:rPr>
+      </w:pPr>
+      <w:r>
+        <w:rPr>
+          <w:lang w:val="en-US"/>
+        </w:rPr>
+        <w:t xml:space="preserve">None. </w:t>
+      </w:r>
+    </w:p>
+    <w:p>
+      <w:pPr>
+        <w:ind w:firstLine="708"/>
+        <w:rPr>
+          <w:lang w:val="en-US"/>
+        </w:rPr>
+      </w:pPr>
+      <w:r>
+        <w:rPr>
+          <w:lang w:val="en-US"/>
+        </w:rPr>
+        <w:t xml:space="preserve">Number of Illustrations, Tables, and References: None. </w:t>
+      </w:r>
+    </w:p>
+    <w:p>
+      <w:pPr>
+        <w:ind w:firstLine="708"/>
+        <w:rPr>
+          <w:lang w:val="en-US"/>
+        </w:rPr>
+      </w:pPr>
+      <w:r>
+        <w:rPr>
+          <w:lang w:val="en-US"/>
+        </w:rPr>
+        <w:t xml:space="preserve">List of Keywords: corruption, forecasting, time series, hybrid model, SARIMA, Prophet, </w:t>
+      </w:r>
+    </w:p>
+    <w:p>
+      <w:pPr>
+        <w:ind w:firstLine="708"/>
         <w:rPr>
           <w:lang w:val="en-US"/>
         </w:rPr>
@@ -1452,6 +1427,12 @@
         <w:rPr>
           <w:lang w:val="en-US"/>
         </w:rPr>
+        <w:t>Kazakhstan Information on Publications: None.</w:t>
+      </w:r>
+      <w:r>
+        <w:rPr>
+          <w:lang w:val="en-US"/>
+        </w:rPr>
         <w:br w:type="page"/>
       </w:r>
     </w:p>
@@ -1802,12 +1783,14 @@
           <w:lang w:val="en-US"/>
         </w:rPr>
       </w:pPr>
+      <w:proofErr w:type="spellStart"/>
       <w:r>
         <w:rPr>
           <w:szCs w:val="28"/>
         </w:rPr>
         <w:t>Аңдатпа</w:t>
       </w:r>
+      <w:proofErr w:type="spellEnd"/>
       <w:r>
         <w:rPr>
           <w:szCs w:val="28"/>
@@ -1821,27 +1804,33 @@
         </w:rPr>
         <w:t xml:space="preserve">– </w:t>
       </w:r>
+      <w:proofErr w:type="spellStart"/>
       <w:r>
         <w:t>Қазақстанда</w:t>
       </w:r>
-      <w:r>
-        <w:rPr>
-          <w:lang w:val="en-US"/>
-        </w:rPr>
-        <w:t xml:space="preserve"> </w:t>
-      </w:r>
+      <w:proofErr w:type="spellEnd"/>
+      <w:r>
+        <w:rPr>
+          <w:lang w:val="en-US"/>
+        </w:rPr>
+        <w:t xml:space="preserve"> </w:t>
+      </w:r>
+      <w:proofErr w:type="spellStart"/>
       <w:r>
         <w:t>жемқорлық</w:t>
       </w:r>
-      <w:r>
-        <w:rPr>
-          <w:lang w:val="en-US"/>
-        </w:rPr>
-        <w:t xml:space="preserve"> </w:t>
-      </w:r>
+      <w:proofErr w:type="spellEnd"/>
+      <w:r>
+        <w:rPr>
+          <w:lang w:val="en-US"/>
+        </w:rPr>
+        <w:t xml:space="preserve"> </w:t>
+      </w:r>
+      <w:proofErr w:type="spellStart"/>
       <w:r>
         <w:t>экономикалық</w:t>
       </w:r>
+      <w:proofErr w:type="spellEnd"/>
       <w:r>
         <w:rPr>
           <w:lang w:val="en-US"/>
@@ -1857,54 +1846,66 @@
         </w:rPr>
         <w:t xml:space="preserve">, </w:t>
       </w:r>
+      <w:proofErr w:type="spellStart"/>
       <w:r>
         <w:t>саяси</w:t>
       </w:r>
-      <w:r>
-        <w:rPr>
-          <w:lang w:val="en-US"/>
-        </w:rPr>
-        <w:t xml:space="preserve"> </w:t>
-      </w:r>
+      <w:proofErr w:type="spellEnd"/>
+      <w:r>
+        <w:rPr>
+          <w:lang w:val="en-US"/>
+        </w:rPr>
+        <w:t xml:space="preserve"> </w:t>
+      </w:r>
+      <w:proofErr w:type="spellStart"/>
       <w:r>
         <w:t>тұрақтылық</w:t>
       </w:r>
-      <w:r>
-        <w:rPr>
-          <w:lang w:val="en-US"/>
-        </w:rPr>
-        <w:t xml:space="preserve"> </w:t>
-      </w:r>
+      <w:proofErr w:type="spellEnd"/>
+      <w:r>
+        <w:rPr>
+          <w:lang w:val="en-US"/>
+        </w:rPr>
+        <w:t xml:space="preserve"> </w:t>
+      </w:r>
+      <w:proofErr w:type="spellStart"/>
       <w:r>
         <w:t>және</w:t>
       </w:r>
-      <w:r>
-        <w:rPr>
-          <w:lang w:val="en-US"/>
-        </w:rPr>
-        <w:t xml:space="preserve"> </w:t>
-      </w:r>
+      <w:proofErr w:type="spellEnd"/>
+      <w:r>
+        <w:rPr>
+          <w:lang w:val="en-US"/>
+        </w:rPr>
+        <w:t xml:space="preserve"> </w:t>
+      </w:r>
+      <w:proofErr w:type="spellStart"/>
       <w:r>
         <w:t>әлеуметтік</w:t>
       </w:r>
-      <w:r>
-        <w:rPr>
-          <w:lang w:val="en-US"/>
-        </w:rPr>
-        <w:t xml:space="preserve"> </w:t>
-      </w:r>
+      <w:proofErr w:type="spellEnd"/>
+      <w:r>
+        <w:rPr>
+          <w:lang w:val="en-US"/>
+        </w:rPr>
+        <w:t xml:space="preserve"> </w:t>
+      </w:r>
+      <w:proofErr w:type="spellStart"/>
       <w:r>
         <w:t>әділеттілік</w:t>
       </w:r>
-      <w:r>
-        <w:rPr>
-          <w:lang w:val="en-US"/>
-        </w:rPr>
-        <w:t xml:space="preserve"> </w:t>
-      </w:r>
+      <w:proofErr w:type="spellEnd"/>
+      <w:r>
+        <w:rPr>
+          <w:lang w:val="en-US"/>
+        </w:rPr>
+        <w:t xml:space="preserve"> </w:t>
+      </w:r>
+      <w:proofErr w:type="spellStart"/>
       <w:r>
         <w:t>үшін</w:t>
       </w:r>
+      <w:proofErr w:type="spellEnd"/>
       <w:r>
         <w:rPr>
           <w:lang w:val="en-US"/>
@@ -1920,72 +1921,88 @@
         </w:rPr>
         <w:t xml:space="preserve"> </w:t>
       </w:r>
+      <w:proofErr w:type="spellStart"/>
       <w:r>
         <w:t>маңызды</w:t>
       </w:r>
-      <w:r>
-        <w:rPr>
-          <w:lang w:val="en-US"/>
-        </w:rPr>
-        <w:t xml:space="preserve"> </w:t>
-      </w:r>
+      <w:proofErr w:type="spellEnd"/>
+      <w:r>
+        <w:rPr>
+          <w:lang w:val="en-US"/>
+        </w:rPr>
+        <w:t xml:space="preserve"> </w:t>
+      </w:r>
+      <w:proofErr w:type="spellStart"/>
       <w:r>
         <w:t>қиындық</w:t>
       </w:r>
-      <w:r>
-        <w:rPr>
-          <w:lang w:val="en-US"/>
-        </w:rPr>
-        <w:t xml:space="preserve"> </w:t>
-      </w:r>
+      <w:proofErr w:type="spellEnd"/>
+      <w:r>
+        <w:rPr>
+          <w:lang w:val="en-US"/>
+        </w:rPr>
+        <w:t xml:space="preserve"> </w:t>
+      </w:r>
+      <w:proofErr w:type="spellStart"/>
       <w:r>
         <w:t>болып</w:t>
       </w:r>
-      <w:r>
-        <w:rPr>
-          <w:lang w:val="en-US"/>
-        </w:rPr>
-        <w:t xml:space="preserve"> </w:t>
-      </w:r>
+      <w:proofErr w:type="spellEnd"/>
+      <w:r>
+        <w:rPr>
+          <w:lang w:val="en-US"/>
+        </w:rPr>
+        <w:t xml:space="preserve"> </w:t>
+      </w:r>
+      <w:proofErr w:type="spellStart"/>
       <w:r>
         <w:t>қала</w:t>
       </w:r>
-      <w:r>
-        <w:rPr>
-          <w:lang w:val="en-US"/>
-        </w:rPr>
-        <w:t xml:space="preserve"> </w:t>
-      </w:r>
+      <w:proofErr w:type="spellEnd"/>
+      <w:r>
+        <w:rPr>
+          <w:lang w:val="en-US"/>
+        </w:rPr>
+        <w:t xml:space="preserve"> </w:t>
+      </w:r>
+      <w:proofErr w:type="spellStart"/>
       <w:r>
         <w:t>береді</w:t>
       </w:r>
+      <w:proofErr w:type="spellEnd"/>
       <w:r>
         <w:rPr>
           <w:lang w:val="en-US"/>
         </w:rPr>
         <w:t xml:space="preserve">. </w:t>
       </w:r>
+      <w:proofErr w:type="spellStart"/>
       <w:r>
         <w:t>Жемқорлық</w:t>
       </w:r>
-      <w:r>
-        <w:rPr>
-          <w:lang w:val="en-US"/>
-        </w:rPr>
-        <w:t xml:space="preserve"> </w:t>
-      </w:r>
+      <w:proofErr w:type="spellEnd"/>
+      <w:r>
+        <w:rPr>
+          <w:lang w:val="en-US"/>
+        </w:rPr>
+        <w:t xml:space="preserve"> </w:t>
+      </w:r>
+      <w:proofErr w:type="spellStart"/>
       <w:r>
         <w:t>мәселелеріне</w:t>
       </w:r>
-      <w:r>
-        <w:rPr>
-          <w:lang w:val="en-US"/>
-        </w:rPr>
-        <w:t xml:space="preserve"> </w:t>
-      </w:r>
+      <w:proofErr w:type="spellEnd"/>
+      <w:r>
+        <w:rPr>
+          <w:lang w:val="en-US"/>
+        </w:rPr>
+        <w:t xml:space="preserve"> </w:t>
+      </w:r>
+      <w:proofErr w:type="spellStart"/>
       <w:r>
         <w:t>қатысты</w:t>
       </w:r>
+      <w:proofErr w:type="spellEnd"/>
       <w:r>
         <w:rPr>
           <w:lang w:val="en-US"/>
@@ -2001,81 +2018,99 @@
         </w:rPr>
         <w:t xml:space="preserve"> </w:t>
       </w:r>
+      <w:proofErr w:type="spellStart"/>
       <w:r>
         <w:t>кеңістігіндегі</w:t>
       </w:r>
-      <w:r>
-        <w:rPr>
-          <w:lang w:val="en-US"/>
-        </w:rPr>
-        <w:t xml:space="preserve"> </w:t>
-      </w:r>
+      <w:proofErr w:type="spellEnd"/>
+      <w:r>
+        <w:rPr>
+          <w:lang w:val="en-US"/>
+        </w:rPr>
+        <w:t xml:space="preserve"> </w:t>
+      </w:r>
+      <w:proofErr w:type="spellStart"/>
       <w:r>
         <w:t>кең</w:t>
       </w:r>
-      <w:r>
-        <w:rPr>
-          <w:lang w:val="en-US"/>
-        </w:rPr>
-        <w:t xml:space="preserve"> </w:t>
-      </w:r>
+      <w:proofErr w:type="spellEnd"/>
+      <w:r>
+        <w:rPr>
+          <w:lang w:val="en-US"/>
+        </w:rPr>
+        <w:t xml:space="preserve"> </w:t>
+      </w:r>
+      <w:proofErr w:type="spellStart"/>
       <w:r>
         <w:t>ауқымды</w:t>
       </w:r>
-      <w:r>
-        <w:rPr>
-          <w:lang w:val="en-US"/>
-        </w:rPr>
-        <w:t xml:space="preserve"> </w:t>
-      </w:r>
+      <w:proofErr w:type="spellEnd"/>
+      <w:r>
+        <w:rPr>
+          <w:lang w:val="en-US"/>
+        </w:rPr>
+        <w:t xml:space="preserve"> </w:t>
+      </w:r>
+      <w:proofErr w:type="spellStart"/>
       <w:r>
         <w:t>хабарландыруға</w:t>
       </w:r>
-      <w:r>
-        <w:rPr>
-          <w:lang w:val="en-US"/>
-        </w:rPr>
-        <w:t xml:space="preserve"> </w:t>
-      </w:r>
+      <w:proofErr w:type="spellEnd"/>
+      <w:r>
+        <w:rPr>
+          <w:lang w:val="en-US"/>
+        </w:rPr>
+        <w:t xml:space="preserve"> </w:t>
+      </w:r>
+      <w:proofErr w:type="spellStart"/>
       <w:r>
         <w:t>қарамастан</w:t>
       </w:r>
+      <w:proofErr w:type="spellEnd"/>
       <w:r>
         <w:rPr>
           <w:lang w:val="en-US"/>
         </w:rPr>
         <w:t xml:space="preserve">, </w:t>
       </w:r>
+      <w:proofErr w:type="spellStart"/>
       <w:r>
         <w:t>ресми</w:t>
       </w:r>
-      <w:r>
-        <w:rPr>
-          <w:lang w:val="en-US"/>
-        </w:rPr>
-        <w:t xml:space="preserve"> </w:t>
-      </w:r>
+      <w:proofErr w:type="spellEnd"/>
+      <w:r>
+        <w:rPr>
+          <w:lang w:val="en-US"/>
+        </w:rPr>
+        <w:t xml:space="preserve"> </w:t>
+      </w:r>
+      <w:proofErr w:type="spellStart"/>
       <w:r>
         <w:t>қылмыс</w:t>
       </w:r>
-      <w:r>
-        <w:rPr>
-          <w:lang w:val="en-US"/>
-        </w:rPr>
-        <w:t xml:space="preserve"> </w:t>
-      </w:r>
+      <w:proofErr w:type="spellEnd"/>
+      <w:r>
+        <w:rPr>
+          <w:lang w:val="en-US"/>
+        </w:rPr>
+        <w:t xml:space="preserve"> </w:t>
+      </w:r>
+      <w:proofErr w:type="spellStart"/>
       <w:r>
         <w:t>статистикасы</w:t>
       </w:r>
-      <w:r>
-        <w:rPr>
-          <w:lang w:val="en-US"/>
-        </w:rPr>
-        <w:t xml:space="preserve"> </w:t>
-      </w:r>
+      <w:proofErr w:type="spellEnd"/>
+      <w:r>
+        <w:rPr>
+          <w:lang w:val="en-US"/>
+        </w:rPr>
+        <w:t xml:space="preserve"> </w:t>
+      </w:r>
+      <w:proofErr w:type="spellStart"/>
       <w:r>
         <w:t>көбіне</w:t>
       </w:r>
+      <w:proofErr w:type="spellEnd"/>
       <w:r>
         <w:rPr>
           <w:lang w:val="en-US"/>
@@ -2091,117 +2126,143 @@
         </w:rPr>
         <w:t xml:space="preserve"> </w:t>
       </w:r>
+      <w:proofErr w:type="spellStart"/>
       <w:r>
         <w:t>дискурстың</w:t>
       </w:r>
-      <w:r>
-        <w:rPr>
-          <w:lang w:val="en-US"/>
-        </w:rPr>
-        <w:t xml:space="preserve"> </w:t>
-      </w:r>
+      <w:proofErr w:type="spellEnd"/>
+      <w:r>
+        <w:rPr>
+          <w:lang w:val="en-US"/>
+        </w:rPr>
+        <w:t xml:space="preserve"> </w:t>
+      </w:r>
+      <w:proofErr w:type="spellStart"/>
       <w:r>
         <w:t>қарқындығынан</w:t>
       </w:r>
-      <w:r>
-        <w:rPr>
-          <w:lang w:val="en-US"/>
-        </w:rPr>
-        <w:t xml:space="preserve"> </w:t>
-      </w:r>
+      <w:proofErr w:type="spellEnd"/>
+      <w:r>
+        <w:rPr>
+          <w:lang w:val="en-US"/>
+        </w:rPr>
+        <w:t xml:space="preserve"> </w:t>
+      </w:r>
+      <w:proofErr w:type="spellStart"/>
       <w:r>
         <w:t>ажыратылып</w:t>
       </w:r>
-      <w:r>
-        <w:rPr>
-          <w:lang w:val="en-US"/>
-        </w:rPr>
-        <w:t xml:space="preserve"> </w:t>
-      </w:r>
+      <w:proofErr w:type="spellEnd"/>
+      <w:r>
+        <w:rPr>
+          <w:lang w:val="en-US"/>
+        </w:rPr>
+        <w:t xml:space="preserve"> </w:t>
+      </w:r>
+      <w:proofErr w:type="spellStart"/>
       <w:r>
         <w:t>көрінеді</w:t>
       </w:r>
+      <w:proofErr w:type="spellEnd"/>
       <w:r>
         <w:rPr>
           <w:lang w:val="en-US"/>
         </w:rPr>
         <w:t xml:space="preserve">. </w:t>
       </w:r>
+      <w:proofErr w:type="spellStart"/>
       <w:r>
         <w:t>Бұл</w:t>
       </w:r>
-      <w:r>
-        <w:rPr>
-          <w:lang w:val="en-US"/>
-        </w:rPr>
-        <w:t xml:space="preserve"> </w:t>
-      </w:r>
+      <w:proofErr w:type="spellEnd"/>
+      <w:r>
+        <w:rPr>
+          <w:lang w:val="en-US"/>
+        </w:rPr>
+        <w:t xml:space="preserve"> </w:t>
+      </w:r>
+      <w:proofErr w:type="spellStart"/>
       <w:r>
         <w:t>айырмашылық</w:t>
       </w:r>
-      <w:r>
-        <w:rPr>
-          <w:lang w:val="en-US"/>
-        </w:rPr>
-        <w:t xml:space="preserve"> </w:t>
-      </w:r>
+      <w:proofErr w:type="spellEnd"/>
+      <w:r>
+        <w:rPr>
+          <w:lang w:val="en-US"/>
+        </w:rPr>
+        <w:t xml:space="preserve"> </w:t>
+      </w:r>
+      <w:proofErr w:type="spellStart"/>
       <w:r>
         <w:t>ресми</w:t>
       </w:r>
-      <w:r>
-        <w:rPr>
-          <w:lang w:val="en-US"/>
-        </w:rPr>
-        <w:t xml:space="preserve"> </w:t>
-      </w:r>
+      <w:proofErr w:type="spellEnd"/>
+      <w:r>
+        <w:rPr>
+          <w:lang w:val="en-US"/>
+        </w:rPr>
+        <w:t xml:space="preserve"> </w:t>
+      </w:r>
+      <w:proofErr w:type="spellStart"/>
       <w:r>
         <w:t>статистиканың</w:t>
       </w:r>
-      <w:r>
-        <w:rPr>
-          <w:lang w:val="en-US"/>
-        </w:rPr>
-        <w:t xml:space="preserve"> </w:t>
-      </w:r>
+      <w:proofErr w:type="spellEnd"/>
+      <w:r>
+        <w:rPr>
+          <w:lang w:val="en-US"/>
+        </w:rPr>
+        <w:t xml:space="preserve"> </w:t>
+      </w:r>
+      <w:proofErr w:type="spellStart"/>
       <w:r>
         <w:t>сенімділігіне</w:t>
       </w:r>
-      <w:r>
-        <w:rPr>
-          <w:lang w:val="en-US"/>
-        </w:rPr>
-        <w:t xml:space="preserve"> </w:t>
-      </w:r>
+      <w:proofErr w:type="spellEnd"/>
+      <w:r>
+        <w:rPr>
+          <w:lang w:val="en-US"/>
+        </w:rPr>
+        <w:t xml:space="preserve"> </w:t>
+      </w:r>
+      <w:proofErr w:type="spellStart"/>
       <w:r>
         <w:t>және</w:t>
       </w:r>
-      <w:r>
-        <w:rPr>
-          <w:lang w:val="en-US"/>
-        </w:rPr>
-        <w:t xml:space="preserve"> </w:t>
-      </w:r>
+      <w:proofErr w:type="spellEnd"/>
+      <w:r>
+        <w:rPr>
+          <w:lang w:val="en-US"/>
+        </w:rPr>
+        <w:t xml:space="preserve"> </w:t>
+      </w:r>
+      <w:proofErr w:type="spellStart"/>
       <w:r>
         <w:t>қылмыс</w:t>
       </w:r>
-      <w:r>
-        <w:rPr>
-          <w:lang w:val="en-US"/>
-        </w:rPr>
-        <w:t xml:space="preserve"> </w:t>
-      </w:r>
+      <w:proofErr w:type="spellEnd"/>
+      <w:r>
+        <w:rPr>
+          <w:lang w:val="en-US"/>
+        </w:rPr>
+        <w:t xml:space="preserve"> </w:t>
+      </w:r>
+      <w:proofErr w:type="spellStart"/>
       <w:r>
         <w:t>туралы</w:t>
       </w:r>
-      <w:r>
-        <w:rPr>
-          <w:lang w:val="en-US"/>
-        </w:rPr>
-        <w:t xml:space="preserve"> </w:t>
-      </w:r>
+      <w:proofErr w:type="spellEnd"/>
+      <w:r>
+        <w:rPr>
+          <w:lang w:val="en-US"/>
+        </w:rPr>
+        <w:t xml:space="preserve"> </w:t>
+      </w:r>
+      <w:proofErr w:type="spellStart"/>
       <w:r>
         <w:t>есеп</w:t>
       </w:r>
+      <w:proofErr w:type="spellEnd"/>
       <w:r>
         <w:rPr>
           <w:lang w:val="en-US"/>
@@ -2217,63 +2278,77 @@
         </w:rPr>
         <w:t xml:space="preserve"> </w:t>
       </w:r>
+      <w:proofErr w:type="spellStart"/>
       <w:r>
         <w:t>кезінде</w:t>
       </w:r>
-      <w:r>
-        <w:rPr>
-          <w:lang w:val="en-US"/>
-        </w:rPr>
-        <w:t xml:space="preserve"> </w:t>
-      </w:r>
+      <w:proofErr w:type="spellEnd"/>
+      <w:r>
+        <w:rPr>
+          <w:lang w:val="en-US"/>
+        </w:rPr>
+        <w:t xml:space="preserve"> </w:t>
+      </w:r>
+      <w:proofErr w:type="spellStart"/>
       <w:r>
         <w:t>сыртқы</w:t>
       </w:r>
-      <w:r>
-        <w:rPr>
-          <w:lang w:val="en-US"/>
-        </w:rPr>
-        <w:t xml:space="preserve"> </w:t>
-      </w:r>
+      <w:proofErr w:type="spellEnd"/>
+      <w:r>
+        <w:rPr>
+          <w:lang w:val="en-US"/>
+        </w:rPr>
+        <w:t xml:space="preserve"> </w:t>
+      </w:r>
+      <w:proofErr w:type="spellStart"/>
       <w:r>
         <w:t>әсердің</w:t>
       </w:r>
-      <w:r>
-        <w:rPr>
-          <w:lang w:val="en-US"/>
-        </w:rPr>
-        <w:t xml:space="preserve"> </w:t>
-      </w:r>
+      <w:proofErr w:type="spellEnd"/>
+      <w:r>
+        <w:rPr>
+          <w:lang w:val="en-US"/>
+        </w:rPr>
+        <w:t xml:space="preserve"> </w:t>
+      </w:r>
+      <w:proofErr w:type="spellStart"/>
       <w:r>
         <w:t>ықтималдығына</w:t>
       </w:r>
-      <w:r>
-        <w:rPr>
-          <w:lang w:val="en-US"/>
-        </w:rPr>
-        <w:t xml:space="preserve"> </w:t>
-      </w:r>
+      <w:proofErr w:type="spellEnd"/>
+      <w:r>
+        <w:rPr>
+          <w:lang w:val="en-US"/>
+        </w:rPr>
+        <w:t xml:space="preserve"> </w:t>
+      </w:r>
+      <w:proofErr w:type="spellStart"/>
       <w:r>
         <w:t>қатысты</w:t>
       </w:r>
-      <w:r>
-        <w:rPr>
-          <w:lang w:val="en-US"/>
-        </w:rPr>
-        <w:t xml:space="preserve"> </w:t>
-      </w:r>
+      <w:proofErr w:type="spellEnd"/>
+      <w:r>
+        <w:rPr>
+          <w:lang w:val="en-US"/>
+        </w:rPr>
+        <w:t xml:space="preserve"> </w:t>
+      </w:r>
+      <w:proofErr w:type="spellStart"/>
       <w:r>
         <w:t>сұрақтар</w:t>
       </w:r>
-      <w:r>
-        <w:rPr>
-          <w:lang w:val="en-US"/>
-        </w:rPr>
-        <w:t xml:space="preserve"> </w:t>
-      </w:r>
+      <w:proofErr w:type="spellEnd"/>
+      <w:r>
+        <w:rPr>
+          <w:lang w:val="en-US"/>
+        </w:rPr>
+        <w:t xml:space="preserve"> </w:t>
+      </w:r>
+      <w:proofErr w:type="spellStart"/>
       <w:r>
         <w:t>туғызады</w:t>
       </w:r>
+      <w:proofErr w:type="spellEnd"/>
       <w:r>
         <w:rPr>
           <w:lang w:val="en-US"/>
@@ -2297,54 +2372,66 @@
         </w:rPr>
         <w:t xml:space="preserve"> </w:t>
       </w:r>
+      <w:proofErr w:type="spellStart"/>
       <w:r>
         <w:t>зерттеудің</w:t>
       </w:r>
-      <w:r>
-        <w:rPr>
-          <w:lang w:val="en-US"/>
-        </w:rPr>
-        <w:t xml:space="preserve"> </w:t>
-      </w:r>
+      <w:proofErr w:type="spellEnd"/>
+      <w:r>
+        <w:rPr>
+          <w:lang w:val="en-US"/>
+        </w:rPr>
+        <w:t xml:space="preserve"> </w:t>
+      </w:r>
+      <w:proofErr w:type="spellStart"/>
       <w:r>
         <w:t>негізгі</w:t>
       </w:r>
-      <w:r>
-        <w:rPr>
-          <w:lang w:val="en-US"/>
-        </w:rPr>
-        <w:t xml:space="preserve"> </w:t>
-      </w:r>
+      <w:proofErr w:type="spellEnd"/>
+      <w:r>
+        <w:rPr>
+          <w:lang w:val="en-US"/>
+        </w:rPr>
+        <w:t xml:space="preserve"> </w:t>
+      </w:r>
+      <w:proofErr w:type="spellStart"/>
       <w:r>
         <w:t>мақсаты</w:t>
       </w:r>
+      <w:proofErr w:type="spellEnd"/>
       <w:r>
         <w:rPr>
           <w:lang w:val="en-US"/>
         </w:rPr>
         <w:t xml:space="preserve"> – </w:t>
       </w:r>
+      <w:proofErr w:type="spellStart"/>
       <w:r>
         <w:t>Қазақстандағы</w:t>
       </w:r>
-      <w:r>
-        <w:rPr>
-          <w:lang w:val="en-US"/>
-        </w:rPr>
-        <w:t xml:space="preserve"> </w:t>
-      </w:r>
+      <w:proofErr w:type="spellEnd"/>
+      <w:r>
+        <w:rPr>
+          <w:lang w:val="en-US"/>
+        </w:rPr>
+        <w:t xml:space="preserve"> </w:t>
+      </w:r>
+      <w:proofErr w:type="spellStart"/>
       <w:r>
         <w:t>жемқорлық</w:t>
       </w:r>
-      <w:r>
-        <w:rPr>
-          <w:lang w:val="en-US"/>
-        </w:rPr>
-        <w:t xml:space="preserve"> </w:t>
-      </w:r>
+      <w:proofErr w:type="spellEnd"/>
+      <w:r>
+        <w:rPr>
+          <w:lang w:val="en-US"/>
+        </w:rPr>
+        <w:t xml:space="preserve"> </w:t>
+      </w:r>
+      <w:proofErr w:type="spellStart"/>
       <w:r>
         <w:t>қылмыстарының</w:t>
       </w:r>
+      <w:proofErr w:type="spellEnd"/>
       <w:r>
         <w:rPr>
           <w:lang w:val="en-US"/>
@@ -2360,153 +2447,187 @@
         </w:rPr>
         <w:t xml:space="preserve"> </w:t>
       </w:r>
+      <w:proofErr w:type="spellStart"/>
       <w:r>
         <w:t>сайынғы</w:t>
       </w:r>
-      <w:r>
-        <w:rPr>
-          <w:lang w:val="en-US"/>
-        </w:rPr>
-        <w:t xml:space="preserve"> </w:t>
-      </w:r>
+      <w:proofErr w:type="spellEnd"/>
+      <w:r>
+        <w:rPr>
+          <w:lang w:val="en-US"/>
+        </w:rPr>
+        <w:t xml:space="preserve"> </w:t>
+      </w:r>
+      <w:proofErr w:type="spellStart"/>
       <w:r>
         <w:t>санын</w:t>
       </w:r>
-      <w:r>
-        <w:rPr>
-          <w:lang w:val="en-US"/>
-        </w:rPr>
-        <w:t xml:space="preserve"> </w:t>
-      </w:r>
+      <w:proofErr w:type="spellEnd"/>
+      <w:r>
+        <w:rPr>
+          <w:lang w:val="en-US"/>
+        </w:rPr>
+        <w:t xml:space="preserve"> </w:t>
+      </w:r>
+      <w:proofErr w:type="spellStart"/>
       <w:r>
         <w:t>заманауи</w:t>
       </w:r>
-      <w:r>
-        <w:rPr>
-          <w:lang w:val="en-US"/>
-        </w:rPr>
-        <w:t xml:space="preserve"> </w:t>
-      </w:r>
+      <w:proofErr w:type="spellEnd"/>
+      <w:r>
+        <w:rPr>
+          <w:lang w:val="en-US"/>
+        </w:rPr>
+        <w:t xml:space="preserve"> </w:t>
+      </w:r>
+      <w:proofErr w:type="spellStart"/>
       <w:r>
         <w:t>уақыттық</w:t>
       </w:r>
-      <w:r>
-        <w:rPr>
-          <w:lang w:val="en-US"/>
-        </w:rPr>
-        <w:t xml:space="preserve"> </w:t>
-      </w:r>
+      <w:proofErr w:type="spellEnd"/>
+      <w:r>
+        <w:rPr>
+          <w:lang w:val="en-US"/>
+        </w:rPr>
+        <w:t xml:space="preserve"> </w:t>
+      </w:r>
+      <w:proofErr w:type="spellStart"/>
       <w:r>
         <w:t>қатар</w:t>
       </w:r>
-      <w:r>
-        <w:rPr>
-          <w:lang w:val="en-US"/>
-        </w:rPr>
-        <w:t xml:space="preserve"> </w:t>
-      </w:r>
+      <w:proofErr w:type="spellEnd"/>
+      <w:r>
+        <w:rPr>
+          <w:lang w:val="en-US"/>
+        </w:rPr>
+        <w:t xml:space="preserve"> </w:t>
+      </w:r>
+      <w:proofErr w:type="spellStart"/>
       <w:r>
         <w:t>моделдеу</w:t>
       </w:r>
-      <w:r>
-        <w:rPr>
-          <w:lang w:val="en-US"/>
-        </w:rPr>
-        <w:t xml:space="preserve"> </w:t>
-      </w:r>
+      <w:proofErr w:type="spellEnd"/>
+      <w:r>
+        <w:rPr>
+          <w:lang w:val="en-US"/>
+        </w:rPr>
+        <w:t xml:space="preserve"> </w:t>
+      </w:r>
+      <w:proofErr w:type="spellStart"/>
       <w:r>
         <w:t>әдістерін</w:t>
       </w:r>
-      <w:r>
-        <w:rPr>
-          <w:lang w:val="en-US"/>
-        </w:rPr>
-        <w:t xml:space="preserve"> </w:t>
-      </w:r>
+      <w:proofErr w:type="spellEnd"/>
+      <w:r>
+        <w:rPr>
+          <w:lang w:val="en-US"/>
+        </w:rPr>
+        <w:t xml:space="preserve"> </w:t>
+      </w:r>
+      <w:proofErr w:type="spellStart"/>
       <w:r>
         <w:t>пайдалана</w:t>
       </w:r>
-      <w:r>
-        <w:rPr>
-          <w:lang w:val="en-US"/>
-        </w:rPr>
-        <w:t xml:space="preserve"> </w:t>
-      </w:r>
+      <w:proofErr w:type="spellEnd"/>
+      <w:r>
+        <w:rPr>
+          <w:lang w:val="en-US"/>
+        </w:rPr>
+        <w:t xml:space="preserve"> </w:t>
+      </w:r>
+      <w:proofErr w:type="spellStart"/>
       <w:r>
         <w:t>отырып</w:t>
       </w:r>
-      <w:r>
-        <w:rPr>
-          <w:lang w:val="en-US"/>
-        </w:rPr>
-        <w:t xml:space="preserve"> </w:t>
-      </w:r>
+      <w:proofErr w:type="spellEnd"/>
+      <w:r>
+        <w:rPr>
+          <w:lang w:val="en-US"/>
+        </w:rPr>
+        <w:t xml:space="preserve"> </w:t>
+      </w:r>
+      <w:proofErr w:type="spellStart"/>
       <w:r>
         <w:t>болжау</w:t>
       </w:r>
+      <w:proofErr w:type="spellEnd"/>
       <w:r>
         <w:rPr>
           <w:lang w:val="en-US"/>
         </w:rPr>
         <w:t xml:space="preserve">. </w:t>
       </w:r>
+      <w:proofErr w:type="spellStart"/>
       <w:r>
         <w:t>Болжау</w:t>
       </w:r>
-      <w:r>
-        <w:rPr>
-          <w:lang w:val="en-US"/>
-        </w:rPr>
-        <w:t xml:space="preserve"> </w:t>
-      </w:r>
+      <w:proofErr w:type="spellEnd"/>
+      <w:r>
+        <w:rPr>
+          <w:lang w:val="en-US"/>
+        </w:rPr>
+        <w:t xml:space="preserve"> </w:t>
+      </w:r>
+      <w:proofErr w:type="spellStart"/>
       <w:r>
         <w:t>үшін</w:t>
       </w:r>
+      <w:proofErr w:type="spellEnd"/>
       <w:r>
         <w:rPr>
           <w:lang w:val="en-US"/>
         </w:rPr>
         <w:t xml:space="preserve"> SARIMA, Prophet </w:t>
       </w:r>
+      <w:proofErr w:type="spellStart"/>
       <w:r>
         <w:t>және</w:t>
       </w:r>
-      <w:r>
-        <w:rPr>
-          <w:lang w:val="en-US"/>
-        </w:rPr>
-        <w:t xml:space="preserve"> </w:t>
-      </w:r>
+      <w:proofErr w:type="spellEnd"/>
+      <w:r>
+        <w:rPr>
+          <w:lang w:val="en-US"/>
+        </w:rPr>
+        <w:t xml:space="preserve"> </w:t>
+      </w:r>
+      <w:proofErr w:type="spellStart"/>
       <w:r>
         <w:t>сызықтық</w:t>
       </w:r>
-      <w:r>
-        <w:rPr>
-          <w:lang w:val="en-US"/>
-        </w:rPr>
-        <w:t xml:space="preserve"> </w:t>
-      </w:r>
+      <w:proofErr w:type="spellEnd"/>
+      <w:r>
+        <w:rPr>
+          <w:lang w:val="en-US"/>
+        </w:rPr>
+        <w:t xml:space="preserve"> </w:t>
+      </w:r>
+      <w:proofErr w:type="spellStart"/>
       <w:r>
         <w:t>регрессияны</w:t>
       </w:r>
-      <w:r>
-        <w:rPr>
-          <w:lang w:val="en-US"/>
-        </w:rPr>
-        <w:t xml:space="preserve"> </w:t>
-      </w:r>
+      <w:proofErr w:type="spellEnd"/>
+      <w:r>
+        <w:rPr>
+          <w:lang w:val="en-US"/>
+        </w:rPr>
+        <w:t xml:space="preserve"> </w:t>
+      </w:r>
+      <w:proofErr w:type="spellStart"/>
       <w:r>
         <w:t>біріктіретін</w:t>
       </w:r>
-      <w:r>
-        <w:rPr>
-          <w:lang w:val="en-US"/>
-        </w:rPr>
-        <w:t xml:space="preserve"> </w:t>
-      </w:r>
+      <w:proofErr w:type="spellEnd"/>
+      <w:r>
+        <w:rPr>
+          <w:lang w:val="en-US"/>
+        </w:rPr>
+        <w:t xml:space="preserve"> </w:t>
+      </w:r>
+      <w:proofErr w:type="spellStart"/>
       <w:r>
         <w:t>гибридтік</w:t>
       </w:r>
+      <w:proofErr w:type="spellEnd"/>
       <w:r>
         <w:rPr>
           <w:lang w:val="en-US"/>
@@ -2522,45 +2643,55 @@
         </w:rPr>
         <w:t xml:space="preserve"> </w:t>
       </w:r>
+      <w:proofErr w:type="spellStart"/>
       <w:r>
         <w:t>әзірленді</w:t>
       </w:r>
+      <w:proofErr w:type="spellEnd"/>
       <w:r>
         <w:rPr>
           <w:lang w:val="en-US"/>
         </w:rPr>
         <w:t xml:space="preserve">, </w:t>
       </w:r>
+      <w:proofErr w:type="spellStart"/>
       <w:r>
         <w:t>ол</w:t>
       </w:r>
-      <w:r>
-        <w:rPr>
-          <w:lang w:val="en-US"/>
-        </w:rPr>
-        <w:t xml:space="preserve"> </w:t>
-      </w:r>
+      <w:proofErr w:type="spellEnd"/>
+      <w:r>
+        <w:rPr>
+          <w:lang w:val="en-US"/>
+        </w:rPr>
+        <w:t xml:space="preserve"> </w:t>
+      </w:r>
+      <w:proofErr w:type="spellStart"/>
       <w:r>
         <w:t>сенімді</w:t>
       </w:r>
-      <w:r>
-        <w:rPr>
-          <w:lang w:val="en-US"/>
-        </w:rPr>
-        <w:t xml:space="preserve"> </w:t>
-      </w:r>
+      <w:proofErr w:type="spellEnd"/>
+      <w:r>
+        <w:rPr>
+          <w:lang w:val="en-US"/>
+        </w:rPr>
+        <w:t xml:space="preserve"> </w:t>
+      </w:r>
+      <w:proofErr w:type="spellStart"/>
       <w:r>
         <w:t>болжамдар</w:t>
       </w:r>
-      <w:r>
-        <w:rPr>
-          <w:lang w:val="en-US"/>
-        </w:rPr>
-        <w:t xml:space="preserve"> </w:t>
-      </w:r>
+      <w:proofErr w:type="spellEnd"/>
+      <w:r>
+        <w:rPr>
+          <w:lang w:val="en-US"/>
+        </w:rPr>
+        <w:t xml:space="preserve"> </w:t>
+      </w:r>
+      <w:proofErr w:type="spellStart"/>
       <w:r>
         <w:t>береді</w:t>
       </w:r>
+      <w:proofErr w:type="spellEnd"/>
       <w:r>
         <w:rPr>
           <w:lang w:val="en-US"/>
@@ -2575,90 +2706,110 @@
           <w:lang w:val="en-US"/>
         </w:rPr>
       </w:pPr>
+      <w:proofErr w:type="spellStart"/>
       <w:r>
         <w:t>Зерттеу</w:t>
       </w:r>
-      <w:r>
-        <w:rPr>
-          <w:lang w:val="en-US"/>
-        </w:rPr>
-        <w:t xml:space="preserve"> </w:t>
-      </w:r>
+      <w:proofErr w:type="spellEnd"/>
+      <w:r>
+        <w:rPr>
+          <w:lang w:val="en-US"/>
+        </w:rPr>
+        <w:t xml:space="preserve"> </w:t>
+      </w:r>
+      <w:proofErr w:type="spellStart"/>
       <w:r>
         <w:t>Қазақстандағы</w:t>
       </w:r>
-      <w:r>
-        <w:rPr>
-          <w:lang w:val="en-US"/>
-        </w:rPr>
-        <w:t xml:space="preserve"> </w:t>
-      </w:r>
+      <w:proofErr w:type="spellEnd"/>
+      <w:r>
+        <w:rPr>
+          <w:lang w:val="en-US"/>
+        </w:rPr>
+        <w:t xml:space="preserve"> </w:t>
+      </w:r>
+      <w:proofErr w:type="spellStart"/>
       <w:r>
         <w:t>жемқорлық</w:t>
       </w:r>
-      <w:r>
-        <w:rPr>
-          <w:lang w:val="en-US"/>
-        </w:rPr>
-        <w:t xml:space="preserve"> </w:t>
-      </w:r>
+      <w:proofErr w:type="spellEnd"/>
+      <w:r>
+        <w:rPr>
+          <w:lang w:val="en-US"/>
+        </w:rPr>
+        <w:t xml:space="preserve"> </w:t>
+      </w:r>
+      <w:proofErr w:type="spellStart"/>
       <w:r>
         <w:t>қылмыстарының</w:t>
       </w:r>
-      <w:r>
-        <w:rPr>
-          <w:lang w:val="en-US"/>
-        </w:rPr>
-        <w:t xml:space="preserve"> </w:t>
-      </w:r>
+      <w:proofErr w:type="spellEnd"/>
+      <w:r>
+        <w:rPr>
+          <w:lang w:val="en-US"/>
+        </w:rPr>
+        <w:t xml:space="preserve"> </w:t>
+      </w:r>
+      <w:proofErr w:type="spellStart"/>
       <w:r>
         <w:t>динамикасына</w:t>
       </w:r>
-      <w:r>
-        <w:rPr>
-          <w:lang w:val="en-US"/>
-        </w:rPr>
-        <w:t xml:space="preserve"> </w:t>
-      </w:r>
+      <w:proofErr w:type="spellEnd"/>
+      <w:r>
+        <w:rPr>
+          <w:lang w:val="en-US"/>
+        </w:rPr>
+        <w:t xml:space="preserve"> </w:t>
+      </w:r>
+      <w:proofErr w:type="spellStart"/>
       <w:r>
         <w:t>бағытталған</w:t>
       </w:r>
+      <w:proofErr w:type="spellEnd"/>
       <w:r>
         <w:rPr>
           <w:lang w:val="en-US"/>
         </w:rPr>
         <w:t xml:space="preserve">, </w:t>
       </w:r>
+      <w:proofErr w:type="spellStart"/>
       <w:r>
         <w:t>бұл</w:t>
       </w:r>
-      <w:r>
-        <w:rPr>
-          <w:lang w:val="en-US"/>
-        </w:rPr>
-        <w:t xml:space="preserve"> </w:t>
-      </w:r>
+      <w:proofErr w:type="spellEnd"/>
+      <w:r>
+        <w:rPr>
+          <w:lang w:val="en-US"/>
+        </w:rPr>
+        <w:t xml:space="preserve"> </w:t>
+      </w:r>
+      <w:proofErr w:type="spellStart"/>
       <w:r>
         <w:t>ресми</w:t>
       </w:r>
-      <w:r>
-        <w:rPr>
-          <w:lang w:val="en-US"/>
-        </w:rPr>
-        <w:t xml:space="preserve"> </w:t>
-      </w:r>
+      <w:proofErr w:type="spellEnd"/>
+      <w:r>
+        <w:rPr>
+          <w:lang w:val="en-US"/>
+        </w:rPr>
+        <w:t xml:space="preserve"> </w:t>
+      </w:r>
+      <w:proofErr w:type="spellStart"/>
       <w:r>
         <w:t>қылмыс</w:t>
       </w:r>
-      <w:r>
-        <w:rPr>
-          <w:lang w:val="en-US"/>
-        </w:rPr>
-        <w:t xml:space="preserve"> </w:t>
-      </w:r>
+      <w:proofErr w:type="spellEnd"/>
+      <w:r>
+        <w:rPr>
+          <w:lang w:val="en-US"/>
+        </w:rPr>
+        <w:t xml:space="preserve"> </w:t>
+      </w:r>
+      <w:proofErr w:type="spellStart"/>
       <w:r>
         <w:t>статистикасы</w:t>
       </w:r>
+      <w:proofErr w:type="spellEnd"/>
       <w:r>
         <w:rPr>
           <w:lang w:val="en-US"/>
@@ -2674,9 +2825,11 @@
         </w:rPr>
         <w:t xml:space="preserve"> </w:t>
       </w:r>
+      <w:proofErr w:type="spellStart"/>
       <w:r>
         <w:t>жаңалық</w:t>
       </w:r>
+      <w:proofErr w:type="spellEnd"/>
       <w:r>
         <w:rPr>
           <w:lang w:val="en-US"/>
@@ -2692,27 +2845,33 @@
         </w:rPr>
         <w:t xml:space="preserve"> </w:t>
       </w:r>
+      <w:proofErr w:type="spellStart"/>
       <w:r>
         <w:t>деректері</w:t>
       </w:r>
-      <w:r>
-        <w:rPr>
-          <w:lang w:val="en-US"/>
-        </w:rPr>
-        <w:t xml:space="preserve"> </w:t>
-      </w:r>
+      <w:proofErr w:type="spellEnd"/>
+      <w:r>
+        <w:rPr>
+          <w:lang w:val="en-US"/>
+        </w:rPr>
+        <w:t xml:space="preserve"> </w:t>
+      </w:r>
+      <w:proofErr w:type="spellStart"/>
       <w:r>
         <w:t>арқылы</w:t>
       </w:r>
-      <w:r>
-        <w:rPr>
-          <w:lang w:val="en-US"/>
-        </w:rPr>
-        <w:t xml:space="preserve"> </w:t>
-      </w:r>
+      <w:proofErr w:type="spellEnd"/>
+      <w:r>
+        <w:rPr>
+          <w:lang w:val="en-US"/>
+        </w:rPr>
+        <w:t xml:space="preserve"> </w:t>
+      </w:r>
+      <w:proofErr w:type="spellStart"/>
       <w:r>
         <w:t>анықталған</w:t>
       </w:r>
+      <w:proofErr w:type="spellEnd"/>
       <w:r>
         <w:rPr>
           <w:lang w:val="en-US"/>
@@ -2724,8 +2883,45 @@
       <w:pPr>
         <w:ind w:firstLine="708"/>
       </w:pPr>
-      <w:r>
-        <w:t xml:space="preserve">Деректер екі негізгі көзден жиналады: </w:t>
+      <w:proofErr w:type="spellStart"/>
+      <w:r>
+        <w:t>Деректер</w:t>
+      </w:r>
+      <w:proofErr w:type="spellEnd"/>
+      <w:r>
+        <w:t xml:space="preserve"> </w:t>
+      </w:r>
+      <w:proofErr w:type="spellStart"/>
+      <w:r>
+        <w:t>екі</w:t>
+      </w:r>
+      <w:proofErr w:type="spellEnd"/>
+      <w:r>
+        <w:t xml:space="preserve"> </w:t>
+      </w:r>
+      <w:proofErr w:type="spellStart"/>
+      <w:r>
+        <w:t>негізгі</w:t>
+      </w:r>
+      <w:proofErr w:type="spellEnd"/>
+      <w:r>
+        <w:t xml:space="preserve"> </w:t>
+      </w:r>
+      <w:proofErr w:type="spellStart"/>
+      <w:r>
+        <w:t>көзден</w:t>
+      </w:r>
+      <w:proofErr w:type="spellEnd"/>
+      <w:r>
+        <w:t xml:space="preserve"> </w:t>
+      </w:r>
+      <w:proofErr w:type="spellStart"/>
+      <w:r>
+        <w:t>жиналады</w:t>
+      </w:r>
+      <w:proofErr w:type="spellEnd"/>
+      <w:r>
+        <w:t xml:space="preserve">: </w:t>
       </w:r>
     </w:p>
     <w:p>
@@ -2733,7 +2929,63 @@
         <w:ind w:firstLine="708"/>
       </w:pPr>
       <w:r>
-        <w:t xml:space="preserve">• 2016 жылдан бастап ресми ай сайынғы жемқорлық қылмыстарының есептері. </w:t>
+        <w:t xml:space="preserve">• 2016 </w:t>
+      </w:r>
+      <w:proofErr w:type="spellStart"/>
+      <w:r>
+        <w:t>жылдан</w:t>
+      </w:r>
+      <w:proofErr w:type="spellEnd"/>
+      <w:r>
+        <w:t xml:space="preserve"> </w:t>
+      </w:r>
+      <w:proofErr w:type="spellStart"/>
+      <w:r>
+        <w:t>бастап</w:t>
+      </w:r>
+      <w:proofErr w:type="spellEnd"/>
+      <w:r>
+        <w:t xml:space="preserve"> </w:t>
+      </w:r>
+      <w:proofErr w:type="spellStart"/>
+      <w:r>
+        <w:t>ресми</w:t>
+      </w:r>
+      <w:proofErr w:type="spellEnd"/>
+      <w:r>
+        <w:t xml:space="preserve"> ай </w:t>
+      </w:r>
+      <w:proofErr w:type="spellStart"/>
+      <w:r>
+        <w:t>сайынғы</w:t>
+      </w:r>
+      <w:proofErr w:type="spellEnd"/>
+      <w:r>
+        <w:t xml:space="preserve"> </w:t>
+      </w:r>
+      <w:proofErr w:type="spellStart"/>
+      <w:r>
+        <w:t>жемқорлық</w:t>
+      </w:r>
+      <w:proofErr w:type="spellEnd"/>
+      <w:r>
+        <w:t xml:space="preserve"> </w:t>
+      </w:r>
+      <w:proofErr w:type="spellStart"/>
+      <w:r>
+        <w:t>қылмыстарының</w:t>
+      </w:r>
+      <w:proofErr w:type="spellEnd"/>
+      <w:r>
+        <w:t xml:space="preserve"> </w:t>
+      </w:r>
+      <w:proofErr w:type="spellStart"/>
+      <w:r>
+        <w:t>есептері</w:t>
+      </w:r>
+      <w:proofErr w:type="spellEnd"/>
+      <w:r>
+        <w:t xml:space="preserve">. </w:t>
       </w:r>
     </w:p>
     <w:p>
@@ -2741,15 +2993,236 @@
         <w:ind w:firstLine="708"/>
       </w:pPr>
       <w:r>
-        <w:t xml:space="preserve">• Жемқорлыққа қатысты жаңалық мақалалары, олардан жемқорлықпен байланысты негізгі кілт сөздер шығарып, ай сайын агрегатталады. </w:t>
+        <w:t xml:space="preserve">• </w:t>
+      </w:r>
+      <w:proofErr w:type="spellStart"/>
+      <w:r>
+        <w:t>Жемқорлыққа</w:t>
+      </w:r>
+      <w:proofErr w:type="spellEnd"/>
+      <w:r>
+        <w:t xml:space="preserve"> </w:t>
+      </w:r>
+      <w:proofErr w:type="spellStart"/>
+      <w:r>
+        <w:t>қатысты</w:t>
+      </w:r>
+      <w:proofErr w:type="spellEnd"/>
+      <w:r>
+        <w:t xml:space="preserve"> </w:t>
+      </w:r>
+      <w:proofErr w:type="spellStart"/>
+      <w:r>
+        <w:t>жаңалық</w:t>
+      </w:r>
+      <w:proofErr w:type="spellEnd"/>
+      <w:r>
+        <w:t xml:space="preserve"> </w:t>
+      </w:r>
+      <w:proofErr w:type="spellStart"/>
+      <w:r>
+        <w:t>мақалалары</w:t>
+      </w:r>
+      <w:proofErr w:type="spellEnd"/>
+      <w:r>
+        <w:t xml:space="preserve">, </w:t>
+      </w:r>
+      <w:proofErr w:type="spellStart"/>
+      <w:r>
+        <w:t>олардан</w:t>
+      </w:r>
+      <w:proofErr w:type="spellEnd"/>
+      <w:r>
+        <w:t xml:space="preserve"> </w:t>
+      </w:r>
+      <w:proofErr w:type="spellStart"/>
+      <w:r>
+        <w:t>жемқорлықпен</w:t>
+      </w:r>
+      <w:proofErr w:type="spellEnd"/>
+      <w:r>
+        <w:t xml:space="preserve"> </w:t>
+      </w:r>
+      <w:proofErr w:type="spellStart"/>
+      <w:r>
+        <w:t>байланысты</w:t>
+      </w:r>
+      <w:proofErr w:type="spellEnd"/>
+      <w:r>
+        <w:t xml:space="preserve"> </w:t>
+      </w:r>
+      <w:proofErr w:type="spellStart"/>
+      <w:r>
+        <w:t>негізгі</w:t>
+      </w:r>
+      <w:proofErr w:type="spellEnd"/>
+      <w:r>
+        <w:t xml:space="preserve"> </w:t>
+      </w:r>
+      <w:proofErr w:type="spellStart"/>
+      <w:r>
+        <w:t>кілт</w:t>
+      </w:r>
+      <w:proofErr w:type="spellEnd"/>
+      <w:r>
+        <w:t xml:space="preserve"> </w:t>
+      </w:r>
+      <w:proofErr w:type="spellStart"/>
+      <w:r>
+        <w:t>сөздер</w:t>
+      </w:r>
+      <w:proofErr w:type="spellEnd"/>
+      <w:r>
+        <w:t xml:space="preserve"> </w:t>
+      </w:r>
+      <w:proofErr w:type="spellStart"/>
+      <w:r>
+        <w:t>шығарып</w:t>
+      </w:r>
+      <w:proofErr w:type="spellEnd"/>
+      <w:r>
+        <w:t xml:space="preserve">, ай </w:t>
+      </w:r>
+      <w:proofErr w:type="spellStart"/>
+      <w:r>
+        <w:t>сайын</w:t>
+      </w:r>
+      <w:proofErr w:type="spellEnd"/>
+      <w:r>
+        <w:t xml:space="preserve"> </w:t>
+      </w:r>
+      <w:proofErr w:type="spellStart"/>
+      <w:r>
+        <w:t>агрегатталады</w:t>
+      </w:r>
+      <w:proofErr w:type="spellEnd"/>
+      <w:r>
+        <w:t xml:space="preserve">. </w:t>
       </w:r>
     </w:p>
     <w:p>
       <w:pPr>
         <w:ind w:firstLine="708"/>
       </w:pPr>
-      <w:r>
-        <w:t xml:space="preserve">Екі деректер жиыны даталар бойынша біріктіріліп, бірыңғай уақыттық қатар құрылады. Уақыттық қатар модельдері, оның ішінде </w:t>
+      <w:proofErr w:type="spellStart"/>
+      <w:r>
+        <w:t>Екі</w:t>
+      </w:r>
+      <w:proofErr w:type="spellEnd"/>
+      <w:r>
+        <w:t xml:space="preserve"> </w:t>
+      </w:r>
+      <w:proofErr w:type="spellStart"/>
+      <w:r>
+        <w:t>деректер</w:t>
+      </w:r>
+      <w:proofErr w:type="spellEnd"/>
+      <w:r>
+        <w:t xml:space="preserve"> </w:t>
+      </w:r>
+      <w:proofErr w:type="spellStart"/>
+      <w:r>
+        <w:t>жиыны</w:t>
+      </w:r>
+      <w:proofErr w:type="spellEnd"/>
+      <w:r>
+        <w:t xml:space="preserve"> </w:t>
+      </w:r>
+      <w:proofErr w:type="spellStart"/>
+      <w:r>
+        <w:t>даталар</w:t>
+      </w:r>
+      <w:proofErr w:type="spellEnd"/>
+      <w:r>
+        <w:t xml:space="preserve"> </w:t>
+      </w:r>
+      <w:proofErr w:type="spellStart"/>
+      <w:r>
+        <w:t>бойынша</w:t>
+      </w:r>
+      <w:proofErr w:type="spellEnd"/>
+      <w:r>
+        <w:t xml:space="preserve"> </w:t>
+      </w:r>
+      <w:proofErr w:type="spellStart"/>
+      <w:r>
+        <w:t>біріктіріліп</w:t>
+      </w:r>
+      <w:proofErr w:type="spellEnd"/>
+      <w:r>
+        <w:t xml:space="preserve">, </w:t>
+      </w:r>
+      <w:proofErr w:type="spellStart"/>
+      <w:r>
+        <w:t>бірыңғай</w:t>
+      </w:r>
+      <w:proofErr w:type="spellEnd"/>
+      <w:r>
+        <w:t xml:space="preserve"> </w:t>
+      </w:r>
+      <w:proofErr w:type="spellStart"/>
+      <w:r>
+        <w:t>уақыттық</w:t>
+      </w:r>
+      <w:proofErr w:type="spellEnd"/>
+      <w:r>
+        <w:t xml:space="preserve"> </w:t>
+      </w:r>
+      <w:proofErr w:type="spellStart"/>
+      <w:r>
+        <w:t>қатар</w:t>
+      </w:r>
+      <w:proofErr w:type="spellEnd"/>
+      <w:r>
+        <w:t xml:space="preserve"> </w:t>
+      </w:r>
+      <w:proofErr w:type="spellStart"/>
+      <w:r>
+        <w:t>құрылады</w:t>
+      </w:r>
+      <w:proofErr w:type="spellEnd"/>
+      <w:r>
+        <w:t xml:space="preserve">. </w:t>
+      </w:r>
+      <w:proofErr w:type="spellStart"/>
+      <w:r>
+        <w:t>Уақыттық</w:t>
+      </w:r>
+      <w:proofErr w:type="spellEnd"/>
+      <w:r>
+        <w:t xml:space="preserve"> </w:t>
+      </w:r>
+      <w:proofErr w:type="spellStart"/>
+      <w:r>
+        <w:t>қатар</w:t>
+      </w:r>
+      <w:proofErr w:type="spellEnd"/>
+      <w:r>
+        <w:t xml:space="preserve"> </w:t>
+      </w:r>
+      <w:proofErr w:type="spellStart"/>
+      <w:r>
+        <w:t>модельдері</w:t>
+      </w:r>
+      <w:proofErr w:type="spellEnd"/>
+      <w:r>
+        <w:t xml:space="preserve">, </w:t>
+      </w:r>
+      <w:proofErr w:type="spellStart"/>
+      <w:r>
+        <w:t>оның</w:t>
+      </w:r>
+      <w:proofErr w:type="spellEnd"/>
+      <w:r>
+        <w:t xml:space="preserve"> </w:t>
+      </w:r>
+      <w:proofErr w:type="spellStart"/>
+      <w:r>
+        <w:t>ішінде</w:t>
+      </w:r>
+      <w:proofErr w:type="spellEnd"/>
+      <w:r>
+        <w:t xml:space="preserve"> </w:t>
       </w:r>
       <w:r>
         <w:rPr>
@@ -2758,7 +3231,15 @@
         <w:t>SARIMA</w:t>
       </w:r>
       <w:r>
-        <w:t xml:space="preserve"> және </w:t>
+        <w:t xml:space="preserve"> </w:t>
+      </w:r>
+      <w:proofErr w:type="spellStart"/>
+      <w:r>
+        <w:t>және</w:t>
+      </w:r>
+      <w:proofErr w:type="spellEnd"/>
+      <w:r>
+        <w:t xml:space="preserve"> </w:t>
       </w:r>
       <w:r>
         <w:rPr>
@@ -2767,7 +3248,39 @@
         <w:t>Prophet</w:t>
       </w:r>
       <w:r>
-        <w:t xml:space="preserve"> қолданылады, олардың өнімділігі кросс-валидация әдістері (</w:t>
+        <w:t xml:space="preserve"> </w:t>
+      </w:r>
+      <w:proofErr w:type="spellStart"/>
+      <w:r>
+        <w:t>қолданылады</w:t>
+      </w:r>
+      <w:proofErr w:type="spellEnd"/>
+      <w:r>
+        <w:t xml:space="preserve">, </w:t>
+      </w:r>
+      <w:proofErr w:type="spellStart"/>
+      <w:r>
+        <w:t>олардың</w:t>
+      </w:r>
+      <w:proofErr w:type="spellEnd"/>
+      <w:r>
+        <w:t xml:space="preserve"> </w:t>
+      </w:r>
+      <w:proofErr w:type="spellStart"/>
+      <w:r>
+        <w:t>өнімділігі</w:t>
+      </w:r>
+      <w:proofErr w:type="spellEnd"/>
+      <w:r>
+        <w:t xml:space="preserve"> кросс-валидация </w:t>
+      </w:r>
+      <w:proofErr w:type="spellStart"/>
+      <w:r>
+        <w:t>әдістері</w:t>
+      </w:r>
+      <w:proofErr w:type="spellEnd"/>
+      <w:r>
+        <w:t xml:space="preserve"> (</w:t>
       </w:r>
       <w:r>
         <w:rPr>
@@ -2776,7 +3289,15 @@
         <w:t>rolling</w:t>
       </w:r>
       <w:r>
-        <w:t xml:space="preserve"> және </w:t>
+        <w:t xml:space="preserve"> </w:t>
+      </w:r>
+      <w:proofErr w:type="spellStart"/>
+      <w:r>
+        <w:t>және</w:t>
+      </w:r>
+      <w:proofErr w:type="spellEnd"/>
+      <w:r>
+        <w:t xml:space="preserve"> </w:t>
       </w:r>
       <w:r>
         <w:rPr>
@@ -2803,15 +3324,212 @@
         <w:t>CV</w:t>
       </w:r>
       <w:r>
-        <w:t>) арқылы бағаланады. Сондай-ақ, медиа хабарландыру мен қылмыс статистикасы арасындағы байланысты бағалау үшін Пирсон корреляциясы және Гранжер себептілік тесті сияқты статистикалық тесттер қолданылады.</w:t>
+        <w:t xml:space="preserve">) </w:t>
+      </w:r>
+      <w:proofErr w:type="spellStart"/>
+      <w:r>
+        <w:t>арқылы</w:t>
+      </w:r>
+      <w:proofErr w:type="spellEnd"/>
+      <w:r>
+        <w:t xml:space="preserve"> </w:t>
+      </w:r>
+      <w:proofErr w:type="spellStart"/>
+      <w:r>
+        <w:t>бағаланады</w:t>
+      </w:r>
+      <w:proofErr w:type="spellEnd"/>
+      <w:r>
+        <w:t xml:space="preserve">. </w:t>
+      </w:r>
+      <w:proofErr w:type="spellStart"/>
+      <w:r>
+        <w:t>Сондай-ақ</w:t>
+      </w:r>
+      <w:proofErr w:type="spellEnd"/>
+      <w:r>
+        <w:t xml:space="preserve">, медиа </w:t>
+      </w:r>
+      <w:proofErr w:type="spellStart"/>
+      <w:r>
+        <w:t>хабарландыру</w:t>
+      </w:r>
+      <w:proofErr w:type="spellEnd"/>
+      <w:r>
+        <w:t xml:space="preserve"> мен </w:t>
+      </w:r>
+      <w:proofErr w:type="spellStart"/>
+      <w:r>
+        <w:t>қылмыс</w:t>
+      </w:r>
+      <w:proofErr w:type="spellEnd"/>
+      <w:r>
+        <w:t xml:space="preserve"> </w:t>
+      </w:r>
+      <w:proofErr w:type="spellStart"/>
+      <w:r>
+        <w:t>статистикасы</w:t>
+      </w:r>
+      <w:proofErr w:type="spellEnd"/>
+      <w:r>
+        <w:t xml:space="preserve"> </w:t>
+      </w:r>
+      <w:proofErr w:type="spellStart"/>
+      <w:r>
+        <w:t>арасындағы</w:t>
+      </w:r>
+      <w:proofErr w:type="spellEnd"/>
+      <w:r>
+        <w:t xml:space="preserve"> </w:t>
+      </w:r>
+      <w:proofErr w:type="spellStart"/>
+      <w:r>
+        <w:t>байланысты</w:t>
+      </w:r>
+      <w:proofErr w:type="spellEnd"/>
+      <w:r>
+        <w:t xml:space="preserve"> </w:t>
+      </w:r>
+      <w:proofErr w:type="spellStart"/>
+      <w:r>
+        <w:t>бағалау</w:t>
+      </w:r>
+      <w:proofErr w:type="spellEnd"/>
+      <w:r>
+        <w:t xml:space="preserve"> </w:t>
+      </w:r>
+      <w:proofErr w:type="spellStart"/>
+      <w:r>
+        <w:t>үшін</w:t>
+      </w:r>
+      <w:proofErr w:type="spellEnd"/>
+      <w:r>
+        <w:t xml:space="preserve"> Пирсон </w:t>
+      </w:r>
+      <w:proofErr w:type="spellStart"/>
+      <w:r>
+        <w:t>корреляциясы</w:t>
+      </w:r>
+      <w:proofErr w:type="spellEnd"/>
+      <w:r>
+        <w:t xml:space="preserve"> </w:t>
+      </w:r>
+      <w:proofErr w:type="spellStart"/>
+      <w:r>
+        <w:t>және</w:t>
+      </w:r>
+      <w:proofErr w:type="spellEnd"/>
+      <w:r>
+        <w:t xml:space="preserve"> </w:t>
+      </w:r>
+      <w:proofErr w:type="spellStart"/>
+      <w:r>
+        <w:t>Гранжер</w:t>
+      </w:r>
+      <w:proofErr w:type="spellEnd"/>
+      <w:r>
+        <w:t xml:space="preserve"> </w:t>
+      </w:r>
+      <w:proofErr w:type="spellStart"/>
+      <w:r>
+        <w:t>себептілік</w:t>
+      </w:r>
+      <w:proofErr w:type="spellEnd"/>
+      <w:r>
+        <w:t xml:space="preserve"> </w:t>
+      </w:r>
+      <w:proofErr w:type="spellStart"/>
+      <w:r>
+        <w:t>тесті</w:t>
+      </w:r>
+      <w:proofErr w:type="spellEnd"/>
+      <w:r>
+        <w:t xml:space="preserve"> </w:t>
+      </w:r>
+      <w:proofErr w:type="spellStart"/>
+      <w:r>
+        <w:t>сияқты</w:t>
+      </w:r>
+      <w:proofErr w:type="spellEnd"/>
+      <w:r>
+        <w:t xml:space="preserve"> </w:t>
+      </w:r>
+      <w:proofErr w:type="spellStart"/>
+      <w:r>
+        <w:t>статистикалық</w:t>
+      </w:r>
+      <w:proofErr w:type="spellEnd"/>
+      <w:r>
+        <w:t xml:space="preserve"> </w:t>
+      </w:r>
+      <w:proofErr w:type="spellStart"/>
+      <w:r>
+        <w:t>тесттер</w:t>
+      </w:r>
+      <w:proofErr w:type="spellEnd"/>
+      <w:r>
+        <w:t xml:space="preserve"> </w:t>
+      </w:r>
+      <w:proofErr w:type="spellStart"/>
+      <w:r>
+        <w:t>қолданылады</w:t>
+      </w:r>
+      <w:proofErr w:type="spellEnd"/>
+      <w:r>
+        <w:t>.</w:t>
       </w:r>
     </w:p>
     <w:p>
       <w:pPr>
         <w:ind w:firstLine="708"/>
       </w:pPr>
-      <w:r>
-        <w:t>Гибридтік болжау моделі жоғары өнімділікті көрсетті (</w:t>
+      <w:proofErr w:type="spellStart"/>
+      <w:r>
+        <w:t>Гибридтік</w:t>
+      </w:r>
+      <w:proofErr w:type="spellEnd"/>
+      <w:r>
+        <w:t xml:space="preserve"> </w:t>
+      </w:r>
+      <w:proofErr w:type="spellStart"/>
+      <w:r>
+        <w:t>болжау</w:t>
+      </w:r>
+      <w:proofErr w:type="spellEnd"/>
+      <w:r>
+        <w:t xml:space="preserve"> </w:t>
+      </w:r>
+      <w:proofErr w:type="spellStart"/>
+      <w:r>
+        <w:t>моделі</w:t>
+      </w:r>
+      <w:proofErr w:type="spellEnd"/>
+      <w:r>
+        <w:t xml:space="preserve"> </w:t>
+      </w:r>
+      <w:proofErr w:type="spellStart"/>
+      <w:r>
+        <w:t>жоғары</w:t>
+      </w:r>
+      <w:proofErr w:type="spellEnd"/>
+      <w:r>
+        <w:t xml:space="preserve"> </w:t>
+      </w:r>
+      <w:proofErr w:type="spellStart"/>
+      <w:r>
+        <w:t>өнімділікті</w:t>
+      </w:r>
+      <w:proofErr w:type="spellEnd"/>
+      <w:r>
+        <w:t xml:space="preserve"> </w:t>
+      </w:r>
+      <w:proofErr w:type="spellStart"/>
+      <w:r>
+        <w:t>көрсетті</w:t>
+      </w:r>
+      <w:proofErr w:type="spellEnd"/>
+      <w:r>
+        <w:t xml:space="preserve"> (</w:t>
       </w:r>
       <w:r>
         <w:rPr>
@@ -2820,55 +3538,509 @@
         <w:t>R</w:t>
       </w:r>
       <w:r>
-        <w:t xml:space="preserve">² &gt; 0.91, ең жақсы модель </w:t>
-      </w:r>
-      <w:r>
-        <w:rPr>
-          <w:lang w:val="en-US"/>
-        </w:rPr>
-        <w:t>R</w:t>
-      </w:r>
-      <w:r>
-        <w:t>² = 0.99-ге жетті), ол 2025 және 2026 жылдарға дәл болжамдар береді. Ең бастысы, талдау жаңалықтардағы кілт сөздердің саны мен тіркелген жемқорлық қылмыстары арасындағы әлсіз корреляцияны көрсетті, бұл қылмыс статистикасы сыртқы бақылау немесе манипуляцияға ұшырауы мүмкін екенін көрсетеді. Бұл жаңа тұжырым ғылыми түсінік пен қылмыс туралы есеп берудегі ашықтыққа қатысты практикалық саясат талқылауларына үлес қосады.</w:t>
-      </w:r>
-    </w:p>
-    <w:p>
-      <w:r>
-        <w:t>Диссертацияның көлемі мен құрылымы: Жоқ.</w:t>
-      </w:r>
-    </w:p>
-    <w:p>
-      <w:r>
-        <w:t>Иллюстрациялар, кестелер және қолданылған әдебиеттер саны: Жоқ.</w:t>
-      </w:r>
-    </w:p>
-    <w:p>
-      <w:pPr>
-        <w:rPr>
-          <w:lang w:val="en-US"/>
-        </w:rPr>
-      </w:pPr>
+        <w:t xml:space="preserve">² = 0.99-ге </w:t>
+      </w:r>
+      <w:proofErr w:type="spellStart"/>
+      <w:r>
+        <w:t>жетті</w:t>
+      </w:r>
+      <w:proofErr w:type="spellEnd"/>
+      <w:r>
+        <w:t xml:space="preserve">), </w:t>
+      </w:r>
+      <w:proofErr w:type="spellStart"/>
+      <w:r>
+        <w:t>ол</w:t>
+      </w:r>
+      <w:proofErr w:type="spellEnd"/>
+      <w:r>
+        <w:t xml:space="preserve"> 2025 </w:t>
+      </w:r>
+      <w:proofErr w:type="spellStart"/>
+      <w:r>
+        <w:t>және</w:t>
+      </w:r>
+      <w:proofErr w:type="spellEnd"/>
+      <w:r>
+        <w:t xml:space="preserve"> 2026 </w:t>
+      </w:r>
+      <w:proofErr w:type="spellStart"/>
+      <w:r>
+        <w:t>жылдарға</w:t>
+      </w:r>
+      <w:proofErr w:type="spellEnd"/>
+      <w:r>
+        <w:t xml:space="preserve"> </w:t>
+      </w:r>
+      <w:proofErr w:type="spellStart"/>
+      <w:r>
+        <w:t>дәл</w:t>
+      </w:r>
+      <w:proofErr w:type="spellEnd"/>
+      <w:r>
+        <w:t xml:space="preserve"> </w:t>
+      </w:r>
+      <w:proofErr w:type="spellStart"/>
+      <w:r>
+        <w:t>болжамдар</w:t>
+      </w:r>
+      <w:proofErr w:type="spellEnd"/>
+      <w:r>
+        <w:t xml:space="preserve"> </w:t>
+      </w:r>
+      <w:proofErr w:type="spellStart"/>
+      <w:r>
+        <w:t>береді</w:t>
+      </w:r>
+      <w:proofErr w:type="spellEnd"/>
+      <w:r>
+        <w:t xml:space="preserve">. </w:t>
+      </w:r>
+      <w:proofErr w:type="spellStart"/>
+      <w:r>
+        <w:t>Ең</w:t>
+      </w:r>
+      <w:proofErr w:type="spellEnd"/>
+      <w:r>
+        <w:t xml:space="preserve"> </w:t>
+      </w:r>
+      <w:proofErr w:type="spellStart"/>
+      <w:r>
+        <w:t>бастысы</w:t>
+      </w:r>
+      <w:proofErr w:type="spellEnd"/>
+      <w:r>
+        <w:t xml:space="preserve">, </w:t>
+      </w:r>
+      <w:proofErr w:type="spellStart"/>
+      <w:r>
+        <w:t>талдау</w:t>
+      </w:r>
+      <w:proofErr w:type="spellEnd"/>
+      <w:r>
+        <w:t xml:space="preserve"> </w:t>
+      </w:r>
+      <w:proofErr w:type="spellStart"/>
+      <w:r>
+        <w:t>жаңалықтардағы</w:t>
+      </w:r>
+      <w:proofErr w:type="spellEnd"/>
+      <w:r>
+        <w:t xml:space="preserve"> </w:t>
+      </w:r>
+      <w:proofErr w:type="spellStart"/>
+      <w:r>
+        <w:t>кілт</w:t>
+      </w:r>
+      <w:proofErr w:type="spellEnd"/>
+      <w:r>
+        <w:t xml:space="preserve"> </w:t>
+      </w:r>
+      <w:proofErr w:type="spellStart"/>
+      <w:r>
+        <w:t>сөздердің</w:t>
+      </w:r>
+      <w:proofErr w:type="spellEnd"/>
+      <w:r>
+        <w:t xml:space="preserve"> саны мен </w:t>
+      </w:r>
+      <w:proofErr w:type="spellStart"/>
+      <w:r>
+        <w:t>тіркелген</w:t>
+      </w:r>
+      <w:proofErr w:type="spellEnd"/>
+      <w:r>
+        <w:t xml:space="preserve"> </w:t>
+      </w:r>
+      <w:proofErr w:type="spellStart"/>
+      <w:r>
+        <w:t>жемқорлық</w:t>
+      </w:r>
+      <w:proofErr w:type="spellEnd"/>
+      <w:r>
+        <w:t xml:space="preserve"> </w:t>
+      </w:r>
+      <w:proofErr w:type="spellStart"/>
+      <w:r>
+        <w:t>қылмыстары</w:t>
+      </w:r>
+      <w:proofErr w:type="spellEnd"/>
+      <w:r>
+        <w:t xml:space="preserve"> </w:t>
+      </w:r>
+      <w:proofErr w:type="spellStart"/>
+      <w:r>
+        <w:t>арасындағы</w:t>
+      </w:r>
+      <w:proofErr w:type="spellEnd"/>
+      <w:r>
+        <w:t xml:space="preserve"> </w:t>
+      </w:r>
+      <w:proofErr w:type="spellStart"/>
+      <w:r>
+        <w:t>әлсіз</w:t>
+      </w:r>
+      <w:proofErr w:type="spellEnd"/>
+      <w:r>
+        <w:t xml:space="preserve"> </w:t>
+      </w:r>
+      <w:proofErr w:type="spellStart"/>
+      <w:r>
+        <w:t>корреляцияны</w:t>
+      </w:r>
+      <w:proofErr w:type="spellEnd"/>
+      <w:r>
+        <w:t xml:space="preserve"> </w:t>
+      </w:r>
+      <w:proofErr w:type="spellStart"/>
+      <w:r>
+        <w:t>көрсетті</w:t>
+      </w:r>
+      <w:proofErr w:type="spellEnd"/>
+      <w:r>
+        <w:t xml:space="preserve">, </w:t>
+      </w:r>
+      <w:proofErr w:type="spellStart"/>
+      <w:r>
+        <w:t>бұл</w:t>
+      </w:r>
+      <w:proofErr w:type="spellEnd"/>
+      <w:r>
+        <w:t xml:space="preserve"> </w:t>
+      </w:r>
+      <w:proofErr w:type="spellStart"/>
+      <w:r>
+        <w:t>қылмыс</w:t>
+      </w:r>
+      <w:proofErr w:type="spellEnd"/>
+      <w:r>
+        <w:t xml:space="preserve"> </w:t>
+      </w:r>
+      <w:proofErr w:type="spellStart"/>
+      <w:r>
+        <w:t>статистикасы</w:t>
+      </w:r>
+      <w:proofErr w:type="spellEnd"/>
+      <w:r>
+        <w:t xml:space="preserve"> </w:t>
+      </w:r>
+      <w:proofErr w:type="spellStart"/>
+      <w:r>
+        <w:t>сыртқы</w:t>
+      </w:r>
+      <w:proofErr w:type="spellEnd"/>
+      <w:r>
+        <w:t xml:space="preserve"> </w:t>
+      </w:r>
+      <w:proofErr w:type="spellStart"/>
+      <w:r>
+        <w:t>бақылау</w:t>
+      </w:r>
+      <w:proofErr w:type="spellEnd"/>
+      <w:r>
+        <w:t xml:space="preserve"> </w:t>
+      </w:r>
+      <w:proofErr w:type="spellStart"/>
+      <w:r>
+        <w:t>немесе</w:t>
+      </w:r>
+      <w:proofErr w:type="spellEnd"/>
+      <w:r>
+        <w:t xml:space="preserve"> </w:t>
+      </w:r>
+      <w:proofErr w:type="spellStart"/>
+      <w:r>
+        <w:t>манипуляцияға</w:t>
+      </w:r>
+      <w:proofErr w:type="spellEnd"/>
+      <w:r>
+        <w:t xml:space="preserve"> </w:t>
+      </w:r>
+      <w:proofErr w:type="spellStart"/>
+      <w:r>
+        <w:t>ұшырауы</w:t>
+      </w:r>
+      <w:proofErr w:type="spellEnd"/>
+      <w:r>
+        <w:t xml:space="preserve"> </w:t>
+      </w:r>
+      <w:proofErr w:type="spellStart"/>
+      <w:r>
+        <w:t>мүмкін</w:t>
+      </w:r>
+      <w:proofErr w:type="spellEnd"/>
+      <w:r>
+        <w:t xml:space="preserve"> </w:t>
+      </w:r>
+      <w:proofErr w:type="spellStart"/>
+      <w:r>
+        <w:t>екенін</w:t>
+      </w:r>
+      <w:proofErr w:type="spellEnd"/>
+      <w:r>
+        <w:t xml:space="preserve"> </w:t>
+      </w:r>
+      <w:proofErr w:type="spellStart"/>
+      <w:r>
+        <w:t>көрсетеді</w:t>
+      </w:r>
+      <w:proofErr w:type="spellEnd"/>
+      <w:r>
+        <w:t xml:space="preserve">. </w:t>
+      </w:r>
+      <w:proofErr w:type="spellStart"/>
+      <w:r>
+        <w:t>Бұл</w:t>
+      </w:r>
+      <w:proofErr w:type="spellEnd"/>
+      <w:r>
+        <w:t xml:space="preserve"> </w:t>
+      </w:r>
+      <w:proofErr w:type="spellStart"/>
+      <w:r>
+        <w:t>жаңа</w:t>
+      </w:r>
+      <w:proofErr w:type="spellEnd"/>
+      <w:r>
+        <w:t xml:space="preserve"> </w:t>
+      </w:r>
+      <w:proofErr w:type="spellStart"/>
+      <w:r>
+        <w:t>тұжырым</w:t>
+      </w:r>
+      <w:proofErr w:type="spellEnd"/>
+      <w:r>
+        <w:t xml:space="preserve"> </w:t>
+      </w:r>
+      <w:proofErr w:type="spellStart"/>
+      <w:r>
+        <w:t>ғылыми</w:t>
+      </w:r>
+      <w:proofErr w:type="spellEnd"/>
+      <w:r>
+        <w:t xml:space="preserve"> </w:t>
+      </w:r>
+      <w:proofErr w:type="spellStart"/>
+      <w:r>
+        <w:t>түсінік</w:t>
+      </w:r>
+      <w:proofErr w:type="spellEnd"/>
+      <w:r>
+        <w:t xml:space="preserve"> пен </w:t>
+      </w:r>
+      <w:proofErr w:type="spellStart"/>
+      <w:r>
+        <w:t>қылмыс</w:t>
+      </w:r>
+      <w:proofErr w:type="spellEnd"/>
+      <w:r>
+        <w:t xml:space="preserve"> </w:t>
+      </w:r>
+      <w:proofErr w:type="spellStart"/>
+      <w:r>
+        <w:t>туралы</w:t>
+      </w:r>
+      <w:proofErr w:type="spellEnd"/>
+      <w:r>
+        <w:t xml:space="preserve"> </w:t>
+      </w:r>
+      <w:proofErr w:type="spellStart"/>
+      <w:r>
+        <w:t>есеп</w:t>
+      </w:r>
+      <w:proofErr w:type="spellEnd"/>
+      <w:r>
+        <w:t xml:space="preserve"> </w:t>
+      </w:r>
+      <w:proofErr w:type="spellStart"/>
+      <w:r>
+        <w:t>берудегі</w:t>
+      </w:r>
+      <w:proofErr w:type="spellEnd"/>
+      <w:r>
+        <w:t xml:space="preserve"> </w:t>
+      </w:r>
+      <w:proofErr w:type="spellStart"/>
+      <w:r>
+        <w:t>ашықтыққа</w:t>
+      </w:r>
+      <w:proofErr w:type="spellEnd"/>
+      <w:r>
+        <w:t xml:space="preserve"> </w:t>
+      </w:r>
+      <w:proofErr w:type="spellStart"/>
+      <w:r>
+        <w:t>қатысты</w:t>
+      </w:r>
+      <w:proofErr w:type="spellEnd"/>
+      <w:r>
+        <w:t xml:space="preserve"> </w:t>
+      </w:r>
+      <w:proofErr w:type="spellStart"/>
+      <w:r>
+        <w:t>практикалық</w:t>
+      </w:r>
+      <w:proofErr w:type="spellEnd"/>
+      <w:r>
+        <w:t xml:space="preserve"> </w:t>
+      </w:r>
+      <w:proofErr w:type="spellStart"/>
+      <w:r>
+        <w:t>саясат</w:t>
+      </w:r>
+      <w:proofErr w:type="spellEnd"/>
+      <w:r>
+        <w:t xml:space="preserve"> </w:t>
+      </w:r>
+      <w:proofErr w:type="spellStart"/>
+      <w:r>
+        <w:t>талқылауларына</w:t>
+      </w:r>
+      <w:proofErr w:type="spellEnd"/>
+      <w:r>
+        <w:t xml:space="preserve"> </w:t>
+      </w:r>
+      <w:proofErr w:type="spellStart"/>
+      <w:r>
+        <w:t>үлес</w:t>
+      </w:r>
+      <w:proofErr w:type="spellEnd"/>
+      <w:r>
+        <w:t xml:space="preserve"> </w:t>
+      </w:r>
+      <w:proofErr w:type="spellStart"/>
+      <w:r>
+        <w:t>қосады</w:t>
+      </w:r>
+      <w:proofErr w:type="spellEnd"/>
+      <w:r>
+        <w:t>.</w:t>
+      </w:r>
+    </w:p>
+    <w:p>
+      <w:pPr>
+        <w:ind w:firstLine="708"/>
+      </w:pPr>
+      <w:proofErr w:type="spellStart"/>
+      <w:r>
+        <w:t>Диссертацияның</w:t>
+      </w:r>
+      <w:proofErr w:type="spellEnd"/>
+      <w:r>
+        <w:t xml:space="preserve"> </w:t>
+      </w:r>
+      <w:proofErr w:type="spellStart"/>
+      <w:r>
+        <w:t>көлемі</w:t>
+      </w:r>
+      <w:proofErr w:type="spellEnd"/>
+      <w:r>
+        <w:t xml:space="preserve"> мен </w:t>
+      </w:r>
+      <w:proofErr w:type="spellStart"/>
+      <w:r>
+        <w:t>құрылымы</w:t>
+      </w:r>
+      <w:proofErr w:type="spellEnd"/>
+      <w:r>
+        <w:t xml:space="preserve">: </w:t>
+      </w:r>
+      <w:proofErr w:type="spellStart"/>
+      <w:r>
+        <w:t>Жоқ</w:t>
+      </w:r>
+      <w:proofErr w:type="spellEnd"/>
+      <w:r>
+        <w:t>.</w:t>
+      </w:r>
+    </w:p>
+    <w:p>
+      <w:pPr>
+        <w:ind w:firstLine="708"/>
+      </w:pPr>
+      <w:proofErr w:type="spellStart"/>
+      <w:r>
+        <w:t>Иллюстрациялар</w:t>
+      </w:r>
+      <w:proofErr w:type="spellEnd"/>
+      <w:r>
+        <w:t xml:space="preserve">, </w:t>
+      </w:r>
+      <w:proofErr w:type="spellStart"/>
+      <w:r>
+        <w:t>кестелер</w:t>
+      </w:r>
+      <w:proofErr w:type="spellEnd"/>
+      <w:r>
+        <w:t xml:space="preserve"> </w:t>
+      </w:r>
+      <w:proofErr w:type="spellStart"/>
+      <w:r>
+        <w:t>және</w:t>
+      </w:r>
+      <w:proofErr w:type="spellEnd"/>
+      <w:r>
+        <w:t xml:space="preserve"> </w:t>
+      </w:r>
+      <w:proofErr w:type="spellStart"/>
+      <w:r>
+        <w:t>қолданылған</w:t>
+      </w:r>
+      <w:proofErr w:type="spellEnd"/>
+      <w:r>
+        <w:t xml:space="preserve"> </w:t>
+      </w:r>
+      <w:proofErr w:type="spellStart"/>
+      <w:r>
+        <w:t>әдебиеттер</w:t>
+      </w:r>
+      <w:proofErr w:type="spellEnd"/>
+      <w:r>
+        <w:t xml:space="preserve"> саны: </w:t>
+      </w:r>
+      <w:proofErr w:type="spellStart"/>
+      <w:r>
+        <w:t>Жоқ</w:t>
+      </w:r>
+      <w:proofErr w:type="spellEnd"/>
+      <w:r>
+        <w:t>.</w:t>
+      </w:r>
+    </w:p>
+    <w:p>
+      <w:pPr>
+        <w:ind w:firstLine="708"/>
+        <w:rPr>
+          <w:lang w:val="en-US"/>
+        </w:rPr>
+      </w:pPr>
+      <w:proofErr w:type="spellStart"/>
       <w:r>
         <w:t>Кілт</w:t>
       </w:r>
-      <w:r>
-        <w:rPr>
-          <w:lang w:val="en-US"/>
-        </w:rPr>
-        <w:t xml:space="preserve"> </w:t>
-      </w:r>
+      <w:proofErr w:type="spellEnd"/>
+      <w:r>
+        <w:rPr>
+          <w:lang w:val="en-US"/>
+        </w:rPr>
+        <w:t xml:space="preserve"> </w:t>
+      </w:r>
+      <w:proofErr w:type="spellStart"/>
       <w:r>
         <w:t>сөздер</w:t>
       </w:r>
-      <w:r>
-        <w:rPr>
-          <w:lang w:val="en-US"/>
-        </w:rPr>
-        <w:t xml:space="preserve"> </w:t>
-      </w:r>
+      <w:proofErr w:type="spellEnd"/>
+      <w:r>
+        <w:rPr>
+          <w:lang w:val="en-US"/>
+        </w:rPr>
+        <w:t xml:space="preserve"> </w:t>
+      </w:r>
+      <w:proofErr w:type="spellStart"/>
       <w:r>
         <w:t>тізімі</w:t>
       </w:r>
+      <w:proofErr w:type="spellEnd"/>
       <w:r>
         <w:rPr>
           <w:lang w:val="en-US"/>
@@ -2877,8 +4049,40 @@
       </w:r>
     </w:p>
     <w:p>
-      <w:r>
-        <w:t>Мақалалар туралы мәлімет: Жоқ.</w:t>
+      <w:pPr>
+        <w:ind w:firstLine="708"/>
+      </w:pPr>
+      <w:proofErr w:type="spellStart"/>
+      <w:r>
+        <w:t>Мақалалар</w:t>
+      </w:r>
+      <w:proofErr w:type="spellEnd"/>
+      <w:r>
+        <w:t xml:space="preserve"> </w:t>
+      </w:r>
+      <w:proofErr w:type="spellStart"/>
+      <w:r>
+        <w:t>туралы</w:t>
+      </w:r>
+      <w:proofErr w:type="spellEnd"/>
+      <w:r>
+        <w:t xml:space="preserve"> </w:t>
+      </w:r>
+      <w:proofErr w:type="spellStart"/>
+      <w:r>
+        <w:t>мәлімет</w:t>
+      </w:r>
+      <w:proofErr w:type="spellEnd"/>
+      <w:r>
+        <w:t xml:space="preserve">: </w:t>
+      </w:r>
+      <w:proofErr w:type="spellStart"/>
+      <w:r>
+        <w:t>Жоқ</w:t>
+      </w:r>
+      <w:proofErr w:type="spellEnd"/>
+      <w:r>
+        <w:t>.</w:t>
       </w:r>
     </w:p>
     <w:p>
@@ -3189,11 +4393,12 @@
           <w:szCs w:val="28"/>
           <w:lang w:eastAsia="ru-RU"/>
         </w:rPr>
-        <w:t>Гибридная модель прогнозирования показала высокую эффективность (R² &gt; 0.91, при этом лучшая модель достигла R² = 0.99), обеспечив точные прогнозы на 2025 и 2026 годы. Примечательно, что анализ выявил слабую корреляцию между количеством ключевых слов в СМИ и зарегистрированными коррупционными преступлениями, что указывает на то, что статистика преступлений может подвергаться внешнему контролю или манипуляции. Это новое наблюдение вносит вклад как в научное понимание, так и в практические дискуссии о прозрачности в регистрации преступлений.</w:t>
-      </w:r>
-    </w:p>
-    <w:p>
-      <w:pPr>
+        <w:t>Гибридная модель прогнозирования показала высокую эффективность (модель достигла R² = 0.99), обеспечив точные прогнозы на 2025 и 2026 годы. Примечательно, что анализ выявил слабую корреляцию между количеством ключевых слов в СМИ и зарегистрированными коррупционными преступлениями, что указывает на то, что статистика преступлений может подвергаться внешнему контролю или манипуляции. Это новое наблюдение вносит вклад как в научное понимание, так и в практические дискуссии о прозрачности в регистрации преступлений.</w:t>
+      </w:r>
+    </w:p>
+    <w:p>
+      <w:pPr>
+        <w:ind w:firstLine="708"/>
         <w:rPr>
           <w:rFonts w:eastAsia="Times New Roman" w:cs="Times New Roman"/>
           <w:color w:val="000000"/>
@@ -3213,6 +4418,7 @@
     </w:p>
     <w:p>
       <w:pPr>
+        <w:ind w:firstLine="708"/>
         <w:rPr>
           <w:rFonts w:eastAsia="Times New Roman" w:cs="Times New Roman"/>
           <w:color w:val="000000"/>
@@ -3232,6 +4438,7 @@
     </w:p>
     <w:p>
       <w:pPr>
+        <w:ind w:firstLine="708"/>
         <w:rPr>
           <w:rFonts w:eastAsia="Times New Roman" w:cs="Times New Roman"/>
           <w:color w:val="000000"/>
@@ -3296,6 +4503,7 @@
     </w:p>
     <w:p>
       <w:pPr>
+        <w:ind w:firstLine="708"/>
         <w:rPr>
           <w:rFonts w:eastAsia="Times New Roman" w:cs="Times New Roman"/>
           <w:color w:val="000000"/>
@@ -3402,7 +4610,7 @@
           <w:r>
             <w:fldChar w:fldCharType="separate"/>
           </w:r>
-          <w:hyperlink w:anchor="_Toc194404560" w:history="1">
+          <w:hyperlink w:anchor="_Toc194490940" w:history="1">
             <w:r>
               <w:rPr>
                 <w:rStyle w:val="af4"/>
@@ -3430,7 +4638,7 @@
                 <w:noProof/>
                 <w:webHidden/>
               </w:rPr>
-              <w:instrText xml:space="preserve"> PAGEREF _Toc194404560 \h </w:instrText>
+              <w:instrText xml:space="preserve"> PAGEREF _Toc194490940 \h </w:instrText>
             </w:r>
             <w:r>
               <w:rPr>
@@ -3477,7 +4685,7 @@
               <w14:ligatures w14:val="standardContextual"/>
             </w:rPr>
           </w:pPr>
-          <w:hyperlink w:anchor="_Toc194404561" w:history="1">
+          <w:hyperlink w:anchor="_Toc194490941" w:history="1">
             <w:r>
               <w:rPr>
                 <w:rStyle w:val="af4"/>
@@ -3505,7 +4713,7 @@
                 <w:noProof/>
                 <w:webHidden/>
               </w:rPr>
-              <w:instrText xml:space="preserve"> PAGEREF _Toc194404561 \h </w:instrText>
+              <w:instrText xml:space="preserve"> PAGEREF _Toc194490941 \h </w:instrText>
             </w:r>
             <w:r>
               <w:rPr>
@@ -3553,7 +4761,7 @@
               <w14:ligatures w14:val="standardContextual"/>
             </w:rPr>
           </w:pPr>
-          <w:hyperlink w:anchor="_Toc194404562" w:history="1">
+          <w:hyperlink w:anchor="_Toc194490942" w:history="1">
             <w:r>
               <w:rPr>
                 <w:rStyle w:val="af4"/>
@@ -3599,7 +4807,7 @@
                 <w:noProof/>
                 <w:webHidden/>
               </w:rPr>
-              <w:instrText xml:space="preserve"> PAGEREF _Toc194404562 \h </w:instrText>
+              <w:instrText xml:space="preserve"> PAGEREF _Toc194490942 \h </w:instrText>
             </w:r>
             <w:r>
               <w:rPr>
@@ -3646,7 +4854,7 @@
               <w14:ligatures w14:val="standardContextual"/>
             </w:rPr>
           </w:pPr>
-          <w:hyperlink w:anchor="_Toc194404563" w:history="1">
+          <w:hyperlink w:anchor="_Toc194490943" w:history="1">
             <w:r>
               <w:rPr>
                 <w:rStyle w:val="af4"/>
@@ -3674,7 +4882,7 @@
                 <w:noProof/>
                 <w:webHidden/>
               </w:rPr>
-              <w:instrText xml:space="preserve"> PAGEREF _Toc194404563 \h </w:instrText>
+              <w:instrText xml:space="preserve"> PAGEREF _Toc194490943 \h </w:instrText>
             </w:r>
             <w:r>
               <w:rPr>
@@ -3721,7 +4929,7 @@
               <w14:ligatures w14:val="standardContextual"/>
             </w:rPr>
           </w:pPr>
-          <w:hyperlink w:anchor="_Toc194404564" w:history="1">
+          <w:hyperlink w:anchor="_Toc194490944" w:history="1">
             <w:r>
               <w:rPr>
                 <w:rStyle w:val="af4"/>
@@ -3749,7 +4957,7 @@
                 <w:noProof/>
                 <w:webHidden/>
               </w:rPr>
-              <w:instrText xml:space="preserve"> PAGEREF _Toc194404564 \h </w:instrText>
+              <w:instrText xml:space="preserve"> PAGEREF _Toc194490944 \h </w:instrText>
             </w:r>
             <w:r>
               <w:rPr>
@@ -3769,7 +4977,7 @@
                 <w:noProof/>
                 <w:webHidden/>
               </w:rPr>
-              <w:t>12</w:t>
+              <w:t>13</w:t>
             </w:r>
             <w:r>
               <w:rPr>
@@ -3796,14 +5004,14 @@
               <w14:ligatures w14:val="standardContextual"/>
             </w:rPr>
           </w:pPr>
-          <w:hyperlink w:anchor="_Toc194404565" w:history="1">
+          <w:hyperlink w:anchor="_Toc194490945" w:history="1">
             <w:r>
               <w:rPr>
                 <w:rStyle w:val="af4"/>
                 <w:noProof/>
                 <w:lang w:val="en-US"/>
               </w:rPr>
-              <w:t>2.2 Data Preprocessing</w:t>
+              <w:t>2.1.1 Data Collection of Corruption crime numbers</w:t>
             </w:r>
             <w:r>
               <w:rPr>
@@ -3824,7 +5032,7 @@
                 <w:noProof/>
                 <w:webHidden/>
               </w:rPr>
-              <w:instrText xml:space="preserve"> PAGEREF _Toc194404565 \h </w:instrText>
+              <w:instrText xml:space="preserve"> PAGEREF _Toc194490945 \h </w:instrText>
             </w:r>
             <w:r>
               <w:rPr>
@@ -3844,7 +5052,7 @@
                 <w:noProof/>
                 <w:webHidden/>
               </w:rPr>
-              <w:t>12</w:t>
+              <w:t>13</w:t>
             </w:r>
             <w:r>
               <w:rPr>
@@ -3871,14 +5079,30 @@
               <w14:ligatures w14:val="standardContextual"/>
             </w:rPr>
           </w:pPr>
-          <w:hyperlink w:anchor="_Toc194404566" w:history="1">
+          <w:hyperlink w:anchor="_Toc194490946" w:history="1">
             <w:r>
               <w:rPr>
                 <w:rStyle w:val="af4"/>
                 <w:noProof/>
                 <w:lang w:val="en-US"/>
               </w:rPr>
-              <w:t>2.3 Regression models</w:t>
+              <w:t>2.1.2 Data Collection of new</w:t>
+            </w:r>
+            <w:r>
+              <w:rPr>
+                <w:rStyle w:val="af4"/>
+                <w:noProof/>
+                <w:lang w:val="en-US"/>
+              </w:rPr>
+              <w:t>s</w:t>
+            </w:r>
+            <w:r>
+              <w:rPr>
+                <w:rStyle w:val="af4"/>
+                <w:noProof/>
+                <w:lang w:val="en-US"/>
+              </w:rPr>
+              <w:t xml:space="preserve"> data</w:t>
             </w:r>
             <w:r>
               <w:rPr>
@@ -3899,7 +5123,7 @@
                 <w:noProof/>
                 <w:webHidden/>
               </w:rPr>
-              <w:instrText xml:space="preserve"> PAGEREF _Toc194404566 \h </w:instrText>
+              <w:instrText xml:space="preserve"> PAGEREF _Toc194490946 \h </w:instrText>
             </w:r>
             <w:r>
               <w:rPr>
@@ -3919,7 +5143,7 @@
                 <w:noProof/>
                 <w:webHidden/>
               </w:rPr>
-              <w:t>12</w:t>
+              <w:t>15</w:t>
             </w:r>
             <w:r>
               <w:rPr>
@@ -3946,14 +5170,14 @@
               <w14:ligatures w14:val="standardContextual"/>
             </w:rPr>
           </w:pPr>
-          <w:hyperlink w:anchor="_Toc194404567" w:history="1">
+          <w:hyperlink w:anchor="_Toc194490947" w:history="1">
             <w:r>
               <w:rPr>
                 <w:rStyle w:val="af4"/>
                 <w:noProof/>
                 <w:lang w:val="en-US"/>
               </w:rPr>
-              <w:t>2.4 Time Series Analysis</w:t>
+              <w:t>2.2 Data Preprocessing</w:t>
             </w:r>
             <w:r>
               <w:rPr>
@@ -3974,7 +5198,7 @@
                 <w:noProof/>
                 <w:webHidden/>
               </w:rPr>
-              <w:instrText xml:space="preserve"> PAGEREF _Toc194404567 \h </w:instrText>
+              <w:instrText xml:space="preserve"> PAGEREF _Toc194490947 \h </w:instrText>
             </w:r>
             <w:r>
               <w:rPr>
@@ -3994,7 +5218,7 @@
                 <w:noProof/>
                 <w:webHidden/>
               </w:rPr>
-              <w:t>13</w:t>
+              <w:t>18</w:t>
             </w:r>
             <w:r>
               <w:rPr>
@@ -4021,14 +5245,14 @@
               <w14:ligatures w14:val="standardContextual"/>
             </w:rPr>
           </w:pPr>
-          <w:hyperlink w:anchor="_Toc194404568" w:history="1">
+          <w:hyperlink w:anchor="_Toc194490948" w:history="1">
             <w:r>
               <w:rPr>
                 <w:rStyle w:val="af4"/>
                 <w:noProof/>
                 <w:lang w:val="en-US"/>
               </w:rPr>
-              <w:t>3 EXPERIMENTS AND RESULTS</w:t>
+              <w:t>2.3 Regression models</w:t>
             </w:r>
             <w:r>
               <w:rPr>
@@ -4049,7 +5273,7 @@
                 <w:noProof/>
                 <w:webHidden/>
               </w:rPr>
-              <w:instrText xml:space="preserve"> PAGEREF _Toc194404568 \h </w:instrText>
+              <w:instrText xml:space="preserve"> PAGEREF _Toc194490948 \h </w:instrText>
             </w:r>
             <w:r>
               <w:rPr>
@@ -4069,7 +5293,7 @@
                 <w:noProof/>
                 <w:webHidden/>
               </w:rPr>
-              <w:t>14</w:t>
+              <w:t>18</w:t>
             </w:r>
             <w:r>
               <w:rPr>
@@ -4096,14 +5320,14 @@
               <w14:ligatures w14:val="standardContextual"/>
             </w:rPr>
           </w:pPr>
-          <w:hyperlink w:anchor="_Toc194404569" w:history="1">
+          <w:hyperlink w:anchor="_Toc194490949" w:history="1">
             <w:r>
               <w:rPr>
                 <w:rStyle w:val="af4"/>
                 <w:noProof/>
                 <w:lang w:val="en-US"/>
               </w:rPr>
-              <w:t>4 DISCUSSION</w:t>
+              <w:t>2.4 Time Series Analysis</w:t>
             </w:r>
             <w:r>
               <w:rPr>
@@ -4124,7 +5348,7 @@
                 <w:noProof/>
                 <w:webHidden/>
               </w:rPr>
-              <w:instrText xml:space="preserve"> PAGEREF _Toc194404569 \h </w:instrText>
+              <w:instrText xml:space="preserve"> PAGEREF _Toc194490949 \h </w:instrText>
             </w:r>
             <w:r>
               <w:rPr>
@@ -4144,7 +5368,7 @@
                 <w:noProof/>
                 <w:webHidden/>
               </w:rPr>
-              <w:t>15</w:t>
+              <w:t>18</w:t>
             </w:r>
             <w:r>
               <w:rPr>
@@ -4171,14 +5395,14 @@
               <w14:ligatures w14:val="standardContextual"/>
             </w:rPr>
           </w:pPr>
-          <w:hyperlink w:anchor="_Toc194404570" w:history="1">
+          <w:hyperlink w:anchor="_Toc194490950" w:history="1">
             <w:r>
               <w:rPr>
                 <w:rStyle w:val="af4"/>
                 <w:noProof/>
                 <w:lang w:val="en-US"/>
               </w:rPr>
-              <w:t>CONCLUSION</w:t>
+              <w:t>3 EXPERIMENTS AND RESULTS</w:t>
             </w:r>
             <w:r>
               <w:rPr>
@@ -4199,7 +5423,7 @@
                 <w:noProof/>
                 <w:webHidden/>
               </w:rPr>
-              <w:instrText xml:space="preserve"> PAGEREF _Toc194404570 \h </w:instrText>
+              <w:instrText xml:space="preserve"> PAGEREF _Toc194490950 \h </w:instrText>
             </w:r>
             <w:r>
               <w:rPr>
@@ -4219,7 +5443,7 @@
                 <w:noProof/>
                 <w:webHidden/>
               </w:rPr>
-              <w:t>16</w:t>
+              <w:t>19</w:t>
             </w:r>
             <w:r>
               <w:rPr>
@@ -4246,14 +5470,14 @@
               <w14:ligatures w14:val="standardContextual"/>
             </w:rPr>
           </w:pPr>
-          <w:hyperlink w:anchor="_Toc194404571" w:history="1">
+          <w:hyperlink w:anchor="_Toc194490951" w:history="1">
             <w:r>
               <w:rPr>
                 <w:rStyle w:val="af4"/>
                 <w:noProof/>
                 <w:lang w:val="en-US"/>
               </w:rPr>
-              <w:t>REFERENCES</w:t>
+              <w:t>4 DISCUSSION</w:t>
             </w:r>
             <w:r>
               <w:rPr>
@@ -4274,7 +5498,7 @@
                 <w:noProof/>
                 <w:webHidden/>
               </w:rPr>
-              <w:instrText xml:space="preserve"> PAGEREF _Toc194404571 \h </w:instrText>
+              <w:instrText xml:space="preserve"> PAGEREF _Toc194490951 \h </w:instrText>
             </w:r>
             <w:r>
               <w:rPr>
@@ -4294,7 +5518,7 @@
                 <w:noProof/>
                 <w:webHidden/>
               </w:rPr>
-              <w:t>17</w:t>
+              <w:t>20</w:t>
             </w:r>
             <w:r>
               <w:rPr>
@@ -4321,13 +5545,14 @@
               <w14:ligatures w14:val="standardContextual"/>
             </w:rPr>
           </w:pPr>
-          <w:hyperlink w:anchor="_Toc194404572" w:history="1">
+          <w:hyperlink w:anchor="_Toc194490952" w:history="1">
             <w:r>
               <w:rPr>
                 <w:rStyle w:val="af4"/>
                 <w:noProof/>
-              </w:rPr>
-              <w:t>APPENDIX</w:t>
+                <w:lang w:val="en-US"/>
+              </w:rPr>
+              <w:t>CONCLUSION</w:t>
             </w:r>
             <w:r>
               <w:rPr>
@@ -4348,7 +5573,7 @@
                 <w:noProof/>
                 <w:webHidden/>
               </w:rPr>
-              <w:instrText xml:space="preserve"> PAGEREF _Toc194404572 \h </w:instrText>
+              <w:instrText xml:space="preserve"> PAGEREF _Toc194490952 \h </w:instrText>
             </w:r>
             <w:r>
               <w:rPr>
@@ -4368,7 +5593,156 @@
                 <w:noProof/>
                 <w:webHidden/>
               </w:rPr>
-              <w:t>19</w:t>
+              <w:t>21</w:t>
+            </w:r>
+            <w:r>
+              <w:rPr>
+                <w:noProof/>
+                <w:webHidden/>
+              </w:rPr>
+              <w:fldChar w:fldCharType="end"/>
+            </w:r>
+          </w:hyperlink>
+        </w:p>
+        <w:p>
+          <w:pPr>
+            <w:pStyle w:val="11"/>
+            <w:tabs>
+              <w:tab w:val="right" w:leader="dot" w:pos="9628"/>
+            </w:tabs>
+            <w:rPr>
+              <w:rFonts w:asciiTheme="minorHAnsi" w:eastAsiaTheme="minorEastAsia" w:hAnsiTheme="minorHAnsi"/>
+              <w:noProof/>
+              <w:kern w:val="2"/>
+              <w:sz w:val="24"/>
+              <w:szCs w:val="24"/>
+              <w:lang w:eastAsia="ru-RU"/>
+              <w14:ligatures w14:val="standardContextual"/>
+            </w:rPr>
+          </w:pPr>
+          <w:hyperlink w:anchor="_Toc194490953" w:history="1">
+            <w:r>
+              <w:rPr>
+                <w:rStyle w:val="af4"/>
+                <w:noProof/>
+                <w:lang w:val="en-US"/>
+              </w:rPr>
+              <w:t>REFERENCES</w:t>
+            </w:r>
+            <w:r>
+              <w:rPr>
+                <w:noProof/>
+                <w:webHidden/>
+              </w:rPr>
+              <w:tab/>
+            </w:r>
+            <w:r>
+              <w:rPr>
+                <w:noProof/>
+                <w:webHidden/>
+              </w:rPr>
+              <w:fldChar w:fldCharType="begin"/>
+            </w:r>
+            <w:r>
+              <w:rPr>
+                <w:noProof/>
+                <w:webHidden/>
+              </w:rPr>
+              <w:instrText xml:space="preserve"> PAGEREF _Toc194490953 \h </w:instrText>
+            </w:r>
+            <w:r>
+              <w:rPr>
+                <w:noProof/>
+                <w:webHidden/>
+              </w:rPr>
+            </w:r>
+            <w:r>
+              <w:rPr>
+                <w:noProof/>
+                <w:webHidden/>
+              </w:rPr>
+              <w:fldChar w:fldCharType="separate"/>
+            </w:r>
+            <w:r>
+              <w:rPr>
+                <w:noProof/>
+                <w:webHidden/>
+              </w:rPr>
+              <w:t>22</w:t>
+            </w:r>
+            <w:r>
+              <w:rPr>
+                <w:noProof/>
+                <w:webHidden/>
+              </w:rPr>
+              <w:fldChar w:fldCharType="end"/>
+            </w:r>
+          </w:hyperlink>
+        </w:p>
+        <w:p>
+          <w:pPr>
+            <w:pStyle w:val="11"/>
+            <w:tabs>
+              <w:tab w:val="right" w:leader="dot" w:pos="9628"/>
+            </w:tabs>
+            <w:rPr>
+              <w:rFonts w:asciiTheme="minorHAnsi" w:eastAsiaTheme="minorEastAsia" w:hAnsiTheme="minorHAnsi"/>
+              <w:noProof/>
+              <w:kern w:val="2"/>
+              <w:sz w:val="24"/>
+              <w:szCs w:val="24"/>
+              <w:lang w:eastAsia="ru-RU"/>
+              <w14:ligatures w14:val="standardContextual"/>
+            </w:rPr>
+          </w:pPr>
+          <w:hyperlink w:anchor="_Toc194490954" w:history="1">
+            <w:r>
+              <w:rPr>
+                <w:rStyle w:val="af4"/>
+                <w:noProof/>
+              </w:rPr>
+              <w:t>APPENDIX</w:t>
+            </w:r>
+            <w:r>
+              <w:rPr>
+                <w:noProof/>
+                <w:webHidden/>
+              </w:rPr>
+              <w:tab/>
+            </w:r>
+            <w:r>
+              <w:rPr>
+                <w:noProof/>
+                <w:webHidden/>
+              </w:rPr>
+              <w:fldChar w:fldCharType="begin"/>
+            </w:r>
+            <w:r>
+              <w:rPr>
+                <w:noProof/>
+                <w:webHidden/>
+              </w:rPr>
+              <w:instrText xml:space="preserve"> PAGEREF _Toc194490954 \h </w:instrText>
+            </w:r>
+            <w:r>
+              <w:rPr>
+                <w:noProof/>
+                <w:webHidden/>
+              </w:rPr>
+            </w:r>
+            <w:r>
+              <w:rPr>
+                <w:noProof/>
+                <w:webHidden/>
+              </w:rPr>
+              <w:fldChar w:fldCharType="separate"/>
+            </w:r>
+            <w:r>
+              <w:rPr>
+                <w:noProof/>
+                <w:webHidden/>
+              </w:rPr>
+              <w:t>24</w:t>
             </w:r>
             <w:r>
               <w:rPr>
@@ -4417,7 +5791,7 @@
           <w:lang w:val="en-US"/>
         </w:rPr>
       </w:pPr>
-      <w:bookmarkStart w:id="3" w:name="_Toc194404560"/>
+      <w:bookmarkStart w:id="3" w:name="_Toc194490940"/>
       <w:r>
         <w:rPr>
           <w:lang w:val="en-US"/>
@@ -4449,7 +5823,7 @@
           <w:lang w:val="en-US"/>
         </w:rPr>
       </w:pPr>
-      <w:bookmarkStart w:id="4" w:name="_Toc194404561"/>
+      <w:bookmarkStart w:id="4" w:name="_Toc194490941"/>
       <w:r>
         <w:rPr>
           <w:lang w:val="en-US"/>
@@ -4973,7 +6347,7 @@
           <w:numId w:val="6"/>
         </w:numPr>
       </w:pPr>
-      <w:bookmarkStart w:id="5" w:name="_Toc194404562"/>
+      <w:bookmarkStart w:id="5" w:name="_Toc194490942"/>
       <w:r>
         <w:lastRenderedPageBreak/>
         <w:t>LITERATURE REVIEW</w:t>
@@ -5424,7 +6798,7 @@
           <w:lang w:val="en-US"/>
         </w:rPr>
       </w:pPr>
-      <w:bookmarkStart w:id="6" w:name="_Toc194404563"/>
+      <w:bookmarkStart w:id="6" w:name="_Toc194490943"/>
       <w:r>
         <w:rPr>
           <w:lang w:val="en-US"/>
@@ -5613,7 +6987,7 @@
           <w:lang w:val="en-US"/>
         </w:rPr>
       </w:pPr>
-      <w:bookmarkStart w:id="7" w:name="_Toc194404564"/>
+      <w:bookmarkStart w:id="7" w:name="_Toc194490944"/>
       <w:r>
         <w:rPr>
           <w:lang w:val="en-US"/>
@@ -5630,6 +7004,40 @@
     </w:p>
     <w:p>
       <w:pPr>
+        <w:pStyle w:val="1"/>
+        <w:rPr>
+          <w:lang w:val="en-US"/>
+        </w:rPr>
+      </w:pPr>
+      <w:bookmarkStart w:id="8" w:name="_Toc194490945"/>
+      <w:r>
+        <w:rPr>
+          <w:lang w:val="en-US"/>
+        </w:rPr>
+        <w:t>2.1.1 D</w:t>
+      </w:r>
+      <w:r>
+        <w:rPr>
+          <w:lang w:val="en-US"/>
+        </w:rPr>
+        <w:t xml:space="preserve">ata </w:t>
+      </w:r>
+      <w:r>
+        <w:rPr>
+          <w:lang w:val="en-US"/>
+        </w:rPr>
+        <w:t>C</w:t>
+      </w:r>
+      <w:r>
+        <w:rPr>
+          <w:lang w:val="en-US"/>
+        </w:rPr>
+        <w:t>ollection of Corruption crime numbers</w:t>
+      </w:r>
+      <w:bookmarkEnd w:id="8"/>
+    </w:p>
+    <w:p>
+      <w:pPr>
         <w:ind w:firstLine="708"/>
         <w:rPr>
           <w:lang w:val="en-US"/>
@@ -5678,7 +7086,19 @@
         <w:rPr>
           <w:lang w:val="en-US"/>
         </w:rPr>
-        <w:t>The report we are interested in is called Report Form No. 3-K about corruption crimes.</w:t>
+        <w:t>The report we are interested in is called Report Form No. 3-K about corruption crimes</w:t>
+      </w:r>
+      <w:r>
+        <w:rPr>
+          <w:lang w:val="en-US"/>
+        </w:rPr>
+        <w:t xml:space="preserve"> [21]</w:t>
+      </w:r>
+      <w:r>
+        <w:rPr>
+          <w:lang w:val="en-US"/>
+        </w:rPr>
+        <w:t>.</w:t>
       </w:r>
       <w:r>
         <w:rPr>
@@ -5776,7 +7196,7 @@
                 <w:lang w:val="en-US"/>
               </w:rPr>
             </w:pPr>
-            <w:bookmarkStart w:id="8" w:name="_Hlk194412681"/>
+            <w:bookmarkStart w:id="9" w:name="_Hlk194412681"/>
             <w:r>
               <w:rPr>
                 <w:sz w:val="28"/>
@@ -5926,7 +7346,7 @@
           </w:p>
         </w:tc>
       </w:tr>
-      <w:bookmarkEnd w:id="8"/>
+      <w:bookmarkEnd w:id="9"/>
       <w:tr>
         <w:tc>
           <w:tcPr>
@@ -7415,7 +8835,6 @@
         <w:rPr>
           <w:lang w:val="en-US"/>
         </w:rPr>
-        <w:lastRenderedPageBreak/>
         <w:t>We extract only “Date” and “</w:t>
       </w:r>
       <w:r>
@@ -8213,6 +9632,71 @@
       <w:pPr>
         <w:ind w:firstLine="708"/>
         <w:rPr>
+          <w:lang w:val="en-US"/>
+        </w:rPr>
+      </w:pPr>
+    </w:p>
+    <w:p>
+      <w:pPr>
+        <w:ind w:firstLine="708"/>
+        <w:rPr>
+          <w:lang w:val="en-US"/>
+        </w:rPr>
+      </w:pPr>
+    </w:p>
+    <w:p>
+      <w:pPr>
+        <w:pStyle w:val="1"/>
+        <w:rPr>
+          <w:lang w:val="en-US"/>
+        </w:rPr>
+      </w:pPr>
+      <w:bookmarkStart w:id="10" w:name="_Toc194490946"/>
+      <w:r>
+        <w:rPr>
+          <w:lang w:val="en-US"/>
+        </w:rPr>
+        <w:lastRenderedPageBreak/>
+        <w:t>2.1.2 D</w:t>
+      </w:r>
+      <w:r>
+        <w:rPr>
+          <w:lang w:val="en-US"/>
+        </w:rPr>
+        <w:t xml:space="preserve">ata </w:t>
+      </w:r>
+      <w:r>
+        <w:rPr>
+          <w:lang w:val="en-US"/>
+        </w:rPr>
+        <w:t>C</w:t>
+      </w:r>
+      <w:r>
+        <w:rPr>
+          <w:lang w:val="en-US"/>
+        </w:rPr>
+        <w:t xml:space="preserve">ollection of </w:t>
+      </w:r>
+      <w:r>
+        <w:rPr>
+          <w:lang w:val="en-US"/>
+        </w:rPr>
+        <w:t>news data</w:t>
+      </w:r>
+      <w:bookmarkEnd w:id="10"/>
+    </w:p>
+    <w:p>
+      <w:pPr>
+        <w:ind w:firstLine="708"/>
+        <w:rPr>
+          <w:lang w:val="en-US"/>
+        </w:rPr>
+      </w:pPr>
+    </w:p>
+    <w:p>
+      <w:pPr>
+        <w:ind w:firstLine="708"/>
+        <w:rPr>
           <w:rStyle w:val="ezkurwreuab5ozgtqnkl"/>
           <w:lang w:val="en-US"/>
         </w:rPr>
@@ -8233,20 +9717,25 @@
         <w:rPr>
           <w:lang w:val="en-US"/>
         </w:rPr>
-        <w:t xml:space="preserve"> [21]</w:t>
-      </w:r>
-      <w:r>
-        <w:rPr>
-          <w:lang w:val="en-US"/>
-        </w:rPr>
-        <w:t xml:space="preserve">. Compared to other local news websites, Tengrinews.kz maintains a well-structured and </w:t>
-      </w:r>
-      <w:r>
-        <w:rPr>
-          <w:lang w:val="en-US"/>
-        </w:rPr>
-        <w:lastRenderedPageBreak/>
-        <w:t>consistently updated archive, which made the process of scraping and organizing news articles significantly more efficient. Additionally, its use of thematic tags</w:t>
+        <w:t xml:space="preserve"> [2</w:t>
+      </w:r>
+      <w:r>
+        <w:rPr>
+          <w:lang w:val="en-US"/>
+        </w:rPr>
+        <w:t>2</w:t>
+      </w:r>
+      <w:r>
+        <w:rPr>
+          <w:lang w:val="en-US"/>
+        </w:rPr>
+        <w:t>]</w:t>
+      </w:r>
+      <w:r>
+        <w:rPr>
+          <w:lang w:val="en-US"/>
+        </w:rPr>
+        <w:t>. Compared to other local news websites, Tengrinews.kz maintains a well-structured and consistently updated archive, which made the process of scraping and organizing news articles significantly more efficient. Additionally, its use of thematic tags</w:t>
       </w:r>
       <w:r>
         <w:rPr>
@@ -8441,6 +9930,7 @@
     <w:p>
       <w:pPr>
         <w:pStyle w:val="af5"/>
+        <w:ind w:firstLine="708"/>
         <w:rPr>
           <w:lang w:val="en-US"/>
         </w:rPr>
@@ -8643,13 +10133,7 @@
         <w:rPr>
           <w:lang w:val="en-US"/>
         </w:rPr>
-        <w:t>4</w:t>
-      </w:r>
-      <w:r>
-        <w:rPr>
-          <w:lang w:val="en-US"/>
-        </w:rPr>
-        <w:t xml:space="preserve"> </w:t>
+        <w:t xml:space="preserve">4 </w:t>
       </w:r>
       <w:r>
         <w:rPr>
@@ -8725,7 +10209,14 @@
         <w:rPr>
           <w:lang w:val="en-US"/>
         </w:rPr>
-        <w:t xml:space="preserve"> tag and iteratively moves through paginated results. On each page, it scans the news cards and extracts</w:t>
+        <w:t xml:space="preserve"> tag and iteratively moves through paginated results. On each page, it scans the news cards and </w:t>
+      </w:r>
+      <w:r>
+        <w:rPr>
+          <w:lang w:val="en-US"/>
+        </w:rPr>
+        <w:lastRenderedPageBreak/>
+        <w:t>extracts</w:t>
       </w:r>
       <w:r>
         <w:rPr>
@@ -8787,7 +10278,6 @@
         <w:rPr>
           <w:lang w:val="en-US"/>
         </w:rPr>
-        <w:lastRenderedPageBreak/>
         <w:t xml:space="preserve">Duplicate entries are removed, and the final set of links is saved in a CSV file </w:t>
       </w:r>
       <w:r>
@@ -8796,6 +10286,14 @@
         </w:rPr>
         <w:t>that is shown in Table 3.</w:t>
       </w:r>
+    </w:p>
+    <w:p>
+      <w:pPr>
+        <w:ind w:firstLine="360"/>
+        <w:rPr>
+          <w:lang w:val="en-US"/>
+        </w:rPr>
+      </w:pPr>
     </w:p>
     <w:p>
       <w:pPr>
@@ -9108,13 +10606,7 @@
         <w:rPr>
           <w:lang w:val="en-US"/>
         </w:rPr>
-        <w:t xml:space="preserve">spanning from </w:t>
-      </w:r>
-      <w:r>
-        <w:rPr>
-          <w:lang w:val="en-US"/>
-        </w:rPr>
-        <w:t>November of 2016 to January of 2025</w:t>
+        <w:t>spanning from November of 2016 to January of 2025</w:t>
       </w:r>
       <w:r>
         <w:rPr>
@@ -9415,13 +10907,7 @@
               <w:ind w:firstLine="0"/>
             </w:pPr>
             <w:r>
-              <w:t>"В Атырау начался судебный процесс по делу бывшего заместителя акима области</w:t>
-            </w:r>
-            <w:r>
-              <w:t xml:space="preserve"> …</w:t>
-            </w:r>
-            <w:r>
-              <w:t>"</w:t>
+              <w:t>"В Атырау начался судебный процесс по делу бывшего заместителя акима области …"</w:t>
             </w:r>
           </w:p>
         </w:tc>
@@ -9465,13 +10951,7 @@
               <w:ind w:firstLine="0"/>
             </w:pPr>
             <w:r>
-              <w:t>"Главу Управления здравоохранения Атырауской области не будут снимать с должности</w:t>
-            </w:r>
-            <w:r>
-              <w:t xml:space="preserve">, </w:t>
-            </w:r>
-            <w:r>
-              <w:t>…"</w:t>
+              <w:t>"Главу Управления здравоохранения Атырауской области не будут снимать с должности, …"</w:t>
             </w:r>
           </w:p>
         </w:tc>
@@ -9489,6 +10969,7 @@
               </w:rPr>
             </w:pPr>
             <w:r>
+              <w:lastRenderedPageBreak/>
               <w:t>20</w:t>
             </w:r>
             <w:r>
@@ -9722,10 +11203,7 @@
               <w:ind w:firstLine="0"/>
             </w:pPr>
             <w:r>
-              <w:t>"В Шымкенте за взятку задержан заместитель руководителя городского управления образования</w:t>
-            </w:r>
-            <w:r>
-              <w:t xml:space="preserve"> </w:t>
+              <w:t xml:space="preserve">"В Шымкенте за взятку задержан заместитель руководителя городского управления образования </w:t>
             </w:r>
             <w:r>
               <w:t>…</w:t>
@@ -9754,9 +11232,1817 @@
         <w:rPr>
           <w:lang w:val="en-US"/>
         </w:rPr>
+        <w:t>This extraction step resulted in a clean, structured dataset of news content, which was later used for keyword analysis and time series modeling.</w:t>
+      </w:r>
+    </w:p>
+    <w:p>
+      <w:pPr>
+        <w:ind w:firstLine="708"/>
+        <w:rPr>
+          <w:lang w:val="en-US"/>
+        </w:rPr>
+      </w:pPr>
+      <w:r>
+        <w:rPr>
+          <w:lang w:val="en-US"/>
+        </w:rPr>
+        <w:t xml:space="preserve">To transform the collected news articles into a structured and analyzable format, we developed a custom Python script — </w:t>
+      </w:r>
+      <w:r>
+        <w:rPr>
+          <w:i/>
+          <w:iCs/>
+          <w:lang w:val="en-US"/>
+        </w:rPr>
+        <w:t>news_text_analysis.py</w:t>
+      </w:r>
+      <w:r>
+        <w:rPr>
+          <w:lang w:val="en-US"/>
+        </w:rPr>
+        <w:t xml:space="preserve"> that extracts and counts occurrences of corruption-related keywords within each news article. This keyword-based approach enables the construction of numerical features from unstructured text data.</w:t>
+      </w:r>
+    </w:p>
+    <w:p>
+      <w:pPr>
+        <w:ind w:firstLine="708"/>
+        <w:rPr>
+          <w:lang w:val="en-US"/>
+        </w:rPr>
+      </w:pPr>
+      <w:r>
+        <w:rPr>
+          <w:lang w:val="en-US"/>
+        </w:rPr>
+        <w:t>The keyword list was manually compiled and consists of over 80 relevant terms and phrases in Russian, such as “</w:t>
+      </w:r>
+      <w:proofErr w:type="spellStart"/>
+      <w:r>
+        <w:rPr>
+          <w:lang w:val="en-US"/>
+        </w:rPr>
+        <w:t>коррупция</w:t>
+      </w:r>
+      <w:proofErr w:type="spellEnd"/>
+      <w:r>
+        <w:rPr>
+          <w:lang w:val="en-US"/>
+        </w:rPr>
+        <w:t>” (corruption), “</w:t>
+      </w:r>
+      <w:proofErr w:type="spellStart"/>
+      <w:r>
+        <w:rPr>
+          <w:lang w:val="en-US"/>
+        </w:rPr>
+        <w:t>взятка</w:t>
+      </w:r>
+      <w:proofErr w:type="spellEnd"/>
+      <w:r>
+        <w:rPr>
+          <w:lang w:val="en-US"/>
+        </w:rPr>
+        <w:t>” (bribe), “</w:t>
+      </w:r>
+      <w:proofErr w:type="spellStart"/>
+      <w:r>
+        <w:rPr>
+          <w:lang w:val="en-US"/>
+        </w:rPr>
+        <w:t>хищение</w:t>
+      </w:r>
+      <w:proofErr w:type="spellEnd"/>
+      <w:r>
+        <w:rPr>
+          <w:lang w:val="en-US"/>
+        </w:rPr>
+        <w:t>” (embezzlement), and multi-word expressions like “</w:t>
+      </w:r>
+      <w:proofErr w:type="spellStart"/>
+      <w:r>
+        <w:rPr>
+          <w:lang w:val="en-US"/>
+        </w:rPr>
+        <w:t>злоупотребление</w:t>
+      </w:r>
+      <w:proofErr w:type="spellEnd"/>
+      <w:r>
+        <w:rPr>
+          <w:lang w:val="en-US"/>
+        </w:rPr>
+        <w:t xml:space="preserve"> </w:t>
+      </w:r>
+      <w:proofErr w:type="spellStart"/>
+      <w:r>
+        <w:rPr>
+          <w:lang w:val="en-US"/>
+        </w:rPr>
+        <w:t>полномочиями</w:t>
+      </w:r>
+      <w:proofErr w:type="spellEnd"/>
+      <w:r>
+        <w:rPr>
+          <w:lang w:val="en-US"/>
+        </w:rPr>
+        <w:t>” (abuse of power) and “</w:t>
+      </w:r>
+      <w:proofErr w:type="spellStart"/>
+      <w:r>
+        <w:rPr>
+          <w:lang w:val="en-US"/>
+        </w:rPr>
+        <w:t>уголовное</w:t>
+      </w:r>
+      <w:proofErr w:type="spellEnd"/>
+      <w:r>
+        <w:rPr>
+          <w:lang w:val="en-US"/>
+        </w:rPr>
+        <w:t xml:space="preserve"> </w:t>
+      </w:r>
+      <w:proofErr w:type="spellStart"/>
+      <w:r>
+        <w:rPr>
+          <w:lang w:val="en-US"/>
+        </w:rPr>
+        <w:t>дело</w:t>
+      </w:r>
+      <w:proofErr w:type="spellEnd"/>
+      <w:r>
+        <w:rPr>
+          <w:lang w:val="en-US"/>
+        </w:rPr>
+        <w:t>” (criminal case). The complete list reflects various aspects of corruption discourse in Kazakhstan, including financial crimes, political institutions, enforcement bodies, and legal terminology.</w:t>
+      </w:r>
+    </w:p>
+    <w:p>
+      <w:pPr>
+        <w:ind w:firstLine="708"/>
+        <w:rPr>
+          <w:lang w:val="en-US"/>
+        </w:rPr>
+      </w:pPr>
+      <w:r>
+        <w:rPr>
+          <w:lang w:val="en-US"/>
+        </w:rPr>
+        <w:t>To ensure that all grammatical forms of a word are counted correctly, the script applies lemmatization — a process in natural language processing (NLP) that reduces a word to its base or dictionary form (lemma). Unlike stemming, which may produce truncated or non-standard forms, lemmatization considers the morphological structure of words and returns linguistically correct base forms.</w:t>
+      </w:r>
+    </w:p>
+    <w:p>
+      <w:pPr>
+        <w:ind w:firstLine="708"/>
+        <w:rPr>
+          <w:lang w:val="en-US"/>
+        </w:rPr>
+      </w:pPr>
+      <w:r>
+        <w:rPr>
+          <w:lang w:val="en-US"/>
+        </w:rPr>
+        <w:t xml:space="preserve">Let </w:t>
+      </w:r>
+      <w:r>
+        <w:rPr>
+          <w:i/>
+          <w:iCs/>
+          <w:lang w:val="en-US"/>
+        </w:rPr>
+        <w:t>w</w:t>
+      </w:r>
+      <w:r>
+        <w:rPr>
+          <w:lang w:val="en-US"/>
+        </w:rPr>
+        <w:t xml:space="preserve"> be a word in a </w:t>
+      </w:r>
+      <w:r>
+        <w:rPr>
+          <w:lang w:val="en-US"/>
+        </w:rPr>
+        <w:t>text and</w:t>
+      </w:r>
+      <w:r>
+        <w:rPr>
+          <w:lang w:val="en-US"/>
+        </w:rPr>
+        <w:t xml:space="preserve"> let lemma(</w:t>
+      </w:r>
+      <w:r>
+        <w:rPr>
+          <w:i/>
+          <w:iCs/>
+          <w:lang w:val="en-US"/>
+        </w:rPr>
+        <w:t>w</w:t>
+      </w:r>
+      <w:r>
+        <w:rPr>
+          <w:lang w:val="en-US"/>
+        </w:rPr>
+        <w:t>)</w:t>
+      </w:r>
+      <w:r>
+        <w:rPr>
+          <w:lang w:val="en-US"/>
+        </w:rPr>
+        <w:t xml:space="preserve"> </w:t>
+      </w:r>
+      <w:r>
+        <w:rPr>
+          <w:lang w:val="en-US"/>
+        </w:rPr>
+        <w:t>represent its lemmatized form. The transformation can be expressed as:</w:t>
+      </w:r>
+    </w:p>
+    <w:p>
+      <w:pPr>
+        <w:ind w:firstLine="708"/>
+        <w:rPr>
+          <w:lang w:val="en-US"/>
+        </w:rPr>
+      </w:pPr>
+    </w:p>
+    <w:p>
+      <w:pPr>
+        <w:ind w:firstLine="708"/>
+        <w:rPr>
+          <w:i/>
+          <w:lang w:val="en-US"/>
+        </w:rPr>
+      </w:pPr>
+      <m:oMathPara>
+        <m:oMath>
+          <m:r>
+            <w:rPr>
+              <w:rFonts w:ascii="Cambria Math" w:hAnsi="Cambria Math"/>
+              <w:lang w:val="en-US"/>
+            </w:rPr>
+            <m:t xml:space="preserve">lemma(w) = arg </m:t>
+          </m:r>
+          <m:sSub>
+            <m:sSubPr>
+              <m:ctrlPr>
+                <w:rPr>
+                  <w:rFonts w:ascii="Cambria Math" w:hAnsi="Cambria Math"/>
+                  <w:i/>
+                  <w:lang w:val="en-US"/>
+                </w:rPr>
+              </m:ctrlPr>
+            </m:sSubPr>
+            <m:e>
+              <m:r>
+                <w:rPr>
+                  <w:rFonts w:ascii="Cambria Math" w:hAnsi="Cambria Math"/>
+                  <w:lang w:val="en-US"/>
+                </w:rPr>
+                <m:t>max</m:t>
+              </m:r>
+            </m:e>
+            <m:sub>
+              <m:r>
+                <w:rPr>
+                  <w:rFonts w:ascii="Cambria Math" w:hAnsi="Cambria Math"/>
+                  <w:lang w:val="en-US"/>
+                </w:rPr>
+                <m:t>l∈L</m:t>
+              </m:r>
+            </m:sub>
+          </m:sSub>
+          <m:r>
+            <w:rPr>
+              <w:rFonts w:ascii="Cambria Math" w:hAnsi="Cambria Math"/>
+              <w:lang w:val="en-US"/>
+            </w:rPr>
+            <m:t>P(l</m:t>
+          </m:r>
+          <m:r>
+            <w:rPr>
+              <w:rFonts w:ascii="Cambria Math" w:hAnsi="Cambria Math"/>
+              <w:lang w:val="en-US"/>
+            </w:rPr>
+            <m:t xml:space="preserve"> </m:t>
+          </m:r>
+          <m:r>
+            <w:rPr>
+              <w:rFonts w:ascii="Cambria Math" w:hAnsi="Cambria Math"/>
+              <w:lang w:val="en-US"/>
+            </w:rPr>
+            <m:t>|</m:t>
+          </m:r>
+          <m:r>
+            <w:rPr>
+              <w:rFonts w:ascii="Cambria Math" w:hAnsi="Cambria Math"/>
+              <w:lang w:val="en-US"/>
+            </w:rPr>
+            <m:t xml:space="preserve"> </m:t>
+          </m:r>
+          <m:r>
+            <w:rPr>
+              <w:rFonts w:ascii="Cambria Math" w:hAnsi="Cambria Math"/>
+              <w:lang w:val="en-US"/>
+            </w:rPr>
+            <m:t>w)</m:t>
+          </m:r>
+        </m:oMath>
+      </m:oMathPara>
+    </w:p>
+    <w:p>
+      <w:pPr>
+        <w:ind w:firstLine="708"/>
+        <w:rPr>
+          <w:lang w:val="en-US"/>
+        </w:rPr>
+      </w:pPr>
+    </w:p>
+    <w:p>
+      <w:pPr>
+        <w:ind w:firstLine="708"/>
+        <w:rPr>
+          <w:lang w:val="en-US"/>
+        </w:rPr>
+      </w:pPr>
+      <w:r>
+        <w:rPr>
+          <w:lang w:val="en-US"/>
+        </w:rPr>
+        <w:t xml:space="preserve">where </w:t>
+      </w:r>
+      <w:r>
+        <w:rPr>
+          <w:i/>
+          <w:iCs/>
+          <w:lang w:val="en-US"/>
+        </w:rPr>
+        <w:t>L</w:t>
+      </w:r>
+      <w:r>
+        <w:rPr>
+          <w:lang w:val="en-US"/>
+        </w:rPr>
+        <w:t xml:space="preserve"> is the set of all possible lemmas, and </w:t>
+      </w:r>
+      <w:r>
+        <w:rPr>
+          <w:i/>
+          <w:iCs/>
+          <w:lang w:val="en-US"/>
+        </w:rPr>
+        <w:t>P</w:t>
+      </w:r>
+      <w:r>
+        <w:rPr>
+          <w:lang w:val="en-US"/>
+        </w:rPr>
+        <w:t>(</w:t>
+      </w:r>
+      <w:r>
+        <w:rPr>
+          <w:i/>
+          <w:iCs/>
+          <w:lang w:val="en-US"/>
+        </w:rPr>
+        <w:t>l</w:t>
+      </w:r>
+      <w:r>
+        <w:rPr>
+          <w:i/>
+          <w:iCs/>
+          <w:lang w:val="en-US"/>
+        </w:rPr>
+        <w:t xml:space="preserve"> </w:t>
+      </w:r>
+      <w:r>
+        <w:rPr>
+          <w:rFonts w:ascii="Cambria Math" w:hAnsi="Cambria Math" w:cs="Cambria Math"/>
+          <w:i/>
+          <w:iCs/>
+          <w:lang w:val="en-US"/>
+        </w:rPr>
+        <w:t>∣</w:t>
+      </w:r>
+      <w:r>
+        <w:rPr>
+          <w:rFonts w:ascii="Cambria Math" w:hAnsi="Cambria Math" w:cs="Cambria Math"/>
+          <w:i/>
+          <w:iCs/>
+          <w:lang w:val="en-US"/>
+        </w:rPr>
+        <w:t xml:space="preserve"> </w:t>
+      </w:r>
+      <w:r>
+        <w:rPr>
+          <w:i/>
+          <w:iCs/>
+          <w:lang w:val="en-US"/>
+        </w:rPr>
+        <w:t>w</w:t>
+      </w:r>
+      <w:r>
+        <w:rPr>
+          <w:lang w:val="en-US"/>
+        </w:rPr>
+        <w:t>)</w:t>
+      </w:r>
+      <w:r>
+        <w:rPr>
+          <w:lang w:val="en-US"/>
+        </w:rPr>
+        <w:t xml:space="preserve"> </w:t>
+      </w:r>
+      <w:r>
+        <w:rPr>
+          <w:lang w:val="en-US"/>
+        </w:rPr>
+        <w:t xml:space="preserve">is the probability that lemma </w:t>
+      </w:r>
+      <w:r>
+        <w:rPr>
+          <w:i/>
+          <w:iCs/>
+          <w:lang w:val="en-US"/>
+        </w:rPr>
+        <w:t>l</w:t>
+      </w:r>
+      <w:r>
+        <w:rPr>
+          <w:lang w:val="en-US"/>
+        </w:rPr>
+        <w:t xml:space="preserve"> is the correct base form for </w:t>
+      </w:r>
+      <w:r>
+        <w:rPr>
+          <w:i/>
+          <w:iCs/>
+          <w:lang w:val="en-US"/>
+        </w:rPr>
+        <w:t>w</w:t>
+      </w:r>
+      <w:r>
+        <w:rPr>
+          <w:lang w:val="en-US"/>
+        </w:rPr>
+        <w:t>, conditioned on context or morphology.</w:t>
+      </w:r>
+      <w:r>
+        <w:rPr>
+          <w:lang w:val="en-US"/>
+        </w:rPr>
+        <w:t xml:space="preserve"> </w:t>
+      </w:r>
+      <w:r>
+        <w:rPr>
+          <w:lang w:val="en-US"/>
+        </w:rPr>
+        <w:t xml:space="preserve">Example of some words </w:t>
+      </w:r>
+      <w:proofErr w:type="gramStart"/>
+      <w:r>
+        <w:rPr>
+          <w:lang w:val="en-US"/>
+        </w:rPr>
+        <w:t>is</w:t>
+      </w:r>
+      <w:proofErr w:type="gramEnd"/>
+      <w:r>
+        <w:rPr>
+          <w:lang w:val="en-US"/>
+        </w:rPr>
+        <w:t xml:space="preserve"> shown in Table 5.</w:t>
+      </w:r>
+    </w:p>
+    <w:p>
+      <w:pPr>
+        <w:ind w:firstLine="708"/>
+        <w:rPr>
+          <w:lang w:val="en-US"/>
+        </w:rPr>
+      </w:pPr>
+    </w:p>
+    <w:p>
+      <w:pPr>
+        <w:ind w:firstLine="708"/>
+        <w:rPr>
+          <w:lang w:val="en-US"/>
+        </w:rPr>
+      </w:pPr>
+    </w:p>
+    <w:p>
+      <w:pPr>
+        <w:ind w:firstLine="708"/>
+        <w:rPr>
+          <w:lang w:val="en-US"/>
+        </w:rPr>
+      </w:pPr>
+      <w:r>
+        <w:rPr>
+          <w:lang w:val="en-US"/>
+        </w:rPr>
+        <w:t>Table 5</w:t>
+      </w:r>
+      <w:r>
+        <w:rPr>
+          <w:lang w:val="en-US"/>
+        </w:rPr>
+        <w:t xml:space="preserve"> Lemma example</w:t>
+      </w:r>
+    </w:p>
+    <w:tbl>
+      <w:tblPr>
+        <w:tblStyle w:val="af7"/>
+        <w:tblW w:w="0" w:type="auto"/>
+        <w:tblLook w:val="04A0" w:firstRow="1" w:lastRow="0" w:firstColumn="1" w:lastColumn="0" w:noHBand="0" w:noVBand="1"/>
+      </w:tblPr>
+      <w:tblGrid>
+        <w:gridCol w:w="3606"/>
+        <w:gridCol w:w="1522"/>
+      </w:tblGrid>
+      <w:tr>
+        <w:tc>
+          <w:tcPr>
+            <w:tcW w:w="0" w:type="auto"/>
+            <w:tcBorders>
+              <w:top w:val="single" w:sz="4" w:space="0" w:color="auto"/>
+              <w:left w:val="single" w:sz="4" w:space="0" w:color="auto"/>
+              <w:bottom w:val="single" w:sz="4" w:space="0" w:color="auto"/>
+              <w:right w:val="single" w:sz="4" w:space="0" w:color="auto"/>
+            </w:tcBorders>
+            <w:hideMark/>
+          </w:tcPr>
+          <w:p>
+            <w:pPr>
+              <w:ind w:firstLine="0"/>
+              <w:jc w:val="left"/>
+              <w:rPr>
+                <w:lang w:val="en-US"/>
+              </w:rPr>
+            </w:pPr>
+            <w:r>
+              <w:rPr>
+                <w:lang w:val="en-US"/>
+              </w:rPr>
+              <w:t>Word Form</w:t>
+            </w:r>
+          </w:p>
+        </w:tc>
+        <w:tc>
+          <w:tcPr>
+            <w:tcW w:w="0" w:type="auto"/>
+            <w:tcBorders>
+              <w:top w:val="single" w:sz="4" w:space="0" w:color="auto"/>
+              <w:left w:val="single" w:sz="4" w:space="0" w:color="auto"/>
+              <w:bottom w:val="single" w:sz="4" w:space="0" w:color="auto"/>
+              <w:right w:val="single" w:sz="4" w:space="0" w:color="auto"/>
+            </w:tcBorders>
+            <w:hideMark/>
+          </w:tcPr>
+          <w:p>
+            <w:pPr>
+              <w:ind w:firstLine="0"/>
+              <w:jc w:val="left"/>
+              <w:rPr>
+                <w:lang w:val="en-US"/>
+              </w:rPr>
+            </w:pPr>
+            <w:r>
+              <w:rPr>
+                <w:lang w:val="en-US"/>
+              </w:rPr>
+              <w:t>Lemma</w:t>
+            </w:r>
+          </w:p>
+        </w:tc>
+      </w:tr>
+      <w:tr>
+        <w:tc>
+          <w:tcPr>
+            <w:tcW w:w="0" w:type="auto"/>
+            <w:tcBorders>
+              <w:top w:val="single" w:sz="4" w:space="0" w:color="auto"/>
+              <w:left w:val="single" w:sz="4" w:space="0" w:color="auto"/>
+              <w:bottom w:val="single" w:sz="4" w:space="0" w:color="auto"/>
+              <w:right w:val="single" w:sz="4" w:space="0" w:color="auto"/>
+            </w:tcBorders>
+            <w:hideMark/>
+          </w:tcPr>
+          <w:p>
+            <w:pPr>
+              <w:ind w:firstLine="0"/>
+              <w:jc w:val="left"/>
+              <w:rPr>
+                <w:lang w:val="en-US"/>
+              </w:rPr>
+            </w:pPr>
+            <w:r>
+              <w:rPr>
+                <w:lang w:val="en-US"/>
+              </w:rPr>
+              <w:t>“</w:t>
+            </w:r>
+            <w:proofErr w:type="spellStart"/>
+            <w:r>
+              <w:rPr>
+                <w:lang w:val="en-US"/>
+              </w:rPr>
+              <w:t>взял</w:t>
+            </w:r>
+            <w:proofErr w:type="spellEnd"/>
+            <w:r>
+              <w:rPr>
+                <w:lang w:val="en-US"/>
+              </w:rPr>
+              <w:t>”, “</w:t>
+            </w:r>
+            <w:proofErr w:type="spellStart"/>
+            <w:r>
+              <w:rPr>
+                <w:lang w:val="en-US"/>
+              </w:rPr>
+              <w:t>взяточник</w:t>
+            </w:r>
+            <w:proofErr w:type="spellEnd"/>
+            <w:r>
+              <w:rPr>
+                <w:lang w:val="en-US"/>
+              </w:rPr>
+              <w:t>”, “</w:t>
+            </w:r>
+            <w:proofErr w:type="spellStart"/>
+            <w:r>
+              <w:rPr>
+                <w:lang w:val="en-US"/>
+              </w:rPr>
+              <w:t>взятки</w:t>
+            </w:r>
+            <w:proofErr w:type="spellEnd"/>
+            <w:r>
+              <w:rPr>
+                <w:lang w:val="en-US"/>
+              </w:rPr>
+              <w:t>”</w:t>
+            </w:r>
+          </w:p>
+        </w:tc>
+        <w:tc>
+          <w:tcPr>
+            <w:tcW w:w="0" w:type="auto"/>
+            <w:tcBorders>
+              <w:top w:val="single" w:sz="4" w:space="0" w:color="auto"/>
+              <w:left w:val="single" w:sz="4" w:space="0" w:color="auto"/>
+              <w:bottom w:val="single" w:sz="4" w:space="0" w:color="auto"/>
+              <w:right w:val="single" w:sz="4" w:space="0" w:color="auto"/>
+            </w:tcBorders>
+            <w:hideMark/>
+          </w:tcPr>
+          <w:p>
+            <w:pPr>
+              <w:ind w:firstLine="0"/>
+              <w:jc w:val="left"/>
+              <w:rPr>
+                <w:lang w:val="en-US"/>
+              </w:rPr>
+            </w:pPr>
+            <w:r>
+              <w:rPr>
+                <w:lang w:val="en-US"/>
+              </w:rPr>
+              <w:t>“</w:t>
+            </w:r>
+            <w:proofErr w:type="spellStart"/>
+            <w:r>
+              <w:rPr>
+                <w:lang w:val="en-US"/>
+              </w:rPr>
+              <w:t>взятка</w:t>
+            </w:r>
+            <w:proofErr w:type="spellEnd"/>
+            <w:r>
+              <w:rPr>
+                <w:lang w:val="en-US"/>
+              </w:rPr>
+              <w:t>”</w:t>
+            </w:r>
+          </w:p>
+        </w:tc>
+      </w:tr>
+      <w:tr>
+        <w:tc>
+          <w:tcPr>
+            <w:tcW w:w="0" w:type="auto"/>
+            <w:tcBorders>
+              <w:top w:val="single" w:sz="4" w:space="0" w:color="auto"/>
+              <w:left w:val="single" w:sz="4" w:space="0" w:color="auto"/>
+              <w:bottom w:val="single" w:sz="4" w:space="0" w:color="auto"/>
+              <w:right w:val="single" w:sz="4" w:space="0" w:color="auto"/>
+            </w:tcBorders>
+            <w:hideMark/>
+          </w:tcPr>
+          <w:p>
+            <w:pPr>
+              <w:ind w:firstLine="0"/>
+              <w:jc w:val="left"/>
+              <w:rPr>
+                <w:lang w:val="en-US"/>
+              </w:rPr>
+            </w:pPr>
+            <w:r>
+              <w:rPr>
+                <w:lang w:val="en-US"/>
+              </w:rPr>
+              <w:t>“</w:t>
+            </w:r>
+            <w:proofErr w:type="spellStart"/>
+            <w:r>
+              <w:rPr>
+                <w:lang w:val="en-US"/>
+              </w:rPr>
+              <w:t>коррупционные</w:t>
+            </w:r>
+            <w:proofErr w:type="spellEnd"/>
+            <w:r>
+              <w:rPr>
+                <w:lang w:val="en-US"/>
+              </w:rPr>
+              <w:t>”, “</w:t>
+            </w:r>
+            <w:proofErr w:type="spellStart"/>
+            <w:r>
+              <w:rPr>
+                <w:lang w:val="en-US"/>
+              </w:rPr>
+              <w:t>коррупцией</w:t>
+            </w:r>
+            <w:proofErr w:type="spellEnd"/>
+            <w:r>
+              <w:rPr>
+                <w:lang w:val="en-US"/>
+              </w:rPr>
+              <w:t>”</w:t>
+            </w:r>
+          </w:p>
+        </w:tc>
+        <w:tc>
+          <w:tcPr>
+            <w:tcW w:w="0" w:type="auto"/>
+            <w:tcBorders>
+              <w:top w:val="single" w:sz="4" w:space="0" w:color="auto"/>
+              <w:left w:val="single" w:sz="4" w:space="0" w:color="auto"/>
+              <w:bottom w:val="single" w:sz="4" w:space="0" w:color="auto"/>
+              <w:right w:val="single" w:sz="4" w:space="0" w:color="auto"/>
+            </w:tcBorders>
+            <w:hideMark/>
+          </w:tcPr>
+          <w:p>
+            <w:pPr>
+              <w:ind w:firstLine="0"/>
+              <w:jc w:val="left"/>
+              <w:rPr>
+                <w:lang w:val="en-US"/>
+              </w:rPr>
+            </w:pPr>
+            <w:r>
+              <w:rPr>
+                <w:lang w:val="en-US"/>
+              </w:rPr>
+              <w:t>“</w:t>
+            </w:r>
+            <w:proofErr w:type="spellStart"/>
+            <w:r>
+              <w:rPr>
+                <w:lang w:val="en-US"/>
+              </w:rPr>
+              <w:t>коррупция</w:t>
+            </w:r>
+            <w:proofErr w:type="spellEnd"/>
+            <w:r>
+              <w:rPr>
+                <w:lang w:val="en-US"/>
+              </w:rPr>
+              <w:t>”</w:t>
+            </w:r>
+          </w:p>
+        </w:tc>
+      </w:tr>
+    </w:tbl>
+    <w:p>
+      <w:pPr>
+        <w:ind w:firstLine="708"/>
+        <w:rPr>
+          <w:lang w:val="en-US"/>
+        </w:rPr>
+      </w:pPr>
+    </w:p>
+    <w:p>
+      <w:pPr>
+        <w:ind w:firstLine="708"/>
+        <w:rPr>
+          <w:lang w:val="en-US"/>
+        </w:rPr>
+      </w:pPr>
+    </w:p>
+    <w:p>
+      <w:pPr>
+        <w:ind w:firstLine="708"/>
+        <w:rPr>
+          <w:lang w:val="en-US"/>
+        </w:rPr>
+      </w:pPr>
+      <w:r>
+        <w:rPr>
+          <w:lang w:val="en-US"/>
+        </w:rPr>
+        <w:t xml:space="preserve">To perform lemmatization, we used the </w:t>
+      </w:r>
+      <w:r>
+        <w:rPr>
+          <w:lang w:val="en-US"/>
+        </w:rPr>
+        <w:t>pymorphy3</w:t>
+      </w:r>
+      <w:r>
+        <w:rPr>
+          <w:lang w:val="en-US"/>
+        </w:rPr>
+        <w:t xml:space="preserve"> library, which supports Russian morphology and provides over 98% accuracy for known words [</w:t>
+      </w:r>
+      <w:r>
+        <w:rPr>
+          <w:lang w:val="en-US"/>
+        </w:rPr>
+        <w:t>22</w:t>
+      </w:r>
+      <w:r>
+        <w:rPr>
+          <w:lang w:val="en-US"/>
+        </w:rPr>
+        <w:t>]. This process ensures that variations in word endings and grammatical forms do not lead to undercounting of keyword occurrences.</w:t>
+      </w:r>
+    </w:p>
+    <w:p>
+      <w:pPr>
+        <w:ind w:firstLine="708"/>
+        <w:rPr>
+          <w:lang w:val="en-US"/>
+        </w:rPr>
+      </w:pPr>
+    </w:p>
+    <w:p>
+      <w:pPr>
+        <w:ind w:firstLine="708"/>
+        <w:rPr>
+          <w:lang w:val="en-US"/>
+        </w:rPr>
+      </w:pPr>
+      <w:r>
+        <w:rPr>
+          <w:lang w:val="en-US"/>
+        </w:rPr>
         <w:lastRenderedPageBreak/>
-        <w:t>This extraction step resulted in a clean, structured dataset of news content, which was later used for keyword analysis and time series modeling.</w:t>
-      </w:r>
+        <w:t>The script utilizes the pymorphy3 library to lemmatize each word in the article, ensuring that all morphological forms of the keywords are captured accurately. For instance, the word “</w:t>
+      </w:r>
+      <w:proofErr w:type="spellStart"/>
+      <w:r>
+        <w:rPr>
+          <w:lang w:val="en-US"/>
+        </w:rPr>
+        <w:t>взятки</w:t>
+      </w:r>
+      <w:proofErr w:type="spellEnd"/>
+      <w:r>
+        <w:rPr>
+          <w:lang w:val="en-US"/>
+        </w:rPr>
+        <w:t>” (plural, genitive case) will be mapped to its base form “</w:t>
+      </w:r>
+      <w:proofErr w:type="spellStart"/>
+      <w:r>
+        <w:rPr>
+          <w:lang w:val="en-US"/>
+        </w:rPr>
+        <w:t>взятка</w:t>
+      </w:r>
+      <w:proofErr w:type="spellEnd"/>
+      <w:r>
+        <w:rPr>
+          <w:lang w:val="en-US"/>
+        </w:rPr>
+        <w:t>.” Additionally, the script handles both single-word and multi-word expressions, counting each of their occurrences in the article's text.</w:t>
+      </w:r>
+    </w:p>
+    <w:p>
+      <w:pPr>
+        <w:ind w:firstLine="708"/>
+        <w:rPr>
+          <w:lang w:val="en-US"/>
+        </w:rPr>
+      </w:pPr>
+      <w:r>
+        <w:rPr>
+          <w:lang w:val="en-US"/>
+        </w:rPr>
+        <w:t xml:space="preserve">The keyword frequencies are computed for every news article in the dataset and stored along with the article's date in a new structured CSV file. An example of the output is shown in Table </w:t>
+      </w:r>
+      <w:r>
+        <w:rPr>
+          <w:lang w:val="en-US"/>
+        </w:rPr>
+        <w:t>6</w:t>
+      </w:r>
+      <w:r>
+        <w:rPr>
+          <w:lang w:val="en-US"/>
+        </w:rPr>
+        <w:t>.</w:t>
+      </w:r>
+    </w:p>
+    <w:p>
+      <w:pPr>
+        <w:ind w:firstLine="708"/>
+        <w:rPr>
+          <w:lang w:val="en-US"/>
+        </w:rPr>
+      </w:pPr>
+    </w:p>
+    <w:p>
+      <w:pPr>
+        <w:ind w:firstLine="708"/>
+        <w:rPr>
+          <w:lang w:val="en-US"/>
+        </w:rPr>
+      </w:pPr>
+    </w:p>
+    <w:p>
+      <w:pPr>
+        <w:ind w:firstLine="708"/>
+        <w:rPr>
+          <w:lang w:val="en-US"/>
+        </w:rPr>
+      </w:pPr>
+      <w:r>
+        <w:rPr>
+          <w:lang w:val="en-US"/>
+        </w:rPr>
+        <w:t xml:space="preserve">Table </w:t>
+      </w:r>
+      <w:r>
+        <w:rPr>
+          <w:lang w:val="en-US"/>
+        </w:rPr>
+        <w:t>6</w:t>
+      </w:r>
+      <w:r>
+        <w:rPr>
+          <w:lang w:val="en-US"/>
+        </w:rPr>
+        <w:t xml:space="preserve"> – Sample of processed news articles with keyword counts</w:t>
+      </w:r>
+    </w:p>
+    <w:tbl>
+      <w:tblPr>
+        <w:tblStyle w:val="af7"/>
+        <w:tblW w:w="0" w:type="auto"/>
+        <w:tblLook w:val="04A0" w:firstRow="1" w:lastRow="0" w:firstColumn="1" w:lastColumn="0" w:noHBand="0" w:noVBand="1"/>
+      </w:tblPr>
+      <w:tblGrid>
+        <w:gridCol w:w="1336"/>
+        <w:gridCol w:w="1216"/>
+        <w:gridCol w:w="710"/>
+        <w:gridCol w:w="710"/>
+        <w:gridCol w:w="910"/>
+        <w:gridCol w:w="1165"/>
+        <w:gridCol w:w="1165"/>
+        <w:gridCol w:w="1165"/>
+      </w:tblGrid>
+      <w:tr>
+        <w:tc>
+          <w:tcPr>
+            <w:tcW w:w="0" w:type="auto"/>
+            <w:tcBorders>
+              <w:top w:val="single" w:sz="4" w:space="0" w:color="auto"/>
+              <w:left w:val="single" w:sz="4" w:space="0" w:color="auto"/>
+              <w:bottom w:val="single" w:sz="4" w:space="0" w:color="auto"/>
+              <w:right w:val="single" w:sz="4" w:space="0" w:color="auto"/>
+            </w:tcBorders>
+            <w:hideMark/>
+          </w:tcPr>
+          <w:p>
+            <w:pPr>
+              <w:ind w:firstLine="0"/>
+              <w:rPr>
+                <w:lang w:val="en-US"/>
+              </w:rPr>
+            </w:pPr>
+            <w:r>
+              <w:rPr>
+                <w:lang w:val="en-US"/>
+              </w:rPr>
+              <w:t>Date</w:t>
+            </w:r>
+          </w:p>
+        </w:tc>
+        <w:tc>
+          <w:tcPr>
+            <w:tcW w:w="0" w:type="auto"/>
+            <w:tcBorders>
+              <w:top w:val="single" w:sz="4" w:space="0" w:color="auto"/>
+              <w:left w:val="single" w:sz="4" w:space="0" w:color="auto"/>
+              <w:bottom w:val="single" w:sz="4" w:space="0" w:color="auto"/>
+              <w:right w:val="single" w:sz="4" w:space="0" w:color="auto"/>
+            </w:tcBorders>
+            <w:hideMark/>
+          </w:tcPr>
+          <w:p>
+            <w:pPr>
+              <w:ind w:firstLine="0"/>
+              <w:rPr>
+                <w:lang w:val="en-US"/>
+              </w:rPr>
+            </w:pPr>
+            <w:r>
+              <w:rPr>
+                <w:lang w:val="en-US"/>
+              </w:rPr>
+              <w:t>c</w:t>
+            </w:r>
+            <w:proofErr w:type="spellStart"/>
+            <w:r>
+              <w:t>orruption</w:t>
+            </w:r>
+            <w:proofErr w:type="spellEnd"/>
+          </w:p>
+        </w:tc>
+        <w:tc>
+          <w:tcPr>
+            <w:tcW w:w="0" w:type="auto"/>
+            <w:tcBorders>
+              <w:top w:val="single" w:sz="4" w:space="0" w:color="auto"/>
+              <w:left w:val="single" w:sz="4" w:space="0" w:color="auto"/>
+              <w:bottom w:val="single" w:sz="4" w:space="0" w:color="auto"/>
+              <w:right w:val="single" w:sz="4" w:space="0" w:color="auto"/>
+            </w:tcBorders>
+            <w:hideMark/>
+          </w:tcPr>
+          <w:p>
+            <w:pPr>
+              <w:ind w:firstLine="0"/>
+              <w:rPr>
+                <w:lang w:val="en-US"/>
+              </w:rPr>
+            </w:pPr>
+            <w:r>
+              <w:rPr>
+                <w:lang w:val="en-US"/>
+              </w:rPr>
+              <w:t>bribe</w:t>
+            </w:r>
+          </w:p>
+        </w:tc>
+        <w:tc>
+          <w:tcPr>
+            <w:tcW w:w="0" w:type="auto"/>
+            <w:tcBorders>
+              <w:top w:val="single" w:sz="4" w:space="0" w:color="auto"/>
+              <w:left w:val="single" w:sz="4" w:space="0" w:color="auto"/>
+              <w:bottom w:val="single" w:sz="4" w:space="0" w:color="auto"/>
+              <w:right w:val="single" w:sz="4" w:space="0" w:color="auto"/>
+            </w:tcBorders>
+            <w:hideMark/>
+          </w:tcPr>
+          <w:p>
+            <w:pPr>
+              <w:ind w:firstLine="0"/>
+              <w:rPr>
+                <w:lang w:val="en-US"/>
+              </w:rPr>
+            </w:pPr>
+            <w:r>
+              <w:rPr>
+                <w:lang w:val="en-US"/>
+              </w:rPr>
+              <w:t>court</w:t>
+            </w:r>
+          </w:p>
+        </w:tc>
+        <w:tc>
+          <w:tcPr>
+            <w:tcW w:w="0" w:type="auto"/>
+            <w:tcBorders>
+              <w:top w:val="single" w:sz="4" w:space="0" w:color="auto"/>
+              <w:left w:val="single" w:sz="4" w:space="0" w:color="auto"/>
+              <w:bottom w:val="single" w:sz="4" w:space="0" w:color="auto"/>
+              <w:right w:val="single" w:sz="4" w:space="0" w:color="auto"/>
+            </w:tcBorders>
+            <w:hideMark/>
+          </w:tcPr>
+          <w:p>
+            <w:pPr>
+              <w:ind w:firstLine="0"/>
+            </w:pPr>
+            <w:proofErr w:type="spellStart"/>
+            <w:r>
+              <w:t>bribery</w:t>
+            </w:r>
+            <w:proofErr w:type="spellEnd"/>
+          </w:p>
+        </w:tc>
+        <w:tc>
+          <w:tcPr>
+            <w:tcW w:w="1165" w:type="dxa"/>
+            <w:tcBorders>
+              <w:top w:val="single" w:sz="4" w:space="0" w:color="auto"/>
+              <w:left w:val="single" w:sz="4" w:space="0" w:color="auto"/>
+              <w:bottom w:val="single" w:sz="4" w:space="0" w:color="auto"/>
+              <w:right w:val="single" w:sz="4" w:space="0" w:color="auto"/>
+            </w:tcBorders>
+          </w:tcPr>
+          <w:p>
+            <w:pPr>
+              <w:ind w:firstLine="0"/>
+            </w:pPr>
+            <w:proofErr w:type="spellStart"/>
+            <w:r>
+              <w:t>sentence</w:t>
+            </w:r>
+            <w:proofErr w:type="spellEnd"/>
+          </w:p>
+        </w:tc>
+        <w:tc>
+          <w:tcPr>
+            <w:tcW w:w="1165" w:type="dxa"/>
+            <w:tcBorders>
+              <w:top w:val="single" w:sz="4" w:space="0" w:color="auto"/>
+              <w:left w:val="single" w:sz="4" w:space="0" w:color="auto"/>
+              <w:bottom w:val="single" w:sz="4" w:space="0" w:color="auto"/>
+              <w:right w:val="single" w:sz="4" w:space="0" w:color="auto"/>
+            </w:tcBorders>
+          </w:tcPr>
+          <w:p>
+            <w:pPr>
+              <w:ind w:firstLine="0"/>
+            </w:pPr>
+            <w:proofErr w:type="spellStart"/>
+            <w:r>
+              <w:t>rollback</w:t>
+            </w:r>
+            <w:proofErr w:type="spellEnd"/>
+          </w:p>
+        </w:tc>
+        <w:tc>
+          <w:tcPr>
+            <w:tcW w:w="1165" w:type="dxa"/>
+            <w:tcBorders>
+              <w:top w:val="single" w:sz="4" w:space="0" w:color="auto"/>
+              <w:left w:val="single" w:sz="4" w:space="0" w:color="auto"/>
+              <w:bottom w:val="single" w:sz="4" w:space="0" w:color="auto"/>
+              <w:right w:val="single" w:sz="4" w:space="0" w:color="auto"/>
+            </w:tcBorders>
+          </w:tcPr>
+          <w:p>
+            <w:pPr>
+              <w:ind w:firstLine="0"/>
+              <w:rPr>
+                <w:lang w:val="en-US"/>
+              </w:rPr>
+            </w:pPr>
+            <w:r>
+              <w:rPr>
+                <w:lang w:val="en-US"/>
+              </w:rPr>
+              <w:t>million</w:t>
+            </w:r>
+          </w:p>
+        </w:tc>
+      </w:tr>
+      <w:tr>
+        <w:tc>
+          <w:tcPr>
+            <w:tcW w:w="0" w:type="auto"/>
+            <w:tcBorders>
+              <w:top w:val="single" w:sz="4" w:space="0" w:color="auto"/>
+              <w:left w:val="single" w:sz="4" w:space="0" w:color="auto"/>
+              <w:bottom w:val="single" w:sz="4" w:space="0" w:color="auto"/>
+              <w:right w:val="single" w:sz="4" w:space="0" w:color="auto"/>
+            </w:tcBorders>
+            <w:hideMark/>
+          </w:tcPr>
+          <w:p>
+            <w:pPr>
+              <w:ind w:firstLine="0"/>
+              <w:rPr>
+                <w:lang w:val="en-US"/>
+              </w:rPr>
+            </w:pPr>
+            <w:r>
+              <w:rPr>
+                <w:lang w:val="en-US"/>
+              </w:rPr>
+              <w:t>2019-10-03</w:t>
+            </w:r>
+          </w:p>
+        </w:tc>
+        <w:tc>
+          <w:tcPr>
+            <w:tcW w:w="0" w:type="auto"/>
+            <w:tcBorders>
+              <w:top w:val="single" w:sz="4" w:space="0" w:color="auto"/>
+              <w:left w:val="single" w:sz="4" w:space="0" w:color="auto"/>
+              <w:bottom w:val="single" w:sz="4" w:space="0" w:color="auto"/>
+              <w:right w:val="single" w:sz="4" w:space="0" w:color="auto"/>
+            </w:tcBorders>
+            <w:hideMark/>
+          </w:tcPr>
+          <w:p>
+            <w:pPr>
+              <w:ind w:firstLine="0"/>
+              <w:rPr>
+                <w:lang w:val="en-US"/>
+              </w:rPr>
+            </w:pPr>
+            <w:r>
+              <w:rPr>
+                <w:lang w:val="en-US"/>
+              </w:rPr>
+              <w:t>2</w:t>
+            </w:r>
+          </w:p>
+        </w:tc>
+        <w:tc>
+          <w:tcPr>
+            <w:tcW w:w="0" w:type="auto"/>
+            <w:tcBorders>
+              <w:top w:val="single" w:sz="4" w:space="0" w:color="auto"/>
+              <w:left w:val="single" w:sz="4" w:space="0" w:color="auto"/>
+              <w:bottom w:val="single" w:sz="4" w:space="0" w:color="auto"/>
+              <w:right w:val="single" w:sz="4" w:space="0" w:color="auto"/>
+            </w:tcBorders>
+            <w:hideMark/>
+          </w:tcPr>
+          <w:p>
+            <w:pPr>
+              <w:ind w:firstLine="0"/>
+              <w:rPr>
+                <w:lang w:val="en-US"/>
+              </w:rPr>
+            </w:pPr>
+            <w:r>
+              <w:rPr>
+                <w:lang w:val="en-US"/>
+              </w:rPr>
+              <w:t>1</w:t>
+            </w:r>
+          </w:p>
+        </w:tc>
+        <w:tc>
+          <w:tcPr>
+            <w:tcW w:w="0" w:type="auto"/>
+            <w:tcBorders>
+              <w:top w:val="single" w:sz="4" w:space="0" w:color="auto"/>
+              <w:left w:val="single" w:sz="4" w:space="0" w:color="auto"/>
+              <w:bottom w:val="single" w:sz="4" w:space="0" w:color="auto"/>
+              <w:right w:val="single" w:sz="4" w:space="0" w:color="auto"/>
+            </w:tcBorders>
+            <w:hideMark/>
+          </w:tcPr>
+          <w:p>
+            <w:pPr>
+              <w:ind w:firstLine="0"/>
+              <w:rPr>
+                <w:lang w:val="en-US"/>
+              </w:rPr>
+            </w:pPr>
+            <w:r>
+              <w:rPr>
+                <w:lang w:val="en-US"/>
+              </w:rPr>
+              <w:t>3</w:t>
+            </w:r>
+          </w:p>
+        </w:tc>
+        <w:tc>
+          <w:tcPr>
+            <w:tcW w:w="0" w:type="auto"/>
+            <w:tcBorders>
+              <w:top w:val="single" w:sz="4" w:space="0" w:color="auto"/>
+              <w:left w:val="single" w:sz="4" w:space="0" w:color="auto"/>
+              <w:bottom w:val="single" w:sz="4" w:space="0" w:color="auto"/>
+              <w:right w:val="single" w:sz="4" w:space="0" w:color="auto"/>
+            </w:tcBorders>
+            <w:hideMark/>
+          </w:tcPr>
+          <w:p>
+            <w:pPr>
+              <w:ind w:firstLine="0"/>
+            </w:pPr>
+            <w:r>
+              <w:t>0</w:t>
+            </w:r>
+          </w:p>
+        </w:tc>
+        <w:tc>
+          <w:tcPr>
+            <w:tcW w:w="1165" w:type="dxa"/>
+            <w:tcBorders>
+              <w:top w:val="single" w:sz="4" w:space="0" w:color="auto"/>
+              <w:left w:val="single" w:sz="4" w:space="0" w:color="auto"/>
+              <w:bottom w:val="single" w:sz="4" w:space="0" w:color="auto"/>
+              <w:right w:val="single" w:sz="4" w:space="0" w:color="auto"/>
+            </w:tcBorders>
+          </w:tcPr>
+          <w:p>
+            <w:r>
+              <w:t>2</w:t>
+            </w:r>
+          </w:p>
+        </w:tc>
+        <w:tc>
+          <w:tcPr>
+            <w:tcW w:w="1165" w:type="dxa"/>
+            <w:tcBorders>
+              <w:top w:val="single" w:sz="4" w:space="0" w:color="auto"/>
+              <w:left w:val="single" w:sz="4" w:space="0" w:color="auto"/>
+              <w:bottom w:val="single" w:sz="4" w:space="0" w:color="auto"/>
+              <w:right w:val="single" w:sz="4" w:space="0" w:color="auto"/>
+            </w:tcBorders>
+          </w:tcPr>
+          <w:p>
+            <w:r>
+              <w:t>1</w:t>
+            </w:r>
+          </w:p>
+        </w:tc>
+        <w:tc>
+          <w:tcPr>
+            <w:tcW w:w="1165" w:type="dxa"/>
+            <w:tcBorders>
+              <w:top w:val="single" w:sz="4" w:space="0" w:color="auto"/>
+              <w:left w:val="single" w:sz="4" w:space="0" w:color="auto"/>
+              <w:bottom w:val="single" w:sz="4" w:space="0" w:color="auto"/>
+              <w:right w:val="single" w:sz="4" w:space="0" w:color="auto"/>
+            </w:tcBorders>
+          </w:tcPr>
+          <w:p>
+            <w:r>
+              <w:t>3</w:t>
+            </w:r>
+          </w:p>
+        </w:tc>
+      </w:tr>
+      <w:tr>
+        <w:tc>
+          <w:tcPr>
+            <w:tcW w:w="0" w:type="auto"/>
+            <w:tcBorders>
+              <w:top w:val="single" w:sz="4" w:space="0" w:color="auto"/>
+              <w:left w:val="single" w:sz="4" w:space="0" w:color="auto"/>
+              <w:bottom w:val="single" w:sz="4" w:space="0" w:color="auto"/>
+              <w:right w:val="single" w:sz="4" w:space="0" w:color="auto"/>
+            </w:tcBorders>
+            <w:hideMark/>
+          </w:tcPr>
+          <w:p>
+            <w:pPr>
+              <w:ind w:firstLine="0"/>
+              <w:rPr>
+                <w:lang w:val="en-US"/>
+              </w:rPr>
+            </w:pPr>
+            <w:r>
+              <w:rPr>
+                <w:lang w:val="en-US"/>
+              </w:rPr>
+              <w:t>2019-10-05</w:t>
+            </w:r>
+          </w:p>
+        </w:tc>
+        <w:tc>
+          <w:tcPr>
+            <w:tcW w:w="0" w:type="auto"/>
+            <w:tcBorders>
+              <w:top w:val="single" w:sz="4" w:space="0" w:color="auto"/>
+              <w:left w:val="single" w:sz="4" w:space="0" w:color="auto"/>
+              <w:bottom w:val="single" w:sz="4" w:space="0" w:color="auto"/>
+              <w:right w:val="single" w:sz="4" w:space="0" w:color="auto"/>
+            </w:tcBorders>
+            <w:hideMark/>
+          </w:tcPr>
+          <w:p>
+            <w:pPr>
+              <w:ind w:firstLine="0"/>
+              <w:rPr>
+                <w:lang w:val="en-US"/>
+              </w:rPr>
+            </w:pPr>
+            <w:r>
+              <w:rPr>
+                <w:lang w:val="en-US"/>
+              </w:rPr>
+              <w:t>1</w:t>
+            </w:r>
+          </w:p>
+        </w:tc>
+        <w:tc>
+          <w:tcPr>
+            <w:tcW w:w="0" w:type="auto"/>
+            <w:tcBorders>
+              <w:top w:val="single" w:sz="4" w:space="0" w:color="auto"/>
+              <w:left w:val="single" w:sz="4" w:space="0" w:color="auto"/>
+              <w:bottom w:val="single" w:sz="4" w:space="0" w:color="auto"/>
+              <w:right w:val="single" w:sz="4" w:space="0" w:color="auto"/>
+            </w:tcBorders>
+            <w:hideMark/>
+          </w:tcPr>
+          <w:p>
+            <w:pPr>
+              <w:ind w:firstLine="0"/>
+              <w:rPr>
+                <w:lang w:val="en-US"/>
+              </w:rPr>
+            </w:pPr>
+            <w:r>
+              <w:rPr>
+                <w:lang w:val="en-US"/>
+              </w:rPr>
+              <w:t>0</w:t>
+            </w:r>
+          </w:p>
+        </w:tc>
+        <w:tc>
+          <w:tcPr>
+            <w:tcW w:w="0" w:type="auto"/>
+            <w:tcBorders>
+              <w:top w:val="single" w:sz="4" w:space="0" w:color="auto"/>
+              <w:left w:val="single" w:sz="4" w:space="0" w:color="auto"/>
+              <w:bottom w:val="single" w:sz="4" w:space="0" w:color="auto"/>
+              <w:right w:val="single" w:sz="4" w:space="0" w:color="auto"/>
+            </w:tcBorders>
+            <w:hideMark/>
+          </w:tcPr>
+          <w:p>
+            <w:pPr>
+              <w:ind w:firstLine="0"/>
+              <w:rPr>
+                <w:lang w:val="en-US"/>
+              </w:rPr>
+            </w:pPr>
+            <w:r>
+              <w:rPr>
+                <w:lang w:val="en-US"/>
+              </w:rPr>
+              <w:t>2</w:t>
+            </w:r>
+          </w:p>
+        </w:tc>
+        <w:tc>
+          <w:tcPr>
+            <w:tcW w:w="0" w:type="auto"/>
+            <w:tcBorders>
+              <w:top w:val="single" w:sz="4" w:space="0" w:color="auto"/>
+              <w:left w:val="single" w:sz="4" w:space="0" w:color="auto"/>
+              <w:bottom w:val="single" w:sz="4" w:space="0" w:color="auto"/>
+              <w:right w:val="single" w:sz="4" w:space="0" w:color="auto"/>
+            </w:tcBorders>
+            <w:hideMark/>
+          </w:tcPr>
+          <w:p>
+            <w:pPr>
+              <w:ind w:firstLine="0"/>
+            </w:pPr>
+            <w:r>
+              <w:t>2</w:t>
+            </w:r>
+          </w:p>
+        </w:tc>
+        <w:tc>
+          <w:tcPr>
+            <w:tcW w:w="1165" w:type="dxa"/>
+            <w:tcBorders>
+              <w:top w:val="single" w:sz="4" w:space="0" w:color="auto"/>
+              <w:left w:val="single" w:sz="4" w:space="0" w:color="auto"/>
+              <w:bottom w:val="single" w:sz="4" w:space="0" w:color="auto"/>
+              <w:right w:val="single" w:sz="4" w:space="0" w:color="auto"/>
+            </w:tcBorders>
+          </w:tcPr>
+          <w:p>
+            <w:r>
+              <w:t>2</w:t>
+            </w:r>
+          </w:p>
+        </w:tc>
+        <w:tc>
+          <w:tcPr>
+            <w:tcW w:w="1165" w:type="dxa"/>
+            <w:tcBorders>
+              <w:top w:val="single" w:sz="4" w:space="0" w:color="auto"/>
+              <w:left w:val="single" w:sz="4" w:space="0" w:color="auto"/>
+              <w:bottom w:val="single" w:sz="4" w:space="0" w:color="auto"/>
+              <w:right w:val="single" w:sz="4" w:space="0" w:color="auto"/>
+            </w:tcBorders>
+          </w:tcPr>
+          <w:p>
+            <w:r>
+              <w:t>0</w:t>
+            </w:r>
+          </w:p>
+        </w:tc>
+        <w:tc>
+          <w:tcPr>
+            <w:tcW w:w="1165" w:type="dxa"/>
+            <w:tcBorders>
+              <w:top w:val="single" w:sz="4" w:space="0" w:color="auto"/>
+              <w:left w:val="single" w:sz="4" w:space="0" w:color="auto"/>
+              <w:bottom w:val="single" w:sz="4" w:space="0" w:color="auto"/>
+              <w:right w:val="single" w:sz="4" w:space="0" w:color="auto"/>
+            </w:tcBorders>
+          </w:tcPr>
+          <w:p>
+            <w:r>
+              <w:t>1</w:t>
+            </w:r>
+          </w:p>
+        </w:tc>
+      </w:tr>
+      <w:tr>
+        <w:tc>
+          <w:tcPr>
+            <w:tcW w:w="0" w:type="auto"/>
+            <w:tcBorders>
+              <w:top w:val="single" w:sz="4" w:space="0" w:color="auto"/>
+              <w:left w:val="single" w:sz="4" w:space="0" w:color="auto"/>
+              <w:bottom w:val="single" w:sz="4" w:space="0" w:color="auto"/>
+              <w:right w:val="single" w:sz="4" w:space="0" w:color="auto"/>
+            </w:tcBorders>
+            <w:hideMark/>
+          </w:tcPr>
+          <w:p>
+            <w:pPr>
+              <w:ind w:firstLine="0"/>
+              <w:rPr>
+                <w:lang w:val="en-US"/>
+              </w:rPr>
+            </w:pPr>
+            <w:r>
+              <w:rPr>
+                <w:lang w:val="en-US"/>
+              </w:rPr>
+              <w:t>2020-07-10</w:t>
+            </w:r>
+          </w:p>
+        </w:tc>
+        <w:tc>
+          <w:tcPr>
+            <w:tcW w:w="0" w:type="auto"/>
+            <w:tcBorders>
+              <w:top w:val="single" w:sz="4" w:space="0" w:color="auto"/>
+              <w:left w:val="single" w:sz="4" w:space="0" w:color="auto"/>
+              <w:bottom w:val="single" w:sz="4" w:space="0" w:color="auto"/>
+              <w:right w:val="single" w:sz="4" w:space="0" w:color="auto"/>
+            </w:tcBorders>
+            <w:hideMark/>
+          </w:tcPr>
+          <w:p>
+            <w:pPr>
+              <w:ind w:firstLine="0"/>
+              <w:rPr>
+                <w:lang w:val="en-US"/>
+              </w:rPr>
+            </w:pPr>
+            <w:r>
+              <w:rPr>
+                <w:lang w:val="en-US"/>
+              </w:rPr>
+              <w:t>3</w:t>
+            </w:r>
+          </w:p>
+        </w:tc>
+        <w:tc>
+          <w:tcPr>
+            <w:tcW w:w="0" w:type="auto"/>
+            <w:tcBorders>
+              <w:top w:val="single" w:sz="4" w:space="0" w:color="auto"/>
+              <w:left w:val="single" w:sz="4" w:space="0" w:color="auto"/>
+              <w:bottom w:val="single" w:sz="4" w:space="0" w:color="auto"/>
+              <w:right w:val="single" w:sz="4" w:space="0" w:color="auto"/>
+            </w:tcBorders>
+            <w:hideMark/>
+          </w:tcPr>
+          <w:p>
+            <w:pPr>
+              <w:ind w:firstLine="0"/>
+              <w:rPr>
+                <w:lang w:val="en-US"/>
+              </w:rPr>
+            </w:pPr>
+            <w:r>
+              <w:rPr>
+                <w:lang w:val="en-US"/>
+              </w:rPr>
+              <w:t>0</w:t>
+            </w:r>
+          </w:p>
+        </w:tc>
+        <w:tc>
+          <w:tcPr>
+            <w:tcW w:w="0" w:type="auto"/>
+            <w:tcBorders>
+              <w:top w:val="single" w:sz="4" w:space="0" w:color="auto"/>
+              <w:left w:val="single" w:sz="4" w:space="0" w:color="auto"/>
+              <w:bottom w:val="single" w:sz="4" w:space="0" w:color="auto"/>
+              <w:right w:val="single" w:sz="4" w:space="0" w:color="auto"/>
+            </w:tcBorders>
+            <w:hideMark/>
+          </w:tcPr>
+          <w:p>
+            <w:pPr>
+              <w:ind w:firstLine="0"/>
+              <w:rPr>
+                <w:lang w:val="en-US"/>
+              </w:rPr>
+            </w:pPr>
+            <w:r>
+              <w:rPr>
+                <w:lang w:val="en-US"/>
+              </w:rPr>
+              <w:t>0</w:t>
+            </w:r>
+          </w:p>
+        </w:tc>
+        <w:tc>
+          <w:tcPr>
+            <w:tcW w:w="0" w:type="auto"/>
+            <w:tcBorders>
+              <w:top w:val="single" w:sz="4" w:space="0" w:color="auto"/>
+              <w:left w:val="single" w:sz="4" w:space="0" w:color="auto"/>
+              <w:bottom w:val="single" w:sz="4" w:space="0" w:color="auto"/>
+              <w:right w:val="single" w:sz="4" w:space="0" w:color="auto"/>
+            </w:tcBorders>
+            <w:hideMark/>
+          </w:tcPr>
+          <w:p>
+            <w:pPr>
+              <w:ind w:firstLine="0"/>
+            </w:pPr>
+            <w:r>
+              <w:t>1</w:t>
+            </w:r>
+          </w:p>
+        </w:tc>
+        <w:tc>
+          <w:tcPr>
+            <w:tcW w:w="1165" w:type="dxa"/>
+            <w:tcBorders>
+              <w:top w:val="single" w:sz="4" w:space="0" w:color="auto"/>
+              <w:left w:val="single" w:sz="4" w:space="0" w:color="auto"/>
+              <w:bottom w:val="single" w:sz="4" w:space="0" w:color="auto"/>
+              <w:right w:val="single" w:sz="4" w:space="0" w:color="auto"/>
+            </w:tcBorders>
+          </w:tcPr>
+          <w:p>
+            <w:r>
+              <w:t>0</w:t>
+            </w:r>
+          </w:p>
+        </w:tc>
+        <w:tc>
+          <w:tcPr>
+            <w:tcW w:w="1165" w:type="dxa"/>
+            <w:tcBorders>
+              <w:top w:val="single" w:sz="4" w:space="0" w:color="auto"/>
+              <w:left w:val="single" w:sz="4" w:space="0" w:color="auto"/>
+              <w:bottom w:val="single" w:sz="4" w:space="0" w:color="auto"/>
+              <w:right w:val="single" w:sz="4" w:space="0" w:color="auto"/>
+            </w:tcBorders>
+          </w:tcPr>
+          <w:p>
+            <w:r>
+              <w:t>2</w:t>
+            </w:r>
+          </w:p>
+        </w:tc>
+        <w:tc>
+          <w:tcPr>
+            <w:tcW w:w="1165" w:type="dxa"/>
+            <w:tcBorders>
+              <w:top w:val="single" w:sz="4" w:space="0" w:color="auto"/>
+              <w:left w:val="single" w:sz="4" w:space="0" w:color="auto"/>
+              <w:bottom w:val="single" w:sz="4" w:space="0" w:color="auto"/>
+              <w:right w:val="single" w:sz="4" w:space="0" w:color="auto"/>
+            </w:tcBorders>
+          </w:tcPr>
+          <w:p>
+            <w:r>
+              <w:t>1</w:t>
+            </w:r>
+          </w:p>
+        </w:tc>
+      </w:tr>
+    </w:tbl>
+    <w:p>
+      <w:pPr>
+        <w:ind w:firstLine="708"/>
+        <w:rPr>
+          <w:lang w:val="en-US"/>
+        </w:rPr>
+      </w:pPr>
+    </w:p>
+    <w:p>
+      <w:pPr>
+        <w:ind w:firstLine="708"/>
+        <w:rPr>
+          <w:lang w:val="en-US"/>
+        </w:rPr>
+      </w:pPr>
+    </w:p>
+    <w:p>
+      <w:pPr>
+        <w:ind w:firstLine="708"/>
+        <w:rPr>
+          <w:lang w:val="en-US"/>
+        </w:rPr>
+      </w:pPr>
+      <w:r>
+        <w:rPr>
+          <w:lang w:val="en-US"/>
+        </w:rPr>
+        <w:t>This keyword frequency table serves as the textual feature matrix for the subsequent machine learning and time series forecasting models. By aligning these keyword counts with official crime statistics (based on publication date), we created a unified dataset for correlation analysis, modeling, and prediction.</w:t>
+      </w:r>
+    </w:p>
+    <w:p>
+      <w:pPr>
+        <w:ind w:firstLine="708"/>
+        <w:rPr>
+          <w:lang w:val="en-US"/>
+        </w:rPr>
+      </w:pPr>
+      <w:r>
+        <w:rPr>
+          <w:lang w:val="en-US"/>
+        </w:rPr>
+        <w:t>In Data Collection and Extraction section</w:t>
+      </w:r>
+      <w:r>
+        <w:rPr>
+          <w:lang w:val="en-US"/>
+        </w:rPr>
+        <w:t>, we described the process of collecting and extracting data used in the research. The study utilizes two primary data sources: official monthly crime reports from the Qamqor.gov.kz portal and news articles from Tengrinews.kz tagged with corruption. We developed custom Python scripts to automate the download and parsing of Excel-based crime statistics, focusing specifically on the total number of corruption crimes per month. Similarly, we scraped news articles within a defined time range</w:t>
+      </w:r>
+      <w:r>
+        <w:rPr>
+          <w:lang w:val="en-US"/>
+        </w:rPr>
+        <w:t>(November of 2016 till January of 2025)</w:t>
+      </w:r>
+      <w:r>
+        <w:rPr>
+          <w:lang w:val="en-US"/>
+        </w:rPr>
+        <w:t>, extracted their full text</w:t>
+      </w:r>
+      <w:r>
+        <w:rPr>
+          <w:lang w:val="en-US"/>
+        </w:rPr>
+        <w:t xml:space="preserve">. Next step is to </w:t>
+      </w:r>
+      <w:r>
+        <w:rPr>
+          <w:lang w:val="en-US"/>
+        </w:rPr>
+        <w:t>preprocess</w:t>
+      </w:r>
+      <w:r>
+        <w:rPr>
+          <w:lang w:val="en-US"/>
+        </w:rPr>
+        <w:t xml:space="preserve"> </w:t>
+      </w:r>
+      <w:r>
+        <w:rPr>
+          <w:lang w:val="en-US"/>
+        </w:rPr>
+        <w:t>them for analysis.</w:t>
+      </w:r>
+    </w:p>
+    <w:p>
+      <w:pPr>
+        <w:ind w:firstLine="708"/>
+        <w:rPr>
+          <w:lang w:val="en-US"/>
+        </w:rPr>
+      </w:pPr>
+      <w:r>
+        <w:rPr>
+          <w:lang w:val="en-US"/>
+        </w:rPr>
+        <w:t>To quantify media attention, we compiled a list of corruption-related keywords and applied lemmatization techniques to match all morphological variants. This allowed us to count keyword occurrences in each article and aggregate them monthly. The result is a structured dataset that aligns news data with crime statistics, ready for further analysis and modeling in the subsequent sections.</w:t>
+      </w:r>
+    </w:p>
+    <w:p>
+      <w:pPr>
+        <w:ind w:firstLine="708"/>
+        <w:rPr>
+          <w:lang w:val="en-US"/>
+        </w:rPr>
+      </w:pPr>
     </w:p>
     <w:p>
       <w:pPr>
@@ -9765,14 +13051,14 @@
           <w:lang w:val="en-US"/>
         </w:rPr>
       </w:pPr>
-      <w:bookmarkStart w:id="9" w:name="_Toc194404565"/>
+      <w:bookmarkStart w:id="11" w:name="_Toc194490947"/>
       <w:r>
         <w:rPr>
           <w:lang w:val="en-US"/>
         </w:rPr>
         <w:t>2.2 Data Preprocessing</w:t>
       </w:r>
-      <w:bookmarkEnd w:id="9"/>
+      <w:bookmarkEnd w:id="11"/>
     </w:p>
     <w:p>
       <w:pPr>
@@ -9789,14 +13075,14 @@
           <w:lang w:val="en-US"/>
         </w:rPr>
       </w:pPr>
-      <w:bookmarkStart w:id="10" w:name="_Toc194404566"/>
+      <w:bookmarkStart w:id="12" w:name="_Toc194490948"/>
       <w:r>
         <w:rPr>
           <w:lang w:val="en-US"/>
         </w:rPr>
         <w:t>2.3 Regression models</w:t>
       </w:r>
-      <w:bookmarkEnd w:id="10"/>
+      <w:bookmarkEnd w:id="12"/>
     </w:p>
     <w:p>
       <w:pPr>
@@ -9813,11 +13099,12 @@
           <w:lang w:val="en-US"/>
         </w:rPr>
       </w:pPr>
-      <w:bookmarkStart w:id="11" w:name="_Toc194404567"/>
-      <w:r>
-        <w:rPr>
-          <w:lang w:val="en-US"/>
-        </w:rPr>
+      <w:bookmarkStart w:id="13" w:name="_Toc194490949"/>
+      <w:r>
+        <w:rPr>
+          <w:lang w:val="en-US"/>
+        </w:rPr>
+        <w:lastRenderedPageBreak/>
         <w:t>2.</w:t>
       </w:r>
       <w:r>
@@ -9838,7 +13125,7 @@
         </w:rPr>
         <w:t>Analysis</w:t>
       </w:r>
-      <w:bookmarkEnd w:id="11"/>
+      <w:bookmarkEnd w:id="13"/>
     </w:p>
     <w:p>
       <w:pPr>
@@ -9860,7 +13147,7 @@
           <w:lang w:val="en-US"/>
         </w:rPr>
       </w:pPr>
-      <w:bookmarkStart w:id="12" w:name="_Toc194404568"/>
+      <w:bookmarkStart w:id="14" w:name="_Toc194490950"/>
       <w:r>
         <w:rPr>
           <w:lang w:val="en-US"/>
@@ -9874,7 +13161,7 @@
         </w:rPr>
         <w:t>EXPERIMENTS AND RESULTS</w:t>
       </w:r>
-      <w:bookmarkEnd w:id="12"/>
+      <w:bookmarkEnd w:id="14"/>
     </w:p>
     <w:p>
       <w:pPr>
@@ -9904,7 +13191,7 @@
           <w:lang w:val="en-US"/>
         </w:rPr>
       </w:pPr>
-      <w:bookmarkStart w:id="13" w:name="_Toc194404569"/>
+      <w:bookmarkStart w:id="15" w:name="_Toc194490951"/>
       <w:r>
         <w:rPr>
           <w:lang w:val="en-US"/>
@@ -9912,13 +13199,15 @@
         <w:lastRenderedPageBreak/>
         <w:t xml:space="preserve">4 </w:t>
       </w:r>
+      <w:proofErr w:type="gramStart"/>
       <w:r>
         <w:rPr>
           <w:lang w:val="en-US"/>
         </w:rPr>
         <w:t>DISCUSSION</w:t>
       </w:r>
-      <w:bookmarkEnd w:id="13"/>
+      <w:bookmarkEnd w:id="15"/>
+      <w:proofErr w:type="gramEnd"/>
     </w:p>
     <w:p>
       <w:pPr>
@@ -9947,7 +13236,7 @@
           <w:lang w:val="en-US"/>
         </w:rPr>
       </w:pPr>
-      <w:bookmarkStart w:id="14" w:name="_Toc194404570"/>
+      <w:bookmarkStart w:id="16" w:name="_Toc194490952"/>
       <w:r>
         <w:rPr>
           <w:lang w:val="en-US"/>
@@ -9955,7 +13244,7 @@
         <w:lastRenderedPageBreak/>
         <w:t>CONCLUSION</w:t>
       </w:r>
-      <w:bookmarkEnd w:id="14"/>
+      <w:bookmarkEnd w:id="16"/>
     </w:p>
     <w:p>
       <w:pPr>
@@ -9984,7 +13273,7 @@
           <w:lang w:val="en-US"/>
         </w:rPr>
       </w:pPr>
-      <w:bookmarkStart w:id="15" w:name="_Toc194404571"/>
+      <w:bookmarkStart w:id="17" w:name="_Toc194490953"/>
       <w:r>
         <w:rPr>
           <w:lang w:val="en-US"/>
@@ -9992,7 +13281,7 @@
         <w:lastRenderedPageBreak/>
         <w:t>REFERENCES</w:t>
       </w:r>
-      <w:bookmarkEnd w:id="15"/>
+      <w:bookmarkEnd w:id="17"/>
     </w:p>
     <w:p>
       <w:pPr>
@@ -10166,19 +13455,19 @@
           <w:szCs w:val="28"/>
           <w:lang w:val="en-US"/>
         </w:rPr>
-        <w:t xml:space="preserve">[5] E. Ash, S. Galletta, and T. Giommoni, "A machine learning approach to analyze and support anti-corruption policy," [Online]. Available: https://www.RePEc.org. [Accessed: Mar. 11, 2025].  </w:t>
-      </w:r>
-    </w:p>
-    <w:p>
-      <w:pPr>
-        <w:ind w:firstLine="652"/>
+        <w:t xml:space="preserve">[5] E. Ash, S. Galletta, and T. </w:t>
+      </w:r>
+      <w:proofErr w:type="spellStart"/>
+      <w:r>
         <w:rPr>
           <w:rFonts w:cs="Times New Roman"/>
           <w:kern w:val="2"/>
           <w:szCs w:val="28"/>
           <w:lang w:val="en-US"/>
         </w:rPr>
-      </w:pPr>
+        <w:t>Giommoni</w:t>
+      </w:r>
+      <w:proofErr w:type="spellEnd"/>
       <w:r>
         <w:rPr>
           <w:rFonts w:cs="Times New Roman"/>
@@ -10186,7 +13475,7 @@
           <w:szCs w:val="28"/>
           <w:lang w:val="en-US"/>
         </w:rPr>
-        <w:t xml:space="preserve">[6] U4 Anti-Corruption Resource Centre, "Artificial intelligence – a promising anti-corruption tool in development settings?" [Online]. Available: https://www.u4.no/publications/artificial-intelligence-a-promising-anti-corruption-tool-in-development-settings. [Accessed: Mar. 11, 2025].  </w:t>
+        <w:t xml:space="preserve">, "A machine learning approach to analyze and support anti-corruption policy," [Online]. Available: https://www.RePEc.org. [Accessed: Mar. 11, 2025].  </w:t>
       </w:r>
     </w:p>
     <w:p>
@@ -10206,7 +13495,7 @@
           <w:szCs w:val="28"/>
           <w:lang w:val="en-US"/>
         </w:rPr>
-        <w:t xml:space="preserve">[7] N. Köbis, C. Starke, and I. Rahwan, Int. Journal of Anticorruption Research 5, 89-102 (2021). https://doi.org/10.48550/arXiv.2102.11567.  </w:t>
+        <w:t xml:space="preserve">[6] U4 Anti-Corruption Resource Centre, "Artificial intelligence – a promising anti-corruption tool in development settings?" [Online]. Available: https://www.u4.no/publications/artificial-intelligence-a-promising-anti-corruption-tool-in-development-settings. [Accessed: Mar. 11, 2025].  </w:t>
       </w:r>
     </w:p>
     <w:p>
@@ -10226,19 +13515,19 @@
           <w:szCs w:val="28"/>
           <w:lang w:val="en-US"/>
         </w:rPr>
-        <w:t xml:space="preserve">[8] M. S. M. Lima and D. Delen, Government Information Quarterly 37, 101407 (2020). https://doi.org/10.1016/j.giq.2019.101407.  </w:t>
-      </w:r>
-    </w:p>
-    <w:p>
-      <w:pPr>
-        <w:ind w:firstLine="652"/>
+        <w:t xml:space="preserve">[7] N. </w:t>
+      </w:r>
+      <w:proofErr w:type="spellStart"/>
+      <w:r>
         <w:rPr>
           <w:rFonts w:cs="Times New Roman"/>
           <w:kern w:val="2"/>
           <w:szCs w:val="28"/>
           <w:lang w:val="en-US"/>
         </w:rPr>
-      </w:pPr>
+        <w:t>Köbis</w:t>
+      </w:r>
+      <w:proofErr w:type="spellEnd"/>
       <w:r>
         <w:rPr>
           <w:rFonts w:cs="Times New Roman"/>
@@ -10246,7 +13535,7 @@
           <w:szCs w:val="28"/>
           <w:lang w:val="en-US"/>
         </w:rPr>
-        <w:t xml:space="preserve">[9] G. de Blasio, A. D’Ignazio, and M. Letta, Technological Forecasting and Social Change 184, 122016 (2022). https://doi.org/10.1016/j.techfore.2022.122016.  </w:t>
+        <w:t xml:space="preserve">, C. Starke, and I. Rahwan, Int. Journal of Anticorruption Research 5, 89-102 (2021). https://doi.org/10.48550/arXiv.2102.11567.  </w:t>
       </w:r>
     </w:p>
     <w:p>
@@ -10266,7 +13555,7 @@
           <w:szCs w:val="28"/>
           <w:lang w:val="en-US"/>
         </w:rPr>
-        <w:t xml:space="preserve">[10] A. R. Rashid, Z. L. Ali, and G. H. A. Alshmeel, Proc. 4th Int. Congress on Human-Computer Interaction, Optimization and Robotic Applications (HORA), 2022. https://doi.org/10.1109/HORA55278.2022.9799970.  </w:t>
+        <w:t xml:space="preserve">[8] M. S. M. Lima and D. Delen, Government Information Quarterly 37, 101407 (2020). https://doi.org/10.1016/j.giq.2019.101407.  </w:t>
       </w:r>
     </w:p>
     <w:p>
@@ -10286,19 +13575,19 @@
           <w:szCs w:val="28"/>
           <w:lang w:val="en-US"/>
         </w:rPr>
-        <w:t xml:space="preserve">[11] M. Pan and D. Li, International Review of Financial Analysis 84, 102367 (2023). https://doi.org/10.1016/j.irfa.2023.102367.  </w:t>
-      </w:r>
-    </w:p>
-    <w:p>
-      <w:pPr>
-        <w:ind w:firstLine="652"/>
+        <w:t xml:space="preserve">[9] G. de Blasio, A. </w:t>
+      </w:r>
+      <w:proofErr w:type="spellStart"/>
+      <w:r>
         <w:rPr>
           <w:rFonts w:cs="Times New Roman"/>
           <w:kern w:val="2"/>
           <w:szCs w:val="28"/>
           <w:lang w:val="en-US"/>
         </w:rPr>
-      </w:pPr>
+        <w:t>D’Ignazio</w:t>
+      </w:r>
+      <w:proofErr w:type="spellEnd"/>
       <w:r>
         <w:rPr>
           <w:rFonts w:cs="Times New Roman"/>
@@ -10306,7 +13595,7 @@
           <w:szCs w:val="28"/>
           <w:lang w:val="en-US"/>
         </w:rPr>
-        <w:t xml:space="preserve">[12] C. van Noordt, Government Information Quarterly 39, 101680 (2022). https://doi.org/10.1016/j.giq.2022.101680.  </w:t>
+        <w:t xml:space="preserve">, and M. Letta, Technological Forecasting and Social Change 184, 122016 (2022). https://doi.org/10.1016/j.techfore.2022.122016.  </w:t>
       </w:r>
     </w:p>
     <w:p>
@@ -10326,19 +13615,19 @@
           <w:szCs w:val="28"/>
           <w:lang w:val="en-US"/>
         </w:rPr>
-        <w:t xml:space="preserve">[13] T. Yigitcanlar, R. Y. M. Li, and P. B. Bulu, Government Information Quarterly 40, 101733 (2023). https://doi.org/10.1016/j.giq.2022.101733.  </w:t>
-      </w:r>
-    </w:p>
-    <w:p>
-      <w:pPr>
-        <w:ind w:firstLine="652"/>
+        <w:t xml:space="preserve">[10] A. R. Rashid, Z. L. Ali, and G. H. A. </w:t>
+      </w:r>
+      <w:proofErr w:type="spellStart"/>
+      <w:r>
         <w:rPr>
           <w:rFonts w:cs="Times New Roman"/>
           <w:kern w:val="2"/>
           <w:szCs w:val="28"/>
           <w:lang w:val="en-US"/>
         </w:rPr>
-      </w:pPr>
+        <w:t>Alshmeel</w:t>
+      </w:r>
+      <w:proofErr w:type="spellEnd"/>
       <w:r>
         <w:rPr>
           <w:rFonts w:cs="Times New Roman"/>
@@ -10346,7 +13635,7 @@
           <w:szCs w:val="28"/>
           <w:lang w:val="en-US"/>
         </w:rPr>
-        <w:t xml:space="preserve">[14] Z. Wang, X. Guan, L. Sun, and D. Zhang, Heliyon 9, e13765 (2023). https://doi.org/10.1016/j.heliyon.2023.e13765.  </w:t>
+        <w:t xml:space="preserve">, Proc. 4th Int. Congress on Human-Computer Interaction, Optimization and Robotic Applications (HORA), 2022. https://doi.org/10.1109/HORA55278.2022.9799970.  </w:t>
       </w:r>
     </w:p>
     <w:p>
@@ -10366,7 +13655,7 @@
           <w:szCs w:val="28"/>
           <w:lang w:val="en-US"/>
         </w:rPr>
-        <w:t xml:space="preserve">[15] D. Valle-Cruz, V. Fernández-Cortez, and J. R. Gil-Garcia, Government Information Quarterly 38, 101600 (2021). https://doi.org/10.1016/j.giq.2021.101600.  </w:t>
+        <w:t xml:space="preserve">[11] M. Pan and D. Li, International Review of Financial Analysis 84, 102367 (2023). https://doi.org/10.1016/j.irfa.2023.102367.  </w:t>
       </w:r>
     </w:p>
     <w:p>
@@ -10386,19 +13675,19 @@
           <w:szCs w:val="28"/>
           <w:lang w:val="en-US"/>
         </w:rPr>
-        <w:t xml:space="preserve">[16] V. J. Straub, D. Morgan, and J. Bertot, Government Information Quarterly 40, 101749 (2023). https://doi.org/10.1016/j.giq.2022.101749.  </w:t>
-      </w:r>
-    </w:p>
-    <w:p>
-      <w:pPr>
-        <w:ind w:firstLine="652"/>
+        <w:t xml:space="preserve">[12] C. van </w:t>
+      </w:r>
+      <w:proofErr w:type="spellStart"/>
+      <w:r>
         <w:rPr>
           <w:rFonts w:cs="Times New Roman"/>
           <w:kern w:val="2"/>
           <w:szCs w:val="28"/>
           <w:lang w:val="en-US"/>
         </w:rPr>
-      </w:pPr>
+        <w:t>Noordt</w:t>
+      </w:r>
+      <w:proofErr w:type="spellEnd"/>
       <w:r>
         <w:rPr>
           <w:rFonts w:cs="Times New Roman"/>
@@ -10406,6 +13695,146 @@
           <w:szCs w:val="28"/>
           <w:lang w:val="en-US"/>
         </w:rPr>
+        <w:t xml:space="preserve">, Government Information Quarterly 39, 101680 (2022). https://doi.org/10.1016/j.giq.2022.101680.  </w:t>
+      </w:r>
+    </w:p>
+    <w:p>
+      <w:pPr>
+        <w:ind w:firstLine="652"/>
+        <w:rPr>
+          <w:rFonts w:cs="Times New Roman"/>
+          <w:kern w:val="2"/>
+          <w:szCs w:val="28"/>
+          <w:lang w:val="en-US"/>
+        </w:rPr>
+      </w:pPr>
+      <w:r>
+        <w:rPr>
+          <w:rFonts w:cs="Times New Roman"/>
+          <w:kern w:val="2"/>
+          <w:szCs w:val="28"/>
+          <w:lang w:val="en-US"/>
+        </w:rPr>
+        <w:t xml:space="preserve">[13] T. </w:t>
+      </w:r>
+      <w:proofErr w:type="spellStart"/>
+      <w:r>
+        <w:rPr>
+          <w:rFonts w:cs="Times New Roman"/>
+          <w:kern w:val="2"/>
+          <w:szCs w:val="28"/>
+          <w:lang w:val="en-US"/>
+        </w:rPr>
+        <w:t>Yigitcanlar</w:t>
+      </w:r>
+      <w:proofErr w:type="spellEnd"/>
+      <w:r>
+        <w:rPr>
+          <w:rFonts w:cs="Times New Roman"/>
+          <w:kern w:val="2"/>
+          <w:szCs w:val="28"/>
+          <w:lang w:val="en-US"/>
+        </w:rPr>
+        <w:t xml:space="preserve">, R. Y. M. Li, and P. B. Bulu, Government Information Quarterly 40, 101733 (2023). https://doi.org/10.1016/j.giq.2022.101733.  </w:t>
+      </w:r>
+    </w:p>
+    <w:p>
+      <w:pPr>
+        <w:ind w:firstLine="652"/>
+        <w:rPr>
+          <w:rFonts w:cs="Times New Roman"/>
+          <w:kern w:val="2"/>
+          <w:szCs w:val="28"/>
+          <w:lang w:val="en-US"/>
+        </w:rPr>
+      </w:pPr>
+      <w:r>
+        <w:rPr>
+          <w:rFonts w:cs="Times New Roman"/>
+          <w:kern w:val="2"/>
+          <w:szCs w:val="28"/>
+          <w:lang w:val="en-US"/>
+        </w:rPr>
+        <w:t xml:space="preserve">[14] Z. Wang, X. Guan, L. Sun, and D. Zhang, </w:t>
+      </w:r>
+      <w:proofErr w:type="spellStart"/>
+      <w:r>
+        <w:rPr>
+          <w:rFonts w:cs="Times New Roman"/>
+          <w:kern w:val="2"/>
+          <w:szCs w:val="28"/>
+          <w:lang w:val="en-US"/>
+        </w:rPr>
+        <w:t>Heliyon</w:t>
+      </w:r>
+      <w:proofErr w:type="spellEnd"/>
+      <w:r>
+        <w:rPr>
+          <w:rFonts w:cs="Times New Roman"/>
+          <w:kern w:val="2"/>
+          <w:szCs w:val="28"/>
+          <w:lang w:val="en-US"/>
+        </w:rPr>
+        <w:t xml:space="preserve"> 9, e13765 (2023). https://doi.org/10.1016/j.heliyon.2023.e13765.  </w:t>
+      </w:r>
+    </w:p>
+    <w:p>
+      <w:pPr>
+        <w:ind w:firstLine="652"/>
+        <w:rPr>
+          <w:rFonts w:cs="Times New Roman"/>
+          <w:kern w:val="2"/>
+          <w:szCs w:val="28"/>
+          <w:lang w:val="en-US"/>
+        </w:rPr>
+      </w:pPr>
+      <w:r>
+        <w:rPr>
+          <w:rFonts w:cs="Times New Roman"/>
+          <w:kern w:val="2"/>
+          <w:szCs w:val="28"/>
+          <w:lang w:val="en-US"/>
+        </w:rPr>
+        <w:t xml:space="preserve">[15] D. Valle-Cruz, V. Fernández-Cortez, and J. R. Gil-Garcia, Government Information Quarterly 38, 101600 (2021). https://doi.org/10.1016/j.giq.2021.101600.  </w:t>
+      </w:r>
+    </w:p>
+    <w:p>
+      <w:pPr>
+        <w:ind w:firstLine="652"/>
+        <w:rPr>
+          <w:rFonts w:cs="Times New Roman"/>
+          <w:kern w:val="2"/>
+          <w:szCs w:val="28"/>
+          <w:lang w:val="en-US"/>
+        </w:rPr>
+      </w:pPr>
+      <w:r>
+        <w:rPr>
+          <w:rFonts w:cs="Times New Roman"/>
+          <w:kern w:val="2"/>
+          <w:szCs w:val="28"/>
+          <w:lang w:val="en-US"/>
+        </w:rPr>
+        <w:t xml:space="preserve">[16] V. J. Straub, D. Morgan, and J. Bertot, Government Information Quarterly 40, 101749 (2023). https://doi.org/10.1016/j.giq.2022.101749.  </w:t>
+      </w:r>
+    </w:p>
+    <w:p>
+      <w:pPr>
+        <w:ind w:firstLine="652"/>
+        <w:rPr>
+          <w:rFonts w:cs="Times New Roman"/>
+          <w:kern w:val="2"/>
+          <w:szCs w:val="28"/>
+          <w:lang w:val="en-US"/>
+        </w:rPr>
+      </w:pPr>
+      <w:r>
+        <w:rPr>
+          <w:rFonts w:cs="Times New Roman"/>
+          <w:kern w:val="2"/>
+          <w:szCs w:val="28"/>
+          <w:lang w:val="en-US"/>
+        </w:rPr>
         <w:lastRenderedPageBreak/>
         <w:t xml:space="preserve">[17] I. Adam and M. Fazekas, Information Economics and Policy 54, 100880 (2021). https://doi.org/10.1016/j.infoecopol.2020.100880.  </w:t>
       </w:r>
@@ -10473,28 +13902,25 @@
           <w:rFonts w:cs="Times New Roman"/>
           <w:kern w:val="2"/>
           <w:szCs w:val="28"/>
-        </w:rPr>
-        <w:t xml:space="preserve">Available: https://qamqor.gov.kz/. [Accessed: Mar. 11, 2025].  </w:t>
-      </w:r>
-    </w:p>
-    <w:p>
-      <w:pPr>
-        <w:ind w:firstLine="652"/>
+          <w:lang w:val="en-US"/>
+        </w:rPr>
+        <w:t>Available:</w:t>
+      </w:r>
+      <w:r>
         <w:rPr>
           <w:rFonts w:cs="Times New Roman"/>
           <w:kern w:val="2"/>
           <w:szCs w:val="28"/>
-          <w:lang w:val="en-US"/>
-        </w:rPr>
-      </w:pPr>
+        </w:rPr>
+        <w:t xml:space="preserve"> </w:t>
+      </w:r>
       <w:r>
         <w:rPr>
           <w:rFonts w:cs="Times New Roman"/>
           <w:kern w:val="2"/>
           <w:szCs w:val="28"/>
-          <w:lang w:val="en-US"/>
-        </w:rPr>
-        <w:t xml:space="preserve">[21] </w:t>
+        </w:rPr>
+        <w:t>https://qamqor.gov.kz/crimestat/about</w:t>
       </w:r>
       <w:r>
         <w:rPr>
@@ -10503,19 +13929,19 @@
           <w:szCs w:val="28"/>
           <w:lang w:val="en-US"/>
         </w:rPr>
-        <w:t>Rating of Kazakhstan’s media, [</w:t>
-      </w:r>
-      <w:proofErr w:type="gramStart"/>
-      <w:r>
+        <w:t xml:space="preserve">. [Accessed: Mar. 11, 2025].  </w:t>
+      </w:r>
+    </w:p>
+    <w:p>
+      <w:pPr>
+        <w:ind w:firstLine="652"/>
         <w:rPr>
           <w:rFonts w:cs="Times New Roman"/>
           <w:kern w:val="2"/>
           <w:szCs w:val="28"/>
           <w:lang w:val="en-US"/>
         </w:rPr>
-        <w:t>Online</w:t>
-      </w:r>
-      <w:proofErr w:type="gramEnd"/>
+      </w:pPr>
       <w:r>
         <w:rPr>
           <w:rFonts w:cs="Times New Roman"/>
@@ -10523,7 +13949,7 @@
           <w:szCs w:val="28"/>
           <w:lang w:val="en-US"/>
         </w:rPr>
-        <w:t xml:space="preserve">]. Available: </w:t>
+        <w:t xml:space="preserve">[21] </w:t>
       </w:r>
       <w:r>
         <w:rPr>
@@ -10532,15 +13958,266 @@
           <w:szCs w:val="28"/>
           <w:lang w:val="en-US"/>
         </w:rPr>
-        <w:t xml:space="preserve"> https://jagajam.com/app/rating/none/kazakhstan/online-printed-media</w:t>
-      </w:r>
-    </w:p>
-    <w:p>
-      <w:pPr>
-        <w:rPr>
-          <w:lang w:val="en-US"/>
-        </w:rPr>
-      </w:pPr>
+        <w:t>"</w:t>
+      </w:r>
+      <w:r>
+        <w:rPr>
+          <w:rFonts w:cs="Times New Roman"/>
+          <w:kern w:val="2"/>
+          <w:szCs w:val="28"/>
+          <w:lang w:val="en-US"/>
+        </w:rPr>
+        <w:t>Order of the Prosecutor General of the Republic of Kazakhstan</w:t>
+      </w:r>
+      <w:r>
+        <w:rPr>
+          <w:rFonts w:cs="Times New Roman"/>
+          <w:kern w:val="2"/>
+          <w:szCs w:val="28"/>
+          <w:lang w:val="en-US"/>
+        </w:rPr>
+        <w:t>"</w:t>
+      </w:r>
+      <w:r>
+        <w:rPr>
+          <w:rFonts w:cs="Times New Roman"/>
+          <w:kern w:val="2"/>
+          <w:szCs w:val="28"/>
+          <w:lang w:val="en-US"/>
+        </w:rPr>
+        <w:t>, [Online]. Available:</w:t>
+      </w:r>
+      <w:r>
+        <w:rPr>
+          <w:rFonts w:cs="Times New Roman"/>
+          <w:kern w:val="2"/>
+          <w:szCs w:val="28"/>
+          <w:lang w:val="en-US"/>
+        </w:rPr>
+        <w:t xml:space="preserve"> </w:t>
+      </w:r>
+      <w:r>
+        <w:rPr>
+          <w:rFonts w:cs="Times New Roman"/>
+          <w:kern w:val="2"/>
+          <w:szCs w:val="28"/>
+          <w:lang w:val="en-US"/>
+        </w:rPr>
+        <w:t>https://adilet.zan.kz/rus/docs/V2400034898</w:t>
+      </w:r>
+    </w:p>
+    <w:p>
+      <w:pPr>
+        <w:ind w:firstLine="652"/>
+        <w:rPr>
+          <w:rFonts w:cs="Times New Roman"/>
+          <w:kern w:val="2"/>
+          <w:szCs w:val="28"/>
+          <w:lang w:val="en-US"/>
+        </w:rPr>
+      </w:pPr>
+      <w:r>
+        <w:rPr>
+          <w:rFonts w:cs="Times New Roman"/>
+          <w:kern w:val="2"/>
+          <w:szCs w:val="28"/>
+          <w:lang w:val="en-US"/>
+        </w:rPr>
+        <w:t>[2</w:t>
+      </w:r>
+      <w:r>
+        <w:rPr>
+          <w:rFonts w:cs="Times New Roman"/>
+          <w:kern w:val="2"/>
+          <w:szCs w:val="28"/>
+          <w:lang w:val="en-US"/>
+        </w:rPr>
+        <w:t>2</w:t>
+      </w:r>
+      <w:r>
+        <w:rPr>
+          <w:rFonts w:cs="Times New Roman"/>
+          <w:kern w:val="2"/>
+          <w:szCs w:val="28"/>
+          <w:lang w:val="en-US"/>
+        </w:rPr>
+        <w:t xml:space="preserve">] </w:t>
+      </w:r>
+      <w:r>
+        <w:rPr>
+          <w:rFonts w:cs="Times New Roman"/>
+          <w:kern w:val="2"/>
+          <w:szCs w:val="28"/>
+          <w:lang w:val="en-US"/>
+        </w:rPr>
+        <w:t>"</w:t>
+      </w:r>
+      <w:r>
+        <w:rPr>
+          <w:rFonts w:cs="Times New Roman"/>
+          <w:kern w:val="2"/>
+          <w:szCs w:val="28"/>
+          <w:lang w:val="en-US"/>
+        </w:rPr>
+        <w:t>Rating of Kazakhstan’s media</w:t>
+      </w:r>
+      <w:r>
+        <w:rPr>
+          <w:rFonts w:cs="Times New Roman"/>
+          <w:kern w:val="2"/>
+          <w:szCs w:val="28"/>
+          <w:lang w:val="en-US"/>
+        </w:rPr>
+        <w:t>"</w:t>
+      </w:r>
+      <w:r>
+        <w:rPr>
+          <w:rFonts w:cs="Times New Roman"/>
+          <w:kern w:val="2"/>
+          <w:szCs w:val="28"/>
+          <w:lang w:val="en-US"/>
+        </w:rPr>
+        <w:t xml:space="preserve">, [Online]. Available: </w:t>
+      </w:r>
+      <w:r>
+        <w:rPr>
+          <w:rFonts w:cs="Times New Roman"/>
+          <w:kern w:val="2"/>
+          <w:szCs w:val="28"/>
+          <w:lang w:val="en-US"/>
+        </w:rPr>
+        <w:t xml:space="preserve"> </w:t>
+      </w:r>
+      <w:hyperlink r:id="rId18" w:history="1">
+        <w:r>
+          <w:rPr>
+            <w:rStyle w:val="af4"/>
+            <w:rFonts w:cs="Times New Roman"/>
+            <w:kern w:val="2"/>
+            <w:szCs w:val="28"/>
+            <w:lang w:val="en-US"/>
+          </w:rPr>
+          <w:t>https://jagajam.com/app/rating/none/kazakhstan/online-printed-media</w:t>
+        </w:r>
+      </w:hyperlink>
+    </w:p>
+    <w:p>
+      <w:pPr>
+        <w:ind w:firstLine="652"/>
+        <w:rPr>
+          <w:lang w:val="en-US"/>
+        </w:rPr>
+      </w:pPr>
+      <w:r>
+        <w:rPr>
+          <w:rFonts w:cs="Times New Roman"/>
+          <w:kern w:val="2"/>
+          <w:szCs w:val="28"/>
+          <w:lang w:val="en-US"/>
+        </w:rPr>
+        <w:t xml:space="preserve">[23] M. </w:t>
+      </w:r>
+      <w:proofErr w:type="spellStart"/>
+      <w:r>
+        <w:rPr>
+          <w:rFonts w:cs="Times New Roman"/>
+          <w:kern w:val="2"/>
+          <w:szCs w:val="28"/>
+          <w:lang w:val="en-US"/>
+        </w:rPr>
+        <w:t>Korobov</w:t>
+      </w:r>
+      <w:proofErr w:type="spellEnd"/>
+      <w:r>
+        <w:rPr>
+          <w:rFonts w:cs="Times New Roman"/>
+          <w:kern w:val="2"/>
+          <w:szCs w:val="28"/>
+          <w:lang w:val="en-US"/>
+        </w:rPr>
+        <w:t xml:space="preserve">, "Morphological Analyzer and Generator for Russian and Ukrainian Languages," Proceedings of Dialog 2015. </w:t>
+      </w:r>
+      <w:r>
+        <w:rPr>
+          <w:rFonts w:cs="Times New Roman"/>
+          <w:kern w:val="2"/>
+          <w:szCs w:val="28"/>
+        </w:rPr>
+        <w:t xml:space="preserve">[Online]. </w:t>
+      </w:r>
+      <w:proofErr w:type="spellStart"/>
+      <w:r>
+        <w:rPr>
+          <w:rFonts w:cs="Times New Roman"/>
+          <w:kern w:val="2"/>
+          <w:szCs w:val="28"/>
+        </w:rPr>
+        <w:t>Available</w:t>
+      </w:r>
+      <w:proofErr w:type="spellEnd"/>
+      <w:r>
+        <w:rPr>
+          <w:rFonts w:cs="Times New Roman"/>
+          <w:kern w:val="2"/>
+          <w:szCs w:val="28"/>
+        </w:rPr>
+        <w:t xml:space="preserve">: </w:t>
+      </w:r>
+      <w:hyperlink r:id="rId19" w:tgtFrame="_new" w:history="1">
+        <w:r>
+          <w:rPr>
+            <w:rStyle w:val="af4"/>
+            <w:rFonts w:cs="Times New Roman"/>
+            <w:kern w:val="2"/>
+            <w:szCs w:val="28"/>
+          </w:rPr>
+          <w:t>https://github.com/kmike/pymorphy3</w:t>
+        </w:r>
+      </w:hyperlink>
+      <w:r>
+        <w:rPr>
+          <w:rFonts w:cs="Times New Roman"/>
+          <w:kern w:val="2"/>
+          <w:szCs w:val="28"/>
+        </w:rPr>
+        <w:t>. [</w:t>
+      </w:r>
+      <w:proofErr w:type="spellStart"/>
+      <w:r>
+        <w:rPr>
+          <w:rFonts w:cs="Times New Roman"/>
+          <w:kern w:val="2"/>
+          <w:szCs w:val="28"/>
+        </w:rPr>
+        <w:t>Accessed</w:t>
+      </w:r>
+      <w:proofErr w:type="spellEnd"/>
+      <w:r>
+        <w:rPr>
+          <w:rFonts w:cs="Times New Roman"/>
+          <w:kern w:val="2"/>
+          <w:szCs w:val="28"/>
+        </w:rPr>
+        <w:t xml:space="preserve">: </w:t>
+      </w:r>
+      <w:proofErr w:type="spellStart"/>
+      <w:r>
+        <w:rPr>
+          <w:rFonts w:cs="Times New Roman"/>
+          <w:kern w:val="2"/>
+          <w:szCs w:val="28"/>
+        </w:rPr>
+        <w:t>Apr</w:t>
+      </w:r>
+      <w:proofErr w:type="spellEnd"/>
+      <w:r>
+        <w:rPr>
+          <w:rFonts w:cs="Times New Roman"/>
+          <w:kern w:val="2"/>
+          <w:szCs w:val="28"/>
+        </w:rPr>
+        <w:t>. 1, 2025].</w:t>
+      </w:r>
     </w:p>
     <w:p>
       <w:pPr>
@@ -10566,12 +14243,12 @@
       <w:pPr>
         <w:pStyle w:val="1"/>
       </w:pPr>
-      <w:bookmarkStart w:id="16" w:name="_Toc194404572"/>
+      <w:bookmarkStart w:id="18" w:name="_Toc194490954"/>
       <w:r>
         <w:lastRenderedPageBreak/>
         <w:t>APPENDIX</w:t>
       </w:r>
-      <w:bookmarkEnd w:id="16"/>
+      <w:bookmarkEnd w:id="18"/>
     </w:p>
     <w:sectPr>
       <w:pgSz w:w="11906" w:h="16838"/>
@@ -12882,6 +16559,16 @@
     <w:basedOn w:val="a0"/>
     <w:rsid w:val="00406D51"/>
   </w:style>
+  <w:style w:type="character" w:styleId="af8">
+    <w:name w:val="Placeholder Text"/>
+    <w:basedOn w:val="a0"/>
+    <w:uiPriority w:val="99"/>
+    <w:semiHidden/>
+    <w:rsid w:val="008C45F2"/>
+    <w:rPr>
+      <w:color w:val="666666"/>
+    </w:rPr>
+  </w:style>
 </w:styles>
 </file>
 

--- a/report/Диссертация.docx
+++ b/report/Диссертация.docx
@@ -4610,7 +4610,7 @@
           <w:r>
             <w:fldChar w:fldCharType="separate"/>
           </w:r>
-          <w:hyperlink w:anchor="_Toc194490940" w:history="1">
+          <w:hyperlink w:anchor="_Toc194672590" w:history="1">
             <w:r>
               <w:rPr>
                 <w:rStyle w:val="af4"/>
@@ -4638,7 +4638,7 @@
                 <w:noProof/>
                 <w:webHidden/>
               </w:rPr>
-              <w:instrText xml:space="preserve"> PAGEREF _Toc194490940 \h </w:instrText>
+              <w:instrText xml:space="preserve"> PAGEREF _Toc194672590 \h </w:instrText>
             </w:r>
             <w:r>
               <w:rPr>
@@ -4685,7 +4685,7 @@
               <w14:ligatures w14:val="standardContextual"/>
             </w:rPr>
           </w:pPr>
-          <w:hyperlink w:anchor="_Toc194490941" w:history="1">
+          <w:hyperlink w:anchor="_Toc194672591" w:history="1">
             <w:r>
               <w:rPr>
                 <w:rStyle w:val="af4"/>
@@ -4713,7 +4713,7 @@
                 <w:noProof/>
                 <w:webHidden/>
               </w:rPr>
-              <w:instrText xml:space="preserve"> PAGEREF _Toc194490941 \h </w:instrText>
+              <w:instrText xml:space="preserve"> PAGEREF _Toc194672591 \h </w:instrText>
             </w:r>
             <w:r>
               <w:rPr>
@@ -4761,7 +4761,7 @@
               <w14:ligatures w14:val="standardContextual"/>
             </w:rPr>
           </w:pPr>
-          <w:hyperlink w:anchor="_Toc194490942" w:history="1">
+          <w:hyperlink w:anchor="_Toc194672592" w:history="1">
             <w:r>
               <w:rPr>
                 <w:rStyle w:val="af4"/>
@@ -4807,7 +4807,7 @@
                 <w:noProof/>
                 <w:webHidden/>
               </w:rPr>
-              <w:instrText xml:space="preserve"> PAGEREF _Toc194490942 \h </w:instrText>
+              <w:instrText xml:space="preserve"> PAGEREF _Toc194672592 \h </w:instrText>
             </w:r>
             <w:r>
               <w:rPr>
@@ -4854,7 +4854,7 @@
               <w14:ligatures w14:val="standardContextual"/>
             </w:rPr>
           </w:pPr>
-          <w:hyperlink w:anchor="_Toc194490943" w:history="1">
+          <w:hyperlink w:anchor="_Toc194672593" w:history="1">
             <w:r>
               <w:rPr>
                 <w:rStyle w:val="af4"/>
@@ -4882,7 +4882,7 @@
                 <w:noProof/>
                 <w:webHidden/>
               </w:rPr>
-              <w:instrText xml:space="preserve"> PAGEREF _Toc194490943 \h </w:instrText>
+              <w:instrText xml:space="preserve"> PAGEREF _Toc194672593 \h </w:instrText>
             </w:r>
             <w:r>
               <w:rPr>
@@ -4929,7 +4929,7 @@
               <w14:ligatures w14:val="standardContextual"/>
             </w:rPr>
           </w:pPr>
-          <w:hyperlink w:anchor="_Toc194490944" w:history="1">
+          <w:hyperlink w:anchor="_Toc194672594" w:history="1">
             <w:r>
               <w:rPr>
                 <w:rStyle w:val="af4"/>
@@ -4957,7 +4957,7 @@
                 <w:noProof/>
                 <w:webHidden/>
               </w:rPr>
-              <w:instrText xml:space="preserve"> PAGEREF _Toc194490944 \h </w:instrText>
+              <w:instrText xml:space="preserve"> PAGEREF _Toc194672594 \h </w:instrText>
             </w:r>
             <w:r>
               <w:rPr>
@@ -5004,14 +5004,14 @@
               <w14:ligatures w14:val="standardContextual"/>
             </w:rPr>
           </w:pPr>
-          <w:hyperlink w:anchor="_Toc194490945" w:history="1">
+          <w:hyperlink w:anchor="_Toc194672595" w:history="1">
             <w:r>
               <w:rPr>
                 <w:rStyle w:val="af4"/>
                 <w:noProof/>
                 <w:lang w:val="en-US"/>
               </w:rPr>
-              <w:t>2.1.1 Data Collection of Corruption crime numbers</w:t>
+              <w:t>2.1.1 Extracting corruption crime numbers</w:t>
             </w:r>
             <w:r>
               <w:rPr>
@@ -5032,7 +5032,7 @@
                 <w:noProof/>
                 <w:webHidden/>
               </w:rPr>
-              <w:instrText xml:space="preserve"> PAGEREF _Toc194490945 \h </w:instrText>
+              <w:instrText xml:space="preserve"> PAGEREF _Toc194672595 \h </w:instrText>
             </w:r>
             <w:r>
               <w:rPr>
@@ -5079,30 +5079,14 @@
               <w14:ligatures w14:val="standardContextual"/>
             </w:rPr>
           </w:pPr>
-          <w:hyperlink w:anchor="_Toc194490946" w:history="1">
+          <w:hyperlink w:anchor="_Toc194672596" w:history="1">
             <w:r>
               <w:rPr>
                 <w:rStyle w:val="af4"/>
                 <w:noProof/>
                 <w:lang w:val="en-US"/>
               </w:rPr>
-              <w:t>2.1.2 Data Collection of new</w:t>
-            </w:r>
-            <w:r>
-              <w:rPr>
-                <w:rStyle w:val="af4"/>
-                <w:noProof/>
-                <w:lang w:val="en-US"/>
-              </w:rPr>
-              <w:t>s</w:t>
-            </w:r>
-            <w:r>
-              <w:rPr>
-                <w:rStyle w:val="af4"/>
-                <w:noProof/>
-                <w:lang w:val="en-US"/>
-              </w:rPr>
-              <w:t xml:space="preserve"> data</w:t>
+              <w:t>2.1.2 Extracting numbers of keywords in news articles</w:t>
             </w:r>
             <w:r>
               <w:rPr>
@@ -5123,7 +5107,7 @@
                 <w:noProof/>
                 <w:webHidden/>
               </w:rPr>
-              <w:instrText xml:space="preserve"> PAGEREF _Toc194490946 \h </w:instrText>
+              <w:instrText xml:space="preserve"> PAGEREF _Toc194672596 \h </w:instrText>
             </w:r>
             <w:r>
               <w:rPr>
@@ -5170,7 +5154,7 @@
               <w14:ligatures w14:val="standardContextual"/>
             </w:rPr>
           </w:pPr>
-          <w:hyperlink w:anchor="_Toc194490947" w:history="1">
+          <w:hyperlink w:anchor="_Toc194672597" w:history="1">
             <w:r>
               <w:rPr>
                 <w:rStyle w:val="af4"/>
@@ -5198,7 +5182,7 @@
                 <w:noProof/>
                 <w:webHidden/>
               </w:rPr>
-              <w:instrText xml:space="preserve"> PAGEREF _Toc194490947 \h </w:instrText>
+              <w:instrText xml:space="preserve"> PAGEREF _Toc194672597 \h </w:instrText>
             </w:r>
             <w:r>
               <w:rPr>
@@ -5218,7 +5202,7 @@
                 <w:noProof/>
                 <w:webHidden/>
               </w:rPr>
-              <w:t>18</w:t>
+              <w:t>19</w:t>
             </w:r>
             <w:r>
               <w:rPr>
@@ -5245,14 +5229,14 @@
               <w14:ligatures w14:val="standardContextual"/>
             </w:rPr>
           </w:pPr>
-          <w:hyperlink w:anchor="_Toc194490948" w:history="1">
+          <w:hyperlink w:anchor="_Toc194672598" w:history="1">
             <w:r>
               <w:rPr>
                 <w:rStyle w:val="af4"/>
                 <w:noProof/>
                 <w:lang w:val="en-US"/>
               </w:rPr>
-              <w:t>2.3 Regression models</w:t>
+              <w:t>2.2.1 Corruption crimes numbers preprocessing</w:t>
             </w:r>
             <w:r>
               <w:rPr>
@@ -5273,7 +5257,7 @@
                 <w:noProof/>
                 <w:webHidden/>
               </w:rPr>
-              <w:instrText xml:space="preserve"> PAGEREF _Toc194490948 \h </w:instrText>
+              <w:instrText xml:space="preserve"> PAGEREF _Toc194672598 \h </w:instrText>
             </w:r>
             <w:r>
               <w:rPr>
@@ -5293,7 +5277,7 @@
                 <w:noProof/>
                 <w:webHidden/>
               </w:rPr>
-              <w:t>18</w:t>
+              <w:t>19</w:t>
             </w:r>
             <w:r>
               <w:rPr>
@@ -5320,14 +5304,14 @@
               <w14:ligatures w14:val="standardContextual"/>
             </w:rPr>
           </w:pPr>
-          <w:hyperlink w:anchor="_Toc194490949" w:history="1">
+          <w:hyperlink w:anchor="_Toc194672599" w:history="1">
             <w:r>
               <w:rPr>
                 <w:rStyle w:val="af4"/>
                 <w:noProof/>
                 <w:lang w:val="en-US"/>
               </w:rPr>
-              <w:t>2.4 Time Series Analysis</w:t>
+              <w:t>2.2.2 News data preprocessing</w:t>
             </w:r>
             <w:r>
               <w:rPr>
@@ -5348,7 +5332,7 @@
                 <w:noProof/>
                 <w:webHidden/>
               </w:rPr>
-              <w:instrText xml:space="preserve"> PAGEREF _Toc194490949 \h </w:instrText>
+              <w:instrText xml:space="preserve"> PAGEREF _Toc194672599 \h </w:instrText>
             </w:r>
             <w:r>
               <w:rPr>
@@ -5368,7 +5352,7 @@
                 <w:noProof/>
                 <w:webHidden/>
               </w:rPr>
-              <w:t>18</w:t>
+              <w:t>21</w:t>
             </w:r>
             <w:r>
               <w:rPr>
@@ -5395,7 +5379,7 @@
               <w14:ligatures w14:val="standardContextual"/>
             </w:rPr>
           </w:pPr>
-          <w:hyperlink w:anchor="_Toc194490950" w:history="1">
+          <w:hyperlink w:anchor="_Toc194672600" w:history="1">
             <w:r>
               <w:rPr>
                 <w:rStyle w:val="af4"/>
@@ -5423,7 +5407,7 @@
                 <w:noProof/>
                 <w:webHidden/>
               </w:rPr>
-              <w:instrText xml:space="preserve"> PAGEREF _Toc194490950 \h </w:instrText>
+              <w:instrText xml:space="preserve"> PAGEREF _Toc194672600 \h </w:instrText>
             </w:r>
             <w:r>
               <w:rPr>
@@ -5443,7 +5427,7 @@
                 <w:noProof/>
                 <w:webHidden/>
               </w:rPr>
-              <w:t>19</w:t>
+              <w:t>24</w:t>
             </w:r>
             <w:r>
               <w:rPr>
@@ -5470,14 +5454,14 @@
               <w14:ligatures w14:val="standardContextual"/>
             </w:rPr>
           </w:pPr>
-          <w:hyperlink w:anchor="_Toc194490951" w:history="1">
+          <w:hyperlink w:anchor="_Toc194672601" w:history="1">
             <w:r>
               <w:rPr>
                 <w:rStyle w:val="af4"/>
                 <w:noProof/>
                 <w:lang w:val="en-US"/>
               </w:rPr>
-              <w:t>4 DISCUSSION</w:t>
+              <w:t>3.1 Regression models</w:t>
             </w:r>
             <w:r>
               <w:rPr>
@@ -5498,7 +5482,7 @@
                 <w:noProof/>
                 <w:webHidden/>
               </w:rPr>
-              <w:instrText xml:space="preserve"> PAGEREF _Toc194490951 \h </w:instrText>
+              <w:instrText xml:space="preserve"> PAGEREF _Toc194672601 \h </w:instrText>
             </w:r>
             <w:r>
               <w:rPr>
@@ -5518,7 +5502,7 @@
                 <w:noProof/>
                 <w:webHidden/>
               </w:rPr>
-              <w:t>20</w:t>
+              <w:t>24</w:t>
             </w:r>
             <w:r>
               <w:rPr>
@@ -5545,14 +5529,14 @@
               <w14:ligatures w14:val="standardContextual"/>
             </w:rPr>
           </w:pPr>
-          <w:hyperlink w:anchor="_Toc194490952" w:history="1">
+          <w:hyperlink w:anchor="_Toc194672602" w:history="1">
             <w:r>
               <w:rPr>
                 <w:rStyle w:val="af4"/>
                 <w:noProof/>
                 <w:lang w:val="en-US"/>
               </w:rPr>
-              <w:t>CONCLUSION</w:t>
+              <w:t>3.2 Hypothesis Testing and Motivation for Time Series Analysis</w:t>
             </w:r>
             <w:r>
               <w:rPr>
@@ -5573,7 +5557,7 @@
                 <w:noProof/>
                 <w:webHidden/>
               </w:rPr>
-              <w:instrText xml:space="preserve"> PAGEREF _Toc194490952 \h </w:instrText>
+              <w:instrText xml:space="preserve"> PAGEREF _Toc194672602 \h </w:instrText>
             </w:r>
             <w:r>
               <w:rPr>
@@ -5593,7 +5577,7 @@
                 <w:noProof/>
                 <w:webHidden/>
               </w:rPr>
-              <w:t>21</w:t>
+              <w:t>24</w:t>
             </w:r>
             <w:r>
               <w:rPr>
@@ -5620,14 +5604,14 @@
               <w14:ligatures w14:val="standardContextual"/>
             </w:rPr>
           </w:pPr>
-          <w:hyperlink w:anchor="_Toc194490953" w:history="1">
+          <w:hyperlink w:anchor="_Toc194672603" w:history="1">
             <w:r>
               <w:rPr>
                 <w:rStyle w:val="af4"/>
                 <w:noProof/>
                 <w:lang w:val="en-US"/>
               </w:rPr>
-              <w:t>REFERENCES</w:t>
+              <w:t>3.3 Time Series Analysis</w:t>
             </w:r>
             <w:r>
               <w:rPr>
@@ -5648,7 +5632,7 @@
                 <w:noProof/>
                 <w:webHidden/>
               </w:rPr>
-              <w:instrText xml:space="preserve"> PAGEREF _Toc194490953 \h </w:instrText>
+              <w:instrText xml:space="preserve"> PAGEREF _Toc194672603 \h </w:instrText>
             </w:r>
             <w:r>
               <w:rPr>
@@ -5668,7 +5652,7 @@
                 <w:noProof/>
                 <w:webHidden/>
               </w:rPr>
-              <w:t>22</w:t>
+              <w:t>24</w:t>
             </w:r>
             <w:r>
               <w:rPr>
@@ -5695,13 +5679,14 @@
               <w14:ligatures w14:val="standardContextual"/>
             </w:rPr>
           </w:pPr>
-          <w:hyperlink w:anchor="_Toc194490954" w:history="1">
+          <w:hyperlink w:anchor="_Toc194672604" w:history="1">
             <w:r>
               <w:rPr>
                 <w:rStyle w:val="af4"/>
                 <w:noProof/>
-              </w:rPr>
-              <w:t>APPENDIX</w:t>
+                <w:lang w:val="en-US"/>
+              </w:rPr>
+              <w:t>4 DISCUSSION</w:t>
             </w:r>
             <w:r>
               <w:rPr>
@@ -5722,7 +5707,7 @@
                 <w:noProof/>
                 <w:webHidden/>
               </w:rPr>
-              <w:instrText xml:space="preserve"> PAGEREF _Toc194490954 \h </w:instrText>
+              <w:instrText xml:space="preserve"> PAGEREF _Toc194672604 \h </w:instrText>
             </w:r>
             <w:r>
               <w:rPr>
@@ -5742,7 +5727,232 @@
                 <w:noProof/>
                 <w:webHidden/>
               </w:rPr>
-              <w:t>24</w:t>
+              <w:t>25</w:t>
+            </w:r>
+            <w:r>
+              <w:rPr>
+                <w:noProof/>
+                <w:webHidden/>
+              </w:rPr>
+              <w:fldChar w:fldCharType="end"/>
+            </w:r>
+          </w:hyperlink>
+        </w:p>
+        <w:p>
+          <w:pPr>
+            <w:pStyle w:val="11"/>
+            <w:tabs>
+              <w:tab w:val="right" w:leader="dot" w:pos="9628"/>
+            </w:tabs>
+            <w:rPr>
+              <w:rFonts w:asciiTheme="minorHAnsi" w:eastAsiaTheme="minorEastAsia" w:hAnsiTheme="minorHAnsi"/>
+              <w:noProof/>
+              <w:kern w:val="2"/>
+              <w:sz w:val="24"/>
+              <w:szCs w:val="24"/>
+              <w:lang w:eastAsia="ru-RU"/>
+              <w14:ligatures w14:val="standardContextual"/>
+            </w:rPr>
+          </w:pPr>
+          <w:hyperlink w:anchor="_Toc194672605" w:history="1">
+            <w:r>
+              <w:rPr>
+                <w:rStyle w:val="af4"/>
+                <w:noProof/>
+                <w:lang w:val="en-US"/>
+              </w:rPr>
+              <w:t>CONCLUSION</w:t>
+            </w:r>
+            <w:r>
+              <w:rPr>
+                <w:noProof/>
+                <w:webHidden/>
+              </w:rPr>
+              <w:tab/>
+            </w:r>
+            <w:r>
+              <w:rPr>
+                <w:noProof/>
+                <w:webHidden/>
+              </w:rPr>
+              <w:fldChar w:fldCharType="begin"/>
+            </w:r>
+            <w:r>
+              <w:rPr>
+                <w:noProof/>
+                <w:webHidden/>
+              </w:rPr>
+              <w:instrText xml:space="preserve"> PAGEREF _Toc194672605 \h </w:instrText>
+            </w:r>
+            <w:r>
+              <w:rPr>
+                <w:noProof/>
+                <w:webHidden/>
+              </w:rPr>
+            </w:r>
+            <w:r>
+              <w:rPr>
+                <w:noProof/>
+                <w:webHidden/>
+              </w:rPr>
+              <w:fldChar w:fldCharType="separate"/>
+            </w:r>
+            <w:r>
+              <w:rPr>
+                <w:noProof/>
+                <w:webHidden/>
+              </w:rPr>
+              <w:t>26</w:t>
+            </w:r>
+            <w:r>
+              <w:rPr>
+                <w:noProof/>
+                <w:webHidden/>
+              </w:rPr>
+              <w:fldChar w:fldCharType="end"/>
+            </w:r>
+          </w:hyperlink>
+        </w:p>
+        <w:p>
+          <w:pPr>
+            <w:pStyle w:val="11"/>
+            <w:tabs>
+              <w:tab w:val="right" w:leader="dot" w:pos="9628"/>
+            </w:tabs>
+            <w:rPr>
+              <w:rFonts w:asciiTheme="minorHAnsi" w:eastAsiaTheme="minorEastAsia" w:hAnsiTheme="minorHAnsi"/>
+              <w:noProof/>
+              <w:kern w:val="2"/>
+              <w:sz w:val="24"/>
+              <w:szCs w:val="24"/>
+              <w:lang w:eastAsia="ru-RU"/>
+              <w14:ligatures w14:val="standardContextual"/>
+            </w:rPr>
+          </w:pPr>
+          <w:hyperlink w:anchor="_Toc194672606" w:history="1">
+            <w:r>
+              <w:rPr>
+                <w:rStyle w:val="af4"/>
+                <w:noProof/>
+                <w:lang w:val="en-US"/>
+              </w:rPr>
+              <w:t>REFERENCES</w:t>
+            </w:r>
+            <w:r>
+              <w:rPr>
+                <w:noProof/>
+                <w:webHidden/>
+              </w:rPr>
+              <w:tab/>
+            </w:r>
+            <w:r>
+              <w:rPr>
+                <w:noProof/>
+                <w:webHidden/>
+              </w:rPr>
+              <w:fldChar w:fldCharType="begin"/>
+            </w:r>
+            <w:r>
+              <w:rPr>
+                <w:noProof/>
+                <w:webHidden/>
+              </w:rPr>
+              <w:instrText xml:space="preserve"> PAGEREF _Toc194672606 \h </w:instrText>
+            </w:r>
+            <w:r>
+              <w:rPr>
+                <w:noProof/>
+                <w:webHidden/>
+              </w:rPr>
+            </w:r>
+            <w:r>
+              <w:rPr>
+                <w:noProof/>
+                <w:webHidden/>
+              </w:rPr>
+              <w:fldChar w:fldCharType="separate"/>
+            </w:r>
+            <w:r>
+              <w:rPr>
+                <w:noProof/>
+                <w:webHidden/>
+              </w:rPr>
+              <w:t>27</w:t>
+            </w:r>
+            <w:r>
+              <w:rPr>
+                <w:noProof/>
+                <w:webHidden/>
+              </w:rPr>
+              <w:fldChar w:fldCharType="end"/>
+            </w:r>
+          </w:hyperlink>
+        </w:p>
+        <w:p>
+          <w:pPr>
+            <w:pStyle w:val="11"/>
+            <w:tabs>
+              <w:tab w:val="right" w:leader="dot" w:pos="9628"/>
+            </w:tabs>
+            <w:rPr>
+              <w:rFonts w:asciiTheme="minorHAnsi" w:eastAsiaTheme="minorEastAsia" w:hAnsiTheme="minorHAnsi"/>
+              <w:noProof/>
+              <w:kern w:val="2"/>
+              <w:sz w:val="24"/>
+              <w:szCs w:val="24"/>
+              <w:lang w:eastAsia="ru-RU"/>
+              <w14:ligatures w14:val="standardContextual"/>
+            </w:rPr>
+          </w:pPr>
+          <w:hyperlink w:anchor="_Toc194672607" w:history="1">
+            <w:r>
+              <w:rPr>
+                <w:rStyle w:val="af4"/>
+                <w:noProof/>
+                <w:lang w:val="en-US"/>
+              </w:rPr>
+              <w:t>APPENDIX A — CORRUPTION-RELATED KEYWORDS</w:t>
+            </w:r>
+            <w:r>
+              <w:rPr>
+                <w:noProof/>
+                <w:webHidden/>
+              </w:rPr>
+              <w:tab/>
+            </w:r>
+            <w:r>
+              <w:rPr>
+                <w:noProof/>
+                <w:webHidden/>
+              </w:rPr>
+              <w:fldChar w:fldCharType="begin"/>
+            </w:r>
+            <w:r>
+              <w:rPr>
+                <w:noProof/>
+                <w:webHidden/>
+              </w:rPr>
+              <w:instrText xml:space="preserve"> PAGEREF _Toc194672607 \h </w:instrText>
+            </w:r>
+            <w:r>
+              <w:rPr>
+                <w:noProof/>
+                <w:webHidden/>
+              </w:rPr>
+            </w:r>
+            <w:r>
+              <w:rPr>
+                <w:noProof/>
+                <w:webHidden/>
+              </w:rPr>
+              <w:fldChar w:fldCharType="separate"/>
+            </w:r>
+            <w:r>
+              <w:rPr>
+                <w:noProof/>
+                <w:webHidden/>
+              </w:rPr>
+              <w:t>29</w:t>
             </w:r>
             <w:r>
               <w:rPr>
@@ -5791,7 +6001,7 @@
           <w:lang w:val="en-US"/>
         </w:rPr>
       </w:pPr>
-      <w:bookmarkStart w:id="3" w:name="_Toc194490940"/>
+      <w:bookmarkStart w:id="3" w:name="_Toc194672590"/>
       <w:r>
         <w:rPr>
           <w:lang w:val="en-US"/>
@@ -5823,7 +6033,7 @@
           <w:lang w:val="en-US"/>
         </w:rPr>
       </w:pPr>
-      <w:bookmarkStart w:id="4" w:name="_Toc194490941"/>
+      <w:bookmarkStart w:id="4" w:name="_Toc194672591"/>
       <w:r>
         <w:rPr>
           <w:lang w:val="en-US"/>
@@ -6347,7 +6557,7 @@
           <w:numId w:val="6"/>
         </w:numPr>
       </w:pPr>
-      <w:bookmarkStart w:id="5" w:name="_Toc194490942"/>
+      <w:bookmarkStart w:id="5" w:name="_Toc194672592"/>
       <w:r>
         <w:lastRenderedPageBreak/>
         <w:t>LITERATURE REVIEW</w:t>
@@ -6798,7 +7008,7 @@
           <w:lang w:val="en-US"/>
         </w:rPr>
       </w:pPr>
-      <w:bookmarkStart w:id="6" w:name="_Toc194490943"/>
+      <w:bookmarkStart w:id="6" w:name="_Toc194672593"/>
       <w:r>
         <w:rPr>
           <w:lang w:val="en-US"/>
@@ -6987,7 +7197,7 @@
           <w:lang w:val="en-US"/>
         </w:rPr>
       </w:pPr>
-      <w:bookmarkStart w:id="7" w:name="_Toc194490944"/>
+      <w:bookmarkStart w:id="7" w:name="_Toc194672594"/>
       <w:r>
         <w:rPr>
           <w:lang w:val="en-US"/>
@@ -7009,30 +7219,42 @@
           <w:lang w:val="en-US"/>
         </w:rPr>
       </w:pPr>
-      <w:bookmarkStart w:id="8" w:name="_Toc194490945"/>
-      <w:r>
-        <w:rPr>
-          <w:lang w:val="en-US"/>
-        </w:rPr>
-        <w:t>2.1.1 D</w:t>
-      </w:r>
-      <w:r>
-        <w:rPr>
-          <w:lang w:val="en-US"/>
-        </w:rPr>
-        <w:t xml:space="preserve">ata </w:t>
-      </w:r>
-      <w:r>
-        <w:rPr>
-          <w:lang w:val="en-US"/>
-        </w:rPr>
-        <w:t>C</w:t>
-      </w:r>
-      <w:r>
-        <w:rPr>
-          <w:lang w:val="en-US"/>
-        </w:rPr>
-        <w:t>ollection of Corruption crime numbers</w:t>
+      <w:bookmarkStart w:id="8" w:name="_Toc194672595"/>
+      <w:r>
+        <w:rPr>
+          <w:lang w:val="en-US"/>
+        </w:rPr>
+        <w:t>2.1.1</w:t>
+      </w:r>
+      <w:r>
+        <w:rPr>
+          <w:lang w:val="en-US"/>
+        </w:rPr>
+        <w:t xml:space="preserve"> </w:t>
+      </w:r>
+      <w:r>
+        <w:rPr>
+          <w:lang w:val="en-US"/>
+        </w:rPr>
+        <w:t>Extracting</w:t>
+      </w:r>
+      <w:r>
+        <w:rPr>
+          <w:lang w:val="en-US"/>
+        </w:rPr>
+        <w:t xml:space="preserve"> </w:t>
+      </w:r>
+      <w:r>
+        <w:rPr>
+          <w:lang w:val="en-US"/>
+        </w:rPr>
+        <w:t>c</w:t>
+      </w:r>
+      <w:r>
+        <w:rPr>
+          <w:lang w:val="en-US"/>
+        </w:rPr>
+        <w:t>orruption crime numbers</w:t>
       </w:r>
       <w:bookmarkEnd w:id="8"/>
     </w:p>
@@ -9651,37 +9873,19 @@
           <w:lang w:val="en-US"/>
         </w:rPr>
       </w:pPr>
-      <w:bookmarkStart w:id="10" w:name="_Toc194490946"/>
+      <w:bookmarkStart w:id="10" w:name="_Toc194672596"/>
       <w:r>
         <w:rPr>
           <w:lang w:val="en-US"/>
         </w:rPr>
         <w:lastRenderedPageBreak/>
-        <w:t>2.1.2 D</w:t>
-      </w:r>
-      <w:r>
-        <w:rPr>
-          <w:lang w:val="en-US"/>
-        </w:rPr>
-        <w:t xml:space="preserve">ata </w:t>
-      </w:r>
-      <w:r>
-        <w:rPr>
-          <w:lang w:val="en-US"/>
-        </w:rPr>
-        <w:t>C</w:t>
-      </w:r>
-      <w:r>
-        <w:rPr>
-          <w:lang w:val="en-US"/>
-        </w:rPr>
-        <w:t xml:space="preserve">ollection of </w:t>
-      </w:r>
-      <w:r>
-        <w:rPr>
-          <w:lang w:val="en-US"/>
-        </w:rPr>
-        <w:t>news data</w:t>
+        <w:t xml:space="preserve">2.1.2 </w:t>
+      </w:r>
+      <w:r>
+        <w:rPr>
+          <w:lang w:val="en-US"/>
+        </w:rPr>
+        <w:t>Extracting numbers of keywords in news articles</w:t>
       </w:r>
       <w:bookmarkEnd w:id="10"/>
     </w:p>
@@ -11374,6 +11578,24 @@
         </w:rPr>
         <w:t>” (criminal case). The complete list reflects various aspects of corruption discourse in Kazakhstan, including financial crimes, political institutions, enforcement bodies, and legal terminology.</w:t>
       </w:r>
+      <w:r>
+        <w:rPr>
+          <w:lang w:val="en-US"/>
+        </w:rPr>
+        <w:t xml:space="preserve"> </w:t>
+      </w:r>
+      <w:r>
+        <w:rPr>
+          <w:lang w:val="en-US"/>
+        </w:rPr>
+        <w:t>The</w:t>
+      </w:r>
+      <w:r>
+        <w:rPr>
+          <w:lang w:val="en-US"/>
+        </w:rPr>
+        <w:t xml:space="preserve"> complete list of corruption-related keywords used for feature engineering is provided in Appendix A.</w:t>
+      </w:r>
     </w:p>
     <w:p>
       <w:pPr>
@@ -11514,35 +11736,7 @@
               <w:rFonts w:ascii="Cambria Math" w:hAnsi="Cambria Math"/>
               <w:lang w:val="en-US"/>
             </w:rPr>
-            <m:t>P(l</m:t>
-          </m:r>
-          <m:r>
-            <w:rPr>
-              <w:rFonts w:ascii="Cambria Math" w:hAnsi="Cambria Math"/>
-              <w:lang w:val="en-US"/>
-            </w:rPr>
-            <m:t xml:space="preserve"> </m:t>
-          </m:r>
-          <m:r>
-            <w:rPr>
-              <w:rFonts w:ascii="Cambria Math" w:hAnsi="Cambria Math"/>
-              <w:lang w:val="en-US"/>
-            </w:rPr>
-            <m:t>|</m:t>
-          </m:r>
-          <m:r>
-            <w:rPr>
-              <w:rFonts w:ascii="Cambria Math" w:hAnsi="Cambria Math"/>
-              <w:lang w:val="en-US"/>
-            </w:rPr>
-            <m:t xml:space="preserve"> </m:t>
-          </m:r>
-          <m:r>
-            <w:rPr>
-              <w:rFonts w:ascii="Cambria Math" w:hAnsi="Cambria Math"/>
-              <w:lang w:val="en-US"/>
-            </w:rPr>
-            <m:t>w)</m:t>
+            <m:t>P(l | w)</m:t>
           </m:r>
         </m:oMath>
       </m:oMathPara>
@@ -11690,24 +11884,30 @@
         </w:rPr>
         <w:t xml:space="preserve"> </w:t>
       </w:r>
-      <w:r>
-        <w:rPr>
-          <w:lang w:val="en-US"/>
-        </w:rPr>
-        <w:t xml:space="preserve">Example of some words </w:t>
-      </w:r>
       <w:proofErr w:type="gramStart"/>
       <w:r>
         <w:rPr>
           <w:lang w:val="en-US"/>
         </w:rPr>
-        <w:t>is</w:t>
+        <w:t>Example</w:t>
       </w:r>
       <w:proofErr w:type="gramEnd"/>
       <w:r>
         <w:rPr>
           <w:lang w:val="en-US"/>
         </w:rPr>
+        <w:t xml:space="preserve"> of some words </w:t>
+      </w:r>
+      <w:r>
+        <w:rPr>
+          <w:lang w:val="en-US"/>
+        </w:rPr>
+        <w:t>are</w:t>
+      </w:r>
+      <w:r>
+        <w:rPr>
+          <w:lang w:val="en-US"/>
+        </w:rPr>
         <w:t xml:space="preserve"> shown in Table 5.</w:t>
       </w:r>
     </w:p>
@@ -11738,13 +11938,7 @@
         <w:rPr>
           <w:lang w:val="en-US"/>
         </w:rPr>
-        <w:t>Table 5</w:t>
-      </w:r>
-      <w:r>
-        <w:rPr>
-          <w:lang w:val="en-US"/>
-        </w:rPr>
-        <w:t xml:space="preserve"> Lemma example</w:t>
+        <w:t>Table 5 Lemma example</w:t>
       </w:r>
     </w:p>
     <w:tbl>
@@ -12075,7 +12269,14 @@
         <w:rPr>
           <w:lang w:val="en-US"/>
         </w:rPr>
-        <w:t>]. This process ensures that variations in word endings and grammatical forms do not lead to undercounting of keyword occurrences.</w:t>
+        <w:t xml:space="preserve">]. This </w:t>
+      </w:r>
+      <w:r>
+        <w:rPr>
+          <w:lang w:val="en-US"/>
+        </w:rPr>
+        <w:lastRenderedPageBreak/>
+        <w:t>process ensures that variations in word endings and grammatical forms do not lead to undercounting of keyword occurrences.</w:t>
       </w:r>
     </w:p>
     <w:p>
@@ -12085,6 +12286,40 @@
           <w:lang w:val="en-US"/>
         </w:rPr>
       </w:pPr>
+      <w:r>
+        <w:rPr>
+          <w:lang w:val="en-US"/>
+        </w:rPr>
+        <w:t>The script utilizes the pymorphy3 library to lemmatize each word in the article, ensuring that all morphological forms of the keywords are captured accurately. For instance, the word “</w:t>
+      </w:r>
+      <w:proofErr w:type="spellStart"/>
+      <w:r>
+        <w:rPr>
+          <w:lang w:val="en-US"/>
+        </w:rPr>
+        <w:t>взятки</w:t>
+      </w:r>
+      <w:proofErr w:type="spellEnd"/>
+      <w:r>
+        <w:rPr>
+          <w:lang w:val="en-US"/>
+        </w:rPr>
+        <w:t>” (plural, genitive case) will be mapped to its base form “</w:t>
+      </w:r>
+      <w:proofErr w:type="spellStart"/>
+      <w:r>
+        <w:rPr>
+          <w:lang w:val="en-US"/>
+        </w:rPr>
+        <w:t>взятка</w:t>
+      </w:r>
+      <w:proofErr w:type="spellEnd"/>
+      <w:r>
+        <w:rPr>
+          <w:lang w:val="en-US"/>
+        </w:rPr>
+        <w:t>.” Additionally, the script handles both single-word and multi-word expressions, counting each of their occurrences in the article's text.</w:t>
+      </w:r>
     </w:p>
     <w:p>
       <w:pPr>
@@ -12097,36 +12332,19 @@
         <w:rPr>
           <w:lang w:val="en-US"/>
         </w:rPr>
-        <w:lastRenderedPageBreak/>
-        <w:t>The script utilizes the pymorphy3 library to lemmatize each word in the article, ensuring that all morphological forms of the keywords are captured accurately. For instance, the word “</w:t>
-      </w:r>
-      <w:proofErr w:type="spellStart"/>
-      <w:r>
-        <w:rPr>
-          <w:lang w:val="en-US"/>
-        </w:rPr>
-        <w:t>взятки</w:t>
-      </w:r>
-      <w:proofErr w:type="spellEnd"/>
-      <w:r>
-        <w:rPr>
-          <w:lang w:val="en-US"/>
-        </w:rPr>
-        <w:t>” (plural, genitive case) will be mapped to its base form “</w:t>
-      </w:r>
-      <w:proofErr w:type="spellStart"/>
-      <w:r>
-        <w:rPr>
-          <w:lang w:val="en-US"/>
-        </w:rPr>
-        <w:t>взятка</w:t>
-      </w:r>
-      <w:proofErr w:type="spellEnd"/>
-      <w:r>
-        <w:rPr>
-          <w:lang w:val="en-US"/>
-        </w:rPr>
-        <w:t>.” Additionally, the script handles both single-word and multi-word expressions, counting each of their occurrences in the article's text.</w:t>
+        <w:t xml:space="preserve">The keyword frequencies are computed for every news article in the dataset and stored along with the article's date in a new structured CSV file. An example of the output is shown in Table </w:t>
+      </w:r>
+      <w:r>
+        <w:rPr>
+          <w:lang w:val="en-US"/>
+        </w:rPr>
+        <w:t>6</w:t>
+      </w:r>
+      <w:r>
+        <w:rPr>
+          <w:lang w:val="en-US"/>
+        </w:rPr>
+        <w:t>.</w:t>
       </w:r>
     </w:p>
     <w:p>
@@ -12136,11 +12354,27 @@
           <w:lang w:val="en-US"/>
         </w:rPr>
       </w:pPr>
-      <w:r>
-        <w:rPr>
-          <w:lang w:val="en-US"/>
-        </w:rPr>
-        <w:t xml:space="preserve">The keyword frequencies are computed for every news article in the dataset and stored along with the article's date in a new structured CSV file. An example of the output is shown in Table </w:t>
+    </w:p>
+    <w:p>
+      <w:pPr>
+        <w:ind w:firstLine="708"/>
+        <w:rPr>
+          <w:lang w:val="en-US"/>
+        </w:rPr>
+      </w:pPr>
+    </w:p>
+    <w:p>
+      <w:pPr>
+        <w:ind w:firstLine="708"/>
+        <w:rPr>
+          <w:lang w:val="en-US"/>
+        </w:rPr>
+      </w:pPr>
+      <w:r>
+        <w:rPr>
+          <w:lang w:val="en-US"/>
+        </w:rPr>
+        <w:t xml:space="preserve">Table </w:t>
       </w:r>
       <w:r>
         <w:rPr>
@@ -12152,49 +12386,43 @@
         <w:rPr>
           <w:lang w:val="en-US"/>
         </w:rPr>
-        <w:t>.</w:t>
-      </w:r>
-    </w:p>
-    <w:p>
-      <w:pPr>
-        <w:ind w:firstLine="708"/>
-        <w:rPr>
-          <w:lang w:val="en-US"/>
-        </w:rPr>
-      </w:pPr>
-    </w:p>
-    <w:p>
-      <w:pPr>
-        <w:ind w:firstLine="708"/>
-        <w:rPr>
-          <w:lang w:val="en-US"/>
-        </w:rPr>
-      </w:pPr>
-    </w:p>
-    <w:p>
-      <w:pPr>
-        <w:ind w:firstLine="708"/>
-        <w:rPr>
-          <w:lang w:val="en-US"/>
-        </w:rPr>
-      </w:pPr>
-      <w:r>
-        <w:rPr>
-          <w:lang w:val="en-US"/>
-        </w:rPr>
-        <w:t xml:space="preserve">Table </w:t>
-      </w:r>
-      <w:r>
-        <w:rPr>
-          <w:lang w:val="en-US"/>
-        </w:rPr>
-        <w:t>6</w:t>
-      </w:r>
-      <w:r>
-        <w:rPr>
-          <w:lang w:val="en-US"/>
-        </w:rPr>
-        <w:t xml:space="preserve"> – Sample of processed news articles with keyword counts</w:t>
+        <w:t xml:space="preserve"> – Sample of </w:t>
+      </w:r>
+      <w:r>
+        <w:rPr>
+          <w:lang w:val="en-US"/>
+        </w:rPr>
+        <w:t>extracted</w:t>
+      </w:r>
+      <w:r>
+        <w:rPr>
+          <w:lang w:val="en-US"/>
+        </w:rPr>
+        <w:t xml:space="preserve"> </w:t>
+      </w:r>
+      <w:r>
+        <w:rPr>
+          <w:lang w:val="en-US"/>
+        </w:rPr>
+        <w:t xml:space="preserve">keyword counts </w:t>
+      </w:r>
+      <w:r>
+        <w:rPr>
+          <w:lang w:val="en-US"/>
+        </w:rPr>
+        <w:t xml:space="preserve"> </w:t>
+      </w:r>
+      <w:r>
+        <w:rPr>
+          <w:lang w:val="en-US"/>
+        </w:rPr>
+        <w:t xml:space="preserve">from </w:t>
+      </w:r>
+      <w:r>
+        <w:rPr>
+          <w:lang w:val="en-US"/>
+        </w:rPr>
+        <w:t>news articles</w:t>
       </w:r>
     </w:p>
     <w:tbl>
@@ -12983,43 +13211,47 @@
         <w:rPr>
           <w:lang w:val="en-US"/>
         </w:rPr>
-        <w:t>, we described the process of collecting and extracting data used in the research. The study utilizes two primary data sources: official monthly crime reports from the Qamqor.gov.kz portal and news articles from Tengrinews.kz tagged with corruption. We developed custom Python scripts to automate the download and parsing of Excel-based crime statistics, focusing specifically on the total number of corruption crimes per month. Similarly, we scraped news articles within a defined time range</w:t>
-      </w:r>
-      <w:r>
-        <w:rPr>
-          <w:lang w:val="en-US"/>
-        </w:rPr>
-        <w:t>(November of 2016 till January of 2025)</w:t>
-      </w:r>
-      <w:r>
-        <w:rPr>
-          <w:lang w:val="en-US"/>
-        </w:rPr>
-        <w:t>, extracted their full text</w:t>
-      </w:r>
-      <w:r>
-        <w:rPr>
-          <w:lang w:val="en-US"/>
-        </w:rPr>
-        <w:t xml:space="preserve">. Next step is to </w:t>
-      </w:r>
-      <w:r>
-        <w:rPr>
-          <w:lang w:val="en-US"/>
-        </w:rPr>
-        <w:t>preprocess</w:t>
-      </w:r>
-      <w:r>
-        <w:rPr>
-          <w:lang w:val="en-US"/>
-        </w:rPr>
-        <w:t xml:space="preserve"> </w:t>
-      </w:r>
-      <w:r>
-        <w:rPr>
-          <w:lang w:val="en-US"/>
-        </w:rPr>
-        <w:t>them for analysis.</w:t>
+        <w:t xml:space="preserve"> we</w:t>
+      </w:r>
+      <w:r>
+        <w:rPr>
+          <w:lang w:val="en-US"/>
+        </w:rPr>
+        <w:t xml:space="preserve"> presented the complete pipeline for collecting and preparing the data used in this study. The research relies on two primary data sources:</w:t>
+      </w:r>
+    </w:p>
+    <w:p>
+      <w:pPr>
+        <w:numPr>
+          <w:ilvl w:val="0"/>
+          <w:numId w:val="9"/>
+        </w:numPr>
+        <w:rPr>
+          <w:lang w:val="en-US"/>
+        </w:rPr>
+      </w:pPr>
+      <w:r>
+        <w:rPr>
+          <w:lang w:val="en-US"/>
+        </w:rPr>
+        <w:t>official monthly reports on corruption crimes from the Qamqor.gov.kz portal, and</w:t>
+      </w:r>
+    </w:p>
+    <w:p>
+      <w:pPr>
+        <w:numPr>
+          <w:ilvl w:val="0"/>
+          <w:numId w:val="9"/>
+        </w:numPr>
+        <w:rPr>
+          <w:lang w:val="en-US"/>
+        </w:rPr>
+      </w:pPr>
+      <w:r>
+        <w:rPr>
+          <w:lang w:val="en-US"/>
+        </w:rPr>
+        <w:t>news articles from Tengrinews.kz, specifically those tagged with the term "corruption."</w:t>
       </w:r>
     </w:p>
     <w:p>
@@ -13033,7 +13265,7 @@
         <w:rPr>
           <w:lang w:val="en-US"/>
         </w:rPr>
-        <w:t>To quantify media attention, we compiled a list of corruption-related keywords and applied lemmatization techniques to match all morphological variants. This allowed us to count keyword occurrences in each article and aggregate them monthly. The result is a structured dataset that aligns news data with crime statistics, ready for further analysis and modeling in the subsequent sections.</w:t>
+        <w:t>To collect the crime statistics, we developed a custom Python script that automates the download of Excel reports. From each report, the total number of corruption crimes per month was extracted and compiled into a continuous time series. This monthly crime count serves as the target variable in our analysis, which we aim to predict.</w:t>
       </w:r>
     </w:p>
     <w:p>
@@ -13043,6 +13275,47 @@
           <w:lang w:val="en-US"/>
         </w:rPr>
       </w:pPr>
+      <w:r>
+        <w:rPr>
+          <w:lang w:val="en-US"/>
+        </w:rPr>
+        <w:t>For feature generation, we hypothesized that media coverage may reflect or even influence trends in corruption crime statistics. To test this, we scraped over 2,000 corruption-related news articles from Tengrinews.kz within a time frame from November 2016 to January 2025. A second Python script was used to extract the full text and publication date of each article.</w:t>
+      </w:r>
+    </w:p>
+    <w:p>
+      <w:pPr>
+        <w:ind w:firstLine="708"/>
+        <w:rPr>
+          <w:lang w:val="en-US"/>
+        </w:rPr>
+      </w:pPr>
+      <w:r>
+        <w:rPr>
+          <w:lang w:val="en-US"/>
+        </w:rPr>
+        <w:t>To quantify media attention, we compiled an extensive list of corruption-related keywords. These keywords were lemmatized using natural language processing techniques to capture all relevant morphological forms. We then computed the frequency of keyword mentions in each article and aggregated them by month.</w:t>
+      </w:r>
+    </w:p>
+    <w:p>
+      <w:pPr>
+        <w:ind w:firstLine="708"/>
+        <w:rPr>
+          <w:lang w:val="en-US"/>
+        </w:rPr>
+      </w:pPr>
+      <w:r>
+        <w:rPr>
+          <w:lang w:val="en-US"/>
+        </w:rPr>
+        <w:lastRenderedPageBreak/>
+        <w:t xml:space="preserve">The outcome of this process is a unified dataset that aligns keyword frequencies from the media with official corruption crime statistics. </w:t>
+      </w:r>
+      <w:r>
+        <w:rPr>
+          <w:lang w:val="en-US"/>
+        </w:rPr>
+        <w:t>Subsequently, in the Data Preprocessing stage, the dataset is grouped by month, features with a high proportion of missing values are removed, remaining missing values are imputed, relevant features are aggregated, and the resulting feature matrix is combined with the target variable for further analysis.</w:t>
+      </w:r>
     </w:p>
     <w:p>
       <w:pPr>
@@ -13051,7 +13324,7 @@
           <w:lang w:val="en-US"/>
         </w:rPr>
       </w:pPr>
-      <w:bookmarkStart w:id="11" w:name="_Toc194490947"/>
+      <w:bookmarkStart w:id="11" w:name="_Toc194672597"/>
       <w:r>
         <w:rPr>
           <w:lang w:val="en-US"/>
@@ -13062,11 +13335,570 @@
     </w:p>
     <w:p>
       <w:pPr>
+        <w:pStyle w:val="1"/>
+        <w:rPr>
+          <w:lang w:val="en-US"/>
+        </w:rPr>
+      </w:pPr>
+      <w:bookmarkStart w:id="12" w:name="_Toc194672598"/>
+      <w:r>
+        <w:rPr>
+          <w:lang w:val="en-US"/>
+        </w:rPr>
+        <w:t>2.2</w:t>
+      </w:r>
+      <w:r>
+        <w:rPr>
+          <w:lang w:val="en-US"/>
+        </w:rPr>
+        <w:t>.1</w:t>
+      </w:r>
+      <w:r>
+        <w:rPr>
+          <w:lang w:val="en-US"/>
+        </w:rPr>
+        <w:t xml:space="preserve"> </w:t>
+      </w:r>
+      <w:r>
+        <w:rPr>
+          <w:lang w:val="en-US"/>
+        </w:rPr>
+        <w:t>Corruption crimes numbers p</w:t>
+      </w:r>
+      <w:r>
+        <w:rPr>
+          <w:lang w:val="en-US"/>
+        </w:rPr>
+        <w:t>reprocessing</w:t>
+      </w:r>
+      <w:bookmarkEnd w:id="12"/>
+    </w:p>
+    <w:p>
+      <w:pPr>
+        <w:rPr>
+          <w:lang w:val="en-US"/>
+        </w:rPr>
+      </w:pPr>
+    </w:p>
+    <w:p>
+      <w:pPr>
         <w:ind w:firstLine="708"/>
         <w:rPr>
           <w:lang w:val="en-US"/>
         </w:rPr>
       </w:pPr>
+      <w:r>
+        <w:rPr>
+          <w:lang w:val="en-US"/>
+        </w:rPr>
+        <w:t>During the parsing of official reports from the Qamqor.gov.kz portal, it was observed that some months were missing from the dataset. These omissions likely resulted from the unavailability of reports for specific months on the portal. As a result, the column containing the monthly number of corruption crimes included several missing values (</w:t>
+      </w:r>
+      <w:proofErr w:type="spellStart"/>
+      <w:r>
+        <w:rPr>
+          <w:lang w:val="en-US"/>
+        </w:rPr>
+        <w:t>NaN</w:t>
+      </w:r>
+      <w:proofErr w:type="spellEnd"/>
+      <w:r>
+        <w:rPr>
+          <w:lang w:val="en-US"/>
+        </w:rPr>
+        <w:t>).</w:t>
+      </w:r>
+      <w:r>
+        <w:rPr>
+          <w:lang w:val="en-US"/>
+        </w:rPr>
+        <w:t xml:space="preserve"> </w:t>
+      </w:r>
+      <w:r>
+        <w:rPr>
+          <w:lang w:val="en-US"/>
+        </w:rPr>
+        <w:t>They are shown in Figure 5.</w:t>
+      </w:r>
+    </w:p>
+    <w:p>
+      <w:pPr>
+        <w:ind w:firstLine="708"/>
+        <w:rPr>
+          <w:lang w:val="en-US"/>
+        </w:rPr>
+      </w:pPr>
+    </w:p>
+    <w:p>
+      <w:pPr>
+        <w:ind w:firstLine="708"/>
+        <w:jc w:val="center"/>
+        <w:rPr>
+          <w:lang w:val="en-US"/>
+        </w:rPr>
+      </w:pPr>
+      <w:r>
+        <w:rPr>
+          <w:lang w:val="en-US"/>
+        </w:rPr>
+        <w:drawing>
+          <wp:inline distT="0" distB="0" distL="0" distR="0" wp14:anchorId="03932DC4" wp14:editId="465C20F8">
+            <wp:extent cx="4732424" cy="3367887"/>
+            <wp:effectExtent l="19050" t="19050" r="11430" b="23495"/>
+            <wp:docPr id="1986103284" name="Рисунок 1"/>
+            <wp:cNvGraphicFramePr>
+              <a:graphicFrameLocks xmlns:a="http://schemas.openxmlformats.org/drawingml/2006/main" noChangeAspect="1"/>
+            </wp:cNvGraphicFramePr>
+            <a:graphic xmlns:a="http://schemas.openxmlformats.org/drawingml/2006/main">
+              <a:graphicData uri="http://schemas.openxmlformats.org/drawingml/2006/picture">
+                <pic:pic xmlns:pic="http://schemas.openxmlformats.org/drawingml/2006/picture">
+                  <pic:nvPicPr>
+                    <pic:cNvPr id="1986103284" name=""/>
+                    <pic:cNvPicPr/>
+                  </pic:nvPicPr>
+                  <pic:blipFill>
+                    <a:blip r:embed="rId17"/>
+                    <a:stretch>
+                      <a:fillRect/>
+                    </a:stretch>
+                  </pic:blipFill>
+                  <pic:spPr>
+                    <a:xfrm>
+                      <a:off x="0" y="0"/>
+                      <a:ext cx="4769140" cy="3394017"/>
+                    </a:xfrm>
+                    <a:prstGeom prst="rect">
+                      <a:avLst/>
+                    </a:prstGeom>
+                    <a:ln>
+                      <a:solidFill>
+                        <a:schemeClr val="tx1"/>
+                      </a:solidFill>
+                    </a:ln>
+                  </pic:spPr>
+                </pic:pic>
+              </a:graphicData>
+            </a:graphic>
+          </wp:inline>
+        </w:drawing>
+      </w:r>
+    </w:p>
+    <w:p>
+      <w:pPr>
+        <w:ind w:firstLine="708"/>
+        <w:jc w:val="center"/>
+        <w:rPr>
+          <w:lang w:val="en-US"/>
+        </w:rPr>
+      </w:pPr>
+    </w:p>
+    <w:p>
+      <w:pPr>
+        <w:ind w:firstLine="708"/>
+        <w:jc w:val="center"/>
+        <w:rPr>
+          <w:lang w:val="en-US"/>
+        </w:rPr>
+      </w:pPr>
+      <w:r>
+        <w:rPr>
+          <w:lang w:val="en-US"/>
+        </w:rPr>
+        <w:t xml:space="preserve">Figure 5 Corruption crimes numbers from </w:t>
+      </w:r>
+      <w:r>
+        <w:rPr>
+          <w:lang w:val="en-US"/>
+        </w:rPr>
+        <w:t>November 2016 to January 2025</w:t>
+      </w:r>
+      <w:r>
+        <w:rPr>
+          <w:lang w:val="en-US"/>
+        </w:rPr>
+        <w:t xml:space="preserve"> </w:t>
+      </w:r>
+      <w:r>
+        <w:rPr>
+          <w:lang w:val="en-US"/>
+        </w:rPr>
+        <w:t xml:space="preserve">before </w:t>
+      </w:r>
+      <w:r>
+        <w:rPr>
+          <w:lang w:val="en-US"/>
+        </w:rPr>
+        <w:t>preprocessing</w:t>
+      </w:r>
+    </w:p>
+    <w:p>
+      <w:pPr>
+        <w:ind w:firstLine="708"/>
+        <w:jc w:val="center"/>
+        <w:rPr>
+          <w:lang w:val="en-US"/>
+        </w:rPr>
+      </w:pPr>
+    </w:p>
+    <w:p>
+      <w:pPr>
+        <w:ind w:firstLine="708"/>
+        <w:rPr>
+          <w:lang w:val="en-US"/>
+        </w:rPr>
+      </w:pPr>
+      <w:r>
+        <w:rPr>
+          <w:lang w:val="en-US"/>
+        </w:rPr>
+        <w:t>To ensure the continuity of the time series and maintain consistency for downstream modeling, a linear interpolation method was applied to estimate the missing values. This approach assumes that the changes between known monthly values follow a linear trend, which is reasonable given the relatively stable nature of monthly reporting.</w:t>
+      </w:r>
+    </w:p>
+    <w:p>
+      <w:pPr>
+        <w:ind w:firstLine="708"/>
+        <w:rPr>
+          <w:lang w:val="en-US"/>
+        </w:rPr>
+      </w:pPr>
+      <w:r>
+        <w:rPr>
+          <w:lang w:val="en-US"/>
+        </w:rPr>
+        <w:lastRenderedPageBreak/>
+        <w:t>After interpolation, all values were rounded to the nearest whole number using a custom rounding rule: if the fractional part was greater than or equal to 0.5, the value was rounded up; otherwise, it was rounded down. This ensured that the interpolated values remained consistent with the integer format of crime counts.</w:t>
+      </w:r>
+      <w:r>
+        <w:rPr>
+          <w:lang w:val="en-US"/>
+        </w:rPr>
+        <w:t xml:space="preserve"> </w:t>
+      </w:r>
+      <w:r>
+        <w:rPr>
+          <w:lang w:val="en-US"/>
+        </w:rPr>
+        <w:t xml:space="preserve">The </w:t>
+      </w:r>
+      <w:r>
+        <w:rPr>
+          <w:lang w:val="en-US"/>
+        </w:rPr>
+        <w:t>following</w:t>
+      </w:r>
+      <w:r>
+        <w:rPr>
+          <w:lang w:val="en-US"/>
+        </w:rPr>
+        <w:t xml:space="preserve"> snippet </w:t>
+      </w:r>
+      <w:r>
+        <w:rPr>
+          <w:lang w:val="en-US"/>
+        </w:rPr>
+        <w:t xml:space="preserve">in Figure 6 </w:t>
+      </w:r>
+      <w:r>
+        <w:rPr>
+          <w:lang w:val="en-US"/>
+        </w:rPr>
+        <w:t>demonstrates the implementation of this procedure</w:t>
+      </w:r>
+      <w:r>
+        <w:rPr>
+          <w:lang w:val="en-US"/>
+        </w:rPr>
+        <w:t>.</w:t>
+      </w:r>
+    </w:p>
+    <w:p>
+      <w:pPr>
+        <w:ind w:firstLine="708"/>
+        <w:rPr>
+          <w:lang w:val="en-US"/>
+        </w:rPr>
+      </w:pPr>
+    </w:p>
+    <w:p>
+      <w:pPr>
+        <w:ind w:firstLine="708"/>
+        <w:jc w:val="center"/>
+        <w:rPr>
+          <w:lang w:val="en-US"/>
+        </w:rPr>
+      </w:pPr>
+      <w:r>
+        <w:rPr>
+          <w:lang w:val="en-US"/>
+        </w:rPr>
+        <w:drawing>
+          <wp:inline distT="0" distB="0" distL="0" distR="0" wp14:anchorId="5E537BC7" wp14:editId="4F0A611F">
+            <wp:extent cx="5380658" cy="467276"/>
+            <wp:effectExtent l="19050" t="19050" r="10795" b="28575"/>
+            <wp:docPr id="1986883011" name="Рисунок 1"/>
+            <wp:cNvGraphicFramePr>
+              <a:graphicFrameLocks xmlns:a="http://schemas.openxmlformats.org/drawingml/2006/main" noChangeAspect="1"/>
+            </wp:cNvGraphicFramePr>
+            <a:graphic xmlns:a="http://schemas.openxmlformats.org/drawingml/2006/main">
+              <a:graphicData uri="http://schemas.openxmlformats.org/drawingml/2006/picture">
+                <pic:pic xmlns:pic="http://schemas.openxmlformats.org/drawingml/2006/picture">
+                  <pic:nvPicPr>
+                    <pic:cNvPr id="1986883011" name=""/>
+                    <pic:cNvPicPr/>
+                  </pic:nvPicPr>
+                  <pic:blipFill>
+                    <a:blip r:embed="rId18"/>
+                    <a:stretch>
+                      <a:fillRect/>
+                    </a:stretch>
+                  </pic:blipFill>
+                  <pic:spPr>
+                    <a:xfrm>
+                      <a:off x="0" y="0"/>
+                      <a:ext cx="5496162" cy="477307"/>
+                    </a:xfrm>
+                    <a:prstGeom prst="rect">
+                      <a:avLst/>
+                    </a:prstGeom>
+                    <a:ln>
+                      <a:solidFill>
+                        <a:schemeClr val="tx1"/>
+                      </a:solidFill>
+                    </a:ln>
+                  </pic:spPr>
+                </pic:pic>
+              </a:graphicData>
+            </a:graphic>
+          </wp:inline>
+        </w:drawing>
+      </w:r>
+    </w:p>
+    <w:p>
+      <w:pPr>
+        <w:ind w:firstLine="708"/>
+        <w:rPr>
+          <w:lang w:val="en-US"/>
+        </w:rPr>
+      </w:pPr>
+    </w:p>
+    <w:p>
+      <w:pPr>
+        <w:ind w:firstLine="708"/>
+        <w:jc w:val="center"/>
+      </w:pPr>
+      <w:r>
+        <w:rPr>
+          <w:lang w:val="en-US"/>
+        </w:rPr>
+        <w:t xml:space="preserve">Figure 6 Preprocessing missing values by </w:t>
+      </w:r>
+      <w:r>
+        <w:rPr>
+          <w:lang w:val="en-US"/>
+        </w:rPr>
+        <w:t>Linear Interpolation and Rounding of Missing Crime Data</w:t>
+      </w:r>
+    </w:p>
+    <w:p>
+      <w:pPr>
+        <w:ind w:firstLine="708"/>
+        <w:jc w:val="center"/>
+      </w:pPr>
+    </w:p>
+    <w:p>
+      <w:pPr>
+        <w:ind w:firstLine="708"/>
+        <w:rPr>
+          <w:lang w:val="en-US"/>
+        </w:rPr>
+      </w:pPr>
+      <w:r>
+        <w:rPr>
+          <w:lang w:val="en-US"/>
+        </w:rPr>
+        <w:t>The interpolation and rounding steps were implemented in a single line to ensure efficiency and reproducibility of results. This approach maintained the numerical integrity of the dataset while preventing potential biases that could arise from more arbitrary imputation methods.</w:t>
+      </w:r>
+      <w:r>
+        <w:rPr>
+          <w:lang w:val="en-US"/>
+        </w:rPr>
+        <w:t xml:space="preserve"> </w:t>
+      </w:r>
+      <w:r>
+        <w:rPr>
+          <w:lang w:val="en-US"/>
+        </w:rPr>
+        <w:t>F</w:t>
+      </w:r>
+      <w:r>
+        <w:rPr>
+          <w:lang w:val="en-US"/>
+        </w:rPr>
+        <w:t>igure 7 shows the time series of monthly corruption crimes after preprocessing.</w:t>
+      </w:r>
+    </w:p>
+    <w:p>
+      <w:pPr>
+        <w:ind w:firstLine="708"/>
+        <w:rPr>
+          <w:lang w:val="en-US"/>
+        </w:rPr>
+      </w:pPr>
+    </w:p>
+    <w:p>
+      <w:pPr>
+        <w:ind w:firstLine="708"/>
+        <w:jc w:val="center"/>
+        <w:rPr>
+          <w:lang w:val="en-US"/>
+        </w:rPr>
+      </w:pPr>
+      <w:r>
+        <w:rPr>
+          <w:lang w:val="en-US"/>
+        </w:rPr>
+        <w:drawing>
+          <wp:inline distT="0" distB="0" distL="0" distR="0" wp14:anchorId="5BC2EA74" wp14:editId="0E1B70C5">
+            <wp:extent cx="4729515" cy="3366000"/>
+            <wp:effectExtent l="19050" t="19050" r="13970" b="25400"/>
+            <wp:docPr id="353852350" name="Рисунок 1"/>
+            <wp:cNvGraphicFramePr>
+              <a:graphicFrameLocks xmlns:a="http://schemas.openxmlformats.org/drawingml/2006/main" noChangeAspect="1"/>
+            </wp:cNvGraphicFramePr>
+            <a:graphic xmlns:a="http://schemas.openxmlformats.org/drawingml/2006/main">
+              <a:graphicData uri="http://schemas.openxmlformats.org/drawingml/2006/picture">
+                <pic:pic xmlns:pic="http://schemas.openxmlformats.org/drawingml/2006/picture">
+                  <pic:nvPicPr>
+                    <pic:cNvPr id="353852350" name="Рисунок 1"/>
+                    <pic:cNvPicPr/>
+                  </pic:nvPicPr>
+                  <pic:blipFill>
+                    <a:blip r:embed="rId19">
+                      <a:extLst>
+                        <a:ext uri="{28A0092B-C50C-407E-A947-70E740481C1C}">
+                          <a14:useLocalDpi xmlns:a14="http://schemas.microsoft.com/office/drawing/2010/main" val="0"/>
+                        </a:ext>
+                      </a:extLst>
+                    </a:blip>
+                    <a:stretch>
+                      <a:fillRect/>
+                    </a:stretch>
+                  </pic:blipFill>
+                  <pic:spPr>
+                    <a:xfrm>
+                      <a:off x="0" y="0"/>
+                      <a:ext cx="4729515" cy="3366000"/>
+                    </a:xfrm>
+                    <a:prstGeom prst="rect">
+                      <a:avLst/>
+                    </a:prstGeom>
+                    <a:ln>
+                      <a:solidFill>
+                        <a:schemeClr val="tx1"/>
+                      </a:solidFill>
+                    </a:ln>
+                  </pic:spPr>
+                </pic:pic>
+              </a:graphicData>
+            </a:graphic>
+          </wp:inline>
+        </w:drawing>
+      </w:r>
+    </w:p>
+    <w:p>
+      <w:pPr>
+        <w:ind w:firstLine="708"/>
+        <w:jc w:val="center"/>
+        <w:rPr>
+          <w:lang w:val="en-US"/>
+        </w:rPr>
+      </w:pPr>
+    </w:p>
+    <w:p>
+      <w:pPr>
+        <w:ind w:firstLine="708"/>
+        <w:jc w:val="center"/>
+        <w:rPr>
+          <w:lang w:val="en-US"/>
+        </w:rPr>
+      </w:pPr>
+      <w:r>
+        <w:rPr>
+          <w:lang w:val="en-US"/>
+        </w:rPr>
+        <w:t xml:space="preserve">Figure </w:t>
+      </w:r>
+      <w:r>
+        <w:rPr>
+          <w:lang w:val="en-US"/>
+        </w:rPr>
+        <w:t>7</w:t>
+      </w:r>
+      <w:r>
+        <w:rPr>
+          <w:lang w:val="en-US"/>
+        </w:rPr>
+        <w:t xml:space="preserve"> Corruption crimes numbers from </w:t>
+      </w:r>
+      <w:r>
+        <w:rPr>
+          <w:lang w:val="en-US"/>
+        </w:rPr>
+        <w:t>November 2016 to January 2025</w:t>
+      </w:r>
+      <w:r>
+        <w:rPr>
+          <w:lang w:val="en-US"/>
+        </w:rPr>
+        <w:t xml:space="preserve"> after preprocessing</w:t>
+      </w:r>
+    </w:p>
+    <w:p>
+      <w:pPr>
+        <w:ind w:firstLine="708"/>
+        <w:jc w:val="center"/>
+        <w:rPr>
+          <w:lang w:val="en-US"/>
+        </w:rPr>
+      </w:pPr>
+    </w:p>
+    <w:p>
+      <w:pPr>
+        <w:ind w:firstLine="708"/>
+      </w:pPr>
+      <w:r>
+        <w:rPr>
+          <w:lang w:val="en-US"/>
+        </w:rPr>
+        <w:t>T</w:t>
+      </w:r>
+      <w:r>
+        <w:rPr>
+          <w:lang w:val="en-US"/>
+        </w:rPr>
+        <w:t xml:space="preserve">he previously missing values were smoothly filled based on surrounding data, resulting in a complete dataset without abrupt jumps or inconsistencies. This </w:t>
+      </w:r>
+      <w:proofErr w:type="gramStart"/>
+      <w:r>
+        <w:rPr>
+          <w:lang w:val="en-US"/>
+        </w:rPr>
+        <w:t>cleaned</w:t>
+      </w:r>
+      <w:proofErr w:type="gramEnd"/>
+      <w:r>
+        <w:rPr>
+          <w:lang w:val="en-US"/>
+        </w:rPr>
+        <w:t xml:space="preserve"> and interpolated data is now ready to be integrated with keyword frequencies from the news dataset and used in subsequent modeling tasks.</w:t>
+      </w:r>
+    </w:p>
+    <w:p>
+      <w:pPr>
+        <w:ind w:firstLine="708"/>
+        <w:rPr>
+          <w:lang w:val="en-US"/>
+        </w:rPr>
+      </w:pPr>
     </w:p>
     <w:p>
       <w:pPr>
@@ -13075,14 +13907,57 @@
           <w:lang w:val="en-US"/>
         </w:rPr>
       </w:pPr>
-      <w:bookmarkStart w:id="12" w:name="_Toc194490948"/>
-      <w:r>
-        <w:rPr>
-          <w:lang w:val="en-US"/>
-        </w:rPr>
-        <w:t>2.3 Regression models</w:t>
-      </w:r>
-      <w:bookmarkEnd w:id="12"/>
+      <w:bookmarkStart w:id="13" w:name="_Toc194672599"/>
+      <w:r>
+        <w:rPr>
+          <w:lang w:val="en-US"/>
+        </w:rPr>
+        <w:lastRenderedPageBreak/>
+        <w:t>2.2</w:t>
+      </w:r>
+      <w:r>
+        <w:rPr>
+          <w:lang w:val="en-US"/>
+        </w:rPr>
+        <w:t>.2</w:t>
+      </w:r>
+      <w:r>
+        <w:rPr>
+          <w:lang w:val="en-US"/>
+        </w:rPr>
+        <w:t xml:space="preserve"> </w:t>
+      </w:r>
+      <w:r>
+        <w:rPr>
+          <w:lang w:val="en-US"/>
+        </w:rPr>
+        <w:t>N</w:t>
+      </w:r>
+      <w:r>
+        <w:rPr>
+          <w:lang w:val="en-US"/>
+        </w:rPr>
+        <w:t>ews data</w:t>
+      </w:r>
+      <w:r>
+        <w:rPr>
+          <w:lang w:val="en-US"/>
+        </w:rPr>
+        <w:t xml:space="preserve"> </w:t>
+      </w:r>
+      <w:r>
+        <w:rPr>
+          <w:lang w:val="en-US"/>
+        </w:rPr>
+        <w:t>p</w:t>
+      </w:r>
+      <w:r>
+        <w:rPr>
+          <w:lang w:val="en-US"/>
+        </w:rPr>
+        <w:t>reprocessing</w:t>
+      </w:r>
+      <w:bookmarkEnd w:id="13"/>
     </w:p>
     <w:p>
       <w:pPr>
@@ -13091,6 +13966,916 @@
           <w:lang w:val="en-US"/>
         </w:rPr>
       </w:pPr>
+      <w:r>
+        <w:rPr>
+          <w:lang w:val="en-US"/>
+        </w:rPr>
+        <w:t xml:space="preserve">Next, we preprocess the news data. </w:t>
+      </w:r>
+      <w:r>
+        <w:rPr>
+          <w:lang w:val="en-US"/>
+        </w:rPr>
+        <w:t>The raw news data consisted of individual articles and their corresponding publication dates, along with keyword frequencies extracted from each article. To align this dataset with the monthly corruption crime statistics and make it suitable for time series modeling, several preprocessing steps were applied.</w:t>
+      </w:r>
+    </w:p>
+    <w:p>
+      <w:pPr>
+        <w:ind w:firstLine="708"/>
+        <w:rPr>
+          <w:lang w:val="en-US"/>
+        </w:rPr>
+      </w:pPr>
+      <w:r>
+        <w:rPr>
+          <w:lang w:val="en-US"/>
+        </w:rPr>
+        <w:t xml:space="preserve">First, the “Date” column was converted into a datetime format to ensure consistency and allow for resampling operations. The date was then set as the index of the </w:t>
+      </w:r>
+      <w:proofErr w:type="spellStart"/>
+      <w:r>
+        <w:rPr>
+          <w:lang w:val="en-US"/>
+        </w:rPr>
+        <w:t>dataframe</w:t>
+      </w:r>
+      <w:proofErr w:type="spellEnd"/>
+      <w:r>
+        <w:rPr>
+          <w:lang w:val="en-US"/>
+        </w:rPr>
+        <w:t xml:space="preserve">. This allowed the aggregation of keyword frequencies </w:t>
+      </w:r>
+      <w:r>
+        <w:rPr>
+          <w:lang w:val="en-US"/>
+        </w:rPr>
+        <w:t>monthly</w:t>
+      </w:r>
+      <w:r>
+        <w:rPr>
+          <w:lang w:val="en-US"/>
+        </w:rPr>
+        <w:t xml:space="preserve"> using the .resample('ME').sum() method, where 'ME' stands for month-end resampling. </w:t>
+      </w:r>
+      <w:r>
+        <w:rPr>
+          <w:lang w:val="en-US"/>
+        </w:rPr>
+        <w:t>The preprocessing code is shown in Figure 8.</w:t>
+      </w:r>
+    </w:p>
+    <w:p>
+      <w:pPr>
+        <w:ind w:firstLine="708"/>
+        <w:rPr>
+          <w:lang w:val="en-US"/>
+        </w:rPr>
+      </w:pPr>
+    </w:p>
+    <w:p>
+      <w:pPr>
+        <w:ind w:firstLine="708"/>
+        <w:jc w:val="center"/>
+        <w:rPr>
+          <w:lang w:val="en-US"/>
+        </w:rPr>
+      </w:pPr>
+      <w:r>
+        <w:rPr>
+          <w:lang w:val="en-US"/>
+        </w:rPr>
+        <w:drawing>
+          <wp:inline distT="0" distB="0" distL="0" distR="0" wp14:anchorId="76B4E810" wp14:editId="259CA6E6">
+            <wp:extent cx="4729515" cy="2595734"/>
+            <wp:effectExtent l="19050" t="19050" r="13970" b="14605"/>
+            <wp:docPr id="2051984815" name="Рисунок 1"/>
+            <wp:cNvGraphicFramePr>
+              <a:graphicFrameLocks xmlns:a="http://schemas.openxmlformats.org/drawingml/2006/main" noChangeAspect="1"/>
+            </wp:cNvGraphicFramePr>
+            <a:graphic xmlns:a="http://schemas.openxmlformats.org/drawingml/2006/main">
+              <a:graphicData uri="http://schemas.openxmlformats.org/drawingml/2006/picture">
+                <pic:pic xmlns:pic="http://schemas.openxmlformats.org/drawingml/2006/picture">
+                  <pic:nvPicPr>
+                    <pic:cNvPr id="2051984815" name="Рисунок 1"/>
+                    <pic:cNvPicPr/>
+                  </pic:nvPicPr>
+                  <pic:blipFill>
+                    <a:blip r:embed="rId20">
+                      <a:extLst>
+                        <a:ext uri="{28A0092B-C50C-407E-A947-70E740481C1C}">
+                          <a14:useLocalDpi xmlns:a14="http://schemas.microsoft.com/office/drawing/2010/main" val="0"/>
+                        </a:ext>
+                      </a:extLst>
+                    </a:blip>
+                    <a:stretch>
+                      <a:fillRect/>
+                    </a:stretch>
+                  </pic:blipFill>
+                  <pic:spPr>
+                    <a:xfrm>
+                      <a:off x="0" y="0"/>
+                      <a:ext cx="4729515" cy="2595734"/>
+                    </a:xfrm>
+                    <a:prstGeom prst="rect">
+                      <a:avLst/>
+                    </a:prstGeom>
+                    <a:ln>
+                      <a:solidFill>
+                        <a:schemeClr val="tx1"/>
+                      </a:solidFill>
+                    </a:ln>
+                  </pic:spPr>
+                </pic:pic>
+              </a:graphicData>
+            </a:graphic>
+          </wp:inline>
+        </w:drawing>
+      </w:r>
+    </w:p>
+    <w:p>
+      <w:pPr>
+        <w:ind w:firstLine="708"/>
+        <w:jc w:val="center"/>
+        <w:rPr>
+          <w:lang w:val="en-US"/>
+        </w:rPr>
+      </w:pPr>
+    </w:p>
+    <w:p>
+      <w:pPr>
+        <w:ind w:firstLine="708"/>
+        <w:jc w:val="center"/>
+        <w:rPr>
+          <w:lang w:val="en-US"/>
+        </w:rPr>
+      </w:pPr>
+      <w:r>
+        <w:rPr>
+          <w:lang w:val="en-US"/>
+        </w:rPr>
+        <w:t xml:space="preserve">Figure </w:t>
+      </w:r>
+      <w:r>
+        <w:rPr>
+          <w:lang w:val="en-US"/>
+        </w:rPr>
+        <w:t>8</w:t>
+      </w:r>
+      <w:r>
+        <w:rPr>
+          <w:lang w:val="en-US"/>
+        </w:rPr>
+        <w:t xml:space="preserve"> </w:t>
+      </w:r>
+      <w:r>
+        <w:rPr>
+          <w:lang w:val="en-US"/>
+        </w:rPr>
+        <w:t>Preprocessing news data by monthly aggregation and feature selection</w:t>
+      </w:r>
+    </w:p>
+    <w:p>
+      <w:pPr>
+        <w:ind w:firstLine="708"/>
+        <w:rPr>
+          <w:lang w:val="en-US"/>
+        </w:rPr>
+      </w:pPr>
+    </w:p>
+    <w:p>
+      <w:pPr>
+        <w:ind w:firstLine="708"/>
+        <w:rPr>
+          <w:lang w:val="en-US"/>
+        </w:rPr>
+      </w:pPr>
+    </w:p>
+    <w:p>
+      <w:pPr>
+        <w:ind w:firstLine="708"/>
+        <w:rPr>
+          <w:lang w:val="en-US"/>
+        </w:rPr>
+      </w:pPr>
+      <w:r>
+        <w:rPr>
+          <w:lang w:val="en-US"/>
+        </w:rPr>
+        <w:t xml:space="preserve">Next, all zero values in the dataset were replaced with </w:t>
+      </w:r>
+      <w:proofErr w:type="spellStart"/>
+      <w:r>
+        <w:rPr>
+          <w:lang w:val="en-US"/>
+        </w:rPr>
+        <w:t>NaN</w:t>
+      </w:r>
+      <w:proofErr w:type="spellEnd"/>
+      <w:r>
+        <w:rPr>
+          <w:lang w:val="en-US"/>
+        </w:rPr>
+        <w:t xml:space="preserve">. This was done to distinguish between actual zero keyword counts and missing data, which may occur if there were no news </w:t>
+      </w:r>
+      <w:r>
+        <w:rPr>
+          <w:lang w:val="en-US"/>
+        </w:rPr>
+        <w:t>articles,</w:t>
+      </w:r>
+      <w:r>
+        <w:rPr>
+          <w:lang w:val="en-US"/>
+        </w:rPr>
+        <w:t xml:space="preserve"> or no keywords present for a given month.</w:t>
+      </w:r>
+    </w:p>
+    <w:p>
+      <w:pPr>
+        <w:ind w:firstLine="708"/>
+        <w:rPr>
+          <w:lang w:val="en-US"/>
+        </w:rPr>
+      </w:pPr>
+      <w:r>
+        <w:rPr>
+          <w:lang w:val="en-US"/>
+        </w:rPr>
+        <w:t>To improve the quality of the dataset, columns with excessive missing data were removed. Specifically, columns where the proportion of missing values exceeded 20% were excluded from further analysis. This threshold was chosen to strike a balance between data retention and feature completeness, ensuring that remaining features had enough coverage over the time span of the dataset.</w:t>
+      </w:r>
+      <w:r>
+        <w:rPr>
+          <w:lang w:val="en-US"/>
+        </w:rPr>
+        <w:t xml:space="preserve"> </w:t>
+      </w:r>
+      <w:r>
+        <w:rPr>
+          <w:lang w:val="en-US"/>
+        </w:rPr>
+        <w:t>As a result, the number of features was reduced from 86 to 20. To address the remaining missing values and ensure compatibility with machine learning algorithms</w:t>
+      </w:r>
+      <w:r>
+        <w:rPr>
+          <w:lang w:val="en-US"/>
+        </w:rPr>
+        <w:t xml:space="preserve"> </w:t>
+      </w:r>
+      <w:r>
+        <w:rPr>
+          <w:lang w:val="en-US"/>
+        </w:rPr>
+        <w:t xml:space="preserve">which typically cannot handle </w:t>
+      </w:r>
+      <w:proofErr w:type="spellStart"/>
+      <w:r>
+        <w:rPr>
+          <w:lang w:val="en-US"/>
+        </w:rPr>
+        <w:t>NaN</w:t>
+      </w:r>
+      <w:proofErr w:type="spellEnd"/>
+      <w:r>
+        <w:rPr>
+          <w:lang w:val="en-US"/>
+        </w:rPr>
+        <w:t xml:space="preserve"> </w:t>
+      </w:r>
+      <w:r>
+        <w:rPr>
+          <w:lang w:val="en-US"/>
+        </w:rPr>
+        <w:t xml:space="preserve">values, </w:t>
+      </w:r>
+      <w:r>
+        <w:rPr>
+          <w:lang w:val="en-US"/>
+        </w:rPr>
+        <w:t>these gaps were filled with a default value of 1.</w:t>
+      </w:r>
+      <w:r>
+        <w:rPr>
+          <w:lang w:val="en-US"/>
+        </w:rPr>
+        <w:t xml:space="preserve"> </w:t>
+      </w:r>
+      <w:r>
+        <w:rPr>
+          <w:lang w:val="en-US"/>
+        </w:rPr>
+        <w:t>The selected features are shown in Figure 9.</w:t>
+      </w:r>
+    </w:p>
+    <w:p>
+      <w:pPr>
+        <w:ind w:firstLine="708"/>
+        <w:rPr>
+          <w:lang w:val="en-US"/>
+        </w:rPr>
+      </w:pPr>
+    </w:p>
+    <w:p>
+      <w:pPr>
+        <w:ind w:firstLine="708"/>
+        <w:jc w:val="center"/>
+        <w:rPr>
+          <w:lang w:val="en-US"/>
+        </w:rPr>
+      </w:pPr>
+      <w:r>
+        <w:rPr>
+          <w:lang w:val="en-US"/>
+        </w:rPr>
+        <w:lastRenderedPageBreak/>
+        <w:drawing>
+          <wp:inline distT="0" distB="0" distL="0" distR="0" wp14:anchorId="3303AA79" wp14:editId="2283439D">
+            <wp:extent cx="3764391" cy="3524250"/>
+            <wp:effectExtent l="19050" t="19050" r="26670" b="19050"/>
+            <wp:docPr id="2067186652" name="Рисунок 1"/>
+            <wp:cNvGraphicFramePr>
+              <a:graphicFrameLocks xmlns:a="http://schemas.openxmlformats.org/drawingml/2006/main" noChangeAspect="1"/>
+            </wp:cNvGraphicFramePr>
+            <a:graphic xmlns:a="http://schemas.openxmlformats.org/drawingml/2006/main">
+              <a:graphicData uri="http://schemas.openxmlformats.org/drawingml/2006/picture">
+                <pic:pic xmlns:pic="http://schemas.openxmlformats.org/drawingml/2006/picture">
+                  <pic:nvPicPr>
+                    <pic:cNvPr id="2067186652" name=""/>
+                    <pic:cNvPicPr/>
+                  </pic:nvPicPr>
+                  <pic:blipFill>
+                    <a:blip r:embed="rId21"/>
+                    <a:stretch>
+                      <a:fillRect/>
+                    </a:stretch>
+                  </pic:blipFill>
+                  <pic:spPr>
+                    <a:xfrm>
+                      <a:off x="0" y="0"/>
+                      <a:ext cx="3776180" cy="3535287"/>
+                    </a:xfrm>
+                    <a:prstGeom prst="rect">
+                      <a:avLst/>
+                    </a:prstGeom>
+                    <a:ln>
+                      <a:solidFill>
+                        <a:schemeClr val="tx1"/>
+                      </a:solidFill>
+                    </a:ln>
+                  </pic:spPr>
+                </pic:pic>
+              </a:graphicData>
+            </a:graphic>
+          </wp:inline>
+        </w:drawing>
+      </w:r>
+    </w:p>
+    <w:p>
+      <w:pPr>
+        <w:ind w:firstLine="708"/>
+        <w:jc w:val="center"/>
+        <w:rPr>
+          <w:lang w:val="en-US"/>
+        </w:rPr>
+      </w:pPr>
+    </w:p>
+    <w:p>
+      <w:pPr>
+        <w:ind w:firstLine="708"/>
+        <w:jc w:val="center"/>
+        <w:rPr>
+          <w:lang w:val="en-US"/>
+        </w:rPr>
+      </w:pPr>
+      <w:r>
+        <w:rPr>
+          <w:lang w:val="en-US"/>
+        </w:rPr>
+        <w:t>Figure 9 The selected features from initial dataset</w:t>
+      </w:r>
+    </w:p>
+    <w:p>
+      <w:pPr>
+        <w:ind w:firstLine="708"/>
+        <w:jc w:val="center"/>
+        <w:rPr>
+          <w:lang w:val="en-US"/>
+        </w:rPr>
+      </w:pPr>
+    </w:p>
+    <w:p>
+      <w:pPr>
+        <w:ind w:firstLine="708"/>
+        <w:rPr>
+          <w:lang w:val="en-US"/>
+        </w:rPr>
+      </w:pPr>
+      <w:r>
+        <w:rPr>
+          <w:lang w:val="en-US"/>
+        </w:rPr>
+        <w:t>We use these features to predict the target</w:t>
+      </w:r>
+      <w:r>
+        <w:rPr>
+          <w:lang w:val="en-US"/>
+        </w:rPr>
+        <w:t xml:space="preserve"> variable</w:t>
+      </w:r>
+      <w:r>
+        <w:rPr>
+          <w:lang w:val="en-US"/>
+        </w:rPr>
+        <w:t xml:space="preserve">. </w:t>
+      </w:r>
+      <w:r>
+        <w:rPr>
+          <w:lang w:val="en-US"/>
+        </w:rPr>
+        <w:t>To conclude the news data preprocessing section, we visualize the keyword frequency trends using two plots that offer both macro and micro perspectives on the data.</w:t>
+      </w:r>
+      <w:r>
+        <w:rPr>
+          <w:lang w:val="en-US"/>
+        </w:rPr>
+        <w:t xml:space="preserve"> </w:t>
+      </w:r>
+      <w:r>
+        <w:rPr>
+          <w:lang w:val="en-US"/>
+        </w:rPr>
+        <w:t>The first graph illustrates the total monthly keyword frequency across all selected keywords over the entire study period.</w:t>
+      </w:r>
+      <w:r>
+        <w:rPr>
+          <w:lang w:val="en-US"/>
+        </w:rPr>
+        <w:t xml:space="preserve"> The “</w:t>
+      </w:r>
+      <w:r>
+        <w:rPr>
+          <w:lang w:val="en-US"/>
+        </w:rPr>
+        <w:t>Total Keyword Frequency Over Time</w:t>
+      </w:r>
+      <w:r>
+        <w:rPr>
+          <w:lang w:val="en-US"/>
+        </w:rPr>
+        <w:t xml:space="preserve">” graph is shown in Figure 10. </w:t>
+      </w:r>
+    </w:p>
+    <w:p>
+      <w:pPr>
+        <w:ind w:firstLine="708"/>
+        <w:rPr>
+          <w:lang w:val="en-US"/>
+        </w:rPr>
+      </w:pPr>
+    </w:p>
+    <w:p>
+      <w:pPr>
+        <w:ind w:firstLine="708"/>
+        <w:jc w:val="center"/>
+        <w:rPr>
+          <w:lang w:val="en-US"/>
+        </w:rPr>
+      </w:pPr>
+      <w:r>
+        <w:rPr>
+          <w:lang w:val="en-US"/>
+        </w:rPr>
+        <w:drawing>
+          <wp:inline distT="0" distB="0" distL="0" distR="0" wp14:anchorId="36769942" wp14:editId="121A86E9">
+            <wp:extent cx="5323336" cy="2191961"/>
+            <wp:effectExtent l="19050" t="19050" r="10795" b="18415"/>
+            <wp:docPr id="1159328613" name="Рисунок 1"/>
+            <wp:cNvGraphicFramePr>
+              <a:graphicFrameLocks xmlns:a="http://schemas.openxmlformats.org/drawingml/2006/main" noChangeAspect="1"/>
+            </wp:cNvGraphicFramePr>
+            <a:graphic xmlns:a="http://schemas.openxmlformats.org/drawingml/2006/main">
+              <a:graphicData uri="http://schemas.openxmlformats.org/drawingml/2006/picture">
+                <pic:pic xmlns:pic="http://schemas.openxmlformats.org/drawingml/2006/picture">
+                  <pic:nvPicPr>
+                    <pic:cNvPr id="1159328613" name="Рисунок 1"/>
+                    <pic:cNvPicPr/>
+                  </pic:nvPicPr>
+                  <pic:blipFill>
+                    <a:blip r:embed="rId22">
+                      <a:extLst>
+                        <a:ext uri="{28A0092B-C50C-407E-A947-70E740481C1C}">
+                          <a14:useLocalDpi xmlns:a14="http://schemas.microsoft.com/office/drawing/2010/main" val="0"/>
+                        </a:ext>
+                      </a:extLst>
+                    </a:blip>
+                    <a:stretch>
+                      <a:fillRect/>
+                    </a:stretch>
+                  </pic:blipFill>
+                  <pic:spPr>
+                    <a:xfrm>
+                      <a:off x="0" y="0"/>
+                      <a:ext cx="5323336" cy="2191961"/>
+                    </a:xfrm>
+                    <a:prstGeom prst="rect">
+                      <a:avLst/>
+                    </a:prstGeom>
+                    <a:ln>
+                      <a:solidFill>
+                        <a:schemeClr val="tx1"/>
+                      </a:solidFill>
+                    </a:ln>
+                  </pic:spPr>
+                </pic:pic>
+              </a:graphicData>
+            </a:graphic>
+          </wp:inline>
+        </w:drawing>
+      </w:r>
+    </w:p>
+    <w:p>
+      <w:pPr>
+        <w:ind w:firstLine="708"/>
+        <w:rPr>
+          <w:lang w:val="en-US"/>
+        </w:rPr>
+      </w:pPr>
+    </w:p>
+    <w:p>
+      <w:pPr>
+        <w:ind w:firstLine="708"/>
+        <w:jc w:val="center"/>
+        <w:rPr>
+          <w:lang w:val="en-US"/>
+        </w:rPr>
+      </w:pPr>
+      <w:r>
+        <w:rPr>
+          <w:lang w:val="en-US"/>
+        </w:rPr>
+        <w:t xml:space="preserve">Figure 10 </w:t>
+      </w:r>
+      <w:r>
+        <w:rPr>
+          <w:lang w:val="en-US"/>
+        </w:rPr>
+        <w:t>Total Keyword Frequency Over Time</w:t>
+      </w:r>
+      <w:r>
+        <w:rPr>
+          <w:lang w:val="en-US"/>
+        </w:rPr>
+        <w:t xml:space="preserve"> graph</w:t>
+      </w:r>
+    </w:p>
+    <w:p>
+      <w:pPr>
+        <w:ind w:firstLine="708"/>
+        <w:jc w:val="center"/>
+        <w:rPr>
+          <w:lang w:val="en-US"/>
+        </w:rPr>
+      </w:pPr>
+    </w:p>
+    <w:p>
+      <w:pPr>
+        <w:ind w:firstLine="708"/>
+        <w:rPr>
+          <w:lang w:val="en-US"/>
+        </w:rPr>
+      </w:pPr>
+      <w:r>
+        <w:rPr>
+          <w:lang w:val="en-US"/>
+        </w:rPr>
+        <w:t xml:space="preserve">This high-level overview shows several peaks and troughs, reflecting fluctuating levels of media attention to corruption-related topics. Periods of heightened keyword activity may align with political events, major investigations, or public scandals, providing </w:t>
+      </w:r>
+      <w:r>
+        <w:rPr>
+          <w:lang w:val="en-US"/>
+        </w:rPr>
+        <w:t>valuable</w:t>
+      </w:r>
+      <w:r>
+        <w:rPr>
+          <w:lang w:val="en-US"/>
+        </w:rPr>
+        <w:t xml:space="preserve"> context for further analysis.</w:t>
+      </w:r>
+      <w:r>
+        <w:rPr>
+          <w:lang w:val="en-US"/>
+        </w:rPr>
+        <w:t xml:space="preserve"> </w:t>
+      </w:r>
+      <w:r>
+        <w:rPr>
+          <w:lang w:val="en-US"/>
+        </w:rPr>
+        <w:t xml:space="preserve">The second graph displays individual </w:t>
+      </w:r>
+      <w:r>
+        <w:rPr>
+          <w:lang w:val="en-US"/>
+        </w:rPr>
+        <w:lastRenderedPageBreak/>
+        <w:t>keyword frequency trends over time, highlighting the specific contribution of each term to the total count.</w:t>
+      </w:r>
+      <w:r>
+        <w:rPr>
+          <w:lang w:val="en-US"/>
+        </w:rPr>
+        <w:t xml:space="preserve"> The “</w:t>
+      </w:r>
+      <w:r>
+        <w:rPr>
+          <w:lang w:val="en-US"/>
+        </w:rPr>
+        <w:t>Monthly Keyword Frequency Trends</w:t>
+      </w:r>
+      <w:r>
+        <w:rPr>
+          <w:lang w:val="en-US"/>
+        </w:rPr>
+        <w:t xml:space="preserve">” graph is shown in Figure 11. </w:t>
+      </w:r>
+    </w:p>
+    <w:p>
+      <w:pPr>
+        <w:ind w:firstLine="708"/>
+        <w:rPr>
+          <w:lang w:val="en-US"/>
+        </w:rPr>
+      </w:pPr>
+    </w:p>
+    <w:p>
+      <w:pPr>
+        <w:ind w:firstLine="708"/>
+        <w:jc w:val="center"/>
+        <w:rPr>
+          <w:lang w:val="en-US"/>
+        </w:rPr>
+      </w:pPr>
+      <w:r>
+        <w:rPr>
+          <w:lang w:val="en-US"/>
+        </w:rPr>
+        <w:drawing>
+          <wp:inline distT="0" distB="0" distL="0" distR="0" wp14:anchorId="265DC93A" wp14:editId="77DB583C">
+            <wp:extent cx="5275878" cy="2827642"/>
+            <wp:effectExtent l="19050" t="19050" r="20320" b="11430"/>
+            <wp:docPr id="1957875726" name="Рисунок 1"/>
+            <wp:cNvGraphicFramePr>
+              <a:graphicFrameLocks xmlns:a="http://schemas.openxmlformats.org/drawingml/2006/main" noChangeAspect="1"/>
+            </wp:cNvGraphicFramePr>
+            <a:graphic xmlns:a="http://schemas.openxmlformats.org/drawingml/2006/main">
+              <a:graphicData uri="http://schemas.openxmlformats.org/drawingml/2006/picture">
+                <pic:pic xmlns:pic="http://schemas.openxmlformats.org/drawingml/2006/picture">
+                  <pic:nvPicPr>
+                    <pic:cNvPr id="1957875726" name="Рисунок 1"/>
+                    <pic:cNvPicPr/>
+                  </pic:nvPicPr>
+                  <pic:blipFill>
+                    <a:blip r:embed="rId23" cstate="print">
+                      <a:extLst>
+                        <a:ext uri="{28A0092B-C50C-407E-A947-70E740481C1C}">
+                          <a14:useLocalDpi xmlns:a14="http://schemas.microsoft.com/office/drawing/2010/main" val="0"/>
+                        </a:ext>
+                      </a:extLst>
+                    </a:blip>
+                    <a:stretch>
+                      <a:fillRect/>
+                    </a:stretch>
+                  </pic:blipFill>
+                  <pic:spPr>
+                    <a:xfrm>
+                      <a:off x="0" y="0"/>
+                      <a:ext cx="5275878" cy="2827642"/>
+                    </a:xfrm>
+                    <a:prstGeom prst="rect">
+                      <a:avLst/>
+                    </a:prstGeom>
+                    <a:ln>
+                      <a:solidFill>
+                        <a:schemeClr val="tx1"/>
+                      </a:solidFill>
+                    </a:ln>
+                  </pic:spPr>
+                </pic:pic>
+              </a:graphicData>
+            </a:graphic>
+          </wp:inline>
+        </w:drawing>
+      </w:r>
+    </w:p>
+    <w:p>
+      <w:pPr>
+        <w:ind w:firstLine="708"/>
+        <w:rPr>
+          <w:lang w:val="en-US"/>
+        </w:rPr>
+      </w:pPr>
+    </w:p>
+    <w:p>
+      <w:pPr>
+        <w:ind w:firstLine="708"/>
+        <w:jc w:val="center"/>
+        <w:rPr>
+          <w:lang w:val="en-US"/>
+        </w:rPr>
+      </w:pPr>
+      <w:r>
+        <w:rPr>
+          <w:lang w:val="en-US"/>
+        </w:rPr>
+        <w:t xml:space="preserve">Figure 10 </w:t>
+      </w:r>
+      <w:r>
+        <w:rPr>
+          <w:lang w:val="en-US"/>
+        </w:rPr>
+        <w:t>Total Keyword Frequency Over Time</w:t>
+      </w:r>
+      <w:r>
+        <w:rPr>
+          <w:lang w:val="en-US"/>
+        </w:rPr>
+        <w:t xml:space="preserve"> graph</w:t>
+      </w:r>
+    </w:p>
+    <w:p>
+      <w:pPr>
+        <w:ind w:firstLine="708"/>
+        <w:rPr>
+          <w:lang w:val="en-US"/>
+        </w:rPr>
+      </w:pPr>
+    </w:p>
+    <w:p>
+      <w:pPr>
+        <w:ind w:firstLine="708"/>
+        <w:rPr>
+          <w:lang w:val="en-US"/>
+        </w:rPr>
+      </w:pPr>
+      <w:r>
+        <w:rPr>
+          <w:lang w:val="en-US"/>
+        </w:rPr>
+        <w:t>This more granular view reveals that certain keywords</w:t>
+      </w:r>
+      <w:r>
+        <w:rPr>
+          <w:lang w:val="en-US"/>
+        </w:rPr>
+        <w:t xml:space="preserve"> </w:t>
+      </w:r>
+      <w:r>
+        <w:rPr>
+          <w:lang w:val="en-US"/>
+        </w:rPr>
+        <w:t xml:space="preserve">such as </w:t>
+      </w:r>
+      <w:r>
+        <w:rPr>
+          <w:i/>
+          <w:iCs/>
+          <w:lang w:val="en-US"/>
+        </w:rPr>
+        <w:t>bribe</w:t>
+      </w:r>
+      <w:r>
+        <w:rPr>
+          <w:lang w:val="en-US"/>
+        </w:rPr>
+        <w:t xml:space="preserve">, </w:t>
+      </w:r>
+      <w:r>
+        <w:rPr>
+          <w:i/>
+          <w:iCs/>
+          <w:lang w:val="en-US"/>
+        </w:rPr>
+        <w:t>corruption</w:t>
+      </w:r>
+      <w:r>
+        <w:rPr>
+          <w:lang w:val="en-US"/>
+        </w:rPr>
+        <w:t xml:space="preserve">, and </w:t>
+      </w:r>
+      <w:r>
+        <w:rPr>
+          <w:i/>
+          <w:iCs/>
+          <w:lang w:val="en-US"/>
+        </w:rPr>
+        <w:t>court</w:t>
+      </w:r>
+      <w:r>
+        <w:rPr>
+          <w:i/>
+          <w:iCs/>
+          <w:lang w:val="en-US"/>
+        </w:rPr>
+        <w:t xml:space="preserve"> </w:t>
+      </w:r>
+      <w:r>
+        <w:rPr>
+          <w:lang w:val="en-US"/>
+        </w:rPr>
+        <w:t>occur more frequently and consistently than others, suggesting their prominence in media discourse related to corruption. These trends also show that media focus varies over time, with some keywords spiking sharply during specific months.</w:t>
+      </w:r>
+    </w:p>
+    <w:p>
+      <w:pPr>
+        <w:ind w:firstLine="708"/>
+        <w:rPr>
+          <w:lang w:val="en-US"/>
+        </w:rPr>
+      </w:pPr>
+      <w:r>
+        <w:rPr>
+          <w:lang w:val="en-US"/>
+        </w:rPr>
+        <w:t>T</w:t>
+      </w:r>
+      <w:r>
+        <w:rPr>
+          <w:lang w:val="en-US"/>
+        </w:rPr>
+        <w:t xml:space="preserve">he preprocessing of both the official crime data and news-based keyword frequencies was essential for ensuring data quality, temporal consistency, and compatibility with analytical models. The interpolation of missing crime data enabled the construction of a complete monthly time series, while the aggregation and filtering of keyword features resulted in a refined dataset with strong temporal alignment. These preprocessing steps laid the foundation for subsequent regression and time series modeling by transforming raw, unstructured inputs into clean, structured, and informative variables. The resulting dataset captures both statistical and linguistic patterns, enabling deeper </w:t>
+      </w:r>
+      <w:proofErr w:type="gramStart"/>
+      <w:r>
+        <w:rPr>
+          <w:lang w:val="en-US"/>
+        </w:rPr>
+        <w:t>insights</w:t>
+      </w:r>
+      <w:proofErr w:type="gramEnd"/>
+      <w:r>
+        <w:rPr>
+          <w:lang w:val="en-US"/>
+        </w:rPr>
+        <w:t xml:space="preserve"> into the relationship between media discourse and reported corruption crimes.</w:t>
+      </w:r>
+    </w:p>
+    <w:p>
+      <w:pPr>
+        <w:ind w:firstLine="708"/>
+        <w:rPr>
+          <w:lang w:val="en-US"/>
+        </w:rPr>
+      </w:pPr>
+    </w:p>
+    <w:p>
+      <w:pPr>
+        <w:ind w:firstLine="708"/>
+        <w:rPr>
+          <w:lang w:val="en-US"/>
+        </w:rPr>
+      </w:pPr>
+    </w:p>
+    <w:p>
+      <w:pPr>
+        <w:ind w:firstLine="708"/>
+        <w:rPr>
+          <w:lang w:val="en-US"/>
+        </w:rPr>
+      </w:pPr>
+    </w:p>
+    <w:p>
+      <w:pPr>
+        <w:ind w:firstLine="708"/>
+        <w:rPr>
+          <w:lang w:val="en-US"/>
+        </w:rPr>
+      </w:pPr>
+    </w:p>
+    <w:p>
+      <w:pPr>
+        <w:ind w:firstLine="708"/>
+        <w:rPr>
+          <w:lang w:val="en-US"/>
+        </w:rPr>
+      </w:pPr>
+    </w:p>
+    <w:p>
+      <w:pPr>
+        <w:ind w:firstLine="708"/>
+        <w:rPr>
+          <w:lang w:val="en-US"/>
+        </w:rPr>
+      </w:pPr>
+    </w:p>
+    <w:p>
+      <w:pPr>
+        <w:ind w:firstLine="708"/>
+        <w:rPr>
+          <w:lang w:val="en-US"/>
+        </w:rPr>
+      </w:pPr>
     </w:p>
     <w:p>
       <w:pPr>
@@ -13099,55 +14884,7 @@
           <w:lang w:val="en-US"/>
         </w:rPr>
       </w:pPr>
-      <w:bookmarkStart w:id="13" w:name="_Toc194490949"/>
-      <w:r>
-        <w:rPr>
-          <w:lang w:val="en-US"/>
-        </w:rPr>
-        <w:lastRenderedPageBreak/>
-        <w:t>2.</w:t>
-      </w:r>
-      <w:r>
-        <w:rPr>
-          <w:lang w:val="en-US"/>
-        </w:rPr>
-        <w:t>4</w:t>
-      </w:r>
-      <w:r>
-        <w:rPr>
-          <w:lang w:val="en-US"/>
-        </w:rPr>
-        <w:t xml:space="preserve"> Time Series </w:t>
-      </w:r>
-      <w:r>
-        <w:rPr>
-          <w:lang w:val="en-US"/>
-        </w:rPr>
-        <w:t>Analysis</w:t>
-      </w:r>
-      <w:bookmarkEnd w:id="13"/>
-    </w:p>
-    <w:p>
-      <w:pPr>
-        <w:rPr>
-          <w:lang w:val="en-US"/>
-        </w:rPr>
-      </w:pPr>
-      <w:r>
-        <w:rPr>
-          <w:lang w:val="en-US"/>
-        </w:rPr>
-        <w:br w:type="page"/>
-      </w:r>
-    </w:p>
-    <w:p>
-      <w:pPr>
-        <w:pStyle w:val="1"/>
-        <w:rPr>
-          <w:lang w:val="en-US"/>
-        </w:rPr>
-      </w:pPr>
-      <w:bookmarkStart w:id="14" w:name="_Toc194490950"/>
+      <w:bookmarkStart w:id="14" w:name="_Toc194672600"/>
       <w:r>
         <w:rPr>
           <w:lang w:val="en-US"/>
@@ -13165,11 +14902,193 @@
     </w:p>
     <w:p>
       <w:pPr>
+        <w:pStyle w:val="1"/>
+        <w:rPr>
+          <w:lang w:val="en-US"/>
+        </w:rPr>
+      </w:pPr>
+      <w:bookmarkStart w:id="15" w:name="_Toc194672601"/>
+      <w:r>
+        <w:rPr>
+          <w:lang w:val="en-US"/>
+        </w:rPr>
+        <w:t>3</w:t>
+      </w:r>
+      <w:r>
+        <w:rPr>
+          <w:lang w:val="en-US"/>
+        </w:rPr>
+        <w:t>.</w:t>
+      </w:r>
+      <w:r>
+        <w:rPr>
+          <w:lang w:val="en-US"/>
+        </w:rPr>
+        <w:t>1</w:t>
+      </w:r>
+      <w:r>
+        <w:rPr>
+          <w:lang w:val="en-US"/>
+        </w:rPr>
+        <w:t xml:space="preserve"> Regression models</w:t>
+      </w:r>
+      <w:bookmarkEnd w:id="15"/>
+    </w:p>
+    <w:p>
+      <w:pPr>
+        <w:pStyle w:val="1"/>
+        <w:rPr>
+          <w:lang w:val="en-US"/>
+        </w:rPr>
+      </w:pPr>
+      <w:bookmarkStart w:id="16" w:name="_Toc194672602"/>
+      <w:r>
+        <w:rPr>
+          <w:lang w:val="en-US"/>
+        </w:rPr>
+        <w:t>3</w:t>
+      </w:r>
+      <w:r>
+        <w:rPr>
+          <w:lang w:val="en-US"/>
+        </w:rPr>
+        <w:t>.</w:t>
+      </w:r>
+      <w:r>
+        <w:rPr>
+          <w:lang w:val="en-US"/>
+        </w:rPr>
+        <w:t>2</w:t>
+      </w:r>
+      <w:r>
+        <w:rPr>
+          <w:lang w:val="en-US"/>
+        </w:rPr>
+        <w:t xml:space="preserve"> </w:t>
+      </w:r>
+      <w:r>
+        <w:rPr>
+          <w:lang w:val="en-US"/>
+        </w:rPr>
+        <w:t>Hypothesis Testing and Motivation for Time Series Analysis</w:t>
+      </w:r>
+      <w:bookmarkEnd w:id="16"/>
+    </w:p>
+    <w:p>
+      <w:pPr>
         <w:ind w:firstLine="708"/>
         <w:rPr>
           <w:lang w:val="en-US"/>
         </w:rPr>
       </w:pPr>
+      <w:r>
+        <w:rPr>
+          <w:lang w:val="en-US"/>
+        </w:rPr>
+        <w:t>In the initial phase of the research, we hypothesized that the frequency of corruption-related keywords in the media might serve as a meaningful predictor of the number of officially reported corruption crimes in Kazakhstan. The intuition behind this assumption is straightforward: increased media attention to corruption may reflect heightened public interest, journalistic investigation, or even governmental transparency efforts, which in turn could correspond to more criminal cases being registered.</w:t>
+      </w:r>
+    </w:p>
+    <w:p>
+      <w:pPr>
+        <w:ind w:firstLine="708"/>
+        <w:rPr>
+          <w:lang w:val="en-US"/>
+        </w:rPr>
+      </w:pPr>
+      <w:r>
+        <w:rPr>
+          <w:lang w:val="en-US"/>
+        </w:rPr>
+        <w:t xml:space="preserve">To test this hypothesis, we developed a structured dataset that aggregates keyword counts from news articles </w:t>
+      </w:r>
+      <w:r>
+        <w:rPr>
+          <w:lang w:val="en-US"/>
+        </w:rPr>
+        <w:t>monthly</w:t>
+      </w:r>
+      <w:r>
+        <w:rPr>
+          <w:lang w:val="en-US"/>
+        </w:rPr>
+        <w:t xml:space="preserve"> and aligned them with monthly crime statistics. These keyword frequencies were then used as independent features to train regression models, with the monthly number of corruption crimes as the target variable.</w:t>
+      </w:r>
+    </w:p>
+    <w:p>
+      <w:pPr>
+        <w:ind w:firstLine="708"/>
+        <w:rPr>
+          <w:lang w:val="en-US"/>
+        </w:rPr>
+      </w:pPr>
+      <w:r>
+        <w:rPr>
+          <w:lang w:val="en-US"/>
+        </w:rPr>
+        <w:t>However, the results from this approach revealed a weak statistical relationship. Most regression models yielded low R² values and high error metrics (e.g., MAE and MSE), indicating that the keyword-based features lacked sufficient explanatory power. This suggests that the number of registered corruption crimes is not strongly driven by the intensity of media coverage. Several possible explanations for this disconnect were considered, including the potential manipulation or administrative control over crime reporting, the influence of internal institutional factors, or simply the fact that media narratives and official records may reflect different facets of corruption.</w:t>
+      </w:r>
+    </w:p>
+    <w:p>
+      <w:pPr>
+        <w:ind w:firstLine="708"/>
+        <w:rPr>
+          <w:lang w:val="en-US"/>
+        </w:rPr>
+      </w:pPr>
+      <w:r>
+        <w:rPr>
+          <w:lang w:val="en-US"/>
+        </w:rPr>
+        <w:t>Given these findings, we concluded that news data alone is not suitable for forecasting corruption crime statistics. This motivated a shift in methodology: instead of relying on external features, we turned to time series modeling techniques to examine the internal patterns and temporal dependencies within the official crime statistics themselves. Time series models such as SARIMA and Prophet are particularly well-suited for this task, as they can capture trends, seasonality, and autoregressive components — all of which may provide deeper insights into the dynamics of reported corruption crimes over time.</w:t>
+      </w:r>
+    </w:p>
+    <w:p>
+      <w:pPr>
+        <w:ind w:firstLine="708"/>
+        <w:rPr>
+          <w:lang w:val="en-US"/>
+        </w:rPr>
+      </w:pPr>
+    </w:p>
+    <w:p>
+      <w:pPr>
+        <w:pStyle w:val="1"/>
+        <w:rPr>
+          <w:lang w:val="en-US"/>
+        </w:rPr>
+      </w:pPr>
+      <w:bookmarkStart w:id="17" w:name="_Toc194672603"/>
+      <w:r>
+        <w:rPr>
+          <w:lang w:val="en-US"/>
+        </w:rPr>
+        <w:t>3</w:t>
+      </w:r>
+      <w:r>
+        <w:rPr>
+          <w:lang w:val="en-US"/>
+        </w:rPr>
+        <w:t>.</w:t>
+      </w:r>
+      <w:r>
+        <w:rPr>
+          <w:lang w:val="en-US"/>
+        </w:rPr>
+        <w:t>3</w:t>
+      </w:r>
+      <w:r>
+        <w:rPr>
+          <w:lang w:val="en-US"/>
+        </w:rPr>
+        <w:t xml:space="preserve"> Time Series </w:t>
+      </w:r>
+      <w:r>
+        <w:rPr>
+          <w:lang w:val="en-US"/>
+        </w:rPr>
+        <w:t>Analysis</w:t>
+      </w:r>
+      <w:bookmarkEnd w:id="17"/>
     </w:p>
     <w:p>
       <w:pPr>
@@ -13191,7 +15110,7 @@
           <w:lang w:val="en-US"/>
         </w:rPr>
       </w:pPr>
-      <w:bookmarkStart w:id="15" w:name="_Toc194490951"/>
+      <w:bookmarkStart w:id="18" w:name="_Toc194672604"/>
       <w:r>
         <w:rPr>
           <w:lang w:val="en-US"/>
@@ -13206,7 +15125,7 @@
         </w:rPr>
         <w:t>DISCUSSION</w:t>
       </w:r>
-      <w:bookmarkEnd w:id="15"/>
+      <w:bookmarkEnd w:id="18"/>
       <w:proofErr w:type="gramEnd"/>
     </w:p>
     <w:p>
@@ -13236,7 +15155,7 @@
           <w:lang w:val="en-US"/>
         </w:rPr>
       </w:pPr>
-      <w:bookmarkStart w:id="16" w:name="_Toc194490952"/>
+      <w:bookmarkStart w:id="19" w:name="_Toc194672605"/>
       <w:r>
         <w:rPr>
           <w:lang w:val="en-US"/>
@@ -13244,7 +15163,7 @@
         <w:lastRenderedPageBreak/>
         <w:t>CONCLUSION</w:t>
       </w:r>
-      <w:bookmarkEnd w:id="16"/>
+      <w:bookmarkEnd w:id="19"/>
     </w:p>
     <w:p>
       <w:pPr>
@@ -13273,7 +15192,7 @@
           <w:lang w:val="en-US"/>
         </w:rPr>
       </w:pPr>
-      <w:bookmarkStart w:id="17" w:name="_Toc194490953"/>
+      <w:bookmarkStart w:id="20" w:name="_Toc194672606"/>
       <w:r>
         <w:rPr>
           <w:lang w:val="en-US"/>
@@ -13281,7 +15200,7 @@
         <w:lastRenderedPageBreak/>
         <w:t>REFERENCES</w:t>
       </w:r>
-      <w:bookmarkEnd w:id="17"/>
+      <w:bookmarkEnd w:id="20"/>
     </w:p>
     <w:p>
       <w:pPr>
@@ -13338,7 +15257,7 @@
         </w:rPr>
         <w:t xml:space="preserve">Available: </w:t>
       </w:r>
-      <w:hyperlink r:id="rId17" w:history="1">
+      <w:hyperlink r:id="rId24" w:history="1">
         <w:r>
           <w:rPr>
             <w:rStyle w:val="af4"/>
@@ -13886,6 +15805,7 @@
           <w:rFonts w:cs="Times New Roman"/>
           <w:kern w:val="2"/>
           <w:szCs w:val="28"/>
+          <w:lang w:val="en-US"/>
         </w:rPr>
       </w:pPr>
       <w:r>
@@ -13911,37 +15831,39 @@
           <w:rFonts w:cs="Times New Roman"/>
           <w:kern w:val="2"/>
           <w:szCs w:val="28"/>
-        </w:rPr>
-        <w:t xml:space="preserve"> </w:t>
+          <w:lang w:val="en-US"/>
+        </w:rPr>
+        <w:t xml:space="preserve"> https://qamqor.gov.kz/crimestat/about</w:t>
       </w:r>
       <w:r>
         <w:rPr>
           <w:rFonts w:cs="Times New Roman"/>
           <w:kern w:val="2"/>
           <w:szCs w:val="28"/>
-        </w:rPr>
-        <w:t>https://qamqor.gov.kz/crimestat/about</w:t>
-      </w:r>
-      <w:r>
+          <w:lang w:val="en-US"/>
+        </w:rPr>
+        <w:t xml:space="preserve">. [Accessed: Mar. 11, 2025].  </w:t>
+      </w:r>
+    </w:p>
+    <w:p>
+      <w:pPr>
+        <w:ind w:firstLine="652"/>
         <w:rPr>
           <w:rFonts w:cs="Times New Roman"/>
           <w:kern w:val="2"/>
           <w:szCs w:val="28"/>
           <w:lang w:val="en-US"/>
         </w:rPr>
-        <w:t xml:space="preserve">. [Accessed: Mar. 11, 2025].  </w:t>
-      </w:r>
-    </w:p>
-    <w:p>
-      <w:pPr>
-        <w:ind w:firstLine="652"/>
+      </w:pPr>
+      <w:r>
         <w:rPr>
           <w:rFonts w:cs="Times New Roman"/>
           <w:kern w:val="2"/>
           <w:szCs w:val="28"/>
           <w:lang w:val="en-US"/>
         </w:rPr>
-      </w:pPr>
+        <w:t xml:space="preserve">[21] </w:t>
+      </w:r>
       <w:r>
         <w:rPr>
           <w:rFonts w:cs="Times New Roman"/>
@@ -13949,7 +15871,7 @@
           <w:szCs w:val="28"/>
           <w:lang w:val="en-US"/>
         </w:rPr>
-        <w:t xml:space="preserve">[21] </w:t>
+        <w:t>"</w:t>
       </w:r>
       <w:r>
         <w:rPr>
@@ -13958,7 +15880,7 @@
           <w:szCs w:val="28"/>
           <w:lang w:val="en-US"/>
         </w:rPr>
-        <w:t>"</w:t>
+        <w:t>Order of the Prosecutor General of the Republic of Kazakhstan</w:t>
       </w:r>
       <w:r>
         <w:rPr>
@@ -13967,7 +15889,7 @@
           <w:szCs w:val="28"/>
           <w:lang w:val="en-US"/>
         </w:rPr>
-        <w:t>Order of the Prosecutor General of the Republic of Kazakhstan</w:t>
+        <w:t>"</w:t>
       </w:r>
       <w:r>
         <w:rPr>
@@ -13976,7 +15898,7 @@
           <w:szCs w:val="28"/>
           <w:lang w:val="en-US"/>
         </w:rPr>
-        <w:t>"</w:t>
+        <w:t xml:space="preserve">, [Online]. Available: </w:t>
       </w:r>
       <w:r>
         <w:rPr>
@@ -13985,17 +15907,19 @@
           <w:szCs w:val="28"/>
           <w:lang w:val="en-US"/>
         </w:rPr>
-        <w:t>, [Online]. Available:</w:t>
-      </w:r>
-      <w:r>
+        <w:t>https://adilet.zan.kz/rus/docs/V2400034898</w:t>
+      </w:r>
+    </w:p>
+    <w:p>
+      <w:pPr>
+        <w:ind w:firstLine="652"/>
         <w:rPr>
           <w:rFonts w:cs="Times New Roman"/>
           <w:kern w:val="2"/>
           <w:szCs w:val="28"/>
           <w:lang w:val="en-US"/>
         </w:rPr>
-        <w:t xml:space="preserve"> </w:t>
-      </w:r>
+      </w:pPr>
       <w:r>
         <w:rPr>
           <w:rFonts w:cs="Times New Roman"/>
@@ -14003,19 +15927,17 @@
           <w:szCs w:val="28"/>
           <w:lang w:val="en-US"/>
         </w:rPr>
-        <w:t>https://adilet.zan.kz/rus/docs/V2400034898</w:t>
-      </w:r>
-    </w:p>
-    <w:p>
-      <w:pPr>
-        <w:ind w:firstLine="652"/>
+        <w:t>[2</w:t>
+      </w:r>
+      <w:r>
         <w:rPr>
           <w:rFonts w:cs="Times New Roman"/>
           <w:kern w:val="2"/>
           <w:szCs w:val="28"/>
           <w:lang w:val="en-US"/>
         </w:rPr>
-      </w:pPr>
+        <w:t>2</w:t>
+      </w:r>
       <w:r>
         <w:rPr>
           <w:rFonts w:cs="Times New Roman"/>
@@ -14023,7 +15945,7 @@
           <w:szCs w:val="28"/>
           <w:lang w:val="en-US"/>
         </w:rPr>
-        <w:t>[2</w:t>
+        <w:t xml:space="preserve">] </w:t>
       </w:r>
       <w:r>
         <w:rPr>
@@ -14032,7 +15954,7 @@
           <w:szCs w:val="28"/>
           <w:lang w:val="en-US"/>
         </w:rPr>
-        <w:t>2</w:t>
+        <w:t>"</w:t>
       </w:r>
       <w:r>
         <w:rPr>
@@ -14041,7 +15963,7 @@
           <w:szCs w:val="28"/>
           <w:lang w:val="en-US"/>
         </w:rPr>
-        <w:t xml:space="preserve">] </w:t>
+        <w:t>Rating of Kazakhstan’s media</w:t>
       </w:r>
       <w:r>
         <w:rPr>
@@ -14059,7 +15981,7 @@
           <w:szCs w:val="28"/>
           <w:lang w:val="en-US"/>
         </w:rPr>
-        <w:t>Rating of Kazakhstan’s media</w:t>
+        <w:t xml:space="preserve">, [Online]. Available: </w:t>
       </w:r>
       <w:r>
         <w:rPr>
@@ -14068,27 +15990,9 @@
           <w:szCs w:val="28"/>
           <w:lang w:val="en-US"/>
         </w:rPr>
-        <w:t>"</w:t>
-      </w:r>
-      <w:r>
-        <w:rPr>
-          <w:rFonts w:cs="Times New Roman"/>
-          <w:kern w:val="2"/>
-          <w:szCs w:val="28"/>
-          <w:lang w:val="en-US"/>
-        </w:rPr>
-        <w:t xml:space="preserve">, [Online]. Available: </w:t>
-      </w:r>
-      <w:r>
-        <w:rPr>
-          <w:rFonts w:cs="Times New Roman"/>
-          <w:kern w:val="2"/>
-          <w:szCs w:val="28"/>
-          <w:lang w:val="en-US"/>
-        </w:rPr>
-        <w:t xml:space="preserve"> </w:t>
-      </w:r>
-      <w:hyperlink r:id="rId18" w:history="1">
+        <w:t xml:space="preserve"> </w:t>
+      </w:r>
+      <w:hyperlink r:id="rId25" w:history="1">
         <w:r>
           <w:rPr>
             <w:rStyle w:val="af4"/>
@@ -14142,34 +16046,18 @@
           <w:rFonts w:cs="Times New Roman"/>
           <w:kern w:val="2"/>
           <w:szCs w:val="28"/>
-        </w:rPr>
-        <w:t xml:space="preserve">[Online]. </w:t>
-      </w:r>
-      <w:proofErr w:type="spellStart"/>
-      <w:r>
-        <w:rPr>
-          <w:rFonts w:cs="Times New Roman"/>
-          <w:kern w:val="2"/>
-          <w:szCs w:val="28"/>
-        </w:rPr>
-        <w:t>Available</w:t>
-      </w:r>
-      <w:proofErr w:type="spellEnd"/>
-      <w:r>
-        <w:rPr>
-          <w:rFonts w:cs="Times New Roman"/>
-          <w:kern w:val="2"/>
-          <w:szCs w:val="28"/>
-        </w:rPr>
-        <w:t xml:space="preserve">: </w:t>
-      </w:r>
-      <w:hyperlink r:id="rId19" w:tgtFrame="_new" w:history="1">
+          <w:lang w:val="en-US"/>
+        </w:rPr>
+        <w:t xml:space="preserve">[Online]. Available: </w:t>
+      </w:r>
+      <w:hyperlink r:id="rId26" w:tgtFrame="_new" w:history="1">
         <w:r>
           <w:rPr>
             <w:rStyle w:val="af4"/>
             <w:rFonts w:cs="Times New Roman"/>
             <w:kern w:val="2"/>
             <w:szCs w:val="28"/>
+            <w:lang w:val="en-US"/>
           </w:rPr>
           <w:t>https://github.com/kmike/pymorphy3</w:t>
         </w:r>
@@ -14179,44 +16067,9 @@
           <w:rFonts w:cs="Times New Roman"/>
           <w:kern w:val="2"/>
           <w:szCs w:val="28"/>
-        </w:rPr>
-        <w:t>. [</w:t>
-      </w:r>
-      <w:proofErr w:type="spellStart"/>
-      <w:r>
-        <w:rPr>
-          <w:rFonts w:cs="Times New Roman"/>
-          <w:kern w:val="2"/>
-          <w:szCs w:val="28"/>
-        </w:rPr>
-        <w:t>Accessed</w:t>
-      </w:r>
-      <w:proofErr w:type="spellEnd"/>
-      <w:r>
-        <w:rPr>
-          <w:rFonts w:cs="Times New Roman"/>
-          <w:kern w:val="2"/>
-          <w:szCs w:val="28"/>
-        </w:rPr>
-        <w:t xml:space="preserve">: </w:t>
-      </w:r>
-      <w:proofErr w:type="spellStart"/>
-      <w:r>
-        <w:rPr>
-          <w:rFonts w:cs="Times New Roman"/>
-          <w:kern w:val="2"/>
-          <w:szCs w:val="28"/>
-        </w:rPr>
-        <w:t>Apr</w:t>
-      </w:r>
-      <w:proofErr w:type="spellEnd"/>
-      <w:r>
-        <w:rPr>
-          <w:rFonts w:cs="Times New Roman"/>
-          <w:kern w:val="2"/>
-          <w:szCs w:val="28"/>
-        </w:rPr>
-        <w:t>. 1, 2025].</w:t>
+          <w:lang w:val="en-US"/>
+        </w:rPr>
+        <w:t>. [Accessed: Apr. 1, 2025].</w:t>
       </w:r>
     </w:p>
     <w:p>
@@ -14242,13 +16095,987 @@
     <w:p>
       <w:pPr>
         <w:pStyle w:val="1"/>
-      </w:pPr>
-      <w:bookmarkStart w:id="18" w:name="_Toc194490954"/>
-      <w:r>
+        <w:rPr>
+          <w:lang w:val="en-US"/>
+        </w:rPr>
+      </w:pPr>
+      <w:bookmarkStart w:id="21" w:name="_Toc194672607"/>
+      <w:r>
+        <w:rPr>
+          <w:lang w:val="en-US"/>
+        </w:rPr>
         <w:lastRenderedPageBreak/>
         <w:t>APPENDIX</w:t>
       </w:r>
-      <w:bookmarkEnd w:id="18"/>
+      <w:r>
+        <w:rPr>
+          <w:lang w:val="en-US"/>
+        </w:rPr>
+        <w:t xml:space="preserve"> A </w:t>
+      </w:r>
+      <w:r>
+        <w:rPr>
+          <w:lang w:val="en-US"/>
+        </w:rPr>
+        <w:t>— CORRUPTION-RELATED KEYWORDS</w:t>
+      </w:r>
+      <w:bookmarkEnd w:id="21"/>
+    </w:p>
+    <w:tbl>
+      <w:tblPr>
+        <w:tblW w:w="0" w:type="auto"/>
+        <w:tblBorders>
+          <w:top w:val="single" w:sz="4" w:space="0" w:color="auto"/>
+          <w:left w:val="single" w:sz="4" w:space="0" w:color="auto"/>
+          <w:bottom w:val="single" w:sz="4" w:space="0" w:color="auto"/>
+          <w:right w:val="single" w:sz="4" w:space="0" w:color="auto"/>
+          <w:insideH w:val="single" w:sz="4" w:space="0" w:color="auto"/>
+          <w:insideV w:val="single" w:sz="4" w:space="0" w:color="auto"/>
+        </w:tblBorders>
+        <w:tblLook w:val="04A0" w:firstRow="1" w:lastRow="0" w:firstColumn="1" w:lastColumn="0" w:noHBand="0" w:noVBand="1"/>
+      </w:tblPr>
+      <w:tblGrid>
+        <w:gridCol w:w="2038"/>
+        <w:gridCol w:w="1846"/>
+        <w:gridCol w:w="1829"/>
+        <w:gridCol w:w="1955"/>
+        <w:gridCol w:w="1960"/>
+      </w:tblGrid>
+      <w:tr>
+        <w:tc>
+          <w:tcPr>
+            <w:tcW w:w="0" w:type="auto"/>
+          </w:tcPr>
+          <w:p>
+            <w:r>
+              <w:t>коррупция</w:t>
+            </w:r>
+          </w:p>
+        </w:tc>
+        <w:tc>
+          <w:tcPr>
+            <w:tcW w:w="0" w:type="auto"/>
+          </w:tcPr>
+          <w:p>
+            <w:r>
+              <w:t>взятка</w:t>
+            </w:r>
+          </w:p>
+        </w:tc>
+        <w:tc>
+          <w:tcPr>
+            <w:tcW w:w="0" w:type="auto"/>
+          </w:tcPr>
+          <w:p>
+            <w:r>
+              <w:t>подкуп</w:t>
+            </w:r>
+          </w:p>
+        </w:tc>
+        <w:tc>
+          <w:tcPr>
+            <w:tcW w:w="0" w:type="auto"/>
+          </w:tcPr>
+          <w:p>
+            <w:r>
+              <w:t>злоупотребление полномочиями</w:t>
+            </w:r>
+          </w:p>
+        </w:tc>
+        <w:tc>
+          <w:tcPr>
+            <w:tcW w:w="0" w:type="auto"/>
+          </w:tcPr>
+          <w:p>
+            <w:r>
+              <w:t>непотизм</w:t>
+            </w:r>
+          </w:p>
+        </w:tc>
+      </w:tr>
+      <w:tr>
+        <w:tc>
+          <w:tcPr>
+            <w:tcW w:w="0" w:type="auto"/>
+          </w:tcPr>
+          <w:p>
+            <w:r>
+              <w:t>бездействие</w:t>
+            </w:r>
+          </w:p>
+        </w:tc>
+        <w:tc>
+          <w:tcPr>
+            <w:tcW w:w="0" w:type="auto"/>
+          </w:tcPr>
+          <w:p>
+            <w:r>
+              <w:t>конфликт интересов</w:t>
+            </w:r>
+          </w:p>
+        </w:tc>
+        <w:tc>
+          <w:tcPr>
+            <w:tcW w:w="0" w:type="auto"/>
+          </w:tcPr>
+          <w:p>
+            <w:r>
+              <w:t>теневая экономика</w:t>
+            </w:r>
+          </w:p>
+        </w:tc>
+        <w:tc>
+          <w:tcPr>
+            <w:tcW w:w="0" w:type="auto"/>
+          </w:tcPr>
+          <w:p>
+            <w:r>
+              <w:t>финансовые махинации</w:t>
+            </w:r>
+          </w:p>
+        </w:tc>
+        <w:tc>
+          <w:tcPr>
+            <w:tcW w:w="0" w:type="auto"/>
+          </w:tcPr>
+          <w:p>
+            <w:r>
+              <w:t>противодействие коррупции</w:t>
+            </w:r>
+          </w:p>
+        </w:tc>
+      </w:tr>
+      <w:tr>
+        <w:tc>
+          <w:tcPr>
+            <w:tcW w:w="0" w:type="auto"/>
+          </w:tcPr>
+          <w:p>
+            <w:r>
+              <w:t>транспарентность</w:t>
+            </w:r>
+          </w:p>
+        </w:tc>
+        <w:tc>
+          <w:tcPr>
+            <w:tcW w:w="0" w:type="auto"/>
+          </w:tcPr>
+          <w:p>
+            <w:r>
+              <w:t>подотчетность</w:t>
+            </w:r>
+          </w:p>
+        </w:tc>
+        <w:tc>
+          <w:tcPr>
+            <w:tcW w:w="0" w:type="auto"/>
+          </w:tcPr>
+          <w:p>
+            <w:r>
+              <w:t>мониторинг</w:t>
+            </w:r>
+          </w:p>
+        </w:tc>
+        <w:tc>
+          <w:tcPr>
+            <w:tcW w:w="0" w:type="auto"/>
+          </w:tcPr>
+          <w:p>
+            <w:r>
+              <w:t>приговор</w:t>
+            </w:r>
+          </w:p>
+        </w:tc>
+        <w:tc>
+          <w:tcPr>
+            <w:tcW w:w="0" w:type="auto"/>
+          </w:tcPr>
+          <w:p>
+            <w:r>
+              <w:t>уголовное дело</w:t>
+            </w:r>
+          </w:p>
+        </w:tc>
+      </w:tr>
+      <w:tr>
+        <w:tc>
+          <w:tcPr>
+            <w:tcW w:w="0" w:type="auto"/>
+          </w:tcPr>
+          <w:p>
+            <w:r>
+              <w:t>прозрачность финансирования</w:t>
+            </w:r>
+          </w:p>
+        </w:tc>
+        <w:tc>
+          <w:tcPr>
+            <w:tcW w:w="0" w:type="auto"/>
+          </w:tcPr>
+          <w:p>
+            <w:r>
+              <w:t>теневые сделки</w:t>
+            </w:r>
+          </w:p>
+        </w:tc>
+        <w:tc>
+          <w:tcPr>
+            <w:tcW w:w="0" w:type="auto"/>
+          </w:tcPr>
+          <w:p>
+            <w:r>
+              <w:t>откат</w:t>
+            </w:r>
+          </w:p>
+        </w:tc>
+        <w:tc>
+          <w:tcPr>
+            <w:tcW w:w="0" w:type="auto"/>
+          </w:tcPr>
+          <w:p>
+            <w:r>
+              <w:t>откаты</w:t>
+            </w:r>
+          </w:p>
+        </w:tc>
+        <w:tc>
+          <w:tcPr>
+            <w:tcW w:w="0" w:type="auto"/>
+          </w:tcPr>
+          <w:p>
+            <w:r>
+              <w:t>хищение</w:t>
+            </w:r>
+          </w:p>
+        </w:tc>
+      </w:tr>
+      <w:tr>
+        <w:tc>
+          <w:tcPr>
+            <w:tcW w:w="0" w:type="auto"/>
+          </w:tcPr>
+          <w:p>
+            <w:r>
+              <w:t>родственник</w:t>
+            </w:r>
+          </w:p>
+        </w:tc>
+        <w:tc>
+          <w:tcPr>
+            <w:tcW w:w="0" w:type="auto"/>
+          </w:tcPr>
+          <w:p>
+            <w:r>
+              <w:t>расследуется</w:t>
+            </w:r>
+          </w:p>
+        </w:tc>
+        <w:tc>
+          <w:tcPr>
+            <w:tcW w:w="0" w:type="auto"/>
+          </w:tcPr>
+          <w:p>
+            <w:r>
+              <w:t>расследование</w:t>
+            </w:r>
+          </w:p>
+        </w:tc>
+        <w:tc>
+          <w:tcPr>
+            <w:tcW w:w="0" w:type="auto"/>
+          </w:tcPr>
+          <w:p>
+            <w:r>
+              <w:t>лоббизм</w:t>
+            </w:r>
+          </w:p>
+        </w:tc>
+        <w:tc>
+          <w:tcPr>
+            <w:tcW w:w="0" w:type="auto"/>
+          </w:tcPr>
+          <w:p>
+            <w:r>
+              <w:t>незаконное обогащение</w:t>
+            </w:r>
+          </w:p>
+        </w:tc>
+      </w:tr>
+      <w:tr>
+        <w:tc>
+          <w:tcPr>
+            <w:tcW w:w="0" w:type="auto"/>
+          </w:tcPr>
+          <w:p>
+            <w:r>
+              <w:t>контроль расходов</w:t>
+            </w:r>
+          </w:p>
+        </w:tc>
+        <w:tc>
+          <w:tcPr>
+            <w:tcW w:w="0" w:type="auto"/>
+          </w:tcPr>
+          <w:p>
+            <w:r>
+              <w:t>проверки деятельности</w:t>
+            </w:r>
+          </w:p>
+        </w:tc>
+        <w:tc>
+          <w:tcPr>
+            <w:tcW w:w="0" w:type="auto"/>
+          </w:tcPr>
+          <w:p>
+            <w:r>
+              <w:t>подозреваемый</w:t>
+            </w:r>
+          </w:p>
+        </w:tc>
+        <w:tc>
+          <w:tcPr>
+            <w:tcW w:w="0" w:type="auto"/>
+          </w:tcPr>
+          <w:p>
+            <w:r>
+              <w:t>подозревается</w:t>
+            </w:r>
+          </w:p>
+        </w:tc>
+        <w:tc>
+          <w:tcPr>
+            <w:tcW w:w="0" w:type="auto"/>
+          </w:tcPr>
+          <w:p>
+            <w:r>
+              <w:t>аудит</w:t>
+            </w:r>
+          </w:p>
+        </w:tc>
+      </w:tr>
+      <w:tr>
+        <w:tc>
+          <w:tcPr>
+            <w:tcW w:w="0" w:type="auto"/>
+          </w:tcPr>
+          <w:p>
+            <w:r>
+              <w:t>закупка</w:t>
+            </w:r>
+          </w:p>
+        </w:tc>
+        <w:tc>
+          <w:tcPr>
+            <w:tcW w:w="0" w:type="auto"/>
+          </w:tcPr>
+          <w:p>
+            <w:r>
+              <w:t>госзакупки</w:t>
+            </w:r>
+          </w:p>
+        </w:tc>
+        <w:tc>
+          <w:tcPr>
+            <w:tcW w:w="0" w:type="auto"/>
+          </w:tcPr>
+          <w:p>
+            <w:r>
+              <w:t>госконтракт</w:t>
+            </w:r>
+          </w:p>
+        </w:tc>
+        <w:tc>
+          <w:tcPr>
+            <w:tcW w:w="0" w:type="auto"/>
+          </w:tcPr>
+          <w:p>
+            <w:r>
+              <w:t>электронное правительство</w:t>
+            </w:r>
+          </w:p>
+        </w:tc>
+        <w:tc>
+          <w:tcPr>
+            <w:tcW w:w="0" w:type="auto"/>
+          </w:tcPr>
+          <w:p>
+            <w:r>
+              <w:t>похищение</w:t>
+            </w:r>
+          </w:p>
+        </w:tc>
+      </w:tr>
+      <w:tr>
+        <w:tc>
+          <w:tcPr>
+            <w:tcW w:w="0" w:type="auto"/>
+          </w:tcPr>
+          <w:p>
+            <w:r>
+              <w:t>отмывание</w:t>
+            </w:r>
+          </w:p>
+        </w:tc>
+        <w:tc>
+          <w:tcPr>
+            <w:tcW w:w="0" w:type="auto"/>
+          </w:tcPr>
+          <w:p>
+            <w:r>
+              <w:t>задержание</w:t>
+            </w:r>
+          </w:p>
+        </w:tc>
+        <w:tc>
+          <w:tcPr>
+            <w:tcW w:w="0" w:type="auto"/>
+          </w:tcPr>
+          <w:p>
+            <w:r>
+              <w:t>рейдерство</w:t>
+            </w:r>
+          </w:p>
+        </w:tc>
+        <w:tc>
+          <w:tcPr>
+            <w:tcW w:w="0" w:type="auto"/>
+          </w:tcPr>
+          <w:p>
+            <w:r>
+              <w:t>тенге</w:t>
+            </w:r>
+          </w:p>
+        </w:tc>
+        <w:tc>
+          <w:tcPr>
+            <w:tcW w:w="0" w:type="auto"/>
+          </w:tcPr>
+          <w:p>
+            <w:r>
+              <w:t>доллар</w:t>
+            </w:r>
+          </w:p>
+        </w:tc>
+      </w:tr>
+      <w:tr>
+        <w:tc>
+          <w:tcPr>
+            <w:tcW w:w="0" w:type="auto"/>
+          </w:tcPr>
+          <w:p>
+            <w:r>
+              <w:t>доллары</w:t>
+            </w:r>
+          </w:p>
+        </w:tc>
+        <w:tc>
+          <w:tcPr>
+            <w:tcW w:w="0" w:type="auto"/>
+          </w:tcPr>
+          <w:p>
+            <w:r>
+              <w:t>миллион</w:t>
+            </w:r>
+          </w:p>
+        </w:tc>
+        <w:tc>
+          <w:tcPr>
+            <w:tcW w:w="0" w:type="auto"/>
+          </w:tcPr>
+          <w:p>
+            <w:r>
+              <w:t>миллиард</w:t>
+            </w:r>
+          </w:p>
+        </w:tc>
+        <w:tc>
+          <w:tcPr>
+            <w:tcW w:w="0" w:type="auto"/>
+          </w:tcPr>
+          <w:p>
+            <w:r>
+              <w:t>триллион</w:t>
+            </w:r>
+          </w:p>
+        </w:tc>
+        <w:tc>
+          <w:tcPr>
+            <w:tcW w:w="0" w:type="auto"/>
+          </w:tcPr>
+          <w:p>
+            <w:r>
+              <w:t>превышение власти</w:t>
+            </w:r>
+          </w:p>
+        </w:tc>
+      </w:tr>
+      <w:tr>
+        <w:tc>
+          <w:tcPr>
+            <w:tcW w:w="0" w:type="auto"/>
+          </w:tcPr>
+          <w:p>
+            <w:r>
+              <w:t>задержали</w:t>
+            </w:r>
+          </w:p>
+        </w:tc>
+        <w:tc>
+          <w:tcPr>
+            <w:tcW w:w="0" w:type="auto"/>
+          </w:tcPr>
+          <w:p>
+            <w:r>
+              <w:t>агентство</w:t>
+            </w:r>
+          </w:p>
+        </w:tc>
+        <w:tc>
+          <w:tcPr>
+            <w:tcW w:w="0" w:type="auto"/>
+          </w:tcPr>
+          <w:p>
+            <w:r>
+              <w:t>уголовный кодекс</w:t>
+            </w:r>
+          </w:p>
+        </w:tc>
+        <w:tc>
+          <w:tcPr>
+            <w:tcW w:w="0" w:type="auto"/>
+          </w:tcPr>
+          <w:p>
+            <w:r>
+              <w:t>получение взятки</w:t>
+            </w:r>
+          </w:p>
+        </w:tc>
+        <w:tc>
+          <w:tcPr>
+            <w:tcW w:w="0" w:type="auto"/>
+          </w:tcPr>
+          <w:p>
+            <w:r>
+              <w:t>незаконное вознаграждение</w:t>
+            </w:r>
+          </w:p>
+        </w:tc>
+      </w:tr>
+      <w:tr>
+        <w:tc>
+          <w:tcPr>
+            <w:tcW w:w="0" w:type="auto"/>
+          </w:tcPr>
+          <w:p>
+            <w:r>
+              <w:t>концепция</w:t>
+            </w:r>
+          </w:p>
+        </w:tc>
+        <w:tc>
+          <w:tcPr>
+            <w:tcW w:w="0" w:type="auto"/>
+          </w:tcPr>
+          <w:p>
+            <w:r>
+              <w:t>преступление</w:t>
+            </w:r>
+          </w:p>
+        </w:tc>
+        <w:tc>
+          <w:tcPr>
+            <w:tcW w:w="0" w:type="auto"/>
+          </w:tcPr>
+          <w:p>
+            <w:r>
+              <w:t>мошенничество</w:t>
+            </w:r>
+          </w:p>
+        </w:tc>
+        <w:tc>
+          <w:tcPr>
+            <w:tcW w:w="0" w:type="auto"/>
+          </w:tcPr>
+          <w:p>
+            <w:r>
+              <w:t>легализация</w:t>
+            </w:r>
+          </w:p>
+        </w:tc>
+        <w:tc>
+          <w:tcPr>
+            <w:tcW w:w="0" w:type="auto"/>
+          </w:tcPr>
+          <w:p>
+            <w:r>
+              <w:t>обогатился</w:t>
+            </w:r>
+          </w:p>
+        </w:tc>
+      </w:tr>
+      <w:tr>
+        <w:tc>
+          <w:tcPr>
+            <w:tcW w:w="0" w:type="auto"/>
+          </w:tcPr>
+          <w:p>
+            <w:r>
+              <w:t>обогатились</w:t>
+            </w:r>
+          </w:p>
+        </w:tc>
+        <w:tc>
+          <w:tcPr>
+            <w:tcW w:w="0" w:type="auto"/>
+          </w:tcPr>
+          <w:p>
+            <w:r>
+              <w:t>судебный процесс</w:t>
+            </w:r>
+          </w:p>
+        </w:tc>
+        <w:tc>
+          <w:tcPr>
+            <w:tcW w:w="0" w:type="auto"/>
+          </w:tcPr>
+          <w:p>
+            <w:r>
+              <w:t>суд</w:t>
+            </w:r>
+          </w:p>
+        </w:tc>
+        <w:tc>
+          <w:tcPr>
+            <w:tcW w:w="0" w:type="auto"/>
+          </w:tcPr>
+          <w:p>
+            <w:r>
+              <w:t>министерство</w:t>
+            </w:r>
+          </w:p>
+        </w:tc>
+        <w:tc>
+          <w:tcPr>
+            <w:tcW w:w="0" w:type="auto"/>
+          </w:tcPr>
+          <w:p>
+            <w:r>
+              <w:t>парламент</w:t>
+            </w:r>
+          </w:p>
+        </w:tc>
+      </w:tr>
+      <w:tr>
+        <w:tc>
+          <w:tcPr>
+            <w:tcW w:w="0" w:type="auto"/>
+          </w:tcPr>
+          <w:p>
+            <w:proofErr w:type="spellStart"/>
+            <w:r>
+              <w:t>мвд</w:t>
+            </w:r>
+            <w:proofErr w:type="spellEnd"/>
+          </w:p>
+        </w:tc>
+        <w:tc>
+          <w:tcPr>
+            <w:tcW w:w="0" w:type="auto"/>
+          </w:tcPr>
+          <w:p>
+            <w:proofErr w:type="spellStart"/>
+            <w:r>
+              <w:t>кнб</w:t>
+            </w:r>
+            <w:proofErr w:type="spellEnd"/>
+          </w:p>
+        </w:tc>
+        <w:tc>
+          <w:tcPr>
+            <w:tcW w:w="0" w:type="auto"/>
+          </w:tcPr>
+          <w:p>
+            <w:r>
+              <w:t>депутат</w:t>
+            </w:r>
+          </w:p>
+        </w:tc>
+        <w:tc>
+          <w:tcPr>
+            <w:tcW w:w="0" w:type="auto"/>
+          </w:tcPr>
+          <w:p>
+            <w:r>
+              <w:t>сенат</w:t>
+            </w:r>
+          </w:p>
+        </w:tc>
+        <w:tc>
+          <w:tcPr>
+            <w:tcW w:w="0" w:type="auto"/>
+          </w:tcPr>
+          <w:p>
+            <w:r>
+              <w:t>комиссия</w:t>
+            </w:r>
+          </w:p>
+        </w:tc>
+      </w:tr>
+      <w:tr>
+        <w:tc>
+          <w:tcPr>
+            <w:tcW w:w="0" w:type="auto"/>
+          </w:tcPr>
+          <w:p>
+            <w:r>
+              <w:t>конкурс</w:t>
+            </w:r>
+          </w:p>
+        </w:tc>
+        <w:tc>
+          <w:tcPr>
+            <w:tcW w:w="0" w:type="auto"/>
+          </w:tcPr>
+          <w:p>
+            <w:r>
+              <w:t>должностное лицо</w:t>
+            </w:r>
+          </w:p>
+        </w:tc>
+        <w:tc>
+          <w:tcPr>
+            <w:tcW w:w="0" w:type="auto"/>
+          </w:tcPr>
+          <w:p>
+            <w:r>
+              <w:t>служебное положение</w:t>
+            </w:r>
+          </w:p>
+        </w:tc>
+        <w:tc>
+          <w:tcPr>
+            <w:tcW w:w="0" w:type="auto"/>
+          </w:tcPr>
+          <w:p>
+            <w:r>
+              <w:t>фиктивный</w:t>
+            </w:r>
+          </w:p>
+        </w:tc>
+        <w:tc>
+          <w:tcPr>
+            <w:tcW w:w="0" w:type="auto"/>
+          </w:tcPr>
+          <w:p>
+            <w:r>
+              <w:t>растратил</w:t>
+            </w:r>
+          </w:p>
+        </w:tc>
+      </w:tr>
+      <w:tr>
+        <w:tc>
+          <w:tcPr>
+            <w:tcW w:w="0" w:type="auto"/>
+          </w:tcPr>
+          <w:p>
+            <w:r>
+              <w:t>растрата</w:t>
+            </w:r>
+          </w:p>
+        </w:tc>
+        <w:tc>
+          <w:tcPr>
+            <w:tcW w:w="0" w:type="auto"/>
+          </w:tcPr>
+          <w:p>
+            <w:r>
+              <w:t>вымогательство</w:t>
+            </w:r>
+          </w:p>
+        </w:tc>
+        <w:tc>
+          <w:tcPr>
+            <w:tcW w:w="0" w:type="auto"/>
+          </w:tcPr>
+          <w:p>
+            <w:r>
+              <w:t>халатность</w:t>
+            </w:r>
+          </w:p>
+        </w:tc>
+        <w:tc>
+          <w:tcPr>
+            <w:tcW w:w="0" w:type="auto"/>
+          </w:tcPr>
+          <w:p>
+            <w:r>
+              <w:t>аким</w:t>
+            </w:r>
+          </w:p>
+        </w:tc>
+        <w:tc>
+          <w:tcPr>
+            <w:tcW w:w="0" w:type="auto"/>
+          </w:tcPr>
+          <w:p>
+            <w:r>
+              <w:t>начальник</w:t>
+            </w:r>
+          </w:p>
+        </w:tc>
+      </w:tr>
+      <w:tr>
+        <w:tc>
+          <w:tcPr>
+            <w:tcW w:w="0" w:type="auto"/>
+          </w:tcPr>
+          <w:p>
+            <w:r>
+              <w:t>зам</w:t>
+            </w:r>
+          </w:p>
+        </w:tc>
+        <w:tc>
+          <w:tcPr>
+            <w:tcW w:w="0" w:type="auto"/>
+          </w:tcPr>
+          <w:p>
+            <w:r>
+              <w:t>заместитель</w:t>
+            </w:r>
+          </w:p>
+        </w:tc>
+        <w:tc>
+          <w:tcPr>
+            <w:tcW w:w="0" w:type="auto"/>
+          </w:tcPr>
+          <w:p>
+            <w:r>
+              <w:t>район</w:t>
+            </w:r>
+          </w:p>
+        </w:tc>
+        <w:tc>
+          <w:tcPr>
+            <w:tcW w:w="0" w:type="auto"/>
+          </w:tcPr>
+          <w:p>
+            <w:r>
+              <w:t>город</w:t>
+            </w:r>
+          </w:p>
+        </w:tc>
+        <w:tc>
+          <w:tcPr>
+            <w:tcW w:w="0" w:type="auto"/>
+          </w:tcPr>
+          <w:p>
+            <w:r>
+              <w:t>область</w:t>
+            </w:r>
+          </w:p>
+        </w:tc>
+      </w:tr>
+      <w:tr>
+        <w:tc>
+          <w:tcPr>
+            <w:tcW w:w="0" w:type="auto"/>
+          </w:tcPr>
+          <w:p>
+            <w:r>
+              <w:t>село</w:t>
+            </w:r>
+          </w:p>
+        </w:tc>
+        <w:tc>
+          <w:tcPr>
+            <w:tcW w:w="0" w:type="auto"/>
+          </w:tcPr>
+          <w:p>
+            <w:r>
+              <w:t>деревня</w:t>
+            </w:r>
+          </w:p>
+        </w:tc>
+        <w:tc>
+          <w:tcPr>
+            <w:tcW w:w="0" w:type="auto"/>
+          </w:tcPr>
+          <w:p>
+            <w:r>
+              <w:t>аул</w:t>
+            </w:r>
+          </w:p>
+        </w:tc>
+        <w:tc>
+          <w:tcPr>
+            <w:tcW w:w="0" w:type="auto"/>
+          </w:tcPr>
+          <w:p>
+            <w:r>
+              <w:t>правонарушение</w:t>
+            </w:r>
+          </w:p>
+        </w:tc>
+        <w:tc>
+          <w:tcPr>
+            <w:tcW w:w="0" w:type="auto"/>
+          </w:tcPr>
+          <w:p>
+            <w:proofErr w:type="spellStart"/>
+            <w:r>
+              <w:t>антикор</w:t>
+            </w:r>
+            <w:proofErr w:type="spellEnd"/>
+          </w:p>
+        </w:tc>
+      </w:tr>
+      <w:tr>
+        <w:tc>
+          <w:tcPr>
+            <w:tcW w:w="0" w:type="auto"/>
+          </w:tcPr>
+          <w:p>
+            <w:proofErr w:type="spellStart"/>
+            <w:r>
+              <w:t>антикора</w:t>
+            </w:r>
+            <w:proofErr w:type="spellEnd"/>
+          </w:p>
+        </w:tc>
+        <w:tc>
+          <w:tcPr>
+            <w:tcW w:w="0" w:type="auto"/>
+          </w:tcPr>
+          <w:p/>
+        </w:tc>
+        <w:tc>
+          <w:tcPr>
+            <w:tcW w:w="0" w:type="auto"/>
+          </w:tcPr>
+          <w:p/>
+        </w:tc>
+        <w:tc>
+          <w:tcPr>
+            <w:tcW w:w="0" w:type="auto"/>
+          </w:tcPr>
+          <w:p/>
+        </w:tc>
+        <w:tc>
+          <w:tcPr>
+            <w:tcW w:w="0" w:type="auto"/>
+          </w:tcPr>
+          <w:p/>
+        </w:tc>
+      </w:tr>
+    </w:tbl>
+    <w:p>
+      <w:pPr>
+        <w:rPr>
+          <w:lang w:val="en-US"/>
+        </w:rPr>
+      </w:pPr>
     </w:p>
     <w:sectPr>
       <w:pgSz w:w="11906" w:h="16838"/>
@@ -14410,6 +17237,122 @@
 <file path=word/numbering.xml><?xml version="1.0" encoding="utf-8"?>
 <w:numbering xmlns:wpc="http://schemas.microsoft.com/office/word/2010/wordprocessingCanvas" xmlns:cx="http://schemas.microsoft.com/office/drawing/2014/chartex" xmlns:cx1="http://schemas.microsoft.com/office/drawing/2015/9/8/chartex" xmlns:cx2="http://schemas.microsoft.com/office/drawing/2015/10/21/chartex" xmlns:cx3="http://schemas.microsoft.com/office/drawing/2016/5/9/chartex" xmlns:cx4="http://schemas.microsoft.com/office/drawing/2016/5/10/chartex" xmlns:cx5="http://schemas.microsoft.com/office/drawing/2016/5/11/chartex" xmlns:cx6="http://schemas.microsoft.com/office/drawing/2016/5/12/chartex" xmlns:cx7="http://schemas.microsoft.com/office/drawing/2016/5/13/chartex" xmlns:cx8="http://schemas.microsoft.com/office/drawing/2016/5/14/chartex" xmlns:mc="http://schemas.openxmlformats.org/markup-compatibility/2006" xmlns:aink="http://schemas.microsoft.com/office/drawing/2016/ink" xmlns:am3d="http://schemas.microsoft.com/office/drawing/2017/model3d" xmlns:o="urn:schemas-microsoft-com:office:office" xmlns:oel="http://schemas.microsoft.com/office/2019/extlst" xmlns:r="http://schemas.openxmlformats.org/officeDocument/2006/relationships" xmlns:m="http://schemas.openxmlformats.org/officeDocument/2006/math" xmlns:v="urn:schemas-microsoft-com:vml" xmlns:wp14="http://schemas.microsoft.com/office/word/2010/wordprocessingDrawing" xmlns:wp="http://schemas.openxmlformats.org/drawingml/2006/wordprocessingDrawing" xmlns:w10="urn:schemas-microsoft-com:office:word" xmlns:w="http://schemas.openxmlformats.org/wordprocessingml/2006/main" xmlns:w14="http://schemas.microsoft.com/office/word/2010/wordml" xmlns:w15="http://schemas.microsoft.com/office/word/2012/wordml" xmlns:w16cex="http://schemas.microsoft.com/office/word/2018/wordml/cex" xmlns:w16cid="http://schemas.microsoft.com/office/word/2016/wordml/cid" xmlns:w16="http://schemas.microsoft.com/office/word/2018/wordml" xmlns:w16du="http://schemas.microsoft.com/office/word/2023/wordml/word16du" xmlns:w16sdtdh="http://schemas.microsoft.com/office/word/2020/wordml/sdtdatahash" xmlns:w16sdtfl="http://schemas.microsoft.com/office/word/2024/wordml/sdtformatlock" xmlns:w16se="http://schemas.microsoft.com/office/word/2015/wordml/symex" xmlns:wpg="http://schemas.microsoft.com/office/word/2010/wordprocessingGroup" xmlns:wpi="http://schemas.microsoft.com/office/word/2010/wordprocessingInk" xmlns:wne="http://schemas.microsoft.com/office/word/2006/wordml" xmlns:wps="http://schemas.microsoft.com/office/word/2010/wordprocessingShape" mc:Ignorable="w14 w15 w16se w16cid w16 w16cex w16sdtdh w16sdtfl w16du wp14">
   <w:abstractNum w:abstractNumId="0" w15:restartNumberingAfterBreak="0">
+    <w:nsid w:val="0F031BC6"/>
+    <w:multiLevelType w:val="multilevel"/>
+    <w:tmpl w:val="843ED218"/>
+    <w:lvl w:ilvl="0">
+      <w:start w:val="1"/>
+      <w:numFmt w:val="bullet"/>
+      <w:lvlText w:val=""/>
+      <w:lvlJc w:val="left"/>
+      <w:pPr>
+        <w:tabs>
+          <w:tab w:val="num" w:pos="720"/>
+        </w:tabs>
+        <w:ind w:left="720" w:hanging="360"/>
+      </w:pPr>
+      <w:rPr>
+        <w:rFonts w:ascii="Symbol" w:hAnsi="Symbol" w:hint="default"/>
+      </w:rPr>
+    </w:lvl>
+    <w:lvl w:ilvl="1" w:tentative="1">
+      <w:start w:val="1"/>
+      <w:numFmt w:val="decimal"/>
+      <w:lvlText w:val="%2."/>
+      <w:lvlJc w:val="left"/>
+      <w:pPr>
+        <w:tabs>
+          <w:tab w:val="num" w:pos="1440"/>
+        </w:tabs>
+        <w:ind w:left="1440" w:hanging="360"/>
+      </w:pPr>
+    </w:lvl>
+    <w:lvl w:ilvl="2" w:tentative="1">
+      <w:start w:val="1"/>
+      <w:numFmt w:val="decimal"/>
+      <w:lvlText w:val="%3."/>
+      <w:lvlJc w:val="left"/>
+      <w:pPr>
+        <w:tabs>
+          <w:tab w:val="num" w:pos="2160"/>
+        </w:tabs>
+        <w:ind w:left="2160" w:hanging="360"/>
+      </w:pPr>
+    </w:lvl>
+    <w:lvl w:ilvl="3" w:tentative="1">
+      <w:start w:val="1"/>
+      <w:numFmt w:val="decimal"/>
+      <w:lvlText w:val="%4."/>
+      <w:lvlJc w:val="left"/>
+      <w:pPr>
+        <w:tabs>
+          <w:tab w:val="num" w:pos="2880"/>
+        </w:tabs>
+        <w:ind w:left="2880" w:hanging="360"/>
+      </w:pPr>
+    </w:lvl>
+    <w:lvl w:ilvl="4" w:tentative="1">
+      <w:start w:val="1"/>
+      <w:numFmt w:val="decimal"/>
+      <w:lvlText w:val="%5."/>
+      <w:lvlJc w:val="left"/>
+      <w:pPr>
+        <w:tabs>
+          <w:tab w:val="num" w:pos="3600"/>
+        </w:tabs>
+        <w:ind w:left="3600" w:hanging="360"/>
+      </w:pPr>
+    </w:lvl>
+    <w:lvl w:ilvl="5" w:tentative="1">
+      <w:start w:val="1"/>
+      <w:numFmt w:val="decimal"/>
+      <w:lvlText w:val="%6."/>
+      <w:lvlJc w:val="left"/>
+      <w:pPr>
+        <w:tabs>
+          <w:tab w:val="num" w:pos="4320"/>
+        </w:tabs>
+        <w:ind w:left="4320" w:hanging="360"/>
+      </w:pPr>
+    </w:lvl>
+    <w:lvl w:ilvl="6" w:tentative="1">
+      <w:start w:val="1"/>
+      <w:numFmt w:val="decimal"/>
+      <w:lvlText w:val="%7."/>
+      <w:lvlJc w:val="left"/>
+      <w:pPr>
+        <w:tabs>
+          <w:tab w:val="num" w:pos="5040"/>
+        </w:tabs>
+        <w:ind w:left="5040" w:hanging="360"/>
+      </w:pPr>
+    </w:lvl>
+    <w:lvl w:ilvl="7" w:tentative="1">
+      <w:start w:val="1"/>
+      <w:numFmt w:val="decimal"/>
+      <w:lvlText w:val="%8."/>
+      <w:lvlJc w:val="left"/>
+      <w:pPr>
+        <w:tabs>
+          <w:tab w:val="num" w:pos="5760"/>
+        </w:tabs>
+        <w:ind w:left="5760" w:hanging="360"/>
+      </w:pPr>
+    </w:lvl>
+    <w:lvl w:ilvl="8" w:tentative="1">
+      <w:start w:val="1"/>
+      <w:numFmt w:val="decimal"/>
+      <w:lvlText w:val="%9."/>
+      <w:lvlJc w:val="left"/>
+      <w:pPr>
+        <w:tabs>
+          <w:tab w:val="num" w:pos="6480"/>
+        </w:tabs>
+        <w:ind w:left="6480" w:hanging="360"/>
+      </w:pPr>
+    </w:lvl>
+  </w:abstractNum>
+  <w:abstractNum w:abstractNumId="1" w15:restartNumberingAfterBreak="0">
     <w:nsid w:val="109D15C9"/>
     <w:multiLevelType w:val="multilevel"/>
     <w:tmpl w:val="FCB690B2"/>
@@ -14558,7 +17501,7 @@
       </w:rPr>
     </w:lvl>
   </w:abstractNum>
-  <w:abstractNum w:abstractNumId="1" w15:restartNumberingAfterBreak="0">
+  <w:abstractNum w:abstractNumId="2" w15:restartNumberingAfterBreak="0">
     <w:nsid w:val="12EC0CF2"/>
     <w:multiLevelType w:val="multilevel"/>
     <w:tmpl w:val="9F16AE6E"/>
@@ -14707,7 +17650,7 @@
       </w:rPr>
     </w:lvl>
   </w:abstractNum>
-  <w:abstractNum w:abstractNumId="2" w15:restartNumberingAfterBreak="0">
+  <w:abstractNum w:abstractNumId="3" w15:restartNumberingAfterBreak="0">
     <w:nsid w:val="3FF9024F"/>
     <w:multiLevelType w:val="hybridMultilevel"/>
     <w:tmpl w:val="2454FF32"/>
@@ -14796,7 +17739,7 @@
       </w:pPr>
     </w:lvl>
   </w:abstractNum>
-  <w:abstractNum w:abstractNumId="3" w15:restartNumberingAfterBreak="0">
+  <w:abstractNum w:abstractNumId="4" w15:restartNumberingAfterBreak="0">
     <w:nsid w:val="4B7D4A4E"/>
     <w:multiLevelType w:val="hybridMultilevel"/>
     <w:tmpl w:val="067E943A"/>
@@ -14885,7 +17828,7 @@
       </w:pPr>
     </w:lvl>
   </w:abstractNum>
-  <w:abstractNum w:abstractNumId="4" w15:restartNumberingAfterBreak="0">
+  <w:abstractNum w:abstractNumId="5" w15:restartNumberingAfterBreak="0">
     <w:nsid w:val="513C3F03"/>
     <w:multiLevelType w:val="multilevel"/>
     <w:tmpl w:val="25F207CE"/>
@@ -14998,7 +17941,7 @@
       </w:pPr>
     </w:lvl>
   </w:abstractNum>
-  <w:abstractNum w:abstractNumId="5" w15:restartNumberingAfterBreak="0">
+  <w:abstractNum w:abstractNumId="6" w15:restartNumberingAfterBreak="0">
     <w:nsid w:val="5FB277AE"/>
     <w:multiLevelType w:val="multilevel"/>
     <w:tmpl w:val="436E6094"/>
@@ -15147,7 +18090,7 @@
       </w:rPr>
     </w:lvl>
   </w:abstractNum>
-  <w:abstractNum w:abstractNumId="6" w15:restartNumberingAfterBreak="0">
+  <w:abstractNum w:abstractNumId="7" w15:restartNumberingAfterBreak="0">
     <w:nsid w:val="65E70F43"/>
     <w:multiLevelType w:val="multilevel"/>
     <w:tmpl w:val="77125016"/>
@@ -15296,7 +18239,7 @@
       </w:rPr>
     </w:lvl>
   </w:abstractNum>
-  <w:abstractNum w:abstractNumId="7" w15:restartNumberingAfterBreak="0">
+  <w:abstractNum w:abstractNumId="8" w15:restartNumberingAfterBreak="0">
     <w:nsid w:val="672E1908"/>
     <w:multiLevelType w:val="multilevel"/>
     <w:tmpl w:val="F1D874D0"/>
@@ -15410,28 +18353,31 @@
     </w:lvl>
   </w:abstractNum>
   <w:num w:numId="1" w16cid:durableId="1499152162">
+    <w:abstractNumId w:val="5"/>
+  </w:num>
+  <w:num w:numId="2" w16cid:durableId="1311982485">
+    <w:abstractNumId w:val="1"/>
+  </w:num>
+  <w:num w:numId="3" w16cid:durableId="1422795344">
+    <w:abstractNumId w:val="8"/>
+  </w:num>
+  <w:num w:numId="4" w16cid:durableId="651830967">
+    <w:abstractNumId w:val="2"/>
+  </w:num>
+  <w:num w:numId="5" w16cid:durableId="569997695">
+    <w:abstractNumId w:val="3"/>
+  </w:num>
+  <w:num w:numId="6" w16cid:durableId="629215183">
     <w:abstractNumId w:val="4"/>
   </w:num>
-  <w:num w:numId="2" w16cid:durableId="1311982485">
-    <w:abstractNumId w:val="0"/>
+  <w:num w:numId="7" w16cid:durableId="1332105063">
+    <w:abstractNumId w:val="6"/>
   </w:num>
-  <w:num w:numId="3" w16cid:durableId="1422795344">
+  <w:num w:numId="8" w16cid:durableId="1600790277">
     <w:abstractNumId w:val="7"/>
   </w:num>
-  <w:num w:numId="4" w16cid:durableId="651830967">
-    <w:abstractNumId w:val="1"/>
-  </w:num>
-  <w:num w:numId="5" w16cid:durableId="569997695">
-    <w:abstractNumId w:val="2"/>
-  </w:num>
-  <w:num w:numId="6" w16cid:durableId="629215183">
-    <w:abstractNumId w:val="3"/>
-  </w:num>
-  <w:num w:numId="7" w16cid:durableId="1332105063">
-    <w:abstractNumId w:val="5"/>
-  </w:num>
-  <w:num w:numId="8" w16cid:durableId="1600790277">
-    <w:abstractNumId w:val="6"/>
+  <w:num w:numId="9" w16cid:durableId="667826080">
+    <w:abstractNumId w:val="0"/>
   </w:num>
 </w:numbering>
 </file>
